--- a/C-3-7-5-1_[Technical Document] IHU_MTRL-2022-5GV2X-Srvc_TR01_Ultra-fast_V2X_Side_Link_Open-Loop_Power_Control_Performance_Verification_Report.docx
+++ b/C-3-7-5-1_[Technical Document] IHU_MTRL-2022-5GV2X-Srvc_TR01_Ultra-fast_V2X_Side_Link_Open-Loop_Power_Control_Performance_Verification_Report.docx
@@ -1514,52 +1514,671 @@
         <w:spacing w:after="0" w:line="360" w:lineRule="auto"/>
         <w:ind w:leftChars="0" w:left="480"/>
         <w:rPr>
+          <w:rFonts w:ascii="Tahoma" w:hAnsi="Tahoma" w:cs="Tahoma"/>
+          <w:b/>
+          <w:bCs/>
+          <w:sz w:val="28"/>
+          <w:szCs w:val="28"/>
+        </w:rPr>
+      </w:pPr>
+      <w:r>
+        <w:rPr>
+          <w:rFonts w:ascii="Tahoma" w:hAnsi="Tahoma" w:cs="Tahoma"/>
+          <w:b/>
+          <w:bCs/>
+          <w:sz w:val="28"/>
+          <w:szCs w:val="28"/>
+        </w:rPr>
+        <w:t>References</w:t>
+      </w:r>
+      <w:r>
+        <w:rPr>
+          <w:rFonts w:ascii="Tahoma" w:hAnsi="Tahoma" w:cs="Tahoma"/>
+          <w:b/>
+          <w:bCs/>
+          <w:sz w:val="28"/>
+          <w:szCs w:val="28"/>
+        </w:rPr>
+        <w:tab/>
+      </w:r>
+      <w:r>
+        <w:rPr>
+          <w:rFonts w:ascii="Tahoma" w:hAnsi="Tahoma" w:cs="Tahoma"/>
+          <w:b/>
+          <w:bCs/>
+          <w:sz w:val="28"/>
+          <w:szCs w:val="28"/>
+        </w:rPr>
+        <w:t>1</w:t>
+      </w:r>
+      <w:r>
+        <w:rPr>
+          <w:rFonts w:ascii="Tahoma" w:hAnsi="Tahoma" w:cs="Tahoma"/>
+          <w:b/>
+          <w:bCs/>
+          <w:sz w:val="28"/>
+          <w:szCs w:val="28"/>
+        </w:rPr>
+        <w:t>3</w:t>
+      </w:r>
+    </w:p>
+    <w:p>
+      <w:pPr>
+        <w:tabs>
+          <w:tab w:val="right" w:leader="dot" w:pos="9270"/>
+        </w:tabs>
+        <w:spacing w:after="0" w:line="360" w:lineRule="auto"/>
+        <w:rPr>
+          <w:rFonts w:ascii="Tahoma" w:hAnsi="Tahoma" w:cs="Tahoma"/>
+          <w:b/>
+          <w:bCs/>
+          <w:sz w:val="28"/>
+          <w:szCs w:val="28"/>
+        </w:rPr>
+      </w:pPr>
+    </w:p>
+    <w:p>
+      <w:pPr>
+        <w:tabs>
+          <w:tab w:val="right" w:leader="dot" w:pos="9270"/>
+        </w:tabs>
+        <w:spacing w:after="0" w:line="360" w:lineRule="auto"/>
+        <w:rPr>
+          <w:rFonts w:ascii="Tahoma" w:hAnsi="Tahoma" w:cs="Tahoma"/>
+          <w:b/>
+          <w:bCs/>
+          <w:sz w:val="28"/>
+          <w:szCs w:val="28"/>
+        </w:rPr>
+      </w:pPr>
+    </w:p>
+    <w:p>
+      <w:pPr>
+        <w:tabs>
+          <w:tab w:val="right" w:leader="dot" w:pos="9270"/>
+        </w:tabs>
+        <w:spacing w:after="0" w:line="360" w:lineRule="auto"/>
+        <w:rPr>
+          <w:rFonts w:ascii="Tahoma" w:hAnsi="Tahoma" w:cs="Tahoma"/>
+          <w:b/>
+          <w:bCs/>
+          <w:sz w:val="28"/>
+          <w:szCs w:val="28"/>
+        </w:rPr>
+      </w:pPr>
+    </w:p>
+    <w:p>
+      <w:pPr>
+        <w:tabs>
+          <w:tab w:val="right" w:leader="dot" w:pos="9270"/>
+        </w:tabs>
+        <w:spacing w:after="0" w:line="360" w:lineRule="auto"/>
+        <w:rPr>
+          <w:rFonts w:ascii="Tahoma" w:hAnsi="Tahoma" w:cs="Tahoma"/>
+          <w:b/>
+          <w:bCs/>
+          <w:sz w:val="28"/>
+          <w:szCs w:val="28"/>
+        </w:rPr>
+      </w:pPr>
+    </w:p>
+    <w:p>
+      <w:pPr>
+        <w:tabs>
+          <w:tab w:val="right" w:leader="dot" w:pos="9270"/>
+        </w:tabs>
+        <w:spacing w:after="0" w:line="360" w:lineRule="auto"/>
+        <w:rPr>
+          <w:rFonts w:ascii="Tahoma" w:hAnsi="Tahoma" w:cs="Tahoma"/>
+          <w:b/>
+          <w:bCs/>
+          <w:sz w:val="28"/>
+          <w:szCs w:val="28"/>
+        </w:rPr>
+      </w:pPr>
+    </w:p>
+    <w:p>
+      <w:pPr>
+        <w:tabs>
+          <w:tab w:val="right" w:leader="dot" w:pos="9270"/>
+        </w:tabs>
+        <w:spacing w:after="0" w:line="360" w:lineRule="auto"/>
+        <w:rPr>
+          <w:rFonts w:ascii="Tahoma" w:hAnsi="Tahoma" w:cs="Tahoma"/>
+          <w:b/>
+          <w:bCs/>
+          <w:sz w:val="28"/>
+          <w:szCs w:val="28"/>
+        </w:rPr>
+      </w:pPr>
+    </w:p>
+    <w:p>
+      <w:pPr>
+        <w:tabs>
+          <w:tab w:val="right" w:leader="dot" w:pos="9270"/>
+        </w:tabs>
+        <w:spacing w:after="0" w:line="360" w:lineRule="auto"/>
+        <w:rPr>
+          <w:rFonts w:ascii="Tahoma" w:hAnsi="Tahoma" w:cs="Tahoma"/>
+          <w:b/>
+          <w:bCs/>
+          <w:sz w:val="28"/>
+          <w:szCs w:val="28"/>
+        </w:rPr>
+      </w:pPr>
+    </w:p>
+    <w:p>
+      <w:pPr>
+        <w:tabs>
+          <w:tab w:val="right" w:leader="dot" w:pos="9270"/>
+        </w:tabs>
+        <w:spacing w:after="0" w:line="360" w:lineRule="auto"/>
+        <w:rPr>
+          <w:rFonts w:ascii="Tahoma" w:hAnsi="Tahoma" w:cs="Tahoma"/>
+          <w:b/>
+          <w:bCs/>
+          <w:sz w:val="28"/>
+          <w:szCs w:val="28"/>
+        </w:rPr>
+      </w:pPr>
+    </w:p>
+    <w:p>
+      <w:pPr>
+        <w:tabs>
+          <w:tab w:val="right" w:leader="dot" w:pos="9270"/>
+        </w:tabs>
+        <w:spacing w:after="0" w:line="360" w:lineRule="auto"/>
+        <w:rPr>
+          <w:rFonts w:ascii="Tahoma" w:hAnsi="Tahoma" w:cs="Tahoma"/>
+          <w:b/>
+          <w:bCs/>
+          <w:sz w:val="28"/>
+          <w:szCs w:val="28"/>
+        </w:rPr>
+      </w:pPr>
+    </w:p>
+    <w:p>
+      <w:pPr>
+        <w:tabs>
+          <w:tab w:val="right" w:leader="dot" w:pos="9270"/>
+        </w:tabs>
+        <w:spacing w:after="0" w:line="360" w:lineRule="auto"/>
+        <w:rPr>
+          <w:rFonts w:ascii="Tahoma" w:hAnsi="Tahoma" w:cs="Tahoma"/>
+          <w:b/>
+          <w:bCs/>
+          <w:sz w:val="28"/>
+          <w:szCs w:val="28"/>
+        </w:rPr>
+      </w:pPr>
+    </w:p>
+    <w:p>
+      <w:pPr>
+        <w:tabs>
+          <w:tab w:val="right" w:leader="dot" w:pos="9270"/>
+        </w:tabs>
+        <w:spacing w:after="0" w:line="360" w:lineRule="auto"/>
+        <w:rPr>
+          <w:rFonts w:ascii="Tahoma" w:hAnsi="Tahoma" w:cs="Tahoma"/>
+          <w:b/>
+          <w:bCs/>
+          <w:sz w:val="28"/>
+          <w:szCs w:val="28"/>
+        </w:rPr>
+      </w:pPr>
+    </w:p>
+    <w:p>
+      <w:pPr>
+        <w:tabs>
+          <w:tab w:val="right" w:leader="dot" w:pos="9270"/>
+        </w:tabs>
+        <w:spacing w:after="0" w:line="360" w:lineRule="auto"/>
+        <w:rPr>
+          <w:rFonts w:ascii="Tahoma" w:hAnsi="Tahoma" w:cs="Tahoma"/>
+          <w:b/>
+          <w:bCs/>
+          <w:sz w:val="28"/>
+          <w:szCs w:val="28"/>
+        </w:rPr>
+      </w:pPr>
+    </w:p>
+    <w:p>
+      <w:pPr>
+        <w:tabs>
+          <w:tab w:val="right" w:leader="dot" w:pos="9270"/>
+        </w:tabs>
+        <w:spacing w:after="0" w:line="360" w:lineRule="auto"/>
+        <w:rPr>
+          <w:rFonts w:ascii="Tahoma" w:hAnsi="Tahoma" w:cs="Tahoma"/>
+          <w:b/>
+          <w:bCs/>
+          <w:sz w:val="28"/>
+          <w:szCs w:val="28"/>
+        </w:rPr>
+      </w:pPr>
+    </w:p>
+    <w:p>
+      <w:pPr>
+        <w:tabs>
+          <w:tab w:val="right" w:leader="dot" w:pos="9270"/>
+        </w:tabs>
+        <w:spacing w:after="0" w:line="360" w:lineRule="auto"/>
+        <w:rPr>
+          <w:rFonts w:ascii="Tahoma" w:hAnsi="Tahoma" w:cs="Tahoma"/>
+          <w:b/>
+          <w:bCs/>
+          <w:sz w:val="28"/>
+          <w:szCs w:val="28"/>
+        </w:rPr>
+      </w:pPr>
+    </w:p>
+    <w:p>
+      <w:pPr>
+        <w:tabs>
+          <w:tab w:val="right" w:leader="dot" w:pos="9270"/>
+        </w:tabs>
+        <w:spacing w:after="0" w:line="360" w:lineRule="auto"/>
+        <w:rPr>
+          <w:rFonts w:ascii="Tahoma" w:hAnsi="Tahoma" w:cs="Tahoma"/>
+          <w:b/>
+          <w:bCs/>
+          <w:sz w:val="28"/>
+          <w:szCs w:val="28"/>
+        </w:rPr>
+      </w:pPr>
+    </w:p>
+    <w:p>
+      <w:pPr>
+        <w:tabs>
+          <w:tab w:val="right" w:leader="dot" w:pos="9270"/>
+        </w:tabs>
+        <w:spacing w:after="0" w:line="360" w:lineRule="auto"/>
+        <w:rPr>
+          <w:rFonts w:ascii="Tahoma" w:hAnsi="Tahoma" w:cs="Tahoma"/>
+          <w:b/>
+          <w:bCs/>
+          <w:sz w:val="28"/>
+          <w:szCs w:val="28"/>
+        </w:rPr>
+      </w:pPr>
+    </w:p>
+    <w:p>
+      <w:pPr>
+        <w:tabs>
+          <w:tab w:val="right" w:leader="dot" w:pos="9270"/>
+        </w:tabs>
+        <w:spacing w:after="0" w:line="360" w:lineRule="auto"/>
+        <w:rPr>
+          <w:rFonts w:ascii="Tahoma" w:hAnsi="Tahoma" w:cs="Tahoma"/>
+          <w:b/>
+          <w:bCs/>
+          <w:sz w:val="28"/>
+          <w:szCs w:val="28"/>
+        </w:rPr>
+      </w:pPr>
+    </w:p>
+    <w:p>
+      <w:pPr>
+        <w:pStyle w:val="ListParagraph"/>
+        <w:numPr>
+          <w:ilvl w:val="0"/>
+          <w:numId w:val="3"/>
+        </w:numPr>
+        <w:ind w:leftChars="0"/>
+        <w:rPr>
+          <w:rFonts w:ascii="Tahoma" w:hAnsi="Tahoma" w:cs="Tahoma"/>
+          <w:b/>
+          <w:bCs/>
+          <w:color w:val="000000" w:themeColor="text1"/>
+          <w:sz w:val="28"/>
+          <w:szCs w:val="28"/>
+        </w:rPr>
+      </w:pPr>
+      <w:bookmarkStart w:id="1" w:name="_Hlk121512344"/>
+      <w:r>
+        <w:rPr>
+          <w:rFonts w:ascii="Tahoma" w:hAnsi="Tahoma" w:cs="Tahoma"/>
+          <w:b/>
+          <w:bCs/>
+          <w:color w:val="000000" w:themeColor="text1"/>
+          <w:sz w:val="28"/>
+          <w:szCs w:val="28"/>
+        </w:rPr>
+        <w:t xml:space="preserve">Development of </w:t>
+      </w:r>
+      <w:proofErr w:type="spellStart"/>
+      <w:r>
+        <w:rPr>
+          <w:rFonts w:ascii="Tahoma" w:hAnsi="Tahoma" w:cs="Tahoma"/>
+          <w:b/>
+          <w:bCs/>
+          <w:color w:val="000000" w:themeColor="text1"/>
+          <w:sz w:val="28"/>
+          <w:szCs w:val="28"/>
+        </w:rPr>
+        <w:t>S</w:t>
+      </w:r>
+      <w:r>
+        <w:rPr>
+          <w:rFonts w:ascii="Tahoma" w:hAnsi="Tahoma" w:cs="Tahoma"/>
+          <w:b/>
+          <w:bCs/>
+          <w:color w:val="000000" w:themeColor="text1"/>
+          <w:sz w:val="28"/>
+          <w:szCs w:val="28"/>
+        </w:rPr>
+        <w:t>idelink</w:t>
+      </w:r>
+      <w:proofErr w:type="spellEnd"/>
+      <w:r>
+        <w:rPr>
+          <w:rFonts w:ascii="Tahoma" w:hAnsi="Tahoma" w:cs="Tahoma"/>
+          <w:b/>
+          <w:bCs/>
+          <w:color w:val="000000" w:themeColor="text1"/>
+          <w:sz w:val="28"/>
+          <w:szCs w:val="28"/>
+        </w:rPr>
+        <w:t xml:space="preserve"> Open Loop Power Control</w:t>
+      </w:r>
+    </w:p>
+    <w:bookmarkEnd w:id="1"/>
+    <w:p>
+      <w:pPr>
+        <w:pStyle w:val="ListParagraph"/>
+        <w:numPr>
+          <w:ilvl w:val="1"/>
+          <w:numId w:val="2"/>
+        </w:numPr>
+        <w:ind w:leftChars="0"/>
+        <w:rPr>
+          <w:rFonts w:ascii="Tahoma" w:hAnsi="Tahoma" w:cs="Tahoma"/>
+          <w:sz w:val="26"/>
+          <w:szCs w:val="26"/>
+        </w:rPr>
+      </w:pPr>
+      <w:proofErr w:type="spellStart"/>
+      <w:r>
+        <w:rPr>
+          <w:rFonts w:ascii="Tahoma" w:eastAsia="DengXian" w:hAnsi="Tahoma" w:cs="Tahoma"/>
+          <w:sz w:val="26"/>
+          <w:szCs w:val="26"/>
+          <w:lang w:eastAsia="zh-CN"/>
+        </w:rPr>
+        <w:t>Sidelink</w:t>
+      </w:r>
+      <w:proofErr w:type="spellEnd"/>
+      <w:r>
+        <w:rPr>
+          <w:rFonts w:ascii="Tahoma" w:eastAsia="DengXian" w:hAnsi="Tahoma" w:cs="Tahoma"/>
+          <w:sz w:val="26"/>
+          <w:szCs w:val="26"/>
+          <w:lang w:eastAsia="zh-CN"/>
+        </w:rPr>
+        <w:t xml:space="preserve"> Open Loop Power Control</w:t>
+      </w:r>
+    </w:p>
+    <w:p>
+      <w:pPr>
+        <w:pStyle w:val="ListParagraph"/>
+        <w:numPr>
+          <w:ilvl w:val="0"/>
+          <w:numId w:val="4"/>
+        </w:numPr>
+        <w:ind w:leftChars="0"/>
+        <w:rPr>
+          <w:rFonts w:ascii="Tahoma" w:eastAsia="DengXian" w:hAnsi="Tahoma" w:cs="Tahoma"/>
+          <w:sz w:val="24"/>
+          <w:szCs w:val="24"/>
+          <w:lang w:eastAsia="zh-CN"/>
+        </w:rPr>
+      </w:pPr>
+      <w:proofErr w:type="spellStart"/>
+      <w:r>
+        <w:rPr>
+          <w:rFonts w:ascii="Tahoma" w:eastAsia="DengXian" w:hAnsi="Tahoma" w:cs="Tahoma"/>
+          <w:sz w:val="24"/>
+          <w:szCs w:val="24"/>
+          <w:lang w:eastAsia="zh-CN"/>
+        </w:rPr>
+        <w:t>Sidelink</w:t>
+      </w:r>
+      <w:proofErr w:type="spellEnd"/>
+      <w:r>
+        <w:rPr>
+          <w:rFonts w:ascii="Tahoma" w:eastAsia="DengXian" w:hAnsi="Tahoma" w:cs="Tahoma"/>
+          <w:sz w:val="24"/>
+          <w:szCs w:val="24"/>
+          <w:lang w:eastAsia="zh-CN"/>
+        </w:rPr>
+        <w:t xml:space="preserve"> Open Loop Power Control is a power control technique used in wireless communication systems. This technology is primarily employed in scenarios where devices communicate directly with each other rather than through a base station.</w:t>
+      </w:r>
+    </w:p>
+    <w:p>
+      <w:pPr>
+        <w:pStyle w:val="ListParagraph"/>
+        <w:numPr>
+          <w:ilvl w:val="0"/>
+          <w:numId w:val="4"/>
+        </w:numPr>
+        <w:ind w:leftChars="0"/>
+        <w:rPr>
+          <w:rFonts w:ascii="Tahoma" w:eastAsia="DengXian" w:hAnsi="Tahoma" w:cs="Tahoma"/>
+          <w:sz w:val="24"/>
+          <w:szCs w:val="24"/>
+          <w:lang w:eastAsia="zh-CN"/>
+        </w:rPr>
+      </w:pPr>
+      <w:r>
+        <w:rPr>
+          <w:rFonts w:ascii="Tahoma" w:eastAsia="DengXian" w:hAnsi="Tahoma" w:cs="Tahoma"/>
+          <w:sz w:val="24"/>
+          <w:szCs w:val="24"/>
+          <w:lang w:eastAsia="zh-CN"/>
+        </w:rPr>
+        <w:t xml:space="preserve">In such direct communication scenarios, </w:t>
+      </w:r>
+      <w:proofErr w:type="spellStart"/>
+      <w:r>
+        <w:rPr>
+          <w:rFonts w:ascii="Tahoma" w:eastAsia="DengXian" w:hAnsi="Tahoma" w:cs="Tahoma"/>
+          <w:sz w:val="24"/>
+          <w:szCs w:val="24"/>
+          <w:lang w:eastAsia="zh-CN"/>
+        </w:rPr>
+        <w:t>Sidelink</w:t>
+      </w:r>
+      <w:proofErr w:type="spellEnd"/>
+      <w:r>
+        <w:rPr>
+          <w:rFonts w:ascii="Tahoma" w:eastAsia="DengXian" w:hAnsi="Tahoma" w:cs="Tahoma"/>
+          <w:sz w:val="24"/>
+          <w:szCs w:val="24"/>
+          <w:lang w:eastAsia="zh-CN"/>
+        </w:rPr>
+        <w:t xml:space="preserve"> Open Loop Power Control helps devices autonomously adjust their transmission power without central scheduling. The term "open loop" indicates that in this process, devices adjust their power without direct feedback, as opposed to closed-loop control based on received signal quality feedback.</w:t>
+      </w:r>
+    </w:p>
+    <w:p>
+      <w:pPr>
+        <w:pStyle w:val="ListParagraph"/>
+        <w:numPr>
+          <w:ilvl w:val="0"/>
+          <w:numId w:val="4"/>
+        </w:numPr>
+        <w:ind w:leftChars="0"/>
+        <w:rPr>
+          <w:rFonts w:ascii="Tahoma" w:eastAsia="DengXian" w:hAnsi="Tahoma" w:cs="Tahoma"/>
+          <w:sz w:val="24"/>
+          <w:szCs w:val="24"/>
+          <w:lang w:eastAsia="zh-CN"/>
+        </w:rPr>
+      </w:pPr>
+      <w:r>
+        <w:rPr>
+          <w:rFonts w:ascii="Tahoma" w:eastAsia="DengXian" w:hAnsi="Tahoma" w:cs="Tahoma"/>
+          <w:sz w:val="24"/>
+          <w:szCs w:val="24"/>
+          <w:lang w:eastAsia="zh-CN"/>
+        </w:rPr>
+        <w:t xml:space="preserve">Through open-loop power control, devices can autonomously adapt their transmission power based on predefined rules or guidelines to accommodate various communication conditions, such as distance and channel states. This helps improve communication reliability, reduce interference, and optimize system performance. </w:t>
+      </w:r>
+      <w:proofErr w:type="spellStart"/>
+      <w:r>
+        <w:rPr>
+          <w:rFonts w:ascii="Tahoma" w:eastAsia="DengXian" w:hAnsi="Tahoma" w:cs="Tahoma"/>
+          <w:sz w:val="24"/>
+          <w:szCs w:val="24"/>
+          <w:lang w:eastAsia="zh-CN"/>
+        </w:rPr>
+        <w:t>Sidelink</w:t>
+      </w:r>
+      <w:proofErr w:type="spellEnd"/>
+      <w:r>
+        <w:rPr>
+          <w:rFonts w:ascii="Tahoma" w:eastAsia="DengXian" w:hAnsi="Tahoma" w:cs="Tahoma"/>
+          <w:sz w:val="24"/>
+          <w:szCs w:val="24"/>
+          <w:lang w:eastAsia="zh-CN"/>
+        </w:rPr>
+        <w:t xml:space="preserve"> Open Loop Power Control is a technical means used in cellular communication systems to support direct communication between devices</w:t>
+      </w:r>
+      <w:r>
+        <w:rPr>
+          <w:rFonts w:ascii="Tahoma" w:eastAsia="DengXian" w:hAnsi="Tahoma" w:cs="Tahoma"/>
+          <w:sz w:val="24"/>
+          <w:szCs w:val="24"/>
+          <w:lang w:eastAsia="zh-CN"/>
+        </w:rPr>
+        <w:t>.</w:t>
+      </w:r>
+    </w:p>
+    <w:p>
+      <w:pPr>
+        <w:pStyle w:val="ListParagraph"/>
+        <w:ind w:leftChars="0" w:left="927"/>
+        <w:jc w:val="center"/>
+        <w:rPr>
+          <w:noProof/>
+        </w:rPr>
+      </w:pPr>
+      <w:r>
+        <w:rPr>
+          <w:noProof/>
+        </w:rPr>
+        <w:drawing>
+          <wp:inline distT="0" distB="0" distL="0" distR="0" wp14:anchorId="02DC4831" wp14:editId="57CA2830">
+            <wp:extent cx="3164317" cy="2203949"/>
+            <wp:effectExtent l="0" t="0" r="0" b="6350"/>
+            <wp:docPr id="51374743" name="图形 51374743">
+              <a:extLst xmlns:a="http://schemas.openxmlformats.org/drawingml/2006/main">
+                <a:ext uri="{FF2B5EF4-FFF2-40B4-BE49-F238E27FC236}">
+                  <a16:creationId xmlns:a16="http://schemas.microsoft.com/office/drawing/2014/main" id="{5D452719-BB68-06F0-2523-E2AFB3C4E99B}"/>
+                </a:ext>
+              </a:extLst>
+            </wp:docPr>
+            <wp:cNvGraphicFramePr>
+              <a:graphicFrameLocks xmlns:a="http://schemas.openxmlformats.org/drawingml/2006/main" noChangeAspect="1"/>
+            </wp:cNvGraphicFramePr>
+            <a:graphic xmlns:a="http://schemas.openxmlformats.org/drawingml/2006/main">
+              <a:graphicData uri="http://schemas.openxmlformats.org/drawingml/2006/picture">
+                <pic:pic xmlns:pic="http://schemas.openxmlformats.org/drawingml/2006/picture">
+                  <pic:nvPicPr>
+                    <pic:cNvPr id="5" name="图形 1352673772">
+                      <a:extLst>
+                        <a:ext uri="{FF2B5EF4-FFF2-40B4-BE49-F238E27FC236}">
+                          <a16:creationId xmlns:a16="http://schemas.microsoft.com/office/drawing/2014/main" id="{5D452719-BB68-06F0-2523-E2AFB3C4E99B}"/>
+                        </a:ext>
+                      </a:extLst>
+                    </pic:cNvPr>
+                    <pic:cNvPicPr>
+                      <a:picLocks noChangeAspect="1"/>
+                    </pic:cNvPicPr>
+                  </pic:nvPicPr>
+                  <pic:blipFill rotWithShape="1">
+                    <a:blip r:embed="rId9">
+                      <a:extLst>
+                        <a:ext uri="{28A0092B-C50C-407E-A947-70E740481C1C}">
+                          <a14:useLocalDpi xmlns:a14="http://schemas.microsoft.com/office/drawing/2010/main" val="0"/>
+                        </a:ext>
+                        <a:ext uri="{96DAC541-7B7A-43D3-8B79-37D633B846F1}">
+                          <asvg:svgBlip xmlns:asvg="http://schemas.microsoft.com/office/drawing/2016/SVG/main" r:embed="rId10"/>
+                        </a:ext>
+                      </a:extLst>
+                    </a:blip>
+                    <a:srcRect l="-4822" t="-963" r="-3438"/>
+                    <a:stretch/>
+                  </pic:blipFill>
+                  <pic:spPr bwMode="auto">
+                    <a:xfrm>
+                      <a:off x="0" y="0"/>
+                      <a:ext cx="3169269" cy="2207398"/>
+                    </a:xfrm>
+                    <a:prstGeom prst="rect">
+                      <a:avLst/>
+                    </a:prstGeom>
+                    <a:extLst>
+                      <a:ext uri="{53640926-AAD7-44D8-BBD7-CCE9431645EC}">
+                        <a14:shadowObscured xmlns:a14="http://schemas.microsoft.com/office/drawing/2010/main"/>
+                      </a:ext>
+                    </a:extLst>
+                  </pic:spPr>
+                </pic:pic>
+              </a:graphicData>
+            </a:graphic>
+          </wp:inline>
+        </w:drawing>
+      </w:r>
+    </w:p>
+    <w:p>
+      <w:pPr>
+        <w:pStyle w:val="ListParagraph"/>
+        <w:ind w:leftChars="0" w:left="927"/>
+        <w:jc w:val="center"/>
+        <w:rPr>
+          <w:rFonts w:ascii="Tahoma" w:eastAsia="맑은 고딕" w:hAnsi="Tahoma" w:cs="Tahoma"/>
+          <w:sz w:val="18"/>
+          <w:szCs w:val="18"/>
+          <w14:ligatures w14:val="standardContextual"/>
+        </w:rPr>
+      </w:pPr>
+      <w:bookmarkStart w:id="2" w:name="OLE_LINK6"/>
+      <w:r>
+        <w:rPr>
+          <w:rFonts w:ascii="Tahoma" w:eastAsia="맑은 고딕" w:hAnsi="Tahoma" w:cs="Tahoma"/>
+          <w:kern w:val="24"/>
+          <w:sz w:val="18"/>
+          <w:szCs w:val="18"/>
+          <w14:ligatures w14:val="standardContextual"/>
+        </w:rPr>
+        <w:t xml:space="preserve">&lt; Fig.1: Process of the OLPC and influencing factors </w:t>
+      </w:r>
+      <w:r>
+        <w:rPr>
+          <w:rFonts w:ascii="Tahoma" w:eastAsia="맑은 고딕" w:hAnsi="Tahoma" w:cs="Tahoma"/>
+          <w:sz w:val="18"/>
+          <w:szCs w:val="18"/>
+          <w14:ligatures w14:val="standardContextual"/>
+        </w:rPr>
+        <w:t>&gt;</w:t>
+      </w:r>
+    </w:p>
+    <w:bookmarkEnd w:id="2"/>
+    <w:p>
+      <w:pPr>
+        <w:pStyle w:val="ListParagraph"/>
+        <w:tabs>
+          <w:tab w:val="right" w:leader="dot" w:pos="9270"/>
+        </w:tabs>
+        <w:spacing w:after="0" w:line="360" w:lineRule="auto"/>
+        <w:ind w:leftChars="0" w:left="480"/>
+        <w:rPr>
           <w:rFonts w:ascii="Tahoma" w:eastAsia="DengXian" w:hAnsi="Tahoma" w:cs="Tahoma"/>
           <w:sz w:val="18"/>
           <w:szCs w:val="18"/>
           <w:lang w:eastAsia="zh-CN"/>
         </w:rPr>
       </w:pPr>
-      <w:r>
-        <w:rPr>
-          <w:rFonts w:ascii="Tahoma" w:hAnsi="Tahoma" w:cs="Tahoma"/>
-          <w:b/>
-          <w:bCs/>
-          <w:sz w:val="28"/>
-          <w:szCs w:val="28"/>
-        </w:rPr>
-        <w:t>References</w:t>
-      </w:r>
-      <w:r>
-        <w:rPr>
-          <w:rFonts w:ascii="Tahoma" w:hAnsi="Tahoma" w:cs="Tahoma"/>
-          <w:b/>
-          <w:bCs/>
-          <w:sz w:val="28"/>
-          <w:szCs w:val="28"/>
-        </w:rPr>
-        <w:tab/>
-      </w:r>
-      <w:r>
-        <w:rPr>
-          <w:rFonts w:ascii="Tahoma" w:hAnsi="Tahoma" w:cs="Tahoma"/>
-          <w:b/>
-          <w:bCs/>
-          <w:sz w:val="28"/>
-          <w:szCs w:val="28"/>
-        </w:rPr>
-        <w:t>1</w:t>
-      </w:r>
-      <w:r>
-        <w:rPr>
-          <w:rFonts w:ascii="Tahoma" w:hAnsi="Tahoma" w:cs="Tahoma"/>
-          <w:b/>
-          <w:bCs/>
-          <w:sz w:val="28"/>
-          <w:szCs w:val="28"/>
-        </w:rPr>
-        <w:t>3</w:t>
-      </w:r>
     </w:p>
     <w:p>
       <w:pPr>
@@ -1573,7 +2192,7 @@
       </w:pPr>
     </w:p>
     <w:sectPr>
-      <w:footerReference w:type="default" r:id="rId9"/>
+      <w:footerReference w:type="default" r:id="rId11"/>
       <w:pgSz w:w="11906" w:h="16838"/>
       <w:pgMar w:top="1440" w:right="1800" w:bottom="1440" w:left="1800" w:header="851" w:footer="283" w:gutter="0"/>
       <w:pgNumType w:start="0"/>

--- a/C-3-7-5-1_[Technical Document] IHU_MTRL-2022-5GV2X-Srvc_TR01_Ultra-fast_V2X_Side_Link_Open-Loop_Power_Control_Performance_Verification_Report.docx
+++ b/C-3-7-5-1_[Technical Document] IHU_MTRL-2022-5GV2X-Srvc_TR01_Ultra-fast_V2X_Side_Link_Open-Loop_Power_Control_Performance_Verification_Report.docx
@@ -2167,6 +2167,485 @@
     <w:p>
       <w:pPr>
         <w:pStyle w:val="ListParagraph"/>
+        <w:ind w:leftChars="0" w:left="927"/>
+        <w:jc w:val="center"/>
+        <w:rPr>
+          <w:rFonts w:ascii="Tahoma" w:eastAsia="맑은 고딕" w:hAnsi="Tahoma" w:cs="Tahoma"/>
+          <w:sz w:val="18"/>
+          <w:szCs w:val="18"/>
+          <w14:ligatures w14:val="standardContextual"/>
+        </w:rPr>
+      </w:pPr>
+    </w:p>
+    <w:p>
+      <w:pPr>
+        <w:pStyle w:val="ListParagraph"/>
+        <w:ind w:leftChars="0" w:left="927"/>
+        <w:jc w:val="center"/>
+        <w:rPr>
+          <w:rFonts w:ascii="Tahoma" w:eastAsia="DengXian" w:hAnsi="Tahoma" w:cs="Tahoma"/>
+          <w:sz w:val="24"/>
+          <w:szCs w:val="24"/>
+          <w:lang w:eastAsia="zh-CN"/>
+        </w:rPr>
+      </w:pPr>
+      <w:r>
+        <w:rPr>
+          <w:rFonts w:ascii="Tahoma" w:eastAsia="DengXian" w:hAnsi="Tahoma" w:cs="Tahoma"/>
+          <w:noProof/>
+          <w:sz w:val="24"/>
+          <w:szCs w:val="24"/>
+          <w:lang w:eastAsia="zh-CN"/>
+        </w:rPr>
+        <w:lastRenderedPageBreak/>
+        <w:drawing>
+          <wp:inline distT="0" distB="0" distL="0" distR="0" wp14:anchorId="138FB6E4" wp14:editId="0B67F317">
+            <wp:extent cx="3843526" cy="2683803"/>
+            <wp:effectExtent l="0" t="0" r="5080" b="2540"/>
+            <wp:docPr id="1905203397" name="图片 1905203397" descr="图示&#10;&#10;描述已自动生成">
+              <a:extLst xmlns:a="http://schemas.openxmlformats.org/drawingml/2006/main">
+                <a:ext uri="{FF2B5EF4-FFF2-40B4-BE49-F238E27FC236}">
+                  <a16:creationId xmlns:a16="http://schemas.microsoft.com/office/drawing/2014/main" id="{0C475CBA-AB67-E94D-C327-1DD95F1DB924}"/>
+                </a:ext>
+              </a:extLst>
+            </wp:docPr>
+            <wp:cNvGraphicFramePr>
+              <a:graphicFrameLocks xmlns:a="http://schemas.openxmlformats.org/drawingml/2006/main" noChangeAspect="1"/>
+            </wp:cNvGraphicFramePr>
+            <a:graphic xmlns:a="http://schemas.openxmlformats.org/drawingml/2006/main">
+              <a:graphicData uri="http://schemas.openxmlformats.org/drawingml/2006/picture">
+                <pic:pic xmlns:pic="http://schemas.openxmlformats.org/drawingml/2006/picture">
+                  <pic:nvPicPr>
+                    <pic:cNvPr id="1905203397" name="图片 1905203397" descr="图示&#10;&#10;描述已自动生成">
+                      <a:extLst>
+                        <a:ext uri="{FF2B5EF4-FFF2-40B4-BE49-F238E27FC236}">
+                          <a16:creationId xmlns:a16="http://schemas.microsoft.com/office/drawing/2014/main" id="{0C475CBA-AB67-E94D-C327-1DD95F1DB924}"/>
+                        </a:ext>
+                      </a:extLst>
+                    </pic:cNvPr>
+                    <pic:cNvPicPr>
+                      <a:picLocks noChangeAspect="1"/>
+                    </pic:cNvPicPr>
+                  </pic:nvPicPr>
+                  <pic:blipFill>
+                    <a:blip r:embed="rId11"/>
+                    <a:stretch>
+                      <a:fillRect/>
+                    </a:stretch>
+                  </pic:blipFill>
+                  <pic:spPr>
+                    <a:xfrm>
+                      <a:off x="0" y="0"/>
+                      <a:ext cx="3843526" cy="2683803"/>
+                    </a:xfrm>
+                    <a:prstGeom prst="rect">
+                      <a:avLst/>
+                    </a:prstGeom>
+                  </pic:spPr>
+                </pic:pic>
+              </a:graphicData>
+            </a:graphic>
+          </wp:inline>
+        </w:drawing>
+      </w:r>
+    </w:p>
+    <w:p>
+      <w:pPr>
+        <w:pStyle w:val="ListParagraph"/>
+        <w:ind w:leftChars="0" w:left="927"/>
+        <w:jc w:val="center"/>
+        <w:rPr>
+          <w:rFonts w:ascii="Tahoma" w:eastAsia="맑은 고딕" w:hAnsi="Tahoma" w:cs="Tahoma"/>
+          <w:sz w:val="18"/>
+          <w:szCs w:val="18"/>
+          <w14:ligatures w14:val="standardContextual"/>
+        </w:rPr>
+      </w:pPr>
+      <w:r>
+        <w:rPr>
+          <w:rFonts w:ascii="Tahoma" w:eastAsia="맑은 고딕" w:hAnsi="Tahoma" w:cs="Tahoma"/>
+          <w:kern w:val="24"/>
+          <w:sz w:val="18"/>
+          <w:szCs w:val="18"/>
+          <w14:ligatures w14:val="standardContextual"/>
+        </w:rPr>
+        <w:t>&lt; Fig.</w:t>
+      </w:r>
+      <w:r>
+        <w:rPr>
+          <w:rFonts w:ascii="Tahoma" w:eastAsia="맑은 고딕" w:hAnsi="Tahoma" w:cs="Tahoma"/>
+          <w:kern w:val="24"/>
+          <w:sz w:val="18"/>
+          <w:szCs w:val="18"/>
+          <w14:ligatures w14:val="standardContextual"/>
+        </w:rPr>
+        <w:t>2</w:t>
+      </w:r>
+      <w:r>
+        <w:rPr>
+          <w:rFonts w:ascii="Tahoma" w:eastAsia="맑은 고딕" w:hAnsi="Tahoma" w:cs="Tahoma"/>
+          <w:kern w:val="24"/>
+          <w:sz w:val="18"/>
+          <w:szCs w:val="18"/>
+          <w14:ligatures w14:val="standardContextual"/>
+        </w:rPr>
+        <w:t>: Process of the OLPC</w:t>
+      </w:r>
+      <w:r>
+        <w:rPr>
+          <w:rFonts w:ascii="Tahoma" w:eastAsia="맑은 고딕" w:hAnsi="Tahoma" w:cs="Tahoma"/>
+          <w:kern w:val="24"/>
+          <w:sz w:val="18"/>
+          <w:szCs w:val="18"/>
+          <w14:ligatures w14:val="standardContextual"/>
+        </w:rPr>
+        <w:t xml:space="preserve"> </w:t>
+      </w:r>
+      <w:r>
+        <w:rPr>
+          <w:rFonts w:ascii="Tahoma" w:eastAsia="맑은 고딕" w:hAnsi="Tahoma" w:cs="Tahoma"/>
+          <w:kern w:val="24"/>
+          <w:sz w:val="18"/>
+          <w:szCs w:val="18"/>
+          <w14:ligatures w14:val="standardContextual"/>
+        </w:rPr>
+        <w:t>G</w:t>
+      </w:r>
+      <w:r>
+        <w:rPr>
+          <w:rFonts w:ascii="Tahoma" w:eastAsia="맑은 고딕" w:hAnsi="Tahoma" w:cs="Tahoma"/>
+          <w:kern w:val="24"/>
+          <w:sz w:val="18"/>
+          <w:szCs w:val="18"/>
+          <w14:ligatures w14:val="standardContextual"/>
+        </w:rPr>
+        <w:t>eneral</w:t>
+      </w:r>
+      <w:r>
+        <w:rPr>
+          <w:rFonts w:ascii="Tahoma" w:eastAsia="맑은 고딕" w:hAnsi="Tahoma" w:cs="Tahoma"/>
+          <w:kern w:val="24"/>
+          <w:sz w:val="18"/>
+          <w:szCs w:val="18"/>
+          <w14:ligatures w14:val="standardContextual"/>
+        </w:rPr>
+        <w:t xml:space="preserve"> Algorithm</w:t>
+      </w:r>
+      <w:r>
+        <w:rPr>
+          <w:rFonts w:ascii="Tahoma" w:eastAsia="맑은 고딕" w:hAnsi="Tahoma" w:cs="Tahoma"/>
+          <w:sz w:val="18"/>
+          <w:szCs w:val="18"/>
+          <w14:ligatures w14:val="standardContextual"/>
+        </w:rPr>
+        <w:t>&gt;</w:t>
+      </w:r>
+    </w:p>
+    <w:p>
+      <w:pPr>
+        <w:pStyle w:val="ListParagraph"/>
+        <w:numPr>
+          <w:ilvl w:val="0"/>
+          <w:numId w:val="4"/>
+        </w:numPr>
+        <w:ind w:leftChars="0"/>
+        <w:rPr>
+          <w:rFonts w:ascii="Tahoma" w:eastAsia="DengXian" w:hAnsi="Tahoma" w:cs="Tahoma"/>
+          <w:sz w:val="24"/>
+          <w:szCs w:val="24"/>
+          <w:lang w:eastAsia="zh-CN"/>
+        </w:rPr>
+      </w:pPr>
+      <w:r>
+        <w:rPr>
+          <w:rFonts w:ascii="Tahoma" w:eastAsia="DengXian" w:hAnsi="Tahoma" w:cs="Tahoma"/>
+          <w:sz w:val="24"/>
+          <w:szCs w:val="24"/>
+          <w:lang w:eastAsia="zh-CN"/>
+        </w:rPr>
+        <w:t>Power Control System</w:t>
+      </w:r>
+    </w:p>
+    <w:p>
+      <w:pPr>
+        <w:pStyle w:val="ListParagraph"/>
+        <w:numPr>
+          <w:ilvl w:val="1"/>
+          <w:numId w:val="4"/>
+        </w:numPr>
+        <w:ind w:leftChars="0"/>
+        <w:rPr>
+          <w:rFonts w:ascii="Tahoma" w:eastAsia="DengXian" w:hAnsi="Tahoma" w:cs="Tahoma"/>
+          <w:sz w:val="24"/>
+          <w:szCs w:val="24"/>
+          <w:lang w:eastAsia="zh-CN"/>
+        </w:rPr>
+      </w:pPr>
+      <w:r>
+        <w:rPr>
+          <w:rFonts w:ascii="Tahoma" w:eastAsia="DengXian" w:hAnsi="Tahoma" w:cs="Tahoma" w:hint="eastAsia"/>
+          <w:sz w:val="24"/>
+          <w:szCs w:val="24"/>
+          <w:lang w:eastAsia="zh-CN"/>
+        </w:rPr>
+        <w:t>O</w:t>
+      </w:r>
+      <w:r>
+        <w:rPr>
+          <w:rFonts w:ascii="Tahoma" w:eastAsia="DengXian" w:hAnsi="Tahoma" w:cs="Tahoma"/>
+          <w:sz w:val="24"/>
+          <w:szCs w:val="24"/>
+          <w:lang w:eastAsia="zh-CN"/>
+        </w:rPr>
+        <w:t>pen Loop Power Control (OLPC)</w:t>
+      </w:r>
+    </w:p>
+    <w:p>
+      <w:pPr>
+        <w:pStyle w:val="ListParagraph"/>
+        <w:numPr>
+          <w:ilvl w:val="1"/>
+          <w:numId w:val="4"/>
+        </w:numPr>
+        <w:ind w:leftChars="0"/>
+        <w:rPr>
+          <w:rFonts w:ascii="Tahoma" w:eastAsia="DengXian" w:hAnsi="Tahoma" w:cs="Tahoma"/>
+          <w:sz w:val="24"/>
+          <w:szCs w:val="24"/>
+          <w:lang w:eastAsia="zh-CN"/>
+        </w:rPr>
+      </w:pPr>
+      <w:r>
+        <w:rPr>
+          <w:rFonts w:ascii="Tahoma" w:eastAsia="DengXian" w:hAnsi="Tahoma" w:cs="Tahoma"/>
+          <w:sz w:val="24"/>
+          <w:szCs w:val="24"/>
+          <w:lang w:eastAsia="zh-CN"/>
+        </w:rPr>
+        <w:t>Closed Loop Power Control (CLPC)</w:t>
+      </w:r>
+    </w:p>
+    <w:p>
+      <w:pPr>
+        <w:pStyle w:val="ListParagraph"/>
+        <w:numPr>
+          <w:ilvl w:val="0"/>
+          <w:numId w:val="4"/>
+        </w:numPr>
+        <w:ind w:leftChars="0"/>
+        <w:rPr>
+          <w:rFonts w:ascii="Tahoma" w:eastAsia="DengXian" w:hAnsi="Tahoma" w:cs="Tahoma"/>
+          <w:sz w:val="24"/>
+          <w:szCs w:val="24"/>
+          <w:lang w:eastAsia="zh-CN"/>
+        </w:rPr>
+      </w:pPr>
+      <w:r>
+        <w:rPr>
+          <w:rFonts w:ascii="Tahoma" w:eastAsia="DengXian" w:hAnsi="Tahoma" w:cs="Tahoma"/>
+          <w:sz w:val="24"/>
+          <w:szCs w:val="24"/>
+          <w:lang w:eastAsia="zh-CN"/>
+        </w:rPr>
+        <w:t>Overview</w:t>
+      </w:r>
+      <w:r>
+        <w:rPr>
+          <w:rFonts w:ascii="Tahoma" w:eastAsia="DengXian" w:hAnsi="Tahoma" w:cs="Tahoma"/>
+          <w:sz w:val="24"/>
+          <w:szCs w:val="24"/>
+          <w:lang w:eastAsia="zh-CN"/>
+        </w:rPr>
+        <w:t xml:space="preserve"> </w:t>
+      </w:r>
+      <w:r>
+        <w:rPr>
+          <w:rFonts w:ascii="Tahoma" w:eastAsia="DengXian" w:hAnsi="Tahoma" w:cs="Tahoma"/>
+          <w:sz w:val="24"/>
+          <w:szCs w:val="24"/>
+          <w:lang w:eastAsia="zh-CN"/>
+        </w:rPr>
+        <w:t>of the key differences</w:t>
+      </w:r>
+    </w:p>
+    <w:p>
+      <w:pPr>
+        <w:pStyle w:val="ListParagraph"/>
+        <w:numPr>
+          <w:ilvl w:val="0"/>
+          <w:numId w:val="4"/>
+        </w:numPr>
+        <w:ind w:leftChars="0"/>
+        <w:rPr>
+          <w:rFonts w:ascii="Tahoma" w:eastAsia="DengXian" w:hAnsi="Tahoma" w:cs="Tahoma"/>
+          <w:sz w:val="24"/>
+          <w:szCs w:val="24"/>
+          <w:lang w:eastAsia="zh-CN"/>
+        </w:rPr>
+      </w:pPr>
+      <w:r>
+        <w:rPr>
+          <w:rFonts w:ascii="Tahoma" w:eastAsia="DengXian" w:hAnsi="Tahoma" w:cs="Tahoma"/>
+          <w:sz w:val="24"/>
+          <w:szCs w:val="24"/>
+          <w:lang w:eastAsia="zh-CN"/>
+        </w:rPr>
+        <w:t>Feedback Mechanism</w:t>
+      </w:r>
+    </w:p>
+    <w:p>
+      <w:pPr>
+        <w:pStyle w:val="ListParagraph"/>
+        <w:numPr>
+          <w:ilvl w:val="1"/>
+          <w:numId w:val="4"/>
+        </w:numPr>
+        <w:ind w:leftChars="0"/>
+        <w:rPr>
+          <w:rFonts w:ascii="Tahoma" w:eastAsia="DengXian" w:hAnsi="Tahoma" w:cs="Tahoma"/>
+          <w:sz w:val="24"/>
+          <w:szCs w:val="24"/>
+          <w:lang w:eastAsia="zh-CN"/>
+        </w:rPr>
+      </w:pPr>
+      <w:r>
+        <w:rPr>
+          <w:rFonts w:ascii="Tahoma" w:eastAsia="DengXian" w:hAnsi="Tahoma" w:cs="Tahoma"/>
+          <w:sz w:val="24"/>
+          <w:szCs w:val="24"/>
+          <w:lang w:eastAsia="zh-CN"/>
+        </w:rPr>
+        <w:t>OLPC adjusts the transmission power of a device without relying on explicit feedback from the receiver. It typically relies on predefined rules or guidelines based on factors like distance, channel conditions, and other environmental parameters.</w:t>
+      </w:r>
+    </w:p>
+    <w:p>
+      <w:pPr>
+        <w:pStyle w:val="ListParagraph"/>
+        <w:numPr>
+          <w:ilvl w:val="1"/>
+          <w:numId w:val="4"/>
+        </w:numPr>
+        <w:ind w:leftChars="0"/>
+        <w:rPr>
+          <w:rFonts w:ascii="Tahoma" w:eastAsia="DengXian" w:hAnsi="Tahoma" w:cs="Tahoma"/>
+          <w:sz w:val="24"/>
+          <w:szCs w:val="24"/>
+          <w:lang w:eastAsia="zh-CN"/>
+        </w:rPr>
+      </w:pPr>
+      <w:r>
+        <w:rPr>
+          <w:rFonts w:ascii="Tahoma" w:eastAsia="DengXian" w:hAnsi="Tahoma" w:cs="Tahoma"/>
+          <w:sz w:val="24"/>
+          <w:szCs w:val="24"/>
+          <w:lang w:eastAsia="zh-CN"/>
+        </w:rPr>
+        <w:t>CLPC, on the other hand, uses feedback from the receiver to adjust the transmission power. The receiver provides information about the quality of the received signal, and the transmitter adjusts its power accordingly to maintain a desired signal quality.</w:t>
+      </w:r>
+    </w:p>
+    <w:p>
+      <w:pPr>
+        <w:pStyle w:val="ListParagraph"/>
+        <w:numPr>
+          <w:ilvl w:val="0"/>
+          <w:numId w:val="4"/>
+        </w:numPr>
+        <w:ind w:leftChars="0"/>
+        <w:rPr>
+          <w:rFonts w:ascii="Tahoma" w:eastAsia="DengXian" w:hAnsi="Tahoma" w:cs="Tahoma"/>
+          <w:sz w:val="24"/>
+          <w:szCs w:val="24"/>
+          <w:lang w:eastAsia="zh-CN"/>
+        </w:rPr>
+      </w:pPr>
+      <w:r>
+        <w:rPr>
+          <w:rFonts w:ascii="Tahoma" w:eastAsia="DengXian" w:hAnsi="Tahoma" w:cs="Tahoma"/>
+          <w:sz w:val="24"/>
+          <w:szCs w:val="24"/>
+          <w:lang w:eastAsia="zh-CN"/>
+        </w:rPr>
+        <w:t>Autonomy</w:t>
+      </w:r>
+    </w:p>
+    <w:p>
+      <w:pPr>
+        <w:pStyle w:val="ListParagraph"/>
+        <w:numPr>
+          <w:ilvl w:val="1"/>
+          <w:numId w:val="4"/>
+        </w:numPr>
+        <w:ind w:leftChars="0"/>
+        <w:rPr>
+          <w:rFonts w:ascii="Tahoma" w:eastAsia="DengXian" w:hAnsi="Tahoma" w:cs="Tahoma"/>
+          <w:sz w:val="24"/>
+          <w:szCs w:val="24"/>
+          <w:lang w:eastAsia="zh-CN"/>
+        </w:rPr>
+      </w:pPr>
+      <w:r>
+        <w:rPr>
+          <w:rFonts w:ascii="Tahoma" w:eastAsia="DengXian" w:hAnsi="Tahoma" w:cs="Tahoma"/>
+          <w:sz w:val="24"/>
+          <w:szCs w:val="24"/>
+          <w:lang w:eastAsia="zh-CN"/>
+        </w:rPr>
+        <w:t>OLPC: It operates autonomously without direct feedback. The transmitter makes power adjustments based on predetermined rules, reducing the need for continuous communication with the receiver.</w:t>
+      </w:r>
+    </w:p>
+    <w:p>
+      <w:pPr>
+        <w:pStyle w:val="ListParagraph"/>
+        <w:numPr>
+          <w:ilvl w:val="1"/>
+          <w:numId w:val="4"/>
+        </w:numPr>
+        <w:ind w:leftChars="0"/>
+        <w:rPr>
+          <w:rFonts w:ascii="Tahoma" w:eastAsia="DengXian" w:hAnsi="Tahoma" w:cs="Tahoma"/>
+          <w:sz w:val="24"/>
+          <w:szCs w:val="24"/>
+          <w:lang w:eastAsia="zh-CN"/>
+        </w:rPr>
+      </w:pPr>
+      <w:r>
+        <w:rPr>
+          <w:rFonts w:ascii="Tahoma" w:eastAsia="DengXian" w:hAnsi="Tahoma" w:cs="Tahoma"/>
+          <w:sz w:val="24"/>
+          <w:szCs w:val="24"/>
+          <w:lang w:eastAsia="zh-CN"/>
+        </w:rPr>
+        <w:t>CLPC: It requires a continuous feedback loop between the transmitter and the receiver. The transmitter adjusts power in response to real-time feedback, making it a more dynamic and responsive system.</w:t>
+      </w:r>
+    </w:p>
+    <w:p>
+      <w:pPr>
+        <w:pStyle w:val="ListParagraph"/>
+        <w:numPr>
+          <w:ilvl w:val="0"/>
+          <w:numId w:val="4"/>
+        </w:numPr>
+        <w:ind w:leftChars="0"/>
+        <w:rPr>
+          <w:rFonts w:ascii="Tahoma" w:eastAsia="DengXian" w:hAnsi="Tahoma" w:cs="Tahoma"/>
+          <w:sz w:val="24"/>
+          <w:szCs w:val="24"/>
+          <w:lang w:eastAsia="zh-CN"/>
+        </w:rPr>
+      </w:pPr>
+      <w:r>
+        <w:rPr>
+          <w:rFonts w:ascii="Tahoma" w:eastAsia="DengXian" w:hAnsi="Tahoma" w:cs="Tahoma"/>
+          <w:sz w:val="24"/>
+          <w:szCs w:val="24"/>
+          <w:lang w:eastAsia="zh-CN"/>
+        </w:rPr>
+        <w:t>Complexity</w:t>
+      </w:r>
+    </w:p>
+    <w:p>
+      <w:pPr>
+        <w:pStyle w:val="ListParagraph"/>
         <w:tabs>
           <w:tab w:val="right" w:leader="dot" w:pos="9270"/>
         </w:tabs>
@@ -2192,7 +2671,7 @@
       </w:pPr>
     </w:p>
     <w:sectPr>
-      <w:footerReference w:type="default" r:id="rId11"/>
+      <w:footerReference w:type="default" r:id="rId12"/>
       <w:pgSz w:w="11906" w:h="16838"/>
       <w:pgMar w:top="1440" w:right="1800" w:bottom="1440" w:left="1800" w:header="851" w:footer="283" w:gutter="0"/>
       <w:pgNumType w:start="0"/>

--- a/C-3-7-5-1_[Technical Document] IHU_MTRL-2022-5GV2X-Srvc_TR01_Ultra-fast_V2X_Side_Link_Open-Loop_Power_Control_Performance_Verification_Report.docx
+++ b/C-3-7-5-1_[Technical Document] IHU_MTRL-2022-5GV2X-Srvc_TR01_Ultra-fast_V2X_Side_Link_Open-Loop_Power_Control_Performance_Verification_Report.docx
@@ -2646,6 +2646,586 @@
     <w:p>
       <w:pPr>
         <w:pStyle w:val="ListParagraph"/>
+        <w:numPr>
+          <w:ilvl w:val="0"/>
+          <w:numId w:val="4"/>
+        </w:numPr>
+        <w:ind w:leftChars="0"/>
+        <w:rPr>
+          <w:rFonts w:ascii="Tahoma" w:eastAsia="DengXian" w:hAnsi="Tahoma" w:cs="Tahoma"/>
+          <w:sz w:val="24"/>
+          <w:szCs w:val="24"/>
+          <w:lang w:eastAsia="zh-CN"/>
+        </w:rPr>
+      </w:pPr>
+    </w:p>
+    <w:p>
+      <w:pPr>
+        <w:pStyle w:val="ListParagraph"/>
+        <w:numPr>
+          <w:ilvl w:val="1"/>
+          <w:numId w:val="4"/>
+        </w:numPr>
+        <w:ind w:leftChars="0"/>
+        <w:rPr>
+          <w:rFonts w:ascii="Tahoma" w:eastAsia="DengXian" w:hAnsi="Tahoma" w:cs="Tahoma"/>
+          <w:sz w:val="24"/>
+          <w:szCs w:val="24"/>
+          <w:lang w:eastAsia="zh-CN"/>
+        </w:rPr>
+      </w:pPr>
+      <w:r>
+        <w:rPr>
+          <w:rFonts w:ascii="Tahoma" w:eastAsia="DengXian" w:hAnsi="Tahoma" w:cs="Tahoma"/>
+          <w:sz w:val="24"/>
+          <w:szCs w:val="24"/>
+          <w:lang w:eastAsia="zh-CN"/>
+        </w:rPr>
+        <w:t>OLPC is simpler in terms of implementation as it doesn't require a feedback loop. It relies on predefined parameters to make power adjustments.</w:t>
+      </w:r>
+    </w:p>
+    <w:p>
+      <w:pPr>
+        <w:pStyle w:val="ListParagraph"/>
+        <w:numPr>
+          <w:ilvl w:val="1"/>
+          <w:numId w:val="4"/>
+        </w:numPr>
+        <w:ind w:leftChars="0"/>
+        <w:rPr>
+          <w:rFonts w:ascii="Tahoma" w:eastAsia="DengXian" w:hAnsi="Tahoma" w:cs="Tahoma"/>
+          <w:sz w:val="24"/>
+          <w:szCs w:val="24"/>
+          <w:lang w:eastAsia="zh-CN"/>
+        </w:rPr>
+      </w:pPr>
+      <w:r>
+        <w:rPr>
+          <w:rFonts w:ascii="Tahoma" w:eastAsia="DengXian" w:hAnsi="Tahoma" w:cs="Tahoma"/>
+          <w:sz w:val="24"/>
+          <w:szCs w:val="24"/>
+          <w:lang w:eastAsia="zh-CN"/>
+        </w:rPr>
+        <w:t>Implementing a closed-loop system involves more complexity due to the need for feedback mechanisms, real-time processing, and coordination between the transmitter and receiver.</w:t>
+      </w:r>
+    </w:p>
+    <w:p>
+      <w:pPr>
+        <w:pStyle w:val="ListParagraph"/>
+        <w:numPr>
+          <w:ilvl w:val="0"/>
+          <w:numId w:val="4"/>
+        </w:numPr>
+        <w:ind w:leftChars="0"/>
+        <w:rPr>
+          <w:rFonts w:ascii="Tahoma" w:eastAsia="DengXian" w:hAnsi="Tahoma" w:cs="Tahoma"/>
+          <w:sz w:val="24"/>
+          <w:szCs w:val="24"/>
+          <w:lang w:eastAsia="zh-CN"/>
+        </w:rPr>
+      </w:pPr>
+      <w:bookmarkStart w:id="3" w:name="OLE_LINK7"/>
+      <w:r>
+        <w:rPr>
+          <w:rFonts w:ascii="Tahoma" w:eastAsia="DengXian" w:hAnsi="Tahoma" w:cs="Tahoma"/>
+          <w:sz w:val="24"/>
+          <w:szCs w:val="24"/>
+          <w:lang w:eastAsia="zh-CN"/>
+        </w:rPr>
+        <w:t>Use Cases</w:t>
+      </w:r>
+    </w:p>
+    <w:bookmarkEnd w:id="3"/>
+    <w:p>
+      <w:pPr>
+        <w:pStyle w:val="ListParagraph"/>
+        <w:numPr>
+          <w:ilvl w:val="1"/>
+          <w:numId w:val="4"/>
+        </w:numPr>
+        <w:ind w:leftChars="0"/>
+        <w:rPr>
+          <w:rFonts w:ascii="Tahoma" w:eastAsia="DengXian" w:hAnsi="Tahoma" w:cs="Tahoma"/>
+          <w:sz w:val="24"/>
+          <w:szCs w:val="24"/>
+          <w:lang w:eastAsia="zh-CN"/>
+        </w:rPr>
+      </w:pPr>
+      <w:r>
+        <w:rPr>
+          <w:rFonts w:ascii="Tahoma" w:eastAsia="DengXian" w:hAnsi="Tahoma" w:cs="Tahoma"/>
+          <w:sz w:val="24"/>
+          <w:szCs w:val="24"/>
+          <w:lang w:eastAsia="zh-CN"/>
+        </w:rPr>
+        <w:t xml:space="preserve">OLPC: Often used in scenarios where quick adjustments are needed based on general environmental conditions. It is commonly employed in </w:t>
+      </w:r>
+      <w:proofErr w:type="spellStart"/>
+      <w:r>
+        <w:rPr>
+          <w:rFonts w:ascii="Tahoma" w:eastAsia="DengXian" w:hAnsi="Tahoma" w:cs="Tahoma"/>
+          <w:sz w:val="24"/>
+          <w:szCs w:val="24"/>
+          <w:lang w:eastAsia="zh-CN"/>
+        </w:rPr>
+        <w:t>sidelink</w:t>
+      </w:r>
+      <w:proofErr w:type="spellEnd"/>
+      <w:r>
+        <w:rPr>
+          <w:rFonts w:ascii="Tahoma" w:eastAsia="DengXian" w:hAnsi="Tahoma" w:cs="Tahoma"/>
+          <w:sz w:val="24"/>
+          <w:szCs w:val="24"/>
+          <w:lang w:eastAsia="zh-CN"/>
+        </w:rPr>
+        <w:t xml:space="preserve"> communications and scenarios where </w:t>
+      </w:r>
+      <w:r>
+        <w:rPr>
+          <w:rFonts w:ascii="Tahoma" w:eastAsia="DengXian" w:hAnsi="Tahoma" w:cs="Tahoma"/>
+          <w:sz w:val="24"/>
+          <w:szCs w:val="24"/>
+          <w:lang w:eastAsia="zh-CN"/>
+        </w:rPr>
+        <w:t xml:space="preserve">V2V </w:t>
+      </w:r>
+      <w:r>
+        <w:rPr>
+          <w:rFonts w:ascii="Tahoma" w:eastAsia="DengXian" w:hAnsi="Tahoma" w:cs="Tahoma"/>
+          <w:sz w:val="24"/>
+          <w:szCs w:val="24"/>
+          <w:lang w:eastAsia="zh-CN"/>
+        </w:rPr>
+        <w:t>communication is involved.</w:t>
+      </w:r>
+    </w:p>
+    <w:p>
+      <w:pPr>
+        <w:pStyle w:val="ListParagraph"/>
+        <w:numPr>
+          <w:ilvl w:val="1"/>
+          <w:numId w:val="4"/>
+        </w:numPr>
+        <w:ind w:leftChars="0"/>
+        <w:rPr>
+          <w:rFonts w:ascii="Tahoma" w:eastAsia="DengXian" w:hAnsi="Tahoma" w:cs="Tahoma"/>
+          <w:sz w:val="24"/>
+          <w:szCs w:val="24"/>
+          <w:lang w:eastAsia="zh-CN"/>
+        </w:rPr>
+      </w:pPr>
+      <w:r>
+        <w:rPr>
+          <w:rFonts w:ascii="Tahoma" w:eastAsia="DengXian" w:hAnsi="Tahoma" w:cs="Tahoma"/>
+          <w:sz w:val="24"/>
+          <w:szCs w:val="24"/>
+          <w:lang w:eastAsia="zh-CN"/>
+        </w:rPr>
+        <w:t>CLPC: Commonly used in cellular networks where base stations and mobile devices continuously exchange feedback to optimize the signal quality and network performance.</w:t>
+      </w:r>
+    </w:p>
+    <w:p>
+      <w:pPr>
+        <w:pStyle w:val="ListParagraph"/>
+        <w:numPr>
+          <w:ilvl w:val="0"/>
+          <w:numId w:val="4"/>
+        </w:numPr>
+        <w:ind w:leftChars="0"/>
+        <w:rPr>
+          <w:rFonts w:ascii="Tahoma" w:eastAsia="DengXian" w:hAnsi="Tahoma" w:cs="Tahoma"/>
+          <w:sz w:val="24"/>
+          <w:szCs w:val="24"/>
+          <w:lang w:eastAsia="zh-CN"/>
+        </w:rPr>
+      </w:pPr>
+      <w:r>
+        <w:rPr>
+          <w:rFonts w:ascii="Tahoma" w:eastAsia="DengXian" w:hAnsi="Tahoma" w:cs="Tahoma"/>
+          <w:sz w:val="24"/>
+          <w:szCs w:val="24"/>
+          <w:lang w:eastAsia="zh-CN"/>
+        </w:rPr>
+        <w:t xml:space="preserve">Since TPC command is no longer supported in </w:t>
+      </w:r>
+      <w:proofErr w:type="spellStart"/>
+      <w:r>
+        <w:rPr>
+          <w:rFonts w:ascii="Tahoma" w:eastAsia="DengXian" w:hAnsi="Tahoma" w:cs="Tahoma"/>
+          <w:sz w:val="24"/>
+          <w:szCs w:val="24"/>
+          <w:lang w:eastAsia="zh-CN"/>
+        </w:rPr>
+        <w:t>Sidelink</w:t>
+      </w:r>
+      <w:proofErr w:type="spellEnd"/>
+      <w:r>
+        <w:rPr>
+          <w:rFonts w:ascii="Tahoma" w:eastAsia="DengXian" w:hAnsi="Tahoma" w:cs="Tahoma"/>
+          <w:sz w:val="24"/>
+          <w:szCs w:val="24"/>
+          <w:lang w:eastAsia="zh-CN"/>
+        </w:rPr>
+        <w:t xml:space="preserve"> communication, there is only OLPC in SL.</w:t>
+      </w:r>
+    </w:p>
+    <w:p>
+      <w:pPr>
+        <w:jc w:val="center"/>
+        <w:rPr>
+          <w:rFonts w:ascii="Tahoma" w:hAnsi="Tahoma" w:cs="Tahoma"/>
+          <w:color w:val="FF0000"/>
+          <w:sz w:val="24"/>
+          <w:szCs w:val="24"/>
+        </w:rPr>
+      </w:pPr>
+      <w:r>
+        <w:rPr>
+          <w:rFonts w:ascii="Tahoma" w:hAnsi="Tahoma" w:cs="Tahoma"/>
+          <w:noProof/>
+          <w:color w:val="FF0000"/>
+          <w:sz w:val="24"/>
+          <w:szCs w:val="24"/>
+        </w:rPr>
+        <w:drawing>
+          <wp:inline distT="0" distB="0" distL="0" distR="0" wp14:anchorId="489BF04C" wp14:editId="215E69EE">
+            <wp:extent cx="4234595" cy="1785815"/>
+            <wp:effectExtent l="0" t="0" r="0" b="5080"/>
+            <wp:docPr id="332651208" name="图片 332651208" descr="图片包含 图示&#10;&#10;描述已自动生成">
+              <a:extLst xmlns:a="http://schemas.openxmlformats.org/drawingml/2006/main">
+                <a:ext uri="{FF2B5EF4-FFF2-40B4-BE49-F238E27FC236}">
+                  <a16:creationId xmlns:a16="http://schemas.microsoft.com/office/drawing/2014/main" id="{0E767F41-FC74-E7D3-6535-C6F37DB984F1}"/>
+                </a:ext>
+              </a:extLst>
+            </wp:docPr>
+            <wp:cNvGraphicFramePr>
+              <a:graphicFrameLocks xmlns:a="http://schemas.openxmlformats.org/drawingml/2006/main" noChangeAspect="1"/>
+            </wp:cNvGraphicFramePr>
+            <a:graphic xmlns:a="http://schemas.openxmlformats.org/drawingml/2006/main">
+              <a:graphicData uri="http://schemas.openxmlformats.org/drawingml/2006/picture">
+                <pic:pic xmlns:pic="http://schemas.openxmlformats.org/drawingml/2006/picture">
+                  <pic:nvPicPr>
+                    <pic:cNvPr id="332651208" name="图片 332651208" descr="图片包含 图示&#10;&#10;描述已自动生成">
+                      <a:extLst>
+                        <a:ext uri="{FF2B5EF4-FFF2-40B4-BE49-F238E27FC236}">
+                          <a16:creationId xmlns:a16="http://schemas.microsoft.com/office/drawing/2014/main" id="{0E767F41-FC74-E7D3-6535-C6F37DB984F1}"/>
+                        </a:ext>
+                      </a:extLst>
+                    </pic:cNvPr>
+                    <pic:cNvPicPr>
+                      <a:picLocks noChangeAspect="1"/>
+                    </pic:cNvPicPr>
+                  </pic:nvPicPr>
+                  <pic:blipFill>
+                    <a:blip r:embed="rId12"/>
+                    <a:stretch>
+                      <a:fillRect/>
+                    </a:stretch>
+                  </pic:blipFill>
+                  <pic:spPr>
+                    <a:xfrm>
+                      <a:off x="0" y="0"/>
+                      <a:ext cx="4234595" cy="1785815"/>
+                    </a:xfrm>
+                    <a:prstGeom prst="rect">
+                      <a:avLst/>
+                    </a:prstGeom>
+                  </pic:spPr>
+                </pic:pic>
+              </a:graphicData>
+            </a:graphic>
+          </wp:inline>
+        </w:drawing>
+      </w:r>
+    </w:p>
+    <w:p>
+      <w:pPr>
+        <w:jc w:val="center"/>
+        <w:rPr>
+          <w:rFonts w:ascii="Tahoma" w:eastAsia="맑은 고딕" w:hAnsi="Tahoma" w:cs="Tahoma"/>
+          <w:sz w:val="18"/>
+          <w:szCs w:val="18"/>
+          <w14:ligatures w14:val="standardContextual"/>
+        </w:rPr>
+      </w:pPr>
+      <w:r>
+        <w:rPr>
+          <w:rFonts w:ascii="Tahoma" w:eastAsia="맑은 고딕" w:hAnsi="Tahoma" w:cs="Tahoma"/>
+          <w:kern w:val="24"/>
+          <w:sz w:val="18"/>
+          <w:szCs w:val="18"/>
+          <w14:ligatures w14:val="standardContextual"/>
+        </w:rPr>
+        <w:t>&lt;</w:t>
+      </w:r>
+      <w:r>
+        <w:rPr>
+          <w:rFonts w:ascii="Tahoma" w:eastAsia="맑은 고딕" w:hAnsi="Tahoma" w:cs="Tahoma"/>
+          <w:kern w:val="24"/>
+          <w:sz w:val="18"/>
+          <w:szCs w:val="18"/>
+          <w14:ligatures w14:val="standardContextual"/>
+        </w:rPr>
+        <w:t xml:space="preserve"> Fig.3:</w:t>
+      </w:r>
+      <w:r>
+        <w:rPr>
+          <w:rFonts w:ascii="Tahoma" w:eastAsia="맑은 고딕" w:hAnsi="Tahoma" w:cs="Tahoma"/>
+          <w:kern w:val="24"/>
+          <w:sz w:val="18"/>
+          <w:szCs w:val="18"/>
+          <w14:ligatures w14:val="standardContextual"/>
+        </w:rPr>
+        <w:t xml:space="preserve"> </w:t>
+      </w:r>
+      <w:r>
+        <w:rPr>
+          <w:rFonts w:ascii="Tahoma" w:eastAsia="맑은 고딕" w:hAnsi="Tahoma" w:cs="Tahoma"/>
+          <w:kern w:val="24"/>
+          <w:sz w:val="18"/>
+          <w:szCs w:val="18"/>
+          <w14:ligatures w14:val="standardContextual"/>
+        </w:rPr>
+        <w:t>OLPC</w:t>
+      </w:r>
+      <w:r>
+        <w:rPr>
+          <w:rFonts w:ascii="Tahoma" w:eastAsia="맑은 고딕" w:hAnsi="Tahoma" w:cs="Tahoma"/>
+          <w:kern w:val="24"/>
+          <w:sz w:val="18"/>
+          <w:szCs w:val="18"/>
+          <w14:ligatures w14:val="standardContextual"/>
+        </w:rPr>
+        <w:t xml:space="preserve"> Model</w:t>
+      </w:r>
+      <w:r>
+        <w:rPr>
+          <w:rFonts w:ascii="Tahoma" w:eastAsia="맑은 고딕" w:hAnsi="Tahoma" w:cs="Tahoma"/>
+          <w:sz w:val="18"/>
+          <w:szCs w:val="18"/>
+          <w14:ligatures w14:val="standardContextual"/>
+        </w:rPr>
+        <w:t xml:space="preserve"> &gt;</w:t>
+      </w:r>
+    </w:p>
+    <w:p>
+      <w:pPr>
+        <w:jc w:val="center"/>
+        <w:rPr>
+          <w:rFonts w:ascii="Tahoma" w:eastAsia="맑은 고딕" w:hAnsi="Tahoma" w:cs="Tahoma"/>
+          <w:sz w:val="18"/>
+          <w:szCs w:val="18"/>
+          <w14:ligatures w14:val="standardContextual"/>
+        </w:rPr>
+      </w:pPr>
+      <w:r>
+        <w:rPr>
+          <w:rFonts w:ascii="Tahoma" w:eastAsia="맑은 고딕" w:hAnsi="Tahoma" w:cs="Tahoma"/>
+          <w:noProof/>
+          <w:sz w:val="18"/>
+          <w:szCs w:val="18"/>
+          <w14:ligatures w14:val="standardContextual"/>
+        </w:rPr>
+        <w:drawing>
+          <wp:inline distT="0" distB="0" distL="0" distR="0" wp14:anchorId="3E128C87" wp14:editId="68A5F24E">
+            <wp:extent cx="4229960" cy="1785815"/>
+            <wp:effectExtent l="0" t="0" r="0" b="5080"/>
+            <wp:docPr id="1020543711" name="图片 1020543711" descr="图示&#10;&#10;描述已自动生成">
+              <a:extLst xmlns:a="http://schemas.openxmlformats.org/drawingml/2006/main">
+                <a:ext uri="{FF2B5EF4-FFF2-40B4-BE49-F238E27FC236}">
+                  <a16:creationId xmlns:a16="http://schemas.microsoft.com/office/drawing/2014/main" id="{D3C86FED-AA1E-C983-8714-0CAB1251A63D}"/>
+                </a:ext>
+              </a:extLst>
+            </wp:docPr>
+            <wp:cNvGraphicFramePr>
+              <a:graphicFrameLocks xmlns:a="http://schemas.openxmlformats.org/drawingml/2006/main" noChangeAspect="1"/>
+            </wp:cNvGraphicFramePr>
+            <a:graphic xmlns:a="http://schemas.openxmlformats.org/drawingml/2006/main">
+              <a:graphicData uri="http://schemas.openxmlformats.org/drawingml/2006/picture">
+                <pic:pic xmlns:pic="http://schemas.openxmlformats.org/drawingml/2006/picture">
+                  <pic:nvPicPr>
+                    <pic:cNvPr id="1020543711" name="图片 1020543711" descr="图示&#10;&#10;描述已自动生成">
+                      <a:extLst>
+                        <a:ext uri="{FF2B5EF4-FFF2-40B4-BE49-F238E27FC236}">
+                          <a16:creationId xmlns:a16="http://schemas.microsoft.com/office/drawing/2014/main" id="{D3C86FED-AA1E-C983-8714-0CAB1251A63D}"/>
+                        </a:ext>
+                      </a:extLst>
+                    </pic:cNvPr>
+                    <pic:cNvPicPr>
+                      <a:picLocks noChangeAspect="1"/>
+                    </pic:cNvPicPr>
+                  </pic:nvPicPr>
+                  <pic:blipFill>
+                    <a:blip r:embed="rId13"/>
+                    <a:stretch>
+                      <a:fillRect/>
+                    </a:stretch>
+                  </pic:blipFill>
+                  <pic:spPr>
+                    <a:xfrm>
+                      <a:off x="0" y="0"/>
+                      <a:ext cx="4229960" cy="1785815"/>
+                    </a:xfrm>
+                    <a:prstGeom prst="rect">
+                      <a:avLst/>
+                    </a:prstGeom>
+                  </pic:spPr>
+                </pic:pic>
+              </a:graphicData>
+            </a:graphic>
+          </wp:inline>
+        </w:drawing>
+      </w:r>
+    </w:p>
+    <w:p>
+      <w:pPr>
+        <w:jc w:val="center"/>
+        <w:rPr>
+          <w:rFonts w:ascii="Tahoma" w:eastAsia="맑은 고딕" w:hAnsi="Tahoma" w:cs="Tahoma"/>
+          <w:sz w:val="18"/>
+          <w:szCs w:val="18"/>
+          <w14:ligatures w14:val="standardContextual"/>
+        </w:rPr>
+      </w:pPr>
+      <w:r>
+        <w:rPr>
+          <w:rFonts w:ascii="Tahoma" w:eastAsia="맑은 고딕" w:hAnsi="Tahoma" w:cs="Tahoma"/>
+          <w:kern w:val="24"/>
+          <w:sz w:val="18"/>
+          <w:szCs w:val="18"/>
+          <w14:ligatures w14:val="standardContextual"/>
+        </w:rPr>
+        <w:t>&lt;</w:t>
+      </w:r>
+      <w:r>
+        <w:rPr>
+          <w:rFonts w:ascii="Tahoma" w:eastAsia="맑은 고딕" w:hAnsi="Tahoma" w:cs="Tahoma"/>
+          <w:kern w:val="24"/>
+          <w:sz w:val="18"/>
+          <w:szCs w:val="18"/>
+          <w14:ligatures w14:val="standardContextual"/>
+        </w:rPr>
+        <w:t xml:space="preserve"> Fig.4:</w:t>
+      </w:r>
+      <w:r>
+        <w:rPr>
+          <w:rFonts w:ascii="Tahoma" w:eastAsia="맑은 고딕" w:hAnsi="Tahoma" w:cs="Tahoma"/>
+          <w:kern w:val="24"/>
+          <w:sz w:val="18"/>
+          <w:szCs w:val="18"/>
+          <w14:ligatures w14:val="standardContextual"/>
+        </w:rPr>
+        <w:t xml:space="preserve"> </w:t>
+      </w:r>
+      <w:r>
+        <w:rPr>
+          <w:rFonts w:ascii="Tahoma" w:eastAsia="맑은 고딕" w:hAnsi="Tahoma" w:cs="Tahoma"/>
+          <w:kern w:val="24"/>
+          <w:sz w:val="18"/>
+          <w:szCs w:val="18"/>
+          <w14:ligatures w14:val="standardContextual"/>
+        </w:rPr>
+        <w:t>CLPC</w:t>
+      </w:r>
+      <w:r>
+        <w:rPr>
+          <w:rFonts w:ascii="Tahoma" w:eastAsia="맑은 고딕" w:hAnsi="Tahoma" w:cs="Tahoma"/>
+          <w:kern w:val="24"/>
+          <w:sz w:val="18"/>
+          <w:szCs w:val="18"/>
+          <w14:ligatures w14:val="standardContextual"/>
+        </w:rPr>
+        <w:t xml:space="preserve"> Model</w:t>
+      </w:r>
+      <w:r>
+        <w:rPr>
+          <w:rFonts w:ascii="Tahoma" w:eastAsia="맑은 고딕" w:hAnsi="Tahoma" w:cs="Tahoma"/>
+          <w:sz w:val="18"/>
+          <w:szCs w:val="18"/>
+          <w14:ligatures w14:val="standardContextual"/>
+        </w:rPr>
+        <w:t xml:space="preserve"> &gt;</w:t>
+      </w:r>
+    </w:p>
+    <w:p>
+      <w:pPr>
+        <w:jc w:val="center"/>
+        <w:rPr>
+          <w:rFonts w:ascii="Tahoma" w:eastAsia="맑은 고딕" w:hAnsi="Tahoma" w:cs="Tahoma"/>
+          <w:sz w:val="18"/>
+          <w:szCs w:val="18"/>
+          <w14:ligatures w14:val="standardContextual"/>
+        </w:rPr>
+      </w:pPr>
+    </w:p>
+    <w:p>
+      <w:pPr>
+        <w:pStyle w:val="ListParagraph"/>
+        <w:numPr>
+          <w:ilvl w:val="1"/>
+          <w:numId w:val="2"/>
+        </w:numPr>
+        <w:ind w:leftChars="0"/>
+        <w:rPr>
+          <w:rFonts w:ascii="Tahoma" w:eastAsia="DengXian" w:hAnsi="Tahoma" w:cs="Tahoma"/>
+          <w:sz w:val="26"/>
+          <w:szCs w:val="26"/>
+          <w:lang w:eastAsia="zh-CN"/>
+        </w:rPr>
+      </w:pPr>
+      <w:r>
+        <w:rPr>
+          <w:rFonts w:ascii="Tahoma" w:eastAsia="DengXian" w:hAnsi="Tahoma" w:cs="Tahoma"/>
+          <w:sz w:val="26"/>
+          <w:szCs w:val="26"/>
+          <w:lang w:eastAsia="zh-CN"/>
+        </w:rPr>
+        <w:t>Architecture</w:t>
+      </w:r>
+      <w:r>
+        <w:rPr>
+          <w:rFonts w:ascii="Tahoma" w:eastAsia="DengXian" w:hAnsi="Tahoma" w:cs="Tahoma"/>
+          <w:sz w:val="26"/>
+          <w:szCs w:val="26"/>
+          <w:lang w:eastAsia="zh-CN"/>
+        </w:rPr>
+        <w:t xml:space="preserve"> </w:t>
+      </w:r>
+      <w:r>
+        <w:rPr>
+          <w:rFonts w:ascii="Tahoma" w:eastAsia="DengXian" w:hAnsi="Tahoma" w:cs="Tahoma"/>
+          <w:sz w:val="26"/>
+          <w:szCs w:val="26"/>
+          <w:lang w:eastAsia="zh-CN"/>
+        </w:rPr>
+        <w:t xml:space="preserve">of </w:t>
+      </w:r>
+      <w:proofErr w:type="spellStart"/>
+      <w:r>
+        <w:rPr>
+          <w:rFonts w:ascii="Tahoma" w:eastAsia="DengXian" w:hAnsi="Tahoma" w:cs="Tahoma"/>
+          <w:sz w:val="26"/>
+          <w:szCs w:val="26"/>
+          <w:lang w:eastAsia="zh-CN"/>
+        </w:rPr>
+        <w:t>Sidelink</w:t>
+      </w:r>
+      <w:proofErr w:type="spellEnd"/>
+      <w:r>
+        <w:rPr>
+          <w:rFonts w:ascii="Tahoma" w:eastAsia="DengXian" w:hAnsi="Tahoma" w:cs="Tahoma"/>
+          <w:sz w:val="26"/>
+          <w:szCs w:val="26"/>
+          <w:lang w:eastAsia="zh-CN"/>
+        </w:rPr>
+        <w:t xml:space="preserve"> OLPC</w:t>
+      </w:r>
+      <w:bookmarkStart w:id="4" w:name="_Hlk121398106"/>
+    </w:p>
+    <w:bookmarkEnd w:id="4"/>
+    <w:p>
+      <w:pPr>
+        <w:pStyle w:val="ListParagraph"/>
         <w:tabs>
           <w:tab w:val="right" w:leader="dot" w:pos="9270"/>
         </w:tabs>
@@ -2671,7 +3251,7 @@
       </w:pPr>
     </w:p>
     <w:sectPr>
-      <w:footerReference w:type="default" r:id="rId12"/>
+      <w:footerReference w:type="default" r:id="rId14"/>
       <w:pgSz w:w="11906" w:h="16838"/>
       <w:pgMar w:top="1440" w:right="1800" w:bottom="1440" w:left="1800" w:header="851" w:footer="283" w:gutter="0"/>
       <w:pgNumType w:start="0"/>

--- a/C-3-7-5-1_[Technical Document] IHU_MTRL-2022-5GV2X-Srvc_TR01_Ultra-fast_V2X_Side_Link_Open-Loop_Power_Control_Performance_Verification_Report.docx
+++ b/C-3-7-5-1_[Technical Document] IHU_MTRL-2022-5GV2X-Srvc_TR01_Ultra-fast_V2X_Side_Link_Open-Loop_Power_Control_Performance_Verification_Report.docx
@@ -3221,6 +3221,516 @@
         <w:t xml:space="preserve"> OLPC</w:t>
       </w:r>
       <w:bookmarkStart w:id="4" w:name="_Hlk121398106"/>
+    </w:p>
+    <w:p>
+      <w:pPr>
+        <w:pStyle w:val="ListParagraph"/>
+        <w:numPr>
+          <w:ilvl w:val="0"/>
+          <w:numId w:val="4"/>
+        </w:numPr>
+        <w:ind w:leftChars="0"/>
+        <w:rPr>
+          <w:rFonts w:ascii="Tahoma" w:eastAsia="DengXian" w:hAnsi="Tahoma" w:cs="Tahoma"/>
+          <w:sz w:val="24"/>
+          <w:szCs w:val="24"/>
+          <w:lang w:eastAsia="zh-CN"/>
+        </w:rPr>
+      </w:pPr>
+      <w:r>
+        <w:rPr>
+          <w:rFonts w:ascii="Tahoma" w:eastAsia="DengXian" w:hAnsi="Tahoma" w:cs="Tahoma"/>
+          <w:sz w:val="24"/>
+          <w:szCs w:val="24"/>
+          <w:lang w:eastAsia="zh-CN"/>
+        </w:rPr>
+        <w:lastRenderedPageBreak/>
+        <w:t xml:space="preserve">User Equipment (UE): This refers to the individual devices or terminals participating in the </w:t>
+      </w:r>
+      <w:proofErr w:type="spellStart"/>
+      <w:r>
+        <w:rPr>
+          <w:rFonts w:ascii="Tahoma" w:eastAsia="DengXian" w:hAnsi="Tahoma" w:cs="Tahoma"/>
+          <w:sz w:val="24"/>
+          <w:szCs w:val="24"/>
+          <w:lang w:eastAsia="zh-CN"/>
+        </w:rPr>
+        <w:t>sidelink</w:t>
+      </w:r>
+      <w:proofErr w:type="spellEnd"/>
+      <w:r>
+        <w:rPr>
+          <w:rFonts w:ascii="Tahoma" w:eastAsia="DengXian" w:hAnsi="Tahoma" w:cs="Tahoma"/>
+          <w:sz w:val="24"/>
+          <w:szCs w:val="24"/>
+          <w:lang w:eastAsia="zh-CN"/>
+        </w:rPr>
+        <w:t xml:space="preserve"> communication.</w:t>
+      </w:r>
+    </w:p>
+    <w:p>
+      <w:pPr>
+        <w:pStyle w:val="ListParagraph"/>
+        <w:numPr>
+          <w:ilvl w:val="0"/>
+          <w:numId w:val="4"/>
+        </w:numPr>
+        <w:ind w:leftChars="0"/>
+        <w:rPr>
+          <w:rFonts w:ascii="Tahoma" w:eastAsia="DengXian" w:hAnsi="Tahoma" w:cs="Tahoma"/>
+          <w:sz w:val="24"/>
+          <w:szCs w:val="24"/>
+          <w:lang w:eastAsia="zh-CN"/>
+        </w:rPr>
+      </w:pPr>
+      <w:r>
+        <w:rPr>
+          <w:rFonts w:ascii="Tahoma" w:eastAsia="DengXian" w:hAnsi="Tahoma" w:cs="Tahoma"/>
+          <w:sz w:val="24"/>
+          <w:szCs w:val="24"/>
+          <w:lang w:eastAsia="zh-CN"/>
+        </w:rPr>
+        <w:t xml:space="preserve">The </w:t>
+      </w:r>
+      <w:proofErr w:type="spellStart"/>
+      <w:r>
+        <w:rPr>
+          <w:rFonts w:ascii="Tahoma" w:eastAsia="DengXian" w:hAnsi="Tahoma" w:cs="Tahoma"/>
+          <w:sz w:val="24"/>
+          <w:szCs w:val="24"/>
+          <w:lang w:eastAsia="zh-CN"/>
+        </w:rPr>
+        <w:t>Sidelink</w:t>
+      </w:r>
+      <w:proofErr w:type="spellEnd"/>
+      <w:r>
+        <w:rPr>
+          <w:rFonts w:ascii="Tahoma" w:eastAsia="DengXian" w:hAnsi="Tahoma" w:cs="Tahoma"/>
+          <w:sz w:val="24"/>
+          <w:szCs w:val="24"/>
+          <w:lang w:eastAsia="zh-CN"/>
+        </w:rPr>
+        <w:t xml:space="preserve"> Communication Interface: There needs to be a dedicated communication interface that allows direct communication between UEs.</w:t>
+      </w:r>
+    </w:p>
+    <w:p>
+      <w:pPr>
+        <w:pStyle w:val="ListParagraph"/>
+        <w:numPr>
+          <w:ilvl w:val="0"/>
+          <w:numId w:val="4"/>
+        </w:numPr>
+        <w:ind w:leftChars="0"/>
+        <w:rPr>
+          <w:rFonts w:ascii="Tahoma" w:eastAsia="DengXian" w:hAnsi="Tahoma" w:cs="Tahoma"/>
+          <w:sz w:val="24"/>
+          <w:szCs w:val="24"/>
+          <w:lang w:eastAsia="zh-CN"/>
+        </w:rPr>
+      </w:pPr>
+      <w:proofErr w:type="spellStart"/>
+      <w:r>
+        <w:rPr>
+          <w:rFonts w:ascii="Tahoma" w:eastAsia="DengXian" w:hAnsi="Tahoma" w:cs="Tahoma"/>
+          <w:sz w:val="24"/>
+          <w:szCs w:val="24"/>
+          <w:lang w:eastAsia="zh-CN"/>
+        </w:rPr>
+        <w:t>Sidelink</w:t>
+      </w:r>
+      <w:proofErr w:type="spellEnd"/>
+      <w:r>
+        <w:rPr>
+          <w:rFonts w:ascii="Tahoma" w:eastAsia="DengXian" w:hAnsi="Tahoma" w:cs="Tahoma"/>
+          <w:sz w:val="24"/>
+          <w:szCs w:val="24"/>
+          <w:lang w:eastAsia="zh-CN"/>
+        </w:rPr>
+        <w:t xml:space="preserve"> Open Loop Power Control Algorithm: This is the core algorithm that governs how UEs adjust their transmission power without explicit feedback from the receiver. It </w:t>
+      </w:r>
+      <w:proofErr w:type="gramStart"/>
+      <w:r>
+        <w:rPr>
+          <w:rFonts w:ascii="Tahoma" w:eastAsia="DengXian" w:hAnsi="Tahoma" w:cs="Tahoma"/>
+          <w:sz w:val="24"/>
+          <w:szCs w:val="24"/>
+          <w:lang w:eastAsia="zh-CN"/>
+        </w:rPr>
+        <w:t>takes into account</w:t>
+      </w:r>
+      <w:proofErr w:type="gramEnd"/>
+      <w:r>
+        <w:rPr>
+          <w:rFonts w:ascii="Tahoma" w:eastAsia="DengXian" w:hAnsi="Tahoma" w:cs="Tahoma"/>
+          <w:sz w:val="24"/>
+          <w:szCs w:val="24"/>
+          <w:lang w:eastAsia="zh-CN"/>
+        </w:rPr>
+        <w:t xml:space="preserve"> factors like distance, channel conditions, and predefined power control rules to autonomously adjust transmission power levels.</w:t>
+      </w:r>
+    </w:p>
+    <w:p>
+      <w:pPr>
+        <w:pStyle w:val="ListParagraph"/>
+        <w:numPr>
+          <w:ilvl w:val="0"/>
+          <w:numId w:val="4"/>
+        </w:numPr>
+        <w:ind w:leftChars="0"/>
+        <w:rPr>
+          <w:rFonts w:ascii="Tahoma" w:eastAsia="DengXian" w:hAnsi="Tahoma" w:cs="Tahoma"/>
+          <w:sz w:val="24"/>
+          <w:szCs w:val="24"/>
+          <w:lang w:eastAsia="zh-CN"/>
+        </w:rPr>
+      </w:pPr>
+      <w:r>
+        <w:rPr>
+          <w:rFonts w:ascii="Tahoma" w:eastAsia="DengXian" w:hAnsi="Tahoma" w:cs="Tahoma"/>
+          <w:sz w:val="24"/>
+          <w:szCs w:val="24"/>
+          <w:lang w:eastAsia="zh-CN"/>
+        </w:rPr>
+        <w:t xml:space="preserve">Communication Resources: The architecture should define how communication resources, such as time slots or frequency bands, are allocated for </w:t>
+      </w:r>
+      <w:proofErr w:type="spellStart"/>
+      <w:r>
+        <w:rPr>
+          <w:rFonts w:ascii="Tahoma" w:eastAsia="DengXian" w:hAnsi="Tahoma" w:cs="Tahoma"/>
+          <w:sz w:val="24"/>
+          <w:szCs w:val="24"/>
+          <w:lang w:eastAsia="zh-CN"/>
+        </w:rPr>
+        <w:t>sidelink</w:t>
+      </w:r>
+      <w:proofErr w:type="spellEnd"/>
+      <w:r>
+        <w:rPr>
+          <w:rFonts w:ascii="Tahoma" w:eastAsia="DengXian" w:hAnsi="Tahoma" w:cs="Tahoma"/>
+          <w:sz w:val="24"/>
+          <w:szCs w:val="24"/>
+          <w:lang w:eastAsia="zh-CN"/>
+        </w:rPr>
+        <w:t xml:space="preserve"> communication. This allocation may be dynamic and depend on the current network conditions.</w:t>
+      </w:r>
+    </w:p>
+    <w:p>
+      <w:pPr>
+        <w:pStyle w:val="ListParagraph"/>
+        <w:numPr>
+          <w:ilvl w:val="1"/>
+          <w:numId w:val="2"/>
+        </w:numPr>
+        <w:ind w:leftChars="0"/>
+        <w:rPr>
+          <w:rFonts w:ascii="Tahoma" w:eastAsia="DengXian" w:hAnsi="Tahoma" w:cs="Tahoma"/>
+          <w:sz w:val="26"/>
+          <w:szCs w:val="26"/>
+          <w:lang w:eastAsia="zh-CN"/>
+        </w:rPr>
+      </w:pPr>
+      <w:r>
+        <w:rPr>
+          <w:rFonts w:ascii="Tahoma" w:eastAsia="DengXian" w:hAnsi="Tahoma" w:cs="Tahoma"/>
+          <w:sz w:val="26"/>
+          <w:szCs w:val="26"/>
+          <w:lang w:eastAsia="zh-CN"/>
+        </w:rPr>
+        <w:t xml:space="preserve">Framework </w:t>
+      </w:r>
+      <w:r>
+        <w:rPr>
+          <w:rFonts w:ascii="Tahoma" w:eastAsia="DengXian" w:hAnsi="Tahoma" w:cs="Tahoma"/>
+          <w:sz w:val="26"/>
+          <w:szCs w:val="26"/>
+          <w:lang w:eastAsia="zh-CN"/>
+        </w:rPr>
+        <w:t xml:space="preserve">of </w:t>
+      </w:r>
+      <w:proofErr w:type="spellStart"/>
+      <w:r>
+        <w:rPr>
+          <w:rFonts w:ascii="Tahoma" w:eastAsia="DengXian" w:hAnsi="Tahoma" w:cs="Tahoma"/>
+          <w:sz w:val="26"/>
+          <w:szCs w:val="26"/>
+          <w:lang w:eastAsia="zh-CN"/>
+        </w:rPr>
+        <w:t>Sidelink</w:t>
+      </w:r>
+      <w:proofErr w:type="spellEnd"/>
+      <w:r>
+        <w:rPr>
+          <w:rFonts w:ascii="Tahoma" w:eastAsia="DengXian" w:hAnsi="Tahoma" w:cs="Tahoma"/>
+          <w:sz w:val="26"/>
+          <w:szCs w:val="26"/>
+          <w:lang w:eastAsia="zh-CN"/>
+        </w:rPr>
+        <w:t xml:space="preserve"> OLPC</w:t>
+      </w:r>
+    </w:p>
+    <w:p>
+      <w:pPr>
+        <w:pStyle w:val="ListParagraph"/>
+        <w:numPr>
+          <w:ilvl w:val="0"/>
+          <w:numId w:val="4"/>
+        </w:numPr>
+        <w:ind w:leftChars="0"/>
+        <w:rPr>
+          <w:rFonts w:ascii="Tahoma" w:eastAsia="DengXian" w:hAnsi="Tahoma" w:cs="Tahoma"/>
+          <w:sz w:val="24"/>
+          <w:szCs w:val="24"/>
+          <w:lang w:eastAsia="zh-CN"/>
+        </w:rPr>
+      </w:pPr>
+      <w:r>
+        <w:rPr>
+          <w:rFonts w:ascii="Tahoma" w:eastAsia="DengXian" w:hAnsi="Tahoma" w:cs="Tahoma"/>
+          <w:sz w:val="24"/>
+          <w:szCs w:val="24"/>
+          <w:lang w:eastAsia="zh-CN"/>
+        </w:rPr>
+        <w:t>Path Loss Estimation: The device estimates the path loss to its intended recipient based on factors like distance, environmental conditions, and signal attenuation.</w:t>
+      </w:r>
+    </w:p>
+    <w:p>
+      <w:pPr>
+        <w:pStyle w:val="ListParagraph"/>
+        <w:numPr>
+          <w:ilvl w:val="0"/>
+          <w:numId w:val="4"/>
+        </w:numPr>
+        <w:ind w:leftChars="0"/>
+        <w:rPr>
+          <w:rFonts w:ascii="Tahoma" w:eastAsia="DengXian" w:hAnsi="Tahoma" w:cs="Tahoma"/>
+          <w:sz w:val="24"/>
+          <w:szCs w:val="24"/>
+          <w:lang w:eastAsia="zh-CN"/>
+        </w:rPr>
+      </w:pPr>
+      <w:r>
+        <w:rPr>
+          <w:rFonts w:ascii="Tahoma" w:eastAsia="DengXian" w:hAnsi="Tahoma" w:cs="Tahoma"/>
+          <w:sz w:val="24"/>
+          <w:szCs w:val="24"/>
+          <w:lang w:eastAsia="zh-CN"/>
+        </w:rPr>
+        <w:t>Power Setting: Based on the estimated path loss, the device sets its transmission power. The goal is to ensure reliable communication without causing unnecessary interference.</w:t>
+      </w:r>
+    </w:p>
+    <w:p>
+      <w:pPr>
+        <w:pStyle w:val="ListParagraph"/>
+        <w:numPr>
+          <w:ilvl w:val="0"/>
+          <w:numId w:val="4"/>
+        </w:numPr>
+        <w:ind w:leftChars="0"/>
+        <w:rPr>
+          <w:rFonts w:ascii="Tahoma" w:eastAsia="DengXian" w:hAnsi="Tahoma" w:cs="Tahoma"/>
+          <w:sz w:val="24"/>
+          <w:szCs w:val="24"/>
+          <w:lang w:eastAsia="zh-CN"/>
+        </w:rPr>
+      </w:pPr>
+      <w:r>
+        <w:rPr>
+          <w:rFonts w:ascii="Tahoma" w:eastAsia="DengXian" w:hAnsi="Tahoma" w:cs="Tahoma"/>
+          <w:sz w:val="24"/>
+          <w:szCs w:val="24"/>
+          <w:lang w:eastAsia="zh-CN"/>
+        </w:rPr>
+        <w:t>Mobility Management: As devices move, their path loss estimations change, requiring adjustments in transmission power.</w:t>
+      </w:r>
+    </w:p>
+    <w:p>
+      <w:pPr>
+        <w:pStyle w:val="ListParagraph"/>
+        <w:numPr>
+          <w:ilvl w:val="0"/>
+          <w:numId w:val="4"/>
+        </w:numPr>
+        <w:ind w:leftChars="0"/>
+        <w:rPr>
+          <w:rFonts w:ascii="Tahoma" w:eastAsia="DengXian" w:hAnsi="Tahoma" w:cs="Tahoma"/>
+          <w:sz w:val="24"/>
+          <w:szCs w:val="24"/>
+          <w:lang w:eastAsia="zh-CN"/>
+        </w:rPr>
+      </w:pPr>
+      <w:r>
+        <w:rPr>
+          <w:rFonts w:ascii="Tahoma" w:eastAsia="DengXian" w:hAnsi="Tahoma" w:cs="Tahoma"/>
+          <w:sz w:val="24"/>
+          <w:szCs w:val="24"/>
+          <w:lang w:eastAsia="zh-CN"/>
+        </w:rPr>
+        <w:t xml:space="preserve">Interference Management: In dense networks, managing interference among multiple </w:t>
+      </w:r>
+      <w:r>
+        <w:rPr>
+          <w:rFonts w:ascii="Tahoma" w:eastAsia="DengXian" w:hAnsi="Tahoma" w:cs="Tahoma"/>
+          <w:sz w:val="24"/>
+          <w:szCs w:val="24"/>
+          <w:lang w:eastAsia="zh-CN"/>
+        </w:rPr>
+        <w:t>V2V</w:t>
+      </w:r>
+      <w:r>
+        <w:rPr>
+          <w:rFonts w:ascii="Tahoma" w:eastAsia="DengXian" w:hAnsi="Tahoma" w:cs="Tahoma"/>
+          <w:sz w:val="24"/>
+          <w:szCs w:val="24"/>
+          <w:lang w:eastAsia="zh-CN"/>
+        </w:rPr>
+        <w:t xml:space="preserve"> links is crucial. Power levels must be controlled to minimize interference with other </w:t>
+      </w:r>
+      <w:proofErr w:type="spellStart"/>
+      <w:r>
+        <w:rPr>
+          <w:rFonts w:ascii="Tahoma" w:eastAsia="DengXian" w:hAnsi="Tahoma" w:cs="Tahoma"/>
+          <w:sz w:val="24"/>
+          <w:szCs w:val="24"/>
+          <w:lang w:eastAsia="zh-CN"/>
+        </w:rPr>
+        <w:t>sidelink</w:t>
+      </w:r>
+      <w:proofErr w:type="spellEnd"/>
+      <w:r>
+        <w:rPr>
+          <w:rFonts w:ascii="Tahoma" w:eastAsia="DengXian" w:hAnsi="Tahoma" w:cs="Tahoma"/>
+          <w:sz w:val="24"/>
+          <w:szCs w:val="24"/>
+          <w:lang w:eastAsia="zh-CN"/>
+        </w:rPr>
+        <w:t xml:space="preserve"> communications and the cellular network.</w:t>
+      </w:r>
+    </w:p>
+    <w:p>
+      <w:pPr>
+        <w:pStyle w:val="ListParagraph"/>
+        <w:numPr>
+          <w:ilvl w:val="1"/>
+          <w:numId w:val="2"/>
+        </w:numPr>
+        <w:ind w:leftChars="0"/>
+        <w:rPr>
+          <w:rFonts w:ascii="Tahoma" w:eastAsia="DengXian" w:hAnsi="Tahoma" w:cs="Tahoma"/>
+          <w:sz w:val="26"/>
+          <w:szCs w:val="26"/>
+          <w:lang w:eastAsia="zh-CN"/>
+        </w:rPr>
+      </w:pPr>
+      <w:r>
+        <w:rPr>
+          <w:rFonts w:ascii="Tahoma" w:eastAsia="DengXian" w:hAnsi="Tahoma" w:cs="Tahoma"/>
+          <w:sz w:val="26"/>
+          <w:szCs w:val="26"/>
+          <w:lang w:eastAsia="zh-CN"/>
+        </w:rPr>
+        <w:t xml:space="preserve">Proposed </w:t>
+      </w:r>
+      <w:proofErr w:type="spellStart"/>
+      <w:r>
+        <w:rPr>
+          <w:rFonts w:ascii="Tahoma" w:eastAsia="DengXian" w:hAnsi="Tahoma" w:cs="Tahoma"/>
+          <w:sz w:val="26"/>
+          <w:szCs w:val="26"/>
+          <w:lang w:eastAsia="zh-CN"/>
+        </w:rPr>
+        <w:t>Sidelink</w:t>
+      </w:r>
+      <w:proofErr w:type="spellEnd"/>
+      <w:r>
+        <w:rPr>
+          <w:rFonts w:ascii="Tahoma" w:eastAsia="DengXian" w:hAnsi="Tahoma" w:cs="Tahoma"/>
+          <w:sz w:val="26"/>
+          <w:szCs w:val="26"/>
+          <w:lang w:eastAsia="zh-CN"/>
+        </w:rPr>
+        <w:t xml:space="preserve"> Adaptive OLPC Algorithm</w:t>
+      </w:r>
+    </w:p>
+    <w:p>
+      <w:pPr>
+        <w:pStyle w:val="ListParagraph"/>
+        <w:numPr>
+          <w:ilvl w:val="0"/>
+          <w:numId w:val="4"/>
+        </w:numPr>
+        <w:ind w:leftChars="0"/>
+        <w:rPr>
+          <w:rFonts w:ascii="Tahoma" w:eastAsia="DengXian" w:hAnsi="Tahoma" w:cs="Tahoma"/>
+          <w:sz w:val="24"/>
+          <w:szCs w:val="24"/>
+          <w:lang w:eastAsia="zh-CN"/>
+        </w:rPr>
+      </w:pPr>
+      <w:r>
+        <w:rPr>
+          <w:rFonts w:ascii="Tahoma" w:eastAsia="DengXian" w:hAnsi="Tahoma" w:cs="Tahoma"/>
+          <w:sz w:val="24"/>
+          <w:szCs w:val="24"/>
+          <w:lang w:eastAsia="zh-CN"/>
+        </w:rPr>
+        <w:t xml:space="preserve">The AS-OLPC algorithm proposed in this study is designed to enhance the reliability and efficiency of V2V communication in 5G-NR-V2X networks. Unlike traditional OLPC techniques, AS-OLPC adapts dynamically to real-time channel conditions with considering interference, ensuring optimal power levels for </w:t>
+      </w:r>
+      <w:proofErr w:type="spellStart"/>
+      <w:r>
+        <w:rPr>
+          <w:rFonts w:ascii="Tahoma" w:eastAsia="DengXian" w:hAnsi="Tahoma" w:cs="Tahoma"/>
+          <w:sz w:val="24"/>
+          <w:szCs w:val="24"/>
+          <w:lang w:eastAsia="zh-CN"/>
+        </w:rPr>
+        <w:t>sidelink</w:t>
+      </w:r>
+      <w:proofErr w:type="spellEnd"/>
+      <w:r>
+        <w:rPr>
+          <w:rFonts w:ascii="Tahoma" w:eastAsia="DengXian" w:hAnsi="Tahoma" w:cs="Tahoma"/>
+          <w:sz w:val="24"/>
+          <w:szCs w:val="24"/>
+          <w:lang w:eastAsia="zh-CN"/>
+        </w:rPr>
+        <w:t xml:space="preserve"> communication without the need for direct receiver feedback.</w:t>
+      </w:r>
+    </w:p>
+    <w:p>
+      <w:pPr>
+        <w:pStyle w:val="ListParagraph"/>
+        <w:numPr>
+          <w:ilvl w:val="0"/>
+          <w:numId w:val="4"/>
+        </w:numPr>
+        <w:ind w:leftChars="0"/>
+        <w:rPr>
+          <w:rFonts w:ascii="Tahoma" w:eastAsia="DengXian" w:hAnsi="Tahoma" w:cs="Tahoma"/>
+          <w:sz w:val="24"/>
+          <w:szCs w:val="24"/>
+          <w:lang w:eastAsia="zh-CN"/>
+        </w:rPr>
+      </w:pPr>
+      <w:r>
+        <w:rPr>
+          <w:rFonts w:ascii="Tahoma" w:eastAsia="DengXian" w:hAnsi="Tahoma" w:cs="Tahoma"/>
+          <w:sz w:val="24"/>
+          <w:szCs w:val="24"/>
+          <w:lang w:eastAsia="zh-CN"/>
+        </w:rPr>
+        <w:t xml:space="preserve">In the SINR Estimation and Adaptive Power Adjustment phase of the AS-OLPC algorithm, the system initiates real-time measurements to assess the quality of the communication channel. Upon the completion of each data transmission, the receiving device meticulously </w:t>
+      </w:r>
+      <w:proofErr w:type="gramStart"/>
+      <w:r>
+        <w:rPr>
+          <w:rFonts w:ascii="Tahoma" w:eastAsia="DengXian" w:hAnsi="Tahoma" w:cs="Tahoma"/>
+          <w:sz w:val="24"/>
+          <w:szCs w:val="24"/>
+          <w:lang w:eastAsia="zh-CN"/>
+        </w:rPr>
+        <w:t>calculates</w:t>
+      </w:r>
+      <w:proofErr w:type="gramEnd"/>
     </w:p>
     <w:bookmarkEnd w:id="4"/>
     <w:p>

--- a/C-3-7-5-1_[Technical Document] IHU_MTRL-2022-5GV2X-Srvc_TR01_Ultra-fast_V2X_Side_Link_Open-Loop_Power_Control_Performance_Verification_Report.docx
+++ b/C-3-7-5-1_[Technical Document] IHU_MTRL-2022-5GV2X-Srvc_TR01_Ultra-fast_V2X_Side_Link_Open-Loop_Power_Control_Performance_Verification_Report.docx
@@ -3718,7 +3718,909 @@
           <w:szCs w:val="24"/>
           <w:lang w:eastAsia="zh-CN"/>
         </w:rPr>
-        <w:t xml:space="preserve">In the SINR Estimation and Adaptive Power Adjustment phase of the AS-OLPC algorithm, the system initiates real-time measurements to assess the quality of the communication channel. Upon the completion of each data transmission, the receiving device meticulously </w:t>
+        <w:t>In the SINR Estimation and Adaptive Power Adjustment phase of the AS-OLPC algorithm, the system initiates real-time measurements to assess the quality of the communication channel. Upon the completion of each data transmission, the receiving device meticulously calculates</w:t>
+      </w:r>
+      <w:r>
+        <w:rPr>
+          <w:rFonts w:ascii="Tahoma" w:eastAsia="DengXian" w:hAnsi="Tahoma" w:cs="Tahoma"/>
+          <w:sz w:val="24"/>
+          <w:szCs w:val="24"/>
+          <w:lang w:eastAsia="zh-CN"/>
+        </w:rPr>
+        <w:t xml:space="preserve"> </w:t>
+      </w:r>
+      <w:r>
+        <w:rPr>
+          <w:rFonts w:ascii="Tahoma" w:eastAsia="DengXian" w:hAnsi="Tahoma" w:cs="Tahoma"/>
+          <w:sz w:val="24"/>
+          <w:szCs w:val="24"/>
+          <w:lang w:eastAsia="zh-CN"/>
+        </w:rPr>
+        <w:lastRenderedPageBreak/>
+        <w:t>the received signal strength and evaluates the interference levels present in the received signal. These parameters are crucial for computing the SINR, a pivotal metric that characterizes the channel conditions.</w:t>
+      </w:r>
+    </w:p>
+    <w:p>
+      <w:pPr>
+        <w:pStyle w:val="ListParagraph"/>
+        <w:numPr>
+          <w:ilvl w:val="0"/>
+          <w:numId w:val="4"/>
+        </w:numPr>
+        <w:ind w:leftChars="0"/>
+        <w:rPr>
+          <w:rFonts w:ascii="Tahoma" w:eastAsia="DengXian" w:hAnsi="Tahoma" w:cs="Tahoma"/>
+          <w:sz w:val="24"/>
+          <w:szCs w:val="24"/>
+          <w:lang w:eastAsia="zh-CN"/>
+        </w:rPr>
+      </w:pPr>
+      <w:r>
+        <w:rPr>
+          <w:rFonts w:ascii="Tahoma" w:eastAsia="DengXian" w:hAnsi="Tahoma" w:cs="Tahoma"/>
+          <w:sz w:val="24"/>
+          <w:szCs w:val="24"/>
+          <w:lang w:eastAsia="zh-CN"/>
+        </w:rPr>
+        <w:t>T</w:t>
+      </w:r>
+      <w:r>
+        <w:rPr>
+          <w:rFonts w:ascii="Tahoma" w:eastAsia="DengXian" w:hAnsi="Tahoma" w:cs="Tahoma"/>
+          <w:sz w:val="24"/>
+          <w:szCs w:val="24"/>
+          <w:lang w:eastAsia="zh-CN"/>
+        </w:rPr>
+        <w:t>he SINR value serves as a key indicator of the communication link's quality. If the computed SINR falls below a predetermined optimal threshold, suggesting suboptimal signal reception and potential communication instability, AS-OLPC initiates an adaptive power adjustment process. This process aims to enhance the SINR value by incrementally increasing the transmission power level.</w:t>
+      </w:r>
+    </w:p>
+    <w:p>
+      <w:pPr>
+        <w:pStyle w:val="ListParagraph"/>
+        <w:numPr>
+          <w:ilvl w:val="0"/>
+          <w:numId w:val="4"/>
+        </w:numPr>
+        <w:ind w:leftChars="0"/>
+        <w:rPr>
+          <w:rFonts w:ascii="Tahoma" w:eastAsia="DengXian" w:hAnsi="Tahoma" w:cs="Tahoma"/>
+          <w:sz w:val="24"/>
+          <w:szCs w:val="24"/>
+          <w:lang w:eastAsia="zh-CN"/>
+        </w:rPr>
+      </w:pPr>
+      <w:r>
+        <w:rPr>
+          <w:rFonts w:ascii="Tahoma" w:eastAsia="DengXian" w:hAnsi="Tahoma" w:cs="Tahoma"/>
+          <w:sz w:val="24"/>
+          <w:szCs w:val="24"/>
+          <w:lang w:eastAsia="zh-CN"/>
+        </w:rPr>
+        <w:t xml:space="preserve">Adaptive Power Adjustment in AS-OLPC involves a controlled power increment, denoted as </w:t>
+      </w:r>
+      <w:proofErr w:type="spellStart"/>
+      <w:r>
+        <w:rPr>
+          <w:rFonts w:ascii="Tahoma" w:eastAsia="DengXian" w:hAnsi="Tahoma" w:cs="Tahoma"/>
+          <w:sz w:val="24"/>
+          <w:szCs w:val="24"/>
+          <w:lang w:eastAsia="zh-CN"/>
+        </w:rPr>
+        <w:t>Δp</w:t>
+      </w:r>
+      <w:proofErr w:type="spellEnd"/>
+      <w:r>
+        <w:rPr>
+          <w:rFonts w:ascii="Tahoma" w:eastAsia="DengXian" w:hAnsi="Tahoma" w:cs="Tahoma"/>
+          <w:sz w:val="24"/>
+          <w:szCs w:val="24"/>
+          <w:lang w:eastAsia="zh-CN"/>
+        </w:rPr>
+        <w:t>, which represents the step size for power level adjustments. By judiciously increasing the transmission power, AS-OLPC seeks to improve the SINR, ensuring a more robust and reliable communication link. However, these power adjustments are conducted within predefined limits to prevent excessive interference with neighboring devices and to maintain energy efficiency.</w:t>
+      </w:r>
+    </w:p>
+    <w:p>
+      <w:pPr>
+        <w:pStyle w:val="ListParagraph"/>
+        <w:numPr>
+          <w:ilvl w:val="0"/>
+          <w:numId w:val="4"/>
+        </w:numPr>
+        <w:ind w:leftChars="0"/>
+        <w:rPr>
+          <w:rFonts w:ascii="Tahoma" w:eastAsia="DengXian" w:hAnsi="Tahoma" w:cs="Tahoma"/>
+          <w:sz w:val="24"/>
+          <w:szCs w:val="24"/>
+          <w:lang w:eastAsia="zh-CN"/>
+        </w:rPr>
+      </w:pPr>
+      <w:r>
+        <w:rPr>
+          <w:rFonts w:ascii="Tahoma" w:eastAsia="DengXian" w:hAnsi="Tahoma" w:cs="Tahoma"/>
+          <w:sz w:val="24"/>
+          <w:szCs w:val="24"/>
+          <w:lang w:eastAsia="zh-CN"/>
+        </w:rPr>
+        <w:t>The adaptive nature of AS-OLPC's power adjustment mechanism allows the algorithm to respond dynamically to changing channel conditions. Continuous SINR monitoring and subsequent power adjustments enable AS-OLPC to optimize the communication link, maximizing the probability of successful packet reception. This meticulous balance between power adjustment, SINR enhancement, and interference mitigation forms the cornerstone of AS-OLPC's ability to adapt to real-time communication challenges in high-density vehicular environments.</w:t>
+      </w:r>
+    </w:p>
+    <w:p>
+      <w:pPr>
+        <w:pStyle w:val="ListParagraph"/>
+        <w:numPr>
+          <w:ilvl w:val="0"/>
+          <w:numId w:val="4"/>
+        </w:numPr>
+        <w:ind w:leftChars="0"/>
+        <w:rPr>
+          <w:rFonts w:ascii="Tahoma" w:eastAsia="DengXian" w:hAnsi="Tahoma" w:cs="Tahoma"/>
+          <w:sz w:val="24"/>
+          <w:szCs w:val="24"/>
+          <w:lang w:eastAsia="zh-CN"/>
+        </w:rPr>
+      </w:pPr>
+      <w:r>
+        <w:rPr>
+          <w:rFonts w:ascii="Tahoma" w:eastAsia="DengXian" w:hAnsi="Tahoma" w:cs="Tahoma"/>
+          <w:sz w:val="24"/>
+          <w:szCs w:val="24"/>
+          <w:lang w:eastAsia="zh-CN"/>
+        </w:rPr>
+        <w:t>The vehicle density-based initialization phase of the SA-OLPC algorithm is essential for adapting communication strategies to the specific vehicular environment. In this phase, AS-OLPC assesses the density of vehicles within the communication range to determine the appropriate power level settings for the initial communication link establishment.</w:t>
+      </w:r>
+    </w:p>
+    <w:p>
+      <w:pPr>
+        <w:pStyle w:val="ListParagraph"/>
+        <w:numPr>
+          <w:ilvl w:val="0"/>
+          <w:numId w:val="4"/>
+        </w:numPr>
+        <w:ind w:leftChars="0"/>
+        <w:rPr>
+          <w:rFonts w:ascii="Tahoma" w:eastAsia="DengXian" w:hAnsi="Tahoma" w:cs="Tahoma"/>
+          <w:sz w:val="24"/>
+          <w:szCs w:val="24"/>
+          <w:lang w:eastAsia="zh-CN"/>
+        </w:rPr>
+      </w:pPr>
+      <w:r>
+        <w:rPr>
+          <w:rFonts w:ascii="Tahoma" w:eastAsia="DengXian" w:hAnsi="Tahoma" w:cs="Tahoma"/>
+          <w:sz w:val="24"/>
+          <w:szCs w:val="24"/>
+          <w:lang w:eastAsia="zh-CN"/>
+        </w:rPr>
+        <w:t>The vehicle density-based initialization phase of the SA-OLPC algorithm is essential for adapting communication strategies to the specific vehicular environment. In this phase, AS-OLPC assesses the density of vehicles within the communication range to determine the appropriate power level settings for the initial communication link establishment.</w:t>
+      </w:r>
+    </w:p>
+    <w:p>
+      <w:pPr>
+        <w:pStyle w:val="ListParagraph"/>
+        <w:numPr>
+          <w:ilvl w:val="0"/>
+          <w:numId w:val="4"/>
+        </w:numPr>
+        <w:ind w:leftChars="0"/>
+        <w:rPr>
+          <w:rFonts w:ascii="Tahoma" w:eastAsia="DengXian" w:hAnsi="Tahoma" w:cs="Tahoma"/>
+          <w:sz w:val="24"/>
+          <w:szCs w:val="24"/>
+          <w:lang w:eastAsia="zh-CN"/>
+        </w:rPr>
+      </w:pPr>
+      <w:r>
+        <w:rPr>
+          <w:rFonts w:ascii="Tahoma" w:eastAsia="DengXian" w:hAnsi="Tahoma" w:cs="Tahoma"/>
+          <w:sz w:val="24"/>
+          <w:szCs w:val="24"/>
+          <w:lang w:eastAsia="zh-CN"/>
+        </w:rPr>
+        <w:t xml:space="preserve">The moderate initial power level serves as a foundation for the subsequent adaptive power control strategies implemented by AS-OLPC. By starting with a moderate power setting, AS-OLPC minimizes </w:t>
+      </w:r>
+      <w:r>
+        <w:rPr>
+          <w:rFonts w:ascii="Tahoma" w:eastAsia="DengXian" w:hAnsi="Tahoma" w:cs="Tahoma"/>
+          <w:sz w:val="24"/>
+          <w:szCs w:val="24"/>
+          <w:lang w:eastAsia="zh-CN"/>
+        </w:rPr>
+        <w:lastRenderedPageBreak/>
+        <w:t>the risk of signal overlap and collision with neighboring devices, fostering a stable communication foundation. This strategic initialization provides a robust starting point for AS-OLPC's adaptive algorithms to adjust the transmission power dynamically as the communication session progresses</w:t>
+      </w:r>
+      <w:r>
+        <w:rPr>
+          <w:rFonts w:ascii="Tahoma" w:eastAsia="DengXian" w:hAnsi="Tahoma" w:cs="Tahoma"/>
+          <w:sz w:val="24"/>
+          <w:szCs w:val="24"/>
+          <w:lang w:eastAsia="zh-CN"/>
+        </w:rPr>
+        <w:t>.</w:t>
+      </w:r>
+    </w:p>
+    <w:p>
+      <w:pPr>
+        <w:pStyle w:val="ListParagraph"/>
+        <w:numPr>
+          <w:ilvl w:val="0"/>
+          <w:numId w:val="4"/>
+        </w:numPr>
+        <w:ind w:leftChars="0"/>
+        <w:rPr>
+          <w:rFonts w:ascii="Tahoma" w:eastAsia="DengXian" w:hAnsi="Tahoma" w:cs="Tahoma"/>
+          <w:sz w:val="24"/>
+          <w:szCs w:val="24"/>
+          <w:lang w:eastAsia="zh-CN"/>
+        </w:rPr>
+      </w:pPr>
+      <w:r>
+        <w:rPr>
+          <w:rFonts w:ascii="Tahoma" w:eastAsia="DengXian" w:hAnsi="Tahoma" w:cs="Tahoma"/>
+          <w:sz w:val="24"/>
+          <w:szCs w:val="24"/>
+          <w:lang w:eastAsia="zh-CN"/>
+        </w:rPr>
+        <w:t>AS-OLPC continuously monitors the vehicle density during the communication session. If the density surpasses the predefined threshold or fluctuates significantly due to changes in traffic patterns, AS-OLPC can dynamically adjust its power control strategies. This adaptive response ensures that AS-OLPC remains responsive to the evolving vehicular environment, maintaining efficient and reliable communication links in high-density scenarios.</w:t>
+      </w:r>
+    </w:p>
+    <w:p>
+      <w:pPr>
+        <w:jc w:val="center"/>
+        <w:rPr>
+          <w:rFonts w:ascii="Tahoma" w:eastAsia="DengXian" w:hAnsi="Tahoma" w:cs="Tahoma"/>
+          <w:sz w:val="24"/>
+          <w:szCs w:val="24"/>
+          <w:lang w:eastAsia="zh-CN"/>
+        </w:rPr>
+      </w:pPr>
+      <w:r>
+        <w:rPr>
+          <w:noProof/>
+        </w:rPr>
+        <w:drawing>
+          <wp:inline distT="0" distB="0" distL="0" distR="0" wp14:anchorId="4562CADD" wp14:editId="7A0D4A76">
+            <wp:extent cx="4216047" cy="2881423"/>
+            <wp:effectExtent l="0" t="0" r="0" b="0"/>
+            <wp:docPr id="1727657916" name="图形 1727657916"/>
+            <wp:cNvGraphicFramePr>
+              <a:graphicFrameLocks xmlns:a="http://schemas.openxmlformats.org/drawingml/2006/main" noChangeAspect="1"/>
+            </wp:cNvGraphicFramePr>
+            <a:graphic xmlns:a="http://schemas.openxmlformats.org/drawingml/2006/main">
+              <a:graphicData uri="http://schemas.openxmlformats.org/drawingml/2006/picture">
+                <pic:pic xmlns:pic="http://schemas.openxmlformats.org/drawingml/2006/picture">
+                  <pic:nvPicPr>
+                    <pic:cNvPr id="549547136" name="Picture 1"/>
+                    <pic:cNvPicPr>
+                      <a:picLocks noChangeAspect="1" noChangeArrowheads="1"/>
+                    </pic:cNvPicPr>
+                  </pic:nvPicPr>
+                  <pic:blipFill rotWithShape="1">
+                    <a:blip r:embed="rId14">
+                      <a:extLst>
+                        <a:ext uri="{28A0092B-C50C-407E-A947-70E740481C1C}">
+                          <a14:useLocalDpi xmlns:a14="http://schemas.microsoft.com/office/drawing/2010/main" val="0"/>
+                        </a:ext>
+                        <a:ext uri="{96DAC541-7B7A-43D3-8B79-37D633B846F1}">
+                          <asvg:svgBlip xmlns:asvg="http://schemas.microsoft.com/office/drawing/2016/SVG/main" r:embed="rId15"/>
+                        </a:ext>
+                      </a:extLst>
+                    </a:blip>
+                    <a:srcRect l="-2263" t="-4170" r="-3081" b="-3491"/>
+                    <a:stretch/>
+                  </pic:blipFill>
+                  <pic:spPr bwMode="auto">
+                    <a:xfrm>
+                      <a:off x="0" y="0"/>
+                      <a:ext cx="4235570" cy="2894766"/>
+                    </a:xfrm>
+                    <a:prstGeom prst="rect">
+                      <a:avLst/>
+                    </a:prstGeom>
+                    <a:ln>
+                      <a:noFill/>
+                    </a:ln>
+                    <a:extLst>
+                      <a:ext uri="{53640926-AAD7-44D8-BBD7-CCE9431645EC}">
+                        <a14:shadowObscured xmlns:a14="http://schemas.microsoft.com/office/drawing/2010/main"/>
+                      </a:ext>
+                    </a:extLst>
+                  </pic:spPr>
+                </pic:pic>
+              </a:graphicData>
+            </a:graphic>
+          </wp:inline>
+        </w:drawing>
+      </w:r>
+    </w:p>
+    <w:p>
+      <w:pPr>
+        <w:jc w:val="center"/>
+        <w:rPr>
+          <w:rFonts w:ascii="Tahoma" w:eastAsia="맑은 고딕" w:hAnsi="Tahoma" w:cs="Tahoma"/>
+          <w:color w:val="000000" w:themeColor="text1"/>
+          <w:sz w:val="18"/>
+          <w:szCs w:val="18"/>
+          <w14:ligatures w14:val="standardContextual"/>
+        </w:rPr>
+      </w:pPr>
+      <w:r>
+        <w:rPr>
+          <w:rFonts w:ascii="Tahoma" w:eastAsia="맑은 고딕" w:hAnsi="Tahoma" w:cs="Tahoma"/>
+          <w:color w:val="000000" w:themeColor="text1"/>
+          <w:kern w:val="24"/>
+          <w:sz w:val="18"/>
+          <w:szCs w:val="18"/>
+          <w14:ligatures w14:val="standardContextual"/>
+        </w:rPr>
+        <w:t>&lt;</w:t>
+      </w:r>
+      <w:r>
+        <w:rPr>
+          <w:rFonts w:ascii="Tahoma" w:eastAsia="맑은 고딕" w:hAnsi="Tahoma" w:cs="Tahoma"/>
+          <w:color w:val="000000" w:themeColor="text1"/>
+          <w:kern w:val="24"/>
+          <w:sz w:val="18"/>
+          <w:szCs w:val="18"/>
+          <w14:ligatures w14:val="standardContextual"/>
+        </w:rPr>
+        <w:t xml:space="preserve"> Fig.5:</w:t>
+      </w:r>
+      <w:r>
+        <w:rPr>
+          <w:rFonts w:ascii="Tahoma" w:eastAsia="맑은 고딕" w:hAnsi="Tahoma" w:cs="Tahoma"/>
+          <w:color w:val="000000" w:themeColor="text1"/>
+          <w:kern w:val="24"/>
+          <w:sz w:val="18"/>
+          <w:szCs w:val="18"/>
+          <w14:ligatures w14:val="standardContextual"/>
+        </w:rPr>
+        <w:t xml:space="preserve"> </w:t>
+      </w:r>
+      <w:r>
+        <w:rPr>
+          <w:rFonts w:ascii="Tahoma" w:eastAsia="맑은 고딕" w:hAnsi="Tahoma" w:cs="Tahoma"/>
+          <w:color w:val="000000" w:themeColor="text1"/>
+          <w:kern w:val="24"/>
+          <w:sz w:val="18"/>
+          <w:szCs w:val="18"/>
+          <w14:ligatures w14:val="standardContextual"/>
+        </w:rPr>
+        <w:t>CBR measurement</w:t>
+      </w:r>
+      <w:r>
+        <w:rPr>
+          <w:rFonts w:ascii="Tahoma" w:eastAsia="맑은 고딕" w:hAnsi="Tahoma" w:cs="Tahoma"/>
+          <w:color w:val="000000" w:themeColor="text1"/>
+          <w:sz w:val="18"/>
+          <w:szCs w:val="18"/>
+          <w14:ligatures w14:val="standardContextual"/>
+        </w:rPr>
+        <w:t xml:space="preserve"> &gt;</w:t>
+      </w:r>
+    </w:p>
+    <w:p>
+      <w:pPr>
+        <w:pStyle w:val="ListParagraph"/>
+        <w:numPr>
+          <w:ilvl w:val="0"/>
+          <w:numId w:val="4"/>
+        </w:numPr>
+        <w:ind w:leftChars="0"/>
+        <w:rPr>
+          <w:rFonts w:ascii="Tahoma" w:eastAsia="DengXian" w:hAnsi="Tahoma" w:cs="Tahoma"/>
+          <w:sz w:val="24"/>
+          <w:szCs w:val="24"/>
+          <w:lang w:eastAsia="zh-CN"/>
+        </w:rPr>
+      </w:pPr>
+      <w:r>
+        <w:rPr>
+          <w:rFonts w:ascii="Tahoma" w:eastAsia="DengXian" w:hAnsi="Tahoma" w:cs="Tahoma"/>
+          <w:sz w:val="24"/>
+          <w:szCs w:val="24"/>
+          <w:lang w:eastAsia="zh-CN"/>
+        </w:rPr>
+        <w:t>During the AS-OLPC processing, first upon packet transmission initiation, the algorithm initializes the transmission power level (Tx power) to a predefined starting value. After transmission, the algorithm calculates the received power at the intended receiver, considering the effects of path loss, shadowing, and potential interference. SA-OLPC leverages accurate SINR estimation techniques to evaluate the quality of the received signal. The SINR estimation is measured by:</w:t>
+      </w:r>
+    </w:p>
+    <w:p>
+      <w:pPr>
+        <w:pStyle w:val="ListParagraph"/>
+        <w:ind w:leftChars="0" w:left="927"/>
+        <w:jc w:val="right"/>
+        <w:rPr>
+          <w:rFonts w:ascii="Tahoma" w:eastAsia="DengXian" w:hAnsi="Tahoma" w:cs="Tahoma"/>
+          <w:sz w:val="24"/>
+          <w:szCs w:val="24"/>
+          <w:lang w:eastAsia="zh-CN"/>
+        </w:rPr>
+      </w:pPr>
+      <m:oMath>
+        <m:sSub>
+          <m:sSubPr>
+            <m:ctrlPr>
+              <w:rPr>
+                <w:rFonts w:ascii="Cambria Math" w:eastAsia="DengXian" w:hAnsi="Cambria Math" w:cs="Tahoma"/>
+                <w:sz w:val="28"/>
+                <w:szCs w:val="28"/>
+                <w:lang w:eastAsia="zh-CN"/>
+              </w:rPr>
+            </m:ctrlPr>
+          </m:sSubPr>
+          <m:e>
+            <m:r>
+              <w:rPr>
+                <w:rFonts w:ascii="Cambria Math" w:eastAsia="DengXian" w:hAnsi="Cambria Math" w:cs="Tahoma"/>
+                <w:sz w:val="28"/>
+                <w:szCs w:val="28"/>
+                <w:lang w:eastAsia="zh-CN"/>
+              </w:rPr>
+              <m:t>SINR</m:t>
+            </m:r>
+          </m:e>
+          <m:sub>
+            <m:r>
+              <w:rPr>
+                <w:rFonts w:ascii="Cambria Math" w:eastAsia="DengXian" w:hAnsi="Cambria Math" w:cs="Tahoma"/>
+                <w:sz w:val="28"/>
+                <w:szCs w:val="28"/>
+                <w:lang w:eastAsia="zh-CN"/>
+              </w:rPr>
+              <m:t>est</m:t>
+            </m:r>
+          </m:sub>
+        </m:sSub>
+        <m:r>
+          <m:rPr>
+            <m:sty m:val="p"/>
+          </m:rPr>
+          <w:rPr>
+            <w:rFonts w:ascii="Cambria Math" w:eastAsia="DengXian" w:hAnsi="Cambria Math" w:cs="Tahoma"/>
+            <w:sz w:val="28"/>
+            <w:szCs w:val="28"/>
+            <w:lang w:eastAsia="zh-CN"/>
+          </w:rPr>
+          <m:t>=</m:t>
+        </m:r>
+        <m:f>
+          <m:fPr>
+            <m:ctrlPr>
+              <w:rPr>
+                <w:rFonts w:ascii="Cambria Math" w:eastAsia="DengXian" w:hAnsi="Cambria Math" w:cs="Tahoma"/>
+                <w:sz w:val="28"/>
+                <w:szCs w:val="28"/>
+                <w:lang w:eastAsia="zh-CN"/>
+              </w:rPr>
+            </m:ctrlPr>
+          </m:fPr>
+          <m:num>
+            <m:sSub>
+              <m:sSubPr>
+                <m:ctrlPr>
+                  <w:rPr>
+                    <w:rFonts w:ascii="Cambria Math" w:eastAsia="DengXian" w:hAnsi="Cambria Math" w:cs="Tahoma"/>
+                    <w:sz w:val="28"/>
+                    <w:szCs w:val="28"/>
+                    <w:lang w:eastAsia="zh-CN"/>
+                  </w:rPr>
+                </m:ctrlPr>
+              </m:sSubPr>
+              <m:e>
+                <m:r>
+                  <m:rPr>
+                    <m:sty m:val="p"/>
+                  </m:rPr>
+                  <w:rPr>
+                    <w:rFonts w:ascii="Cambria Math" w:eastAsia="DengXian" w:hAnsi="Cambria Math" w:cs="Tahoma"/>
+                    <w:sz w:val="28"/>
+                    <w:szCs w:val="28"/>
+                    <w:lang w:eastAsia="zh-CN"/>
+                  </w:rPr>
+                  <m:t>(</m:t>
+                </m:r>
+                <m:r>
+                  <w:rPr>
+                    <w:rFonts w:ascii="Cambria Math" w:eastAsia="DengXian" w:hAnsi="Cambria Math" w:cs="Tahoma"/>
+                    <w:sz w:val="28"/>
+                    <w:szCs w:val="28"/>
+                    <w:lang w:eastAsia="zh-CN"/>
+                  </w:rPr>
+                  <m:t>P</m:t>
+                </m:r>
+              </m:e>
+              <m:sub>
+                <m:r>
+                  <w:rPr>
+                    <w:rFonts w:ascii="Cambria Math" w:eastAsia="DengXian" w:hAnsi="Cambria Math" w:cs="Tahoma"/>
+                    <w:sz w:val="28"/>
+                    <w:szCs w:val="28"/>
+                    <w:lang w:eastAsia="zh-CN"/>
+                  </w:rPr>
+                  <m:t>txRB</m:t>
+                </m:r>
+              </m:sub>
+            </m:sSub>
+            <m:r>
+              <m:rPr>
+                <m:sty m:val="p"/>
+              </m:rPr>
+              <w:rPr>
+                <w:rFonts w:ascii="Cambria Math" w:eastAsia="DengXian" w:hAnsi="Cambria Math" w:cs="Tahoma"/>
+                <w:sz w:val="28"/>
+                <w:szCs w:val="28"/>
+                <w:lang w:eastAsia="zh-CN"/>
+              </w:rPr>
+              <m:t>·</m:t>
+            </m:r>
+            <m:sSub>
+              <m:sSubPr>
+                <m:ctrlPr>
+                  <w:rPr>
+                    <w:rFonts w:ascii="Cambria Math" w:eastAsia="DengXian" w:hAnsi="Cambria Math" w:cs="Tahoma"/>
+                    <w:sz w:val="28"/>
+                    <w:szCs w:val="28"/>
+                    <w:lang w:eastAsia="zh-CN"/>
+                  </w:rPr>
+                </m:ctrlPr>
+              </m:sSubPr>
+              <m:e>
+                <m:r>
+                  <w:rPr>
+                    <w:rFonts w:ascii="Cambria Math" w:eastAsia="DengXian" w:hAnsi="Cambria Math" w:cs="Tahoma"/>
+                    <w:sz w:val="28"/>
+                    <w:szCs w:val="28"/>
+                    <w:lang w:eastAsia="zh-CN"/>
+                  </w:rPr>
+                  <m:t>AG</m:t>
+                </m:r>
+              </m:e>
+              <m:sub>
+                <m:r>
+                  <w:rPr>
+                    <w:rFonts w:ascii="Cambria Math" w:eastAsia="DengXian" w:hAnsi="Cambria Math" w:cs="Tahoma"/>
+                    <w:sz w:val="28"/>
+                    <w:szCs w:val="28"/>
+                    <w:lang w:eastAsia="zh-CN"/>
+                  </w:rPr>
+                  <m:t>rx</m:t>
+                </m:r>
+              </m:sub>
+            </m:sSub>
+            <m:r>
+              <m:rPr>
+                <m:sty m:val="p"/>
+              </m:rPr>
+              <w:rPr>
+                <w:rFonts w:ascii="Cambria Math" w:eastAsia="DengXian" w:hAnsi="Cambria Math" w:cs="Tahoma"/>
+                <w:sz w:val="28"/>
+                <w:szCs w:val="28"/>
+                <w:lang w:eastAsia="zh-CN"/>
+              </w:rPr>
+              <m:t>)/(</m:t>
+            </m:r>
+            <m:r>
+              <w:rPr>
+                <w:rFonts w:ascii="Cambria Math" w:eastAsia="DengXian" w:hAnsi="Cambria Math" w:cs="Tahoma"/>
+                <w:sz w:val="28"/>
+                <w:szCs w:val="28"/>
+                <w:lang w:eastAsia="zh-CN"/>
+              </w:rPr>
+              <m:t>PL</m:t>
+            </m:r>
+            <m:r>
+              <m:rPr>
+                <m:sty m:val="p"/>
+              </m:rPr>
+              <w:rPr>
+                <w:rFonts w:ascii="Cambria Math" w:eastAsia="DengXian" w:hAnsi="Cambria Math" w:cs="Tahoma"/>
+                <w:sz w:val="28"/>
+                <w:szCs w:val="28"/>
+                <w:lang w:eastAsia="zh-CN"/>
+              </w:rPr>
+              <m:t>·</m:t>
+            </m:r>
+            <m:sSubSup>
+              <m:sSubSupPr>
+                <m:ctrlPr>
+                  <w:rPr>
+                    <w:rFonts w:ascii="Cambria Math" w:eastAsia="DengXian" w:hAnsi="Cambria Math" w:cs="Tahoma"/>
+                    <w:sz w:val="28"/>
+                    <w:szCs w:val="28"/>
+                    <w:lang w:eastAsia="zh-CN"/>
+                  </w:rPr>
+                </m:ctrlPr>
+              </m:sSubSupPr>
+              <m:e>
+                <m:r>
+                  <w:rPr>
+                    <w:rFonts w:ascii="Cambria Math" w:eastAsia="DengXian" w:hAnsi="Cambria Math" w:cs="Tahoma"/>
+                    <w:sz w:val="28"/>
+                    <w:szCs w:val="28"/>
+                    <w:lang w:eastAsia="zh-CN"/>
+                  </w:rPr>
+                  <m:t>D</m:t>
+                </m:r>
+              </m:e>
+              <m:sub>
+                <m:r>
+                  <w:rPr>
+                    <w:rFonts w:ascii="Cambria Math" w:eastAsia="DengXian" w:hAnsi="Cambria Math" w:cs="Tahoma"/>
+                    <w:sz w:val="28"/>
+                    <w:szCs w:val="28"/>
+                    <w:lang w:eastAsia="zh-CN"/>
+                  </w:rPr>
+                  <m:t>ij</m:t>
+                </m:r>
+              </m:sub>
+              <m:sup>
+                <m:r>
+                  <w:rPr>
+                    <w:rFonts w:ascii="Cambria Math" w:eastAsia="DengXian" w:hAnsi="Cambria Math" w:cs="Tahoma"/>
+                    <w:sz w:val="28"/>
+                    <w:szCs w:val="28"/>
+                    <w:lang w:eastAsia="zh-CN"/>
+                  </w:rPr>
+                  <m:t>β</m:t>
+                </m:r>
+              </m:sup>
+            </m:sSubSup>
+            <m:r>
+              <m:rPr>
+                <m:sty m:val="p"/>
+              </m:rPr>
+              <w:rPr>
+                <w:rFonts w:ascii="Cambria Math" w:eastAsia="DengXian" w:hAnsi="Cambria Math" w:cs="Tahoma"/>
+                <w:sz w:val="28"/>
+                <w:szCs w:val="28"/>
+                <w:lang w:eastAsia="zh-CN"/>
+              </w:rPr>
+              <m:t>)</m:t>
+            </m:r>
+          </m:num>
+          <m:den>
+            <m:sSub>
+              <m:sSubPr>
+                <m:ctrlPr>
+                  <w:rPr>
+                    <w:rFonts w:ascii="Cambria Math" w:eastAsia="DengXian" w:hAnsi="Cambria Math" w:cs="Tahoma"/>
+                    <w:sz w:val="28"/>
+                    <w:szCs w:val="28"/>
+                    <w:lang w:eastAsia="zh-CN"/>
+                  </w:rPr>
+                </m:ctrlPr>
+              </m:sSubPr>
+              <m:e>
+                <m:r>
+                  <m:rPr>
+                    <m:sty m:val="p"/>
+                  </m:rPr>
+                  <w:rPr>
+                    <w:rFonts w:ascii="Cambria Math" w:eastAsia="DengXian" w:hAnsi="Cambria Math" w:cs="Tahoma"/>
+                    <w:sz w:val="28"/>
+                    <w:szCs w:val="28"/>
+                    <w:lang w:eastAsia="zh-CN"/>
+                  </w:rPr>
+                  <m:t>(</m:t>
+                </m:r>
+                <m:r>
+                  <w:rPr>
+                    <w:rFonts w:ascii="Cambria Math" w:eastAsia="DengXian" w:hAnsi="Cambria Math" w:cs="Tahoma"/>
+                    <w:sz w:val="28"/>
+                    <w:szCs w:val="28"/>
+                    <w:lang w:eastAsia="zh-CN"/>
+                  </w:rPr>
+                  <m:t>K</m:t>
+                </m:r>
+              </m:e>
+              <m:sub>
+                <m:r>
+                  <w:rPr>
+                    <w:rFonts w:ascii="Cambria Math" w:eastAsia="DengXian" w:hAnsi="Cambria Math" w:cs="Tahoma"/>
+                    <w:sz w:val="28"/>
+                    <w:szCs w:val="28"/>
+                    <w:lang w:eastAsia="zh-CN"/>
+                  </w:rPr>
+                  <m:t>si</m:t>
+                </m:r>
+              </m:sub>
+            </m:sSub>
+            <m:r>
+              <m:rPr>
+                <m:sty m:val="p"/>
+              </m:rPr>
+              <w:rPr>
+                <w:rFonts w:ascii="Cambria Math" w:eastAsia="DengXian" w:hAnsi="Cambria Math" w:cs="Tahoma"/>
+                <w:sz w:val="28"/>
+                <w:szCs w:val="28"/>
+                <w:lang w:eastAsia="zh-CN"/>
+              </w:rPr>
+              <m:t>·</m:t>
+            </m:r>
+            <m:sSub>
+              <m:sSubPr>
+                <m:ctrlPr>
+                  <w:rPr>
+                    <w:rFonts w:ascii="Cambria Math" w:eastAsia="DengXian" w:hAnsi="Cambria Math" w:cs="Tahoma"/>
+                    <w:sz w:val="28"/>
+                    <w:szCs w:val="28"/>
+                    <w:lang w:eastAsia="zh-CN"/>
+                  </w:rPr>
+                </m:ctrlPr>
+              </m:sSubPr>
+              <m:e>
+                <m:r>
+                  <w:rPr>
+                    <w:rFonts w:ascii="Cambria Math" w:eastAsia="DengXian" w:hAnsi="Cambria Math" w:cs="Tahoma"/>
+                    <w:sz w:val="28"/>
+                    <w:szCs w:val="28"/>
+                    <w:lang w:eastAsia="zh-CN"/>
+                  </w:rPr>
+                  <m:t>P</m:t>
+                </m:r>
+              </m:e>
+              <m:sub>
+                <m:r>
+                  <w:rPr>
+                    <w:rFonts w:ascii="Cambria Math" w:eastAsia="DengXian" w:hAnsi="Cambria Math" w:cs="Tahoma"/>
+                    <w:sz w:val="28"/>
+                    <w:szCs w:val="28"/>
+                    <w:lang w:eastAsia="zh-CN"/>
+                  </w:rPr>
+                  <m:t>txRB</m:t>
+                </m:r>
+              </m:sub>
+            </m:sSub>
+            <m:r>
+              <m:rPr>
+                <m:sty m:val="p"/>
+              </m:rPr>
+              <w:rPr>
+                <w:rFonts w:ascii="Cambria Math" w:eastAsia="DengXian" w:hAnsi="Cambria Math" w:cs="Tahoma"/>
+                <w:sz w:val="28"/>
+                <w:szCs w:val="28"/>
+                <w:lang w:eastAsia="zh-CN"/>
+              </w:rPr>
+              <m:t>+</m:t>
+            </m:r>
+            <m:sSub>
+              <m:sSubPr>
+                <m:ctrlPr>
+                  <w:rPr>
+                    <w:rFonts w:ascii="Cambria Math" w:eastAsia="DengXian" w:hAnsi="Cambria Math" w:cs="Tahoma"/>
+                    <w:sz w:val="28"/>
+                    <w:szCs w:val="28"/>
+                    <w:lang w:eastAsia="zh-CN"/>
+                  </w:rPr>
+                </m:ctrlPr>
+              </m:sSubPr>
+              <m:e>
+                <m:r>
+                  <w:rPr>
+                    <w:rFonts w:ascii="Cambria Math" w:eastAsia="DengXian" w:hAnsi="Cambria Math" w:cs="Tahoma"/>
+                    <w:sz w:val="28"/>
+                    <w:szCs w:val="28"/>
+                    <w:lang w:eastAsia="zh-CN"/>
+                  </w:rPr>
+                  <m:t>P</m:t>
+                </m:r>
+              </m:e>
+              <m:sub>
+                <m:r>
+                  <w:rPr>
+                    <w:rFonts w:ascii="Cambria Math" w:eastAsia="DengXian" w:hAnsi="Cambria Math" w:cs="Tahoma"/>
+                    <w:sz w:val="28"/>
+                    <w:szCs w:val="28"/>
+                    <w:lang w:eastAsia="zh-CN"/>
+                  </w:rPr>
+                  <m:t>noise</m:t>
+                </m:r>
+              </m:sub>
+            </m:sSub>
+            <m:r>
+              <m:rPr>
+                <m:sty m:val="p"/>
+              </m:rPr>
+              <w:rPr>
+                <w:rFonts w:ascii="Cambria Math" w:eastAsia="DengXian" w:hAnsi="Cambria Math" w:cs="Tahoma"/>
+                <w:sz w:val="28"/>
+                <w:szCs w:val="28"/>
+                <w:lang w:eastAsia="zh-CN"/>
+              </w:rPr>
+              <m:t>)+</m:t>
+            </m:r>
+            <m:r>
+              <w:rPr>
+                <w:rFonts w:ascii="Cambria Math" w:eastAsia="DengXian" w:hAnsi="Cambria Math" w:cs="Tahoma"/>
+                <w:sz w:val="28"/>
+                <w:szCs w:val="28"/>
+                <w:lang w:eastAsia="zh-CN"/>
+              </w:rPr>
+              <m:t>φ</m:t>
+            </m:r>
+          </m:den>
+        </m:f>
+        <m:r>
+          <m:rPr>
+            <m:sty m:val="p"/>
+          </m:rPr>
+          <w:rPr>
+            <w:rFonts w:ascii="Cambria Math" w:eastAsia="DengXian" w:hAnsi="Cambria Math" w:cs="Tahoma"/>
+            <w:sz w:val="28"/>
+            <w:szCs w:val="28"/>
+            <w:lang w:eastAsia="zh-CN"/>
+          </w:rPr>
+          <m:t>,</m:t>
+        </m:r>
+      </m:oMath>
+      <w:r>
+        <w:rPr>
+          <w:rFonts w:ascii="Tahoma" w:eastAsia="DengXian" w:hAnsi="Tahoma" w:cs="Tahoma"/>
+          <w:sz w:val="24"/>
+          <w:szCs w:val="24"/>
+          <w:lang w:eastAsia="zh-CN"/>
+        </w:rPr>
+        <w:t xml:space="preserve">             (1)</w:t>
+      </w:r>
+    </w:p>
+    <w:p>
+      <w:pPr>
+        <w:pStyle w:val="ListParagraph"/>
+        <w:numPr>
+          <w:ilvl w:val="0"/>
+          <w:numId w:val="4"/>
+        </w:numPr>
+        <w:ind w:leftChars="0"/>
+        <w:rPr>
+          <w:rFonts w:ascii="Tahoma" w:eastAsia="DengXian" w:hAnsi="Tahoma" w:cs="Tahoma"/>
+          <w:sz w:val="24"/>
+          <w:szCs w:val="24"/>
+          <w:lang w:eastAsia="zh-CN"/>
+        </w:rPr>
+      </w:pPr>
+      <m:oMath>
+        <m:sSub>
+          <m:sSubPr>
+            <m:ctrlPr>
+              <w:rPr>
+                <w:rFonts w:ascii="Cambria Math" w:eastAsia="DengXian" w:hAnsi="Cambria Math" w:cs="Tahoma"/>
+                <w:sz w:val="24"/>
+                <w:szCs w:val="24"/>
+                <w:lang w:eastAsia="zh-CN"/>
+              </w:rPr>
+            </m:ctrlPr>
+          </m:sSubPr>
+          <m:e>
+            <m:r>
+              <w:rPr>
+                <w:rFonts w:ascii="Cambria Math" w:eastAsia="DengXian" w:hAnsi="Cambria Math" w:cs="Tahoma"/>
+                <w:sz w:val="24"/>
+                <w:szCs w:val="24"/>
+                <w:lang w:eastAsia="zh-CN"/>
+              </w:rPr>
+              <m:t>P</m:t>
+            </m:r>
+          </m:e>
+          <m:sub>
+            <m:r>
+              <w:rPr>
+                <w:rFonts w:ascii="Cambria Math" w:eastAsia="DengXian" w:hAnsi="Cambria Math" w:cs="Tahoma"/>
+                <w:sz w:val="24"/>
+                <w:szCs w:val="24"/>
+                <w:lang w:eastAsia="zh-CN"/>
+              </w:rPr>
+              <m:t>txRB</m:t>
+            </m:r>
+          </m:sub>
+        </m:sSub>
+      </m:oMath>
+      <w:r>
+        <w:rPr>
+          <w:rFonts w:ascii="Tahoma" w:eastAsia="DengXian" w:hAnsi="Tahoma" w:cs="Tahoma"/>
+          <w:sz w:val="24"/>
+          <w:szCs w:val="24"/>
+          <w:lang w:eastAsia="zh-CN"/>
+        </w:rPr>
+        <w:t xml:space="preserve"> </w:t>
       </w:r>
       <w:proofErr w:type="gramStart"/>
       <w:r>
@@ -3728,9 +4630,128 @@
           <w:szCs w:val="24"/>
           <w:lang w:eastAsia="zh-CN"/>
         </w:rPr>
-        <w:t>calculates</w:t>
+        <w:t>is</w:t>
       </w:r>
       <w:proofErr w:type="gramEnd"/>
+      <w:r>
+        <w:rPr>
+          <w:rFonts w:ascii="Tahoma" w:eastAsia="DengXian" w:hAnsi="Tahoma" w:cs="Tahoma"/>
+          <w:sz w:val="24"/>
+          <w:szCs w:val="24"/>
+          <w:lang w:eastAsia="zh-CN"/>
+        </w:rPr>
+        <w:t xml:space="preserve"> the uplink transmit power per resource block, </w:t>
+      </w:r>
+      <m:oMath>
+        <m:sSub>
+          <m:sSubPr>
+            <m:ctrlPr>
+              <w:rPr>
+                <w:rFonts w:ascii="Cambria Math" w:eastAsia="DengXian" w:hAnsi="Cambria Math" w:cs="Tahoma"/>
+                <w:sz w:val="24"/>
+                <w:szCs w:val="24"/>
+                <w:lang w:eastAsia="zh-CN"/>
+              </w:rPr>
+            </m:ctrlPr>
+          </m:sSubPr>
+          <m:e>
+            <m:r>
+              <w:rPr>
+                <w:rFonts w:ascii="Cambria Math" w:eastAsia="DengXian" w:hAnsi="Cambria Math" w:cs="Tahoma"/>
+                <w:sz w:val="24"/>
+                <w:szCs w:val="24"/>
+                <w:lang w:eastAsia="zh-CN"/>
+              </w:rPr>
+              <m:t>AG</m:t>
+            </m:r>
+          </m:e>
+          <m:sub>
+            <m:r>
+              <w:rPr>
+                <w:rFonts w:ascii="Cambria Math" w:eastAsia="DengXian" w:hAnsi="Cambria Math" w:cs="Tahoma"/>
+                <w:sz w:val="24"/>
+                <w:szCs w:val="24"/>
+                <w:lang w:eastAsia="zh-CN"/>
+              </w:rPr>
+              <m:t>rx</m:t>
+            </m:r>
+          </m:sub>
+        </m:sSub>
+      </m:oMath>
+      <w:r>
+        <w:rPr>
+          <w:rFonts w:ascii="Tahoma" w:eastAsia="DengXian" w:hAnsi="Tahoma" w:cs="Tahoma" w:hint="eastAsia"/>
+          <w:sz w:val="24"/>
+          <w:szCs w:val="24"/>
+          <w:lang w:eastAsia="zh-CN"/>
+        </w:rPr>
+        <w:t xml:space="preserve"> </w:t>
+      </w:r>
+      <w:r>
+        <w:rPr>
+          <w:rFonts w:ascii="Tahoma" w:eastAsia="DengXian" w:hAnsi="Tahoma" w:cs="Tahoma"/>
+          <w:sz w:val="24"/>
+          <w:szCs w:val="24"/>
+          <w:lang w:eastAsia="zh-CN"/>
+        </w:rPr>
+        <w:t xml:space="preserve">is the receiver antenna gain, PL is the path loss at 1 m. </w:t>
+      </w:r>
+      <m:oMath>
+        <m:sSubSup>
+          <m:sSubSupPr>
+            <m:ctrlPr>
+              <w:rPr>
+                <w:rFonts w:ascii="Cambria Math" w:eastAsia="DengXian" w:hAnsi="Cambria Math" w:cs="Tahoma"/>
+                <w:sz w:val="24"/>
+                <w:szCs w:val="24"/>
+                <w:lang w:eastAsia="zh-CN"/>
+              </w:rPr>
+            </m:ctrlPr>
+          </m:sSubSupPr>
+          <m:e>
+            <m:r>
+              <w:rPr>
+                <w:rFonts w:ascii="Cambria Math" w:eastAsia="DengXian" w:hAnsi="Cambria Math" w:cs="Tahoma"/>
+                <w:sz w:val="24"/>
+                <w:szCs w:val="24"/>
+                <w:lang w:eastAsia="zh-CN"/>
+              </w:rPr>
+              <m:t>D</m:t>
+            </m:r>
+          </m:e>
+          <m:sub>
+            <m:r>
+              <w:rPr>
+                <w:rFonts w:ascii="Cambria Math" w:eastAsia="DengXian" w:hAnsi="Cambria Math" w:cs="Tahoma"/>
+                <w:sz w:val="24"/>
+                <w:szCs w:val="24"/>
+                <w:lang w:eastAsia="zh-CN"/>
+              </w:rPr>
+              <m:t>ij</m:t>
+            </m:r>
+          </m:sub>
+          <m:sup>
+            <m:r>
+              <w:rPr>
+                <w:rFonts w:ascii="Cambria Math" w:eastAsia="DengXian" w:hAnsi="Cambria Math" w:cs="Tahoma"/>
+                <w:sz w:val="24"/>
+                <w:szCs w:val="24"/>
+                <w:lang w:eastAsia="zh-CN"/>
+              </w:rPr>
+              <m:t>β</m:t>
+            </m:r>
+          </m:sup>
+        </m:sSubSup>
+      </m:oMath>
+      <w:r>
+        <w:rPr>
+          <w:rFonts w:ascii="Tahoma" w:eastAsia="DengXian" w:hAnsi="Tahoma" w:cs="Tahoma"/>
+          <w:sz w:val="24"/>
+          <w:szCs w:val="24"/>
+          <w:lang w:eastAsia="zh-CN"/>
+        </w:rPr>
+        <w:t>is the distance between the transmitter and receiver, β represents the loss exponent,</w:t>
+      </w:r>
     </w:p>
     <w:bookmarkEnd w:id="4"/>
     <w:p>
@@ -3761,7 +4782,7 @@
       </w:pPr>
     </w:p>
     <w:sectPr>
-      <w:footerReference w:type="default" r:id="rId14"/>
+      <w:footerReference w:type="default" r:id="rId16"/>
       <w:pgSz w:w="11906" w:h="16838"/>
       <w:pgMar w:top="1440" w:right="1800" w:bottom="1440" w:left="1800" w:header="851" w:footer="283" w:gutter="0"/>
       <w:pgNumType w:start="0"/>

--- a/C-3-7-5-1_[Technical Document] IHU_MTRL-2022-5GV2X-Srvc_TR01_Ultra-fast_V2X_Side_Link_Open-Loop_Power_Control_Performance_Verification_Report.docx
+++ b/C-3-7-5-1_[Technical Document] IHU_MTRL-2022-5GV2X-Srvc_TR01_Ultra-fast_V2X_Side_Link_Open-Loop_Power_Control_Performance_Verification_Report.docx
@@ -3346,27 +3346,7 @@
           <w:szCs w:val="24"/>
           <w:lang w:eastAsia="zh-CN"/>
         </w:rPr>
-        <w:t xml:space="preserve"> Open Loop Power Control Algorithm: This is the core algorithm that governs how UEs adjust their transmission power without explicit feedback from the receiver. It </w:t>
-      </w:r>
-      <w:proofErr w:type="gramStart"/>
-      <w:r>
-        <w:rPr>
-          <w:rFonts w:ascii="Tahoma" w:eastAsia="DengXian" w:hAnsi="Tahoma" w:cs="Tahoma"/>
-          <w:sz w:val="24"/>
-          <w:szCs w:val="24"/>
-          <w:lang w:eastAsia="zh-CN"/>
-        </w:rPr>
-        <w:t>takes into account</w:t>
-      </w:r>
-      <w:proofErr w:type="gramEnd"/>
-      <w:r>
-        <w:rPr>
-          <w:rFonts w:ascii="Tahoma" w:eastAsia="DengXian" w:hAnsi="Tahoma" w:cs="Tahoma"/>
-          <w:sz w:val="24"/>
-          <w:szCs w:val="24"/>
-          <w:lang w:eastAsia="zh-CN"/>
-        </w:rPr>
-        <w:t xml:space="preserve"> factors like distance, channel conditions, and predefined power control rules to autonomously adjust transmission power levels.</w:t>
+        <w:t xml:space="preserve"> Open Loop Power Control Algorithm: This is the core algorithm that governs how UEs adjust their transmission power without explicit feedback from the receiver. It takes into account factors like distance, channel conditions, and predefined power control rules to autonomously adjust transmission power levels.</w:t>
       </w:r>
     </w:p>
     <w:p>
@@ -4620,27 +4600,7 @@
           <w:szCs w:val="24"/>
           <w:lang w:eastAsia="zh-CN"/>
         </w:rPr>
-        <w:t xml:space="preserve"> </w:t>
-      </w:r>
-      <w:proofErr w:type="gramStart"/>
-      <w:r>
-        <w:rPr>
-          <w:rFonts w:ascii="Tahoma" w:eastAsia="DengXian" w:hAnsi="Tahoma" w:cs="Tahoma"/>
-          <w:sz w:val="24"/>
-          <w:szCs w:val="24"/>
-          <w:lang w:eastAsia="zh-CN"/>
-        </w:rPr>
-        <w:t>is</w:t>
-      </w:r>
-      <w:proofErr w:type="gramEnd"/>
-      <w:r>
-        <w:rPr>
-          <w:rFonts w:ascii="Tahoma" w:eastAsia="DengXian" w:hAnsi="Tahoma" w:cs="Tahoma"/>
-          <w:sz w:val="24"/>
-          <w:szCs w:val="24"/>
-          <w:lang w:eastAsia="zh-CN"/>
-        </w:rPr>
-        <w:t xml:space="preserve"> the uplink transmit power per resource block, </w:t>
+        <w:t xml:space="preserve"> is the uplink transmit power per resource block, </w:t>
       </w:r>
       <m:oMath>
         <m:sSub>
@@ -4752,6 +4712,4401 @@
         </w:rPr>
         <w:t>is the distance between the transmitter and receiver, β represents the loss exponent,</w:t>
       </w:r>
+      <w:r>
+        <w:rPr>
+          <w:rFonts w:ascii="Cambria Math" w:eastAsia="DengXian" w:hAnsi="Cambria Math" w:cs="Tahoma"/>
+          <w:sz w:val="24"/>
+          <w:szCs w:val="24"/>
+          <w:lang w:eastAsia="zh-CN"/>
+        </w:rPr>
+        <w:t xml:space="preserve"> </w:t>
+      </w:r>
+      <m:oMath>
+        <m:sSub>
+          <m:sSubPr>
+            <m:ctrlPr>
+              <w:rPr>
+                <w:rFonts w:ascii="Cambria Math" w:eastAsia="DengXian" w:hAnsi="Cambria Math" w:cs="Tahoma"/>
+                <w:sz w:val="24"/>
+                <w:szCs w:val="24"/>
+                <w:lang w:eastAsia="zh-CN"/>
+              </w:rPr>
+            </m:ctrlPr>
+          </m:sSubPr>
+          <m:e>
+            <m:r>
+              <w:rPr>
+                <w:rFonts w:ascii="Cambria Math" w:eastAsia="DengXian" w:hAnsi="Cambria Math" w:cs="Tahoma"/>
+                <w:sz w:val="24"/>
+                <w:szCs w:val="24"/>
+                <w:lang w:eastAsia="zh-CN"/>
+              </w:rPr>
+              <m:t>P</m:t>
+            </m:r>
+          </m:e>
+          <m:sub>
+            <m:r>
+              <w:rPr>
+                <w:rFonts w:ascii="Cambria Math" w:eastAsia="DengXian" w:hAnsi="Cambria Math" w:cs="Tahoma"/>
+                <w:sz w:val="24"/>
+                <w:szCs w:val="24"/>
+                <w:lang w:eastAsia="zh-CN"/>
+              </w:rPr>
+              <m:t>noise</m:t>
+            </m:r>
+          </m:sub>
+        </m:sSub>
+      </m:oMath>
+      <w:r>
+        <w:rPr>
+          <w:rFonts w:ascii="Tahoma" w:eastAsia="DengXian" w:hAnsi="Tahoma" w:cs="Tahoma"/>
+          <w:sz w:val="24"/>
+          <w:szCs w:val="24"/>
+          <w:lang w:eastAsia="zh-CN"/>
+        </w:rPr>
+        <w:t xml:space="preserve"> is the noise power level for each resource block, and</w:t>
+      </w:r>
+      <w:r>
+        <w:rPr>
+          <w:rFonts w:ascii="Tahoma" w:eastAsia="DengXian" w:hAnsi="Tahoma" w:cs="Tahoma" w:hint="eastAsia"/>
+          <w:sz w:val="24"/>
+          <w:szCs w:val="24"/>
+          <w:lang w:eastAsia="zh-CN"/>
+        </w:rPr>
+        <w:t xml:space="preserve"> </w:t>
+      </w:r>
+      <m:oMath>
+        <m:r>
+          <w:rPr>
+            <w:rFonts w:ascii="Cambria Math" w:eastAsia="DengXian" w:hAnsi="Cambria Math" w:cs="Tahoma"/>
+            <w:sz w:val="24"/>
+            <w:szCs w:val="24"/>
+            <w:lang w:eastAsia="zh-CN"/>
+          </w:rPr>
+          <m:t>φ</m:t>
+        </m:r>
+      </m:oMath>
+      <w:r>
+        <w:rPr>
+          <w:rFonts w:ascii="Tahoma" w:eastAsia="DengXian" w:hAnsi="Tahoma" w:cs="Tahoma"/>
+          <w:sz w:val="24"/>
+          <w:szCs w:val="24"/>
+          <w:lang w:eastAsia="zh-CN"/>
+        </w:rPr>
+        <w:t xml:space="preserve"> is calculated based on:</w:t>
+      </w:r>
+    </w:p>
+    <w:p>
+      <w:pPr>
+        <w:pStyle w:val="Text"/>
+        <w:spacing w:line="360" w:lineRule="auto"/>
+        <w:ind w:left="927" w:firstLine="0"/>
+        <w:jc w:val="right"/>
+        <w:rPr>
+          <w:rFonts w:ascii="Cambria Math" w:hAnsi="Cambria Math"/>
+          <w:color w:val="FF0000"/>
+          <w:spacing w:val="-3"/>
+          <w:sz w:val="28"/>
+          <w:szCs w:val="28"/>
+        </w:rPr>
+      </w:pPr>
+      <m:oMath>
+        <m:r>
+          <w:rPr>
+            <w:rFonts w:ascii="Cambria Math" w:hAnsi="Cambria Math"/>
+            <w:sz w:val="28"/>
+            <w:szCs w:val="28"/>
+          </w:rPr>
+          <m:t>φ=</m:t>
+        </m:r>
+        <m:nary>
+          <m:naryPr>
+            <m:chr m:val="∑"/>
+            <m:limLoc m:val="undOvr"/>
+            <m:supHide m:val="1"/>
+            <m:ctrlPr>
+              <w:rPr>
+                <w:rFonts w:ascii="Cambria Math" w:hAnsi="Cambria Math"/>
+                <w:i/>
+                <w:iCs/>
+                <w:sz w:val="28"/>
+                <w:szCs w:val="28"/>
+              </w:rPr>
+            </m:ctrlPr>
+          </m:naryPr>
+          <m:sub>
+            <m:eqArr>
+              <m:eqArrPr>
+                <m:ctrlPr>
+                  <w:rPr>
+                    <w:rFonts w:ascii="Cambria Math" w:hAnsi="Cambria Math"/>
+                    <w:i/>
+                    <w:iCs/>
+                    <w:sz w:val="28"/>
+                    <w:szCs w:val="28"/>
+                  </w:rPr>
+                </m:ctrlPr>
+              </m:eqArrPr>
+              <m:e>
+                <m:r>
+                  <w:rPr>
+                    <w:rFonts w:ascii="Cambria Math" w:hAnsi="Cambria Math"/>
+                    <w:sz w:val="28"/>
+                    <w:szCs w:val="28"/>
+                  </w:rPr>
+                  <m:t>k≠j</m:t>
+                </m:r>
+              </m:e>
+              <m:e>
+                <m:r>
+                  <w:rPr>
+                    <w:rFonts w:ascii="Cambria Math" w:hAnsi="Cambria Math"/>
+                    <w:sz w:val="28"/>
+                    <w:szCs w:val="28"/>
+                  </w:rPr>
+                  <m:t>k∈</m:t>
+                </m:r>
+                <m:sSub>
+                  <m:sSubPr>
+                    <m:ctrlPr>
+                      <w:rPr>
+                        <w:rFonts w:ascii="Cambria Math" w:hAnsi="Cambria Math"/>
+                        <w:i/>
+                        <w:iCs/>
+                        <w:sz w:val="28"/>
+                        <w:szCs w:val="28"/>
+                      </w:rPr>
+                    </m:ctrlPr>
+                  </m:sSubPr>
+                  <m:e>
+                    <m:r>
+                      <w:rPr>
+                        <w:rFonts w:ascii="Cambria Math" w:hAnsi="Cambria Math"/>
+                        <w:sz w:val="28"/>
+                        <w:szCs w:val="28"/>
+                      </w:rPr>
+                      <m:t>K</m:t>
+                    </m:r>
+                  </m:e>
+                  <m:sub>
+                    <m:r>
+                      <w:rPr>
+                        <w:rFonts w:ascii="Cambria Math" w:hAnsi="Cambria Math"/>
+                        <w:sz w:val="28"/>
+                        <w:szCs w:val="28"/>
+                      </w:rPr>
+                      <m:t>sub</m:t>
+                    </m:r>
+                  </m:sub>
+                </m:sSub>
+              </m:e>
+            </m:eqArr>
+          </m:sub>
+          <m:sup/>
+          <m:e>
+            <m:sSub>
+              <m:sSubPr>
+                <m:ctrlPr>
+                  <w:rPr>
+                    <w:rFonts w:ascii="Cambria Math" w:hAnsi="Cambria Math"/>
+                    <w:i/>
+                    <w:iCs/>
+                    <w:sz w:val="28"/>
+                    <w:szCs w:val="28"/>
+                  </w:rPr>
+                </m:ctrlPr>
+              </m:sSubPr>
+              <m:e>
+                <m:r>
+                  <w:rPr>
+                    <w:rFonts w:ascii="Cambria Math" w:hAnsi="Cambria Math"/>
+                    <w:sz w:val="28"/>
+                    <w:szCs w:val="28"/>
+                  </w:rPr>
+                  <m:t>(P</m:t>
+                </m:r>
+              </m:e>
+              <m:sub>
+                <m:r>
+                  <w:rPr>
+                    <w:rFonts w:ascii="Cambria Math" w:hAnsi="Cambria Math"/>
+                    <w:sz w:val="28"/>
+                    <w:szCs w:val="28"/>
+                  </w:rPr>
+                  <m:t>txRB</m:t>
+                </m:r>
+              </m:sub>
+            </m:sSub>
+            <m:r>
+              <w:rPr>
+                <w:rFonts w:ascii="Cambria Math" w:hAnsi="Cambria Math"/>
+                <w:sz w:val="28"/>
+                <w:szCs w:val="28"/>
+              </w:rPr>
+              <m:t>·</m:t>
+            </m:r>
+            <m:sSub>
+              <m:sSubPr>
+                <m:ctrlPr>
+                  <w:rPr>
+                    <w:rFonts w:ascii="Cambria Math" w:hAnsi="Cambria Math"/>
+                    <w:i/>
+                    <w:iCs/>
+                    <w:sz w:val="28"/>
+                    <w:szCs w:val="28"/>
+                  </w:rPr>
+                </m:ctrlPr>
+              </m:sSubPr>
+              <m:e>
+                <m:r>
+                  <w:rPr>
+                    <w:rFonts w:ascii="Cambria Math" w:hAnsi="Cambria Math"/>
+                    <w:sz w:val="28"/>
+                    <w:szCs w:val="28"/>
+                  </w:rPr>
+                  <m:t>AG</m:t>
+                </m:r>
+              </m:e>
+              <m:sub>
+                <m:r>
+                  <w:rPr>
+                    <w:rFonts w:ascii="Cambria Math" w:hAnsi="Cambria Math"/>
+                    <w:sz w:val="28"/>
+                    <w:szCs w:val="28"/>
+                  </w:rPr>
+                  <m:t>rx</m:t>
+                </m:r>
+              </m:sub>
+            </m:sSub>
+            <m:r>
+              <w:rPr>
+                <w:rFonts w:ascii="Cambria Math" w:hAnsi="Cambria Math"/>
+                <w:sz w:val="28"/>
+                <w:szCs w:val="28"/>
+              </w:rPr>
+              <m:t>)/(PL·</m:t>
+            </m:r>
+            <m:sSubSup>
+              <m:sSubSupPr>
+                <m:ctrlPr>
+                  <w:rPr>
+                    <w:rFonts w:ascii="Cambria Math" w:hAnsi="Cambria Math"/>
+                    <w:i/>
+                    <w:iCs/>
+                    <w:sz w:val="28"/>
+                    <w:szCs w:val="28"/>
+                  </w:rPr>
+                </m:ctrlPr>
+              </m:sSubSupPr>
+              <m:e>
+                <m:r>
+                  <w:rPr>
+                    <w:rFonts w:ascii="Cambria Math" w:hAnsi="Cambria Math"/>
+                    <w:sz w:val="28"/>
+                    <w:szCs w:val="28"/>
+                  </w:rPr>
+                  <m:t>D</m:t>
+                </m:r>
+              </m:e>
+              <m:sub>
+                <m:r>
+                  <w:rPr>
+                    <w:rFonts w:ascii="Cambria Math" w:hAnsi="Cambria Math"/>
+                    <w:sz w:val="28"/>
+                    <w:szCs w:val="28"/>
+                  </w:rPr>
+                  <m:t>ij</m:t>
+                </m:r>
+              </m:sub>
+              <m:sup>
+                <m:r>
+                  <w:rPr>
+                    <w:rFonts w:ascii="Cambria Math" w:hAnsi="Cambria Math"/>
+                    <w:sz w:val="28"/>
+                    <w:szCs w:val="28"/>
+                  </w:rPr>
+                  <m:t>β</m:t>
+                </m:r>
+              </m:sup>
+            </m:sSubSup>
+            <m:r>
+              <w:rPr>
+                <w:rFonts w:ascii="Cambria Math" w:hAnsi="Cambria Math"/>
+                <w:sz w:val="28"/>
+                <w:szCs w:val="28"/>
+              </w:rPr>
+              <m:t>)</m:t>
+            </m:r>
+          </m:e>
+        </m:nary>
+        <m:r>
+          <w:rPr>
+            <w:rFonts w:ascii="Cambria Math" w:hAnsi="Cambria Math"/>
+            <w:sz w:val="28"/>
+            <w:szCs w:val="28"/>
+          </w:rPr>
+          <m:t>,</m:t>
+        </m:r>
+      </m:oMath>
+      <w:r>
+        <w:rPr>
+          <w:rFonts w:ascii="Times" w:eastAsia="Times" w:hAnsi="Times" w:cs="Times"/>
+          <w:sz w:val="28"/>
+          <w:szCs w:val="28"/>
+        </w:rPr>
+        <w:t xml:space="preserve">  </w:t>
+      </w:r>
+      <w:r>
+        <w:rPr>
+          <w:sz w:val="28"/>
+          <w:szCs w:val="28"/>
+        </w:rPr>
+        <w:t xml:space="preserve">     (2)</w:t>
+      </w:r>
+    </w:p>
+    <w:p>
+      <w:pPr>
+        <w:pStyle w:val="ListParagraph"/>
+        <w:numPr>
+          <w:ilvl w:val="0"/>
+          <w:numId w:val="4"/>
+        </w:numPr>
+        <w:ind w:leftChars="0"/>
+        <w:rPr>
+          <w:rFonts w:ascii="Tahoma" w:eastAsia="DengXian" w:hAnsi="Tahoma" w:cs="Tahoma"/>
+          <w:sz w:val="24"/>
+          <w:szCs w:val="24"/>
+          <w:lang w:eastAsia="zh-CN"/>
+        </w:rPr>
+      </w:pPr>
+      <w:r>
+        <w:rPr>
+          <w:rFonts w:ascii="Tahoma" w:eastAsia="DengXian" w:hAnsi="Tahoma" w:cs="Tahoma"/>
+          <w:sz w:val="24"/>
+          <w:szCs w:val="24"/>
+          <w:lang w:eastAsia="zh-CN"/>
+        </w:rPr>
+        <w:t xml:space="preserve">The algorithm concludes the current transmission cycle, and the process is repeated for subsequent data packets. The iterative, adaptive nature of SA-OLPC ensures its responsiveness to the varying and dynamic conditions of vehicular communication environments. By integrating accurate SINR estimation and adaptive power adjustment, SA-OLPC aims to enhance the reliability, efficiency, and adaptability of </w:t>
+      </w:r>
+      <w:proofErr w:type="spellStart"/>
+      <w:r>
+        <w:rPr>
+          <w:rFonts w:ascii="Tahoma" w:eastAsia="DengXian" w:hAnsi="Tahoma" w:cs="Tahoma"/>
+          <w:sz w:val="24"/>
+          <w:szCs w:val="24"/>
+          <w:lang w:eastAsia="zh-CN"/>
+        </w:rPr>
+        <w:t>Sidelink</w:t>
+      </w:r>
+      <w:proofErr w:type="spellEnd"/>
+      <w:r>
+        <w:rPr>
+          <w:rFonts w:ascii="Tahoma" w:eastAsia="DengXian" w:hAnsi="Tahoma" w:cs="Tahoma"/>
+          <w:sz w:val="24"/>
+          <w:szCs w:val="24"/>
+          <w:lang w:eastAsia="zh-CN"/>
+        </w:rPr>
+        <w:t xml:space="preserve"> communication in 5G-NR-V2X networks.</w:t>
+      </w:r>
+    </w:p>
+    <w:p>
+      <w:pPr>
+        <w:pStyle w:val="ListParagraph"/>
+        <w:spacing w:after="100"/>
+        <w:ind w:leftChars="0" w:left="927"/>
+        <w:jc w:val="center"/>
+        <w:rPr>
+          <w:rFonts w:ascii="Tahoma" w:eastAsia="맑은 고딕" w:hAnsi="Tahoma" w:cs="Tahoma"/>
+          <w:sz w:val="18"/>
+          <w:szCs w:val="18"/>
+          <w14:ligatures w14:val="standardContextual"/>
+        </w:rPr>
+      </w:pPr>
+      <w:r>
+        <w:rPr>
+          <w:rFonts w:ascii="Tahoma" w:eastAsia="맑은 고딕" w:hAnsi="Tahoma" w:cs="Tahoma"/>
+          <w:kern w:val="24"/>
+          <w:sz w:val="18"/>
+          <w:szCs w:val="18"/>
+          <w14:ligatures w14:val="standardContextual"/>
+        </w:rPr>
+        <w:t xml:space="preserve">&lt; </w:t>
+      </w:r>
+      <w:r>
+        <w:rPr>
+          <w:rFonts w:ascii="Tahoma" w:eastAsia="맑은 고딕" w:hAnsi="Tahoma" w:cs="Tahoma"/>
+          <w:kern w:val="24"/>
+          <w:sz w:val="18"/>
+          <w:szCs w:val="18"/>
+          <w14:ligatures w14:val="standardContextual"/>
+        </w:rPr>
+        <w:t>Algorithm 1</w:t>
+      </w:r>
+      <w:r>
+        <w:rPr>
+          <w:rFonts w:ascii="Tahoma" w:eastAsia="맑은 고딕" w:hAnsi="Tahoma" w:cs="Tahoma"/>
+          <w:kern w:val="24"/>
+          <w:sz w:val="18"/>
+          <w:szCs w:val="18"/>
+          <w14:ligatures w14:val="standardContextual"/>
+        </w:rPr>
+        <w:t xml:space="preserve">: </w:t>
+      </w:r>
+      <w:r>
+        <w:rPr>
+          <w:rFonts w:ascii="Tahoma" w:eastAsia="맑은 고딕" w:hAnsi="Tahoma" w:cs="Tahoma"/>
+          <w:kern w:val="24"/>
+          <w:sz w:val="18"/>
+          <w:szCs w:val="18"/>
+          <w14:ligatures w14:val="standardContextual"/>
+        </w:rPr>
+        <w:t xml:space="preserve">Adaptive </w:t>
+      </w:r>
+      <w:proofErr w:type="spellStart"/>
+      <w:r>
+        <w:rPr>
+          <w:rFonts w:ascii="Tahoma" w:eastAsia="맑은 고딕" w:hAnsi="Tahoma" w:cs="Tahoma"/>
+          <w:kern w:val="24"/>
+          <w:sz w:val="18"/>
+          <w:szCs w:val="18"/>
+          <w14:ligatures w14:val="standardContextual"/>
+        </w:rPr>
+        <w:t>Sidelink</w:t>
+      </w:r>
+      <w:proofErr w:type="spellEnd"/>
+      <w:r>
+        <w:rPr>
+          <w:rFonts w:ascii="Tahoma" w:eastAsia="맑은 고딕" w:hAnsi="Tahoma" w:cs="Tahoma"/>
+          <w:kern w:val="24"/>
+          <w:sz w:val="18"/>
+          <w:szCs w:val="18"/>
+          <w14:ligatures w14:val="standardContextual"/>
+        </w:rPr>
+        <w:t xml:space="preserve"> OLPC </w:t>
+      </w:r>
+      <w:r>
+        <w:rPr>
+          <w:rFonts w:ascii="Tahoma" w:eastAsia="맑은 고딕" w:hAnsi="Tahoma" w:cs="Tahoma"/>
+          <w:kern w:val="24"/>
+          <w:sz w:val="18"/>
+          <w:szCs w:val="18"/>
+          <w14:ligatures w14:val="standardContextual"/>
+        </w:rPr>
+        <w:t>&gt;</w:t>
+      </w:r>
+    </w:p>
+    <w:p>
+      <w:pPr>
+        <w:pStyle w:val="ListParagraph"/>
+        <w:ind w:leftChars="0" w:left="927"/>
+        <w:rPr>
+          <w:rFonts w:ascii="Tahoma" w:eastAsia="DengXian" w:hAnsi="Tahoma" w:cs="Tahoma"/>
+          <w:sz w:val="24"/>
+          <w:szCs w:val="24"/>
+          <w:lang w:eastAsia="zh-CN"/>
+        </w:rPr>
+      </w:pPr>
+      <w:r>
+        <w:rPr>
+          <w:noProof/>
+        </w:rPr>
+        <mc:AlternateContent>
+          <mc:Choice Requires="wps">
+            <w:drawing>
+              <wp:anchor distT="45720" distB="45720" distL="114300" distR="114300" simplePos="0" relativeHeight="251665408" behindDoc="0" locked="0" layoutInCell="1" allowOverlap="1" wp14:anchorId="10A1903E" wp14:editId="2127496E">
+                <wp:simplePos x="0" y="0"/>
+                <wp:positionH relativeFrom="margin">
+                  <wp:posOffset>992254</wp:posOffset>
+                </wp:positionH>
+                <wp:positionV relativeFrom="page">
+                  <wp:posOffset>3656108</wp:posOffset>
+                </wp:positionV>
+                <wp:extent cx="3912235" cy="4082415"/>
+                <wp:effectExtent l="0" t="0" r="0" b="0"/>
+                <wp:wrapSquare wrapText="bothSides"/>
+                <wp:docPr id="19976131" name="文本框 2"/>
+                <wp:cNvGraphicFramePr>
+                  <a:graphicFrameLocks xmlns:a="http://schemas.openxmlformats.org/drawingml/2006/main"/>
+                </wp:cNvGraphicFramePr>
+                <a:graphic xmlns:a="http://schemas.openxmlformats.org/drawingml/2006/main">
+                  <a:graphicData uri="http://schemas.microsoft.com/office/word/2010/wordprocessingShape">
+                    <wps:wsp>
+                      <wps:cNvSpPr txBox="1">
+                        <a:spLocks noChangeArrowheads="1"/>
+                      </wps:cNvSpPr>
+                      <wps:spPr bwMode="auto">
+                        <a:xfrm>
+                          <a:off x="0" y="0"/>
+                          <a:ext cx="3912235" cy="4082415"/>
+                        </a:xfrm>
+                        <a:prstGeom prst="rect">
+                          <a:avLst/>
+                        </a:prstGeom>
+                        <a:solidFill>
+                          <a:srgbClr val="FFFFFF"/>
+                        </a:solidFill>
+                        <a:ln w="9525">
+                          <a:noFill/>
+                          <a:miter lim="800000"/>
+                          <a:headEnd/>
+                          <a:tailEnd/>
+                        </a:ln>
+                      </wps:spPr>
+                      <wps:txbx>
+                        <w:txbxContent>
+                          <w:tbl>
+                            <w:tblPr>
+                              <w:tblStyle w:val="TableGrid"/>
+                              <w:tblW w:w="4654" w:type="dxa"/>
+                              <w:tblBorders>
+                                <w:top w:val="none" w:sz="0" w:space="0" w:color="auto"/>
+                                <w:left w:val="none" w:sz="0" w:space="0" w:color="auto"/>
+                                <w:bottom w:val="none" w:sz="0" w:space="0" w:color="auto"/>
+                                <w:right w:val="none" w:sz="0" w:space="0" w:color="auto"/>
+                                <w:insideH w:val="none" w:sz="0" w:space="0" w:color="auto"/>
+                                <w:insideV w:val="none" w:sz="0" w:space="0" w:color="auto"/>
+                              </w:tblBorders>
+                              <w:tblLook w:val="04A0" w:firstRow="1" w:lastRow="0" w:firstColumn="1" w:lastColumn="0" w:noHBand="0" w:noVBand="1"/>
+                            </w:tblPr>
+                            <w:tblGrid>
+                              <w:gridCol w:w="6096"/>
+                            </w:tblGrid>
+                            <w:tr>
+                              <w:trPr>
+                                <w:trHeight w:val="232"/>
+                              </w:trPr>
+                              <w:tc>
+                                <w:tcPr>
+                                  <w:tcW w:w="4654" w:type="dxa"/>
+                                  <w:tcBorders>
+                                    <w:top w:val="single" w:sz="8" w:space="0" w:color="auto"/>
+                                    <w:bottom w:val="single" w:sz="8" w:space="0" w:color="auto"/>
+                                  </w:tcBorders>
+                                </w:tcPr>
+                                <w:p>
+                                  <w:pPr>
+                                    <w:jc w:val="both"/>
+                                    <w:rPr>
+                                      <w:sz w:val="24"/>
+                                      <w:szCs w:val="24"/>
+                                    </w:rPr>
+                                  </w:pPr>
+                                  <w:r>
+                                    <w:rPr>
+                                      <w:b/>
+                                      <w:bCs/>
+                                      <w:sz w:val="24"/>
+                                      <w:szCs w:val="24"/>
+                                    </w:rPr>
+                                    <w:t>Algorithm 1</w:t>
+                                  </w:r>
+                                  <w:r>
+                                    <w:rPr>
+                                      <w:sz w:val="24"/>
+                                      <w:szCs w:val="24"/>
+                                    </w:rPr>
+                                    <w:t xml:space="preserve"> Adaptive </w:t>
+                                  </w:r>
+                                  <w:proofErr w:type="spellStart"/>
+                                  <w:r>
+                                    <w:rPr>
+                                      <w:sz w:val="24"/>
+                                      <w:szCs w:val="24"/>
+                                    </w:rPr>
+                                    <w:t>Sidelink</w:t>
+                                  </w:r>
+                                  <w:proofErr w:type="spellEnd"/>
+                                  <w:r>
+                                    <w:rPr>
+                                      <w:sz w:val="24"/>
+                                      <w:szCs w:val="24"/>
+                                    </w:rPr>
+                                    <w:t xml:space="preserve"> Open Loop Power Control</w:t>
+                                  </w:r>
+                                </w:p>
+                              </w:tc>
+                            </w:tr>
+                            <w:tr>
+                              <w:trPr>
+                                <w:trHeight w:val="3981"/>
+                              </w:trPr>
+                              <w:tc>
+                                <w:tcPr>
+                                  <w:tcW w:w="4654" w:type="dxa"/>
+                                  <w:tcBorders>
+                                    <w:top w:val="single" w:sz="8" w:space="0" w:color="auto"/>
+                                    <w:bottom w:val="single" w:sz="8" w:space="0" w:color="auto"/>
+                                  </w:tcBorders>
+                                </w:tcPr>
+                                <w:p>
+                                  <w:pPr>
+                                    <w:jc w:val="both"/>
+                                    <w:rPr>
+                                      <w:iCs/>
+                                      <w:sz w:val="24"/>
+                                      <w:szCs w:val="24"/>
+                                    </w:rPr>
+                                  </w:pPr>
+                                  <w:r>
+                                    <w:rPr>
+                                      <w:sz w:val="24"/>
+                                      <w:szCs w:val="24"/>
+                                    </w:rPr>
+                                    <w:t xml:space="preserve">1: Parameters initialization: </w:t>
+                                  </w:r>
+                                  <m:oMath>
+                                    <m:sSub>
+                                      <m:sSubPr>
+                                        <m:ctrlPr>
+                                          <w:rPr>
+                                            <w:rFonts w:ascii="Cambria Math" w:hAnsi="Cambria Math"/>
+                                            <w:i/>
+                                            <w:iCs/>
+                                            <w:sz w:val="24"/>
+                                            <w:szCs w:val="24"/>
+                                          </w:rPr>
+                                        </m:ctrlPr>
+                                      </m:sSubPr>
+                                      <m:e>
+                                        <m:r>
+                                          <w:rPr>
+                                            <w:rFonts w:ascii="Cambria Math" w:hAnsi="Cambria Math"/>
+                                            <w:sz w:val="24"/>
+                                            <w:szCs w:val="24"/>
+                                          </w:rPr>
+                                          <m:t>P</m:t>
+                                        </m:r>
+                                      </m:e>
+                                      <m:sub>
+                                        <m:r>
+                                          <w:rPr>
+                                            <w:rFonts w:ascii="Cambria Math" w:hAnsi="Cambria Math"/>
+                                            <w:sz w:val="24"/>
+                                            <w:szCs w:val="24"/>
+                                          </w:rPr>
+                                          <m:t>tx</m:t>
+                                        </m:r>
+                                      </m:sub>
+                                    </m:sSub>
+                                    <m:r>
+                                      <w:rPr>
+                                        <w:rFonts w:ascii="Cambria Math" w:hAnsi="Cambria Math"/>
+                                        <w:sz w:val="24"/>
+                                        <w:szCs w:val="24"/>
+                                      </w:rPr>
+                                      <m:t>=23dBm</m:t>
+                                    </m:r>
+                                  </m:oMath>
+                                </w:p>
+                                <w:p>
+                                  <w:pPr>
+                                    <w:jc w:val="both"/>
+                                    <w:rPr>
+                                      <w:sz w:val="24"/>
+                                      <w:szCs w:val="24"/>
+                                    </w:rPr>
+                                  </w:pPr>
+                                  <w:r>
+                                    <w:rPr>
+                                      <w:sz w:val="24"/>
+                                      <w:szCs w:val="24"/>
+                                    </w:rPr>
+                                    <w:t>2: Vehicle position update</w:t>
+                                  </w:r>
+                                </w:p>
+                                <w:p>
+                                  <w:pPr>
+                                    <w:jc w:val="both"/>
+                                    <w:rPr>
+                                      <w:b/>
+                                      <w:bCs/>
+                                      <w:iCs/>
+                                      <w:sz w:val="24"/>
+                                      <w:szCs w:val="24"/>
+                                    </w:rPr>
+                                  </w:pPr>
+                                  <w:r>
+                                    <w:rPr>
+                                      <w:iCs/>
+                                      <w:sz w:val="24"/>
+                                      <w:szCs w:val="24"/>
+                                    </w:rPr>
+                                    <w:t xml:space="preserve">3: Vehicle number </w:t>
+                                  </w:r>
+                                  <m:oMath>
+                                    <m:sSub>
+                                      <m:sSubPr>
+                                        <m:ctrlPr>
+                                          <w:rPr>
+                                            <w:rFonts w:ascii="Cambria Math" w:hAnsi="Cambria Math"/>
+                                            <w:i/>
+                                            <w:iCs/>
+                                            <w:sz w:val="24"/>
+                                            <w:szCs w:val="24"/>
+                                          </w:rPr>
+                                        </m:ctrlPr>
+                                      </m:sSubPr>
+                                      <m:e>
+                                        <m:r>
+                                          <w:rPr>
+                                            <w:rFonts w:ascii="Cambria Math" w:hAnsi="Cambria Math"/>
+                                            <w:sz w:val="24"/>
+                                            <w:szCs w:val="24"/>
+                                          </w:rPr>
+                                          <m:t>V</m:t>
+                                        </m:r>
+                                      </m:e>
+                                      <m:sub>
+                                        <m:r>
+                                          <w:rPr>
+                                            <w:rFonts w:ascii="Cambria Math" w:hAnsi="Cambria Math"/>
+                                            <w:sz w:val="24"/>
+                                            <w:szCs w:val="24"/>
+                                          </w:rPr>
+                                          <m:t>no</m:t>
+                                        </m:r>
+                                      </m:sub>
+                                    </m:sSub>
+                                  </m:oMath>
+                                  <w:r>
+                                    <w:rPr>
+                                      <w:rFonts w:hint="eastAsia"/>
+                                      <w:iCs/>
+                                      <w:sz w:val="24"/>
+                                      <w:szCs w:val="24"/>
+                                      <w:lang w:eastAsia="zh-CN"/>
+                                    </w:rPr>
+                                    <w:t xml:space="preserve"> </w:t>
+                                  </w:r>
+                                  <w:r>
+                                    <w:rPr>
+                                      <w:iCs/>
+                                      <w:sz w:val="24"/>
+                                      <w:szCs w:val="24"/>
+                                    </w:rPr>
+                                    <w:t>detection</w:t>
+                                  </w:r>
+                                </w:p>
+                                <w:p>
+                                  <w:pPr>
+                                    <w:jc w:val="both"/>
+                                    <w:rPr>
+                                      <w:sz w:val="24"/>
+                                      <w:szCs w:val="24"/>
+                                    </w:rPr>
+                                  </w:pPr>
+                                  <w:r>
+                                    <w:rPr>
+                                      <w:sz w:val="24"/>
+                                      <w:szCs w:val="24"/>
+                                    </w:rPr>
+                                    <w:t>4: SINR estimation:</w:t>
+                                  </w:r>
+                                </w:p>
+                                <w:p>
+                                  <w:pPr>
+                                    <w:jc w:val="both"/>
+                                    <w:rPr>
+                                      <w:i/>
+                                      <w:sz w:val="24"/>
+                                      <w:szCs w:val="24"/>
+                                      <w:lang w:eastAsia="zh-CN"/>
+                                    </w:rPr>
+                                  </w:pPr>
+                                  <m:oMathPara>
+                                    <m:oMath>
+                                      <m:sSub>
+                                        <m:sSubPr>
+                                          <m:ctrlPr>
+                                            <w:rPr>
+                                              <w:rFonts w:ascii="Cambria Math" w:hAnsi="Cambria Math"/>
+                                              <w:i/>
+                                              <w:iCs/>
+                                              <w:sz w:val="24"/>
+                                              <w:szCs w:val="24"/>
+                                            </w:rPr>
+                                          </m:ctrlPr>
+                                        </m:sSubPr>
+                                        <m:e>
+                                          <m:r>
+                                            <w:rPr>
+                                              <w:rFonts w:ascii="Cambria Math" w:hAnsi="Cambria Math"/>
+                                              <w:sz w:val="24"/>
+                                              <w:szCs w:val="24"/>
+                                            </w:rPr>
+                                            <m:t>SINR</m:t>
+                                          </m:r>
+                                        </m:e>
+                                        <m:sub>
+                                          <m:r>
+                                            <w:rPr>
+                                              <w:rFonts w:ascii="Cambria Math" w:hAnsi="Cambria Math"/>
+                                              <w:sz w:val="24"/>
+                                              <w:szCs w:val="24"/>
+                                            </w:rPr>
+                                            <m:t>est</m:t>
+                                          </m:r>
+                                        </m:sub>
+                                      </m:sSub>
+                                      <m:r>
+                                        <w:rPr>
+                                          <w:rFonts w:ascii="Cambria Math" w:hAnsi="Cambria Math"/>
+                                          <w:sz w:val="24"/>
+                                          <w:szCs w:val="24"/>
+                                        </w:rPr>
+                                        <m:t>=</m:t>
+                                      </m:r>
+                                      <m:f>
+                                        <m:fPr>
+                                          <m:ctrlPr>
+                                            <w:rPr>
+                                              <w:rFonts w:ascii="Cambria Math" w:hAnsi="Cambria Math"/>
+                                              <w:i/>
+                                              <w:iCs/>
+                                              <w:sz w:val="24"/>
+                                              <w:szCs w:val="24"/>
+                                            </w:rPr>
+                                          </m:ctrlPr>
+                                        </m:fPr>
+                                        <m:num>
+                                          <m:sSub>
+                                            <m:sSubPr>
+                                              <m:ctrlPr>
+                                                <w:rPr>
+                                                  <w:rFonts w:ascii="Cambria Math" w:hAnsi="Cambria Math"/>
+                                                  <w:i/>
+                                                  <w:iCs/>
+                                                  <w:sz w:val="24"/>
+                                                  <w:szCs w:val="24"/>
+                                                </w:rPr>
+                                              </m:ctrlPr>
+                                            </m:sSubPr>
+                                            <m:e>
+                                              <m:r>
+                                                <w:rPr>
+                                                  <w:rFonts w:ascii="Cambria Math" w:hAnsi="Cambria Math"/>
+                                                  <w:sz w:val="24"/>
+                                                  <w:szCs w:val="24"/>
+                                                </w:rPr>
+                                                <m:t>(P</m:t>
+                                              </m:r>
+                                            </m:e>
+                                            <m:sub>
+                                              <m:r>
+                                                <w:rPr>
+                                                  <w:rFonts w:ascii="Cambria Math" w:hAnsi="Cambria Math"/>
+                                                  <w:sz w:val="24"/>
+                                                  <w:szCs w:val="24"/>
+                                                </w:rPr>
+                                                <m:t>txRB</m:t>
+                                              </m:r>
+                                            </m:sub>
+                                          </m:sSub>
+                                          <m:r>
+                                            <w:rPr>
+                                              <w:rFonts w:ascii="Cambria Math" w:hAnsi="Cambria Math"/>
+                                              <w:sz w:val="24"/>
+                                              <w:szCs w:val="24"/>
+                                            </w:rPr>
+                                            <m:t>·</m:t>
+                                          </m:r>
+                                          <m:sSub>
+                                            <m:sSubPr>
+                                              <m:ctrlPr>
+                                                <w:rPr>
+                                                  <w:rFonts w:ascii="Cambria Math" w:hAnsi="Cambria Math"/>
+                                                  <w:i/>
+                                                  <w:iCs/>
+                                                  <w:sz w:val="24"/>
+                                                  <w:szCs w:val="24"/>
+                                                </w:rPr>
+                                              </m:ctrlPr>
+                                            </m:sSubPr>
+                                            <m:e>
+                                              <m:r>
+                                                <w:rPr>
+                                                  <w:rFonts w:ascii="Cambria Math" w:hAnsi="Cambria Math"/>
+                                                  <w:sz w:val="24"/>
+                                                  <w:szCs w:val="24"/>
+                                                </w:rPr>
+                                                <m:t>AG</m:t>
+                                              </m:r>
+                                            </m:e>
+                                            <m:sub>
+                                              <m:r>
+                                                <w:rPr>
+                                                  <w:rFonts w:ascii="Cambria Math" w:hAnsi="Cambria Math"/>
+                                                  <w:sz w:val="24"/>
+                                                  <w:szCs w:val="24"/>
+                                                </w:rPr>
+                                                <m:t>rx</m:t>
+                                              </m:r>
+                                            </m:sub>
+                                          </m:sSub>
+                                          <m:r>
+                                            <w:rPr>
+                                              <w:rFonts w:ascii="Cambria Math" w:hAnsi="Cambria Math"/>
+                                              <w:sz w:val="24"/>
+                                              <w:szCs w:val="24"/>
+                                            </w:rPr>
+                                            <m:t>)/(PL·</m:t>
+                                          </m:r>
+                                          <m:sSubSup>
+                                            <m:sSubSupPr>
+                                              <m:ctrlPr>
+                                                <w:rPr>
+                                                  <w:rFonts w:ascii="Cambria Math" w:hAnsi="Cambria Math"/>
+                                                  <w:i/>
+                                                  <w:iCs/>
+                                                  <w:sz w:val="24"/>
+                                                  <w:szCs w:val="24"/>
+                                                </w:rPr>
+                                              </m:ctrlPr>
+                                            </m:sSubSupPr>
+                                            <m:e>
+                                              <m:r>
+                                                <w:rPr>
+                                                  <w:rFonts w:ascii="Cambria Math" w:hAnsi="Cambria Math"/>
+                                                  <w:sz w:val="24"/>
+                                                  <w:szCs w:val="24"/>
+                                                </w:rPr>
+                                                <m:t>D</m:t>
+                                              </m:r>
+                                            </m:e>
+                                            <m:sub>
+                                              <m:r>
+                                                <w:rPr>
+                                                  <w:rFonts w:ascii="Cambria Math" w:hAnsi="Cambria Math"/>
+                                                  <w:sz w:val="24"/>
+                                                  <w:szCs w:val="24"/>
+                                                </w:rPr>
+                                                <m:t>ij</m:t>
+                                              </m:r>
+                                            </m:sub>
+                                            <m:sup>
+                                              <m:r>
+                                                <w:rPr>
+                                                  <w:rFonts w:ascii="Cambria Math" w:hAnsi="Cambria Math"/>
+                                                  <w:sz w:val="24"/>
+                                                  <w:szCs w:val="24"/>
+                                                </w:rPr>
+                                                <m:t>β</m:t>
+                                              </m:r>
+                                            </m:sup>
+                                          </m:sSubSup>
+                                          <m:r>
+                                            <w:rPr>
+                                              <w:rFonts w:ascii="Cambria Math" w:hAnsi="Cambria Math"/>
+                                              <w:sz w:val="24"/>
+                                              <w:szCs w:val="24"/>
+                                            </w:rPr>
+                                            <m:t>)</m:t>
+                                          </m:r>
+                                        </m:num>
+                                        <m:den>
+                                          <m:sSub>
+                                            <m:sSubPr>
+                                              <m:ctrlPr>
+                                                <w:rPr>
+                                                  <w:rFonts w:ascii="Cambria Math" w:hAnsi="Cambria Math"/>
+                                                  <w:i/>
+                                                  <w:iCs/>
+                                                  <w:sz w:val="24"/>
+                                                  <w:szCs w:val="24"/>
+                                                </w:rPr>
+                                              </m:ctrlPr>
+                                            </m:sSubPr>
+                                            <m:e>
+                                              <m:r>
+                                                <w:rPr>
+                                                  <w:rFonts w:ascii="Cambria Math" w:hAnsi="Cambria Math"/>
+                                                  <w:sz w:val="24"/>
+                                                  <w:szCs w:val="24"/>
+                                                </w:rPr>
+                                                <m:t>(K</m:t>
+                                              </m:r>
+                                            </m:e>
+                                            <m:sub>
+                                              <m:r>
+                                                <w:rPr>
+                                                  <w:rFonts w:ascii="Cambria Math" w:hAnsi="Cambria Math"/>
+                                                  <w:sz w:val="24"/>
+                                                  <w:szCs w:val="24"/>
+                                                </w:rPr>
+                                                <m:t>si</m:t>
+                                              </m:r>
+                                            </m:sub>
+                                          </m:sSub>
+                                          <m:r>
+                                            <w:rPr>
+                                              <w:rFonts w:ascii="Cambria Math" w:hAnsi="Cambria Math"/>
+                                              <w:sz w:val="24"/>
+                                              <w:szCs w:val="24"/>
+                                            </w:rPr>
+                                            <m:t>·</m:t>
+                                          </m:r>
+                                          <m:sSub>
+                                            <m:sSubPr>
+                                              <m:ctrlPr>
+                                                <w:rPr>
+                                                  <w:rFonts w:ascii="Cambria Math" w:hAnsi="Cambria Math"/>
+                                                  <w:i/>
+                                                  <w:iCs/>
+                                                  <w:sz w:val="24"/>
+                                                  <w:szCs w:val="24"/>
+                                                </w:rPr>
+                                              </m:ctrlPr>
+                                            </m:sSubPr>
+                                            <m:e>
+                                              <m:r>
+                                                <w:rPr>
+                                                  <w:rFonts w:ascii="Cambria Math" w:hAnsi="Cambria Math"/>
+                                                  <w:sz w:val="24"/>
+                                                  <w:szCs w:val="24"/>
+                                                </w:rPr>
+                                                <m:t>P</m:t>
+                                              </m:r>
+                                            </m:e>
+                                            <m:sub>
+                                              <m:r>
+                                                <w:rPr>
+                                                  <w:rFonts w:ascii="Cambria Math" w:hAnsi="Cambria Math"/>
+                                                  <w:sz w:val="24"/>
+                                                  <w:szCs w:val="24"/>
+                                                </w:rPr>
+                                                <m:t>txRB</m:t>
+                                              </m:r>
+                                            </m:sub>
+                                          </m:sSub>
+                                          <m:r>
+                                            <w:rPr>
+                                              <w:rFonts w:ascii="Cambria Math" w:hAnsi="Cambria Math"/>
+                                              <w:sz w:val="24"/>
+                                              <w:szCs w:val="24"/>
+                                            </w:rPr>
+                                            <m:t>+</m:t>
+                                          </m:r>
+                                          <m:sSub>
+                                            <m:sSubPr>
+                                              <m:ctrlPr>
+                                                <w:rPr>
+                                                  <w:rFonts w:ascii="Cambria Math" w:hAnsi="Cambria Math"/>
+                                                  <w:i/>
+                                                  <w:iCs/>
+                                                  <w:sz w:val="24"/>
+                                                  <w:szCs w:val="24"/>
+                                                </w:rPr>
+                                              </m:ctrlPr>
+                                            </m:sSubPr>
+                                            <m:e>
+                                              <m:r>
+                                                <w:rPr>
+                                                  <w:rFonts w:ascii="Cambria Math" w:hAnsi="Cambria Math"/>
+                                                  <w:sz w:val="24"/>
+                                                  <w:szCs w:val="24"/>
+                                                </w:rPr>
+                                                <m:t>P</m:t>
+                                              </m:r>
+                                            </m:e>
+                                            <m:sub>
+                                              <m:r>
+                                                <w:rPr>
+                                                  <w:rFonts w:ascii="Cambria Math" w:hAnsi="Cambria Math"/>
+                                                  <w:sz w:val="24"/>
+                                                  <w:szCs w:val="24"/>
+                                                </w:rPr>
+                                                <m:t>noise</m:t>
+                                              </m:r>
+                                            </m:sub>
+                                          </m:sSub>
+                                          <m:r>
+                                            <w:rPr>
+                                              <w:rFonts w:ascii="Cambria Math" w:hAnsi="Cambria Math"/>
+                                              <w:sz w:val="24"/>
+                                              <w:szCs w:val="24"/>
+                                            </w:rPr>
+                                            <m:t>)+</m:t>
+                                          </m:r>
+                                          <m:nary>
+                                            <m:naryPr>
+                                              <m:chr m:val="∑"/>
+                                              <m:limLoc m:val="undOvr"/>
+                                              <m:supHide m:val="1"/>
+                                              <m:ctrlPr>
+                                                <w:rPr>
+                                                  <w:rFonts w:ascii="Cambria Math" w:hAnsi="Cambria Math"/>
+                                                  <w:i/>
+                                                  <w:iCs/>
+                                                  <w:sz w:val="24"/>
+                                                  <w:szCs w:val="24"/>
+                                                </w:rPr>
+                                              </m:ctrlPr>
+                                            </m:naryPr>
+                                            <m:sub>
+                                              <m:eqArr>
+                                                <m:eqArrPr>
+                                                  <m:ctrlPr>
+                                                    <w:rPr>
+                                                      <w:rFonts w:ascii="Cambria Math" w:hAnsi="Cambria Math"/>
+                                                      <w:i/>
+                                                      <w:iCs/>
+                                                      <w:sz w:val="24"/>
+                                                      <w:szCs w:val="24"/>
+                                                    </w:rPr>
+                                                  </m:ctrlPr>
+                                                </m:eqArrPr>
+                                                <m:e>
+                                                  <m:r>
+                                                    <w:rPr>
+                                                      <w:rFonts w:ascii="Cambria Math" w:hAnsi="Cambria Math"/>
+                                                      <w:sz w:val="24"/>
+                                                      <w:szCs w:val="24"/>
+                                                    </w:rPr>
+                                                    <m:t>k≠j</m:t>
+                                                  </m:r>
+                                                </m:e>
+                                                <m:e>
+                                                  <m:r>
+                                                    <w:rPr>
+                                                      <w:rFonts w:ascii="Cambria Math" w:hAnsi="Cambria Math"/>
+                                                      <w:sz w:val="24"/>
+                                                      <w:szCs w:val="24"/>
+                                                    </w:rPr>
+                                                    <m:t>k∈</m:t>
+                                                  </m:r>
+                                                  <m:sSub>
+                                                    <m:sSubPr>
+                                                      <m:ctrlPr>
+                                                        <w:rPr>
+                                                          <w:rFonts w:ascii="Cambria Math" w:hAnsi="Cambria Math"/>
+                                                          <w:i/>
+                                                          <w:iCs/>
+                                                          <w:sz w:val="24"/>
+                                                          <w:szCs w:val="24"/>
+                                                        </w:rPr>
+                                                      </m:ctrlPr>
+                                                    </m:sSubPr>
+                                                    <m:e>
+                                                      <m:r>
+                                                        <w:rPr>
+                                                          <w:rFonts w:ascii="Cambria Math" w:hAnsi="Cambria Math"/>
+                                                          <w:sz w:val="24"/>
+                                                          <w:szCs w:val="24"/>
+                                                        </w:rPr>
+                                                        <m:t>K</m:t>
+                                                      </m:r>
+                                                    </m:e>
+                                                    <m:sub>
+                                                      <m:r>
+                                                        <w:rPr>
+                                                          <w:rFonts w:ascii="Cambria Math" w:hAnsi="Cambria Math"/>
+                                                          <w:sz w:val="24"/>
+                                                          <w:szCs w:val="24"/>
+                                                        </w:rPr>
+                                                        <m:t>sub</m:t>
+                                                      </m:r>
+                                                    </m:sub>
+                                                  </m:sSub>
+                                                </m:e>
+                                              </m:eqArr>
+                                            </m:sub>
+                                            <m:sup/>
+                                            <m:e>
+                                              <m:sSub>
+                                                <m:sSubPr>
+                                                  <m:ctrlPr>
+                                                    <w:rPr>
+                                                      <w:rFonts w:ascii="Cambria Math" w:hAnsi="Cambria Math"/>
+                                                      <w:i/>
+                                                      <w:iCs/>
+                                                      <w:sz w:val="24"/>
+                                                      <w:szCs w:val="24"/>
+                                                    </w:rPr>
+                                                  </m:ctrlPr>
+                                                </m:sSubPr>
+                                                <m:e>
+                                                  <m:r>
+                                                    <w:rPr>
+                                                      <w:rFonts w:ascii="Cambria Math" w:hAnsi="Cambria Math"/>
+                                                      <w:sz w:val="24"/>
+                                                      <w:szCs w:val="24"/>
+                                                    </w:rPr>
+                                                    <m:t>(P</m:t>
+                                                  </m:r>
+                                                </m:e>
+                                                <m:sub>
+                                                  <m:r>
+                                                    <w:rPr>
+                                                      <w:rFonts w:ascii="Cambria Math" w:hAnsi="Cambria Math"/>
+                                                      <w:sz w:val="24"/>
+                                                      <w:szCs w:val="24"/>
+                                                    </w:rPr>
+                                                    <m:t>txRB</m:t>
+                                                  </m:r>
+                                                </m:sub>
+                                              </m:sSub>
+                                              <m:r>
+                                                <w:rPr>
+                                                  <w:rFonts w:ascii="Cambria Math" w:hAnsi="Cambria Math"/>
+                                                  <w:sz w:val="24"/>
+                                                  <w:szCs w:val="24"/>
+                                                </w:rPr>
+                                                <m:t>·</m:t>
+                                              </m:r>
+                                              <m:sSub>
+                                                <m:sSubPr>
+                                                  <m:ctrlPr>
+                                                    <w:rPr>
+                                                      <w:rFonts w:ascii="Cambria Math" w:hAnsi="Cambria Math"/>
+                                                      <w:i/>
+                                                      <w:iCs/>
+                                                      <w:sz w:val="24"/>
+                                                      <w:szCs w:val="24"/>
+                                                    </w:rPr>
+                                                  </m:ctrlPr>
+                                                </m:sSubPr>
+                                                <m:e>
+                                                  <m:r>
+                                                    <w:rPr>
+                                                      <w:rFonts w:ascii="Cambria Math" w:hAnsi="Cambria Math"/>
+                                                      <w:sz w:val="24"/>
+                                                      <w:szCs w:val="24"/>
+                                                    </w:rPr>
+                                                    <m:t>AG</m:t>
+                                                  </m:r>
+                                                </m:e>
+                                                <m:sub>
+                                                  <m:r>
+                                                    <w:rPr>
+                                                      <w:rFonts w:ascii="Cambria Math" w:hAnsi="Cambria Math"/>
+                                                      <w:sz w:val="24"/>
+                                                      <w:szCs w:val="24"/>
+                                                    </w:rPr>
+                                                    <m:t>rx</m:t>
+                                                  </m:r>
+                                                </m:sub>
+                                              </m:sSub>
+                                              <m:r>
+                                                <w:rPr>
+                                                  <w:rFonts w:ascii="Cambria Math" w:hAnsi="Cambria Math"/>
+                                                  <w:sz w:val="24"/>
+                                                  <w:szCs w:val="24"/>
+                                                </w:rPr>
+                                                <m:t>)/(PL·</m:t>
+                                              </m:r>
+                                              <m:sSubSup>
+                                                <m:sSubSupPr>
+                                                  <m:ctrlPr>
+                                                    <w:rPr>
+                                                      <w:rFonts w:ascii="Cambria Math" w:hAnsi="Cambria Math"/>
+                                                      <w:i/>
+                                                      <w:iCs/>
+                                                      <w:sz w:val="24"/>
+                                                      <w:szCs w:val="24"/>
+                                                    </w:rPr>
+                                                  </m:ctrlPr>
+                                                </m:sSubSupPr>
+                                                <m:e>
+                                                  <m:r>
+                                                    <w:rPr>
+                                                      <w:rFonts w:ascii="Cambria Math" w:hAnsi="Cambria Math"/>
+                                                      <w:sz w:val="24"/>
+                                                      <w:szCs w:val="24"/>
+                                                    </w:rPr>
+                                                    <m:t>D</m:t>
+                                                  </m:r>
+                                                </m:e>
+                                                <m:sub>
+                                                  <m:r>
+                                                    <w:rPr>
+                                                      <w:rFonts w:ascii="Cambria Math" w:hAnsi="Cambria Math"/>
+                                                      <w:sz w:val="24"/>
+                                                      <w:szCs w:val="24"/>
+                                                    </w:rPr>
+                                                    <m:t>ij</m:t>
+                                                  </m:r>
+                                                </m:sub>
+                                                <m:sup>
+                                                  <m:r>
+                                                    <w:rPr>
+                                                      <w:rFonts w:ascii="Cambria Math" w:hAnsi="Cambria Math"/>
+                                                      <w:sz w:val="24"/>
+                                                      <w:szCs w:val="24"/>
+                                                    </w:rPr>
+                                                    <m:t>β</m:t>
+                                                  </m:r>
+                                                </m:sup>
+                                              </m:sSubSup>
+                                              <m:r>
+                                                <w:rPr>
+                                                  <w:rFonts w:ascii="Cambria Math" w:hAnsi="Cambria Math"/>
+                                                  <w:sz w:val="24"/>
+                                                  <w:szCs w:val="24"/>
+                                                </w:rPr>
+                                                <m:t>)</m:t>
+                                              </m:r>
+                                            </m:e>
+                                          </m:nary>
+                                        </m:den>
+                                      </m:f>
+                                    </m:oMath>
+                                  </m:oMathPara>
+                                </w:p>
+                                <w:p>
+                                  <w:pPr>
+                                    <w:jc w:val="both"/>
+                                    <w:rPr>
+                                      <w:sz w:val="24"/>
+                                      <w:szCs w:val="24"/>
+                                      <w:lang w:eastAsia="zh-CN"/>
+                                    </w:rPr>
+                                  </w:pPr>
+                                  <w:r>
+                                    <w:rPr>
+                                      <w:rFonts w:hint="eastAsia"/>
+                                      <w:sz w:val="24"/>
+                                      <w:szCs w:val="24"/>
+                                      <w:lang w:eastAsia="zh-CN"/>
+                                    </w:rPr>
+                                    <w:t>5</w:t>
+                                  </w:r>
+                                  <w:r>
+                                    <w:rPr>
+                                      <w:sz w:val="24"/>
+                                      <w:szCs w:val="24"/>
+                                      <w:lang w:eastAsia="zh-CN"/>
+                                    </w:rPr>
+                                    <w:t>: Interference evaluation:</w:t>
+                                  </w:r>
+                                </w:p>
+                                <w:p>
+                                  <w:pPr>
+                                    <w:jc w:val="both"/>
+                                    <w:rPr>
+                                      <w:sz w:val="24"/>
+                                      <w:szCs w:val="24"/>
+                                      <w:lang w:eastAsia="zh-CN"/>
+                                    </w:rPr>
+                                  </w:pPr>
+                                  <m:oMathPara>
+                                    <m:oMath>
+                                      <m:sSub>
+                                        <m:sSubPr>
+                                          <m:ctrlPr>
+                                            <w:rPr>
+                                              <w:rFonts w:ascii="Cambria Math" w:hAnsi="Cambria Math"/>
+                                              <w:i/>
+                                              <w:iCs/>
+                                              <w:sz w:val="24"/>
+                                              <w:szCs w:val="24"/>
+                                            </w:rPr>
+                                          </m:ctrlPr>
+                                        </m:sSubPr>
+                                        <m:e>
+                                          <m:r>
+                                            <w:rPr>
+                                              <w:rFonts w:ascii="Cambria Math" w:hAnsi="Cambria Math"/>
+                                              <w:sz w:val="24"/>
+                                              <w:szCs w:val="24"/>
+                                            </w:rPr>
+                                            <m:t>Inter</m:t>
+                                          </m:r>
+                                        </m:e>
+                                        <m:sub>
+                                          <m:r>
+                                            <w:rPr>
+                                              <w:rFonts w:ascii="Cambria Math" w:hAnsi="Cambria Math"/>
+                                              <w:sz w:val="24"/>
+                                              <w:szCs w:val="24"/>
+                                            </w:rPr>
+                                            <m:t>av</m:t>
+                                          </m:r>
+                                        </m:sub>
+                                      </m:sSub>
+                                      <m:r>
+                                        <w:rPr>
+                                          <w:rFonts w:ascii="Cambria Math" w:hAnsi="Cambria Math"/>
+                                          <w:sz w:val="24"/>
+                                          <w:szCs w:val="24"/>
+                                        </w:rPr>
+                                        <m:t>=</m:t>
+                                      </m:r>
+                                      <m:d>
+                                        <m:dPr>
+                                          <m:ctrlPr>
+                                            <w:rPr>
+                                              <w:rFonts w:ascii="Cambria Math" w:hAnsi="Cambria Math"/>
+                                              <w:i/>
+                                              <w:iCs/>
+                                              <w:sz w:val="24"/>
+                                              <w:szCs w:val="24"/>
+                                            </w:rPr>
+                                          </m:ctrlPr>
+                                        </m:dPr>
+                                        <m:e>
+                                          <m:r>
+                                            <w:rPr>
+                                              <w:rFonts w:ascii="Cambria Math" w:hAnsi="Cambria Math"/>
+                                              <w:sz w:val="24"/>
+                                              <w:szCs w:val="24"/>
+                                            </w:rPr>
+                                            <m:t>1-β</m:t>
+                                          </m:r>
+                                        </m:e>
+                                      </m:d>
+                                      <m:r>
+                                        <w:rPr>
+                                          <w:rFonts w:ascii="Cambria Math" w:hAnsi="Cambria Math"/>
+                                          <w:sz w:val="24"/>
+                                          <w:szCs w:val="24"/>
+                                        </w:rPr>
+                                        <m:t>·</m:t>
+                                      </m:r>
+                                      <m:sSub>
+                                        <m:sSubPr>
+                                          <m:ctrlPr>
+                                            <w:rPr>
+                                              <w:rFonts w:ascii="Cambria Math" w:hAnsi="Cambria Math"/>
+                                              <w:i/>
+                                              <w:iCs/>
+                                              <w:sz w:val="24"/>
+                                              <w:szCs w:val="24"/>
+                                            </w:rPr>
+                                          </m:ctrlPr>
+                                        </m:sSubPr>
+                                        <m:e>
+                                          <m:r>
+                                            <w:rPr>
+                                              <w:rFonts w:ascii="Cambria Math" w:hAnsi="Cambria Math"/>
+                                              <w:sz w:val="24"/>
+                                              <w:szCs w:val="24"/>
+                                            </w:rPr>
+                                            <m:t>Inter</m:t>
+                                          </m:r>
+                                        </m:e>
+                                        <m:sub>
+                                          <m:r>
+                                            <w:rPr>
+                                              <w:rFonts w:ascii="Cambria Math" w:hAnsi="Cambria Math"/>
+                                              <w:sz w:val="24"/>
+                                              <w:szCs w:val="24"/>
+                                            </w:rPr>
+                                            <m:t>av</m:t>
+                                          </m:r>
+                                        </m:sub>
+                                      </m:sSub>
+                                      <m:r>
+                                        <w:rPr>
+                                          <w:rFonts w:ascii="Cambria Math" w:hAnsi="Cambria Math"/>
+                                          <w:sz w:val="24"/>
+                                          <w:szCs w:val="24"/>
+                                        </w:rPr>
+                                        <m:t>+β·</m:t>
+                                      </m:r>
+                                      <m:sSub>
+                                        <m:sSubPr>
+                                          <m:ctrlPr>
+                                            <w:rPr>
+                                              <w:rFonts w:ascii="Cambria Math" w:hAnsi="Cambria Math"/>
+                                              <w:i/>
+                                              <w:iCs/>
+                                              <w:sz w:val="24"/>
+                                              <w:szCs w:val="24"/>
+                                            </w:rPr>
+                                          </m:ctrlPr>
+                                        </m:sSubPr>
+                                        <m:e>
+                                          <m:r>
+                                            <w:rPr>
+                                              <w:rFonts w:ascii="Cambria Math" w:hAnsi="Cambria Math"/>
+                                              <w:sz w:val="24"/>
+                                              <w:szCs w:val="24"/>
+                                            </w:rPr>
+                                            <m:t>Inter</m:t>
+                                          </m:r>
+                                        </m:e>
+                                        <m:sub>
+                                          <m:r>
+                                            <w:rPr>
+                                              <w:rFonts w:ascii="Cambria Math" w:hAnsi="Cambria Math"/>
+                                              <w:sz w:val="24"/>
+                                              <w:szCs w:val="24"/>
+                                            </w:rPr>
+                                            <m:t>ainst</m:t>
+                                          </m:r>
+                                        </m:sub>
+                                      </m:sSub>
+                                    </m:oMath>
+                                  </m:oMathPara>
+                                </w:p>
+                                <w:p>
+                                  <w:pPr>
+                                    <w:jc w:val="both"/>
+                                    <w:rPr>
+                                      <w:iCs/>
+                                      <w:sz w:val="24"/>
+                                      <w:szCs w:val="24"/>
+                                      <w:lang w:eastAsia="zh-CN"/>
+                                    </w:rPr>
+                                  </w:pPr>
+                                  <w:r>
+                                    <w:rPr>
+                                      <w:sz w:val="24"/>
+                                      <w:szCs w:val="24"/>
+                                    </w:rPr>
+                                    <w:t xml:space="preserve">6:  </w:t>
+                                  </w:r>
+                                  <w:r>
+                                    <w:rPr>
+                                      <w:b/>
+                                      <w:bCs/>
+                                      <w:sz w:val="24"/>
+                                      <w:szCs w:val="24"/>
+                                    </w:rPr>
+                                    <w:t>if</w:t>
+                                  </w:r>
+                                  <w:r>
+                                    <w:rPr>
+                                      <w:sz w:val="24"/>
+                                      <w:szCs w:val="24"/>
+                                    </w:rPr>
+                                    <w:t xml:space="preserve"> </w:t>
+                                  </w:r>
+                                  <m:oMath>
+                                    <m:r>
+                                      <w:rPr>
+                                        <w:rFonts w:ascii="Cambria Math" w:hAnsi="Cambria Math"/>
+                                        <w:sz w:val="24"/>
+                                        <w:szCs w:val="24"/>
+                                      </w:rPr>
+                                      <m:t>Vehicle Densisy≥ </m:t>
+                                    </m:r>
+                                    <m:sSub>
+                                      <m:sSubPr>
+                                        <m:ctrlPr>
+                                          <w:rPr>
+                                            <w:rFonts w:ascii="Cambria Math" w:hAnsi="Cambria Math"/>
+                                            <w:i/>
+                                            <w:iCs/>
+                                            <w:sz w:val="24"/>
+                                            <w:szCs w:val="24"/>
+                                          </w:rPr>
+                                        </m:ctrlPr>
+                                      </m:sSubPr>
+                                      <m:e>
+                                        <m:r>
+                                          <w:rPr>
+                                            <w:rFonts w:ascii="Cambria Math" w:hAnsi="Cambria Math"/>
+                                            <w:sz w:val="24"/>
+                                            <w:szCs w:val="24"/>
+                                          </w:rPr>
+                                          <m:t>ρ</m:t>
+                                        </m:r>
+                                      </m:e>
+                                      <m:sub>
+                                        <m:r>
+                                          <w:rPr>
+                                            <w:rFonts w:ascii="Cambria Math" w:hAnsi="Cambria Math"/>
+                                            <w:sz w:val="24"/>
+                                            <w:szCs w:val="24"/>
+                                          </w:rPr>
+                                          <m:t>threshold</m:t>
+                                        </m:r>
+                                      </m:sub>
+                                    </m:sSub>
+                                  </m:oMath>
+                                  <w:r>
+                                    <w:rPr>
+                                      <w:rFonts w:hint="eastAsia"/>
+                                      <w:iCs/>
+                                      <w:sz w:val="24"/>
+                                      <w:szCs w:val="24"/>
+                                      <w:lang w:eastAsia="zh-CN"/>
+                                    </w:rPr>
+                                    <w:t>:</w:t>
+                                  </w:r>
+                                </w:p>
+                                <w:p>
+                                  <w:pPr>
+                                    <w:jc w:val="both"/>
+                                    <w:rPr>
+                                      <w:sz w:val="24"/>
+                                      <w:szCs w:val="24"/>
+                                    </w:rPr>
+                                  </w:pPr>
+                                  <w:r>
+                                    <w:rPr>
+                                      <w:sz w:val="24"/>
+                                      <w:szCs w:val="24"/>
+                                    </w:rPr>
+                                    <w:t xml:space="preserve">7:      </w:t>
+                                  </w:r>
+                                  <w:r>
+                                    <w:rPr>
+                                      <w:b/>
+                                      <w:bCs/>
+                                      <w:sz w:val="24"/>
+                                      <w:szCs w:val="24"/>
+                                    </w:rPr>
+                                    <w:t>then:</w:t>
+                                  </w:r>
+                                </w:p>
+                                <w:p>
+                                  <w:pPr>
+                                    <w:jc w:val="both"/>
+                                    <w:rPr>
+                                      <w:iCs/>
+                                      <w:sz w:val="24"/>
+                                      <w:szCs w:val="24"/>
+                                    </w:rPr>
+                                  </w:pPr>
+                                  <w:r>
+                                    <w:rPr>
+                                      <w:sz w:val="24"/>
+                                      <w:szCs w:val="24"/>
+                                    </w:rPr>
+                                    <w:t xml:space="preserve">Tx power initialization: </w:t>
+                                  </w:r>
+                                  <m:oMath>
+                                    <m:sSub>
+                                      <m:sSubPr>
+                                        <m:ctrlPr>
+                                          <w:rPr>
+                                            <w:rFonts w:ascii="Cambria Math" w:hAnsi="Cambria Math"/>
+                                            <w:i/>
+                                            <w:iCs/>
+                                            <w:sz w:val="24"/>
+                                            <w:szCs w:val="24"/>
+                                          </w:rPr>
+                                        </m:ctrlPr>
+                                      </m:sSubPr>
+                                      <m:e>
+                                        <m:r>
+                                          <w:rPr>
+                                            <w:rFonts w:ascii="Cambria Math" w:hAnsi="Cambria Math"/>
+                                            <w:sz w:val="24"/>
+                                            <w:szCs w:val="24"/>
+                                          </w:rPr>
+                                          <m:t>P</m:t>
+                                        </m:r>
+                                      </m:e>
+                                      <m:sub>
+                                        <m:r>
+                                          <w:rPr>
+                                            <w:rFonts w:ascii="Cambria Math" w:hAnsi="Cambria Math"/>
+                                            <w:sz w:val="24"/>
+                                            <w:szCs w:val="24"/>
+                                          </w:rPr>
+                                          <m:t>tx</m:t>
+                                        </m:r>
+                                      </m:sub>
+                                    </m:sSub>
+                                    <m:r>
+                                      <w:rPr>
+                                        <w:rFonts w:ascii="Cambria Math" w:hAnsi="Cambria Math"/>
+                                        <w:sz w:val="24"/>
+                                        <w:szCs w:val="24"/>
+                                      </w:rPr>
+                                      <m:t>(x)=10dBm</m:t>
+                                    </m:r>
+                                  </m:oMath>
+                                </w:p>
+                                <w:p>
+                                  <w:pPr>
+                                    <w:jc w:val="both"/>
+                                    <w:rPr>
+                                      <w:sz w:val="24"/>
+                                      <w:szCs w:val="24"/>
+                                    </w:rPr>
+                                  </w:pPr>
+                                  <w:r>
+                                    <w:rPr>
+                                      <w:sz w:val="24"/>
+                                      <w:szCs w:val="24"/>
+                                    </w:rPr>
+                                    <w:t xml:space="preserve">8:         </w:t>
+                                  </w:r>
+                                  <w:r>
+                                    <w:rPr>
+                                      <w:b/>
+                                      <w:bCs/>
+                                      <w:sz w:val="24"/>
+                                      <w:szCs w:val="24"/>
+                                    </w:rPr>
+                                    <w:t xml:space="preserve">if </w:t>
+                                  </w:r>
+                                  <w:r>
+                                    <w:rPr>
+                                      <w:sz w:val="24"/>
+                                      <w:szCs w:val="24"/>
+                                    </w:rPr>
+                                    <w:t>SINR</w:t>
+                                  </w:r>
+                                  <w:r>
+                                    <w:rPr>
+                                      <w:b/>
+                                      <w:bCs/>
+                                      <w:sz w:val="24"/>
+                                      <w:szCs w:val="24"/>
+                                    </w:rPr>
+                                    <w:t>＜</w:t>
+                                  </w:r>
+                                  <m:oMath>
+                                    <m:sSub>
+                                      <m:sSubPr>
+                                        <m:ctrlPr>
+                                          <w:rPr>
+                                            <w:rFonts w:ascii="Cambria Math" w:hAnsi="Cambria Math"/>
+                                            <w:i/>
+                                            <w:iCs/>
+                                            <w:sz w:val="24"/>
+                                            <w:szCs w:val="24"/>
+                                          </w:rPr>
+                                        </m:ctrlPr>
+                                      </m:sSubPr>
+                                      <m:e>
+                                        <m:r>
+                                          <w:rPr>
+                                            <w:rFonts w:ascii="Cambria Math" w:hAnsi="Cambria Math"/>
+                                            <w:sz w:val="24"/>
+                                            <w:szCs w:val="24"/>
+                                          </w:rPr>
+                                          <m:t>SINR</m:t>
+                                        </m:r>
+                                      </m:e>
+                                      <m:sub>
+                                        <m:r>
+                                          <w:rPr>
+                                            <w:rFonts w:ascii="Cambria Math" w:hAnsi="Cambria Math"/>
+                                            <w:sz w:val="24"/>
+                                            <w:szCs w:val="24"/>
+                                          </w:rPr>
+                                          <m:t>Target</m:t>
+                                        </m:r>
+                                      </m:sub>
+                                    </m:sSub>
+                                  </m:oMath>
+                                </w:p>
+                                <w:p>
+                                  <w:pPr>
+                                    <w:jc w:val="both"/>
+                                    <w:rPr>
+                                      <w:iCs/>
+                                      <w:sz w:val="24"/>
+                                      <w:szCs w:val="24"/>
+                                    </w:rPr>
+                                  </w:pPr>
+                                  <m:oMathPara>
+                                    <m:oMath>
+                                      <m:sSub>
+                                        <m:sSubPr>
+                                          <m:ctrlPr>
+                                            <w:rPr>
+                                              <w:rFonts w:ascii="Cambria Math" w:hAnsi="Cambria Math"/>
+                                              <w:i/>
+                                              <w:iCs/>
+                                              <w:sz w:val="24"/>
+                                              <w:szCs w:val="24"/>
+                                            </w:rPr>
+                                          </m:ctrlPr>
+                                        </m:sSubPr>
+                                        <m:e>
+                                          <m:r>
+                                            <w:rPr>
+                                              <w:rFonts w:ascii="Cambria Math" w:hAnsi="Cambria Math"/>
+                                              <w:sz w:val="24"/>
+                                              <w:szCs w:val="24"/>
+                                            </w:rPr>
+                                            <m:t>P</m:t>
+                                          </m:r>
+                                        </m:e>
+                                        <m:sub>
+                                          <m:r>
+                                            <w:rPr>
+                                              <w:rFonts w:ascii="Cambria Math" w:hAnsi="Cambria Math"/>
+                                              <w:sz w:val="24"/>
+                                              <w:szCs w:val="24"/>
+                                            </w:rPr>
+                                            <m:t>tx</m:t>
+                                          </m:r>
+                                        </m:sub>
+                                      </m:sSub>
+                                      <m:d>
+                                        <m:dPr>
+                                          <m:ctrlPr>
+                                            <w:rPr>
+                                              <w:rFonts w:ascii="Cambria Math" w:hAnsi="Cambria Math"/>
+                                              <w:i/>
+                                              <w:iCs/>
+                                              <w:sz w:val="24"/>
+                                              <w:szCs w:val="24"/>
+                                            </w:rPr>
+                                          </m:ctrlPr>
+                                        </m:dPr>
+                                        <m:e>
+                                          <m:r>
+                                            <w:rPr>
+                                              <w:rFonts w:ascii="Cambria Math" w:hAnsi="Cambria Math"/>
+                                              <w:sz w:val="24"/>
+                                              <w:szCs w:val="24"/>
+                                            </w:rPr>
+                                            <m:t>x+1</m:t>
+                                          </m:r>
+                                        </m:e>
+                                      </m:d>
+                                      <m:r>
+                                        <w:rPr>
+                                          <w:rFonts w:ascii="Cambria Math" w:hAnsi="Cambria Math"/>
+                                          <w:sz w:val="24"/>
+                                          <w:szCs w:val="24"/>
+                                        </w:rPr>
+                                        <m:t>=</m:t>
+                                      </m:r>
+                                      <m:func>
+                                        <m:funcPr>
+                                          <m:ctrlPr>
+                                            <w:rPr>
+                                              <w:rFonts w:ascii="Cambria Math" w:hAnsi="Cambria Math"/>
+                                              <w:iCs/>
+                                              <w:sz w:val="24"/>
+                                              <w:szCs w:val="24"/>
+                                            </w:rPr>
+                                          </m:ctrlPr>
+                                        </m:funcPr>
+                                        <m:fName>
+                                          <m:r>
+                                            <m:rPr>
+                                              <m:sty m:val="p"/>
+                                            </m:rPr>
+                                            <w:rPr>
+                                              <w:rFonts w:ascii="Cambria Math" w:hAnsi="Cambria Math"/>
+                                              <w:sz w:val="24"/>
+                                              <w:szCs w:val="24"/>
+                                            </w:rPr>
+                                            <m:t>min</m:t>
+                                          </m:r>
+                                          <m:ctrlPr>
+                                            <w:rPr>
+                                              <w:rFonts w:ascii="Cambria Math" w:hAnsi="Cambria Math"/>
+                                              <w:i/>
+                                              <w:iCs/>
+                                              <w:sz w:val="24"/>
+                                              <w:szCs w:val="24"/>
+                                            </w:rPr>
+                                          </m:ctrlPr>
+                                        </m:fName>
+                                        <m:e>
+                                          <m:d>
+                                            <m:dPr>
+                                              <m:ctrlPr>
+                                                <w:rPr>
+                                                  <w:rFonts w:ascii="Cambria Math" w:hAnsi="Cambria Math"/>
+                                                  <w:iCs/>
+                                                  <w:sz w:val="24"/>
+                                                  <w:szCs w:val="24"/>
+                                                </w:rPr>
+                                              </m:ctrlPr>
+                                            </m:dPr>
+                                            <m:e>
+                                              <m:r>
+                                                <m:rPr>
+                                                  <m:sty m:val="p"/>
+                                                </m:rPr>
+                                                <w:rPr>
+                                                  <w:rFonts w:ascii="Cambria Math" w:hAnsi="Cambria Math"/>
+                                                  <w:sz w:val="24"/>
+                                                  <w:szCs w:val="24"/>
+                                                </w:rPr>
+                                                <m:t>23,</m:t>
+                                              </m:r>
+                                              <m:sSub>
+                                                <m:sSubPr>
+                                                  <m:ctrlPr>
+                                                    <w:rPr>
+                                                      <w:rFonts w:ascii="Cambria Math" w:hAnsi="Cambria Math"/>
+                                                      <w:i/>
+                                                      <w:iCs/>
+                                                      <w:sz w:val="24"/>
+                                                      <w:szCs w:val="24"/>
+                                                    </w:rPr>
+                                                  </m:ctrlPr>
+                                                </m:sSubPr>
+                                                <m:e>
+                                                  <m:r>
+                                                    <w:rPr>
+                                                      <w:rFonts w:ascii="Cambria Math" w:hAnsi="Cambria Math"/>
+                                                      <w:sz w:val="24"/>
+                                                      <w:szCs w:val="24"/>
+                                                    </w:rPr>
+                                                    <m:t>P</m:t>
+                                                  </m:r>
+                                                </m:e>
+                                                <m:sub>
+                                                  <m:r>
+                                                    <w:rPr>
+                                                      <w:rFonts w:ascii="Cambria Math" w:hAnsi="Cambria Math"/>
+                                                      <w:sz w:val="24"/>
+                                                      <w:szCs w:val="24"/>
+                                                    </w:rPr>
+                                                    <m:t>tx</m:t>
+                                                  </m:r>
+                                                </m:sub>
+                                              </m:sSub>
+                                              <m:d>
+                                                <m:dPr>
+                                                  <m:ctrlPr>
+                                                    <w:rPr>
+                                                      <w:rFonts w:ascii="Cambria Math" w:hAnsi="Cambria Math"/>
+                                                      <w:i/>
+                                                      <w:iCs/>
+                                                      <w:sz w:val="24"/>
+                                                      <w:szCs w:val="24"/>
+                                                    </w:rPr>
+                                                  </m:ctrlPr>
+                                                </m:dPr>
+                                                <m:e>
+                                                  <m:r>
+                                                    <w:rPr>
+                                                      <w:rFonts w:ascii="Cambria Math" w:hAnsi="Cambria Math"/>
+                                                      <w:sz w:val="24"/>
+                                                      <w:szCs w:val="24"/>
+                                                    </w:rPr>
+                                                    <m:t>x</m:t>
+                                                  </m:r>
+                                                </m:e>
+                                              </m:d>
+                                              <m:r>
+                                                <w:rPr>
+                                                  <w:rFonts w:ascii="Cambria Math" w:hAnsi="Cambria Math"/>
+                                                  <w:sz w:val="24"/>
+                                                  <w:szCs w:val="24"/>
+                                                </w:rPr>
+                                                <m:t>+</m:t>
+                                              </m:r>
+                                              <m:sSub>
+                                                <m:sSubPr>
+                                                  <m:ctrlPr>
+                                                    <w:rPr>
+                                                      <w:rFonts w:ascii="Cambria Math" w:hAnsi="Cambria Math"/>
+                                                      <w:i/>
+                                                      <w:iCs/>
+                                                      <w:sz w:val="24"/>
+                                                      <w:szCs w:val="24"/>
+                                                    </w:rPr>
+                                                  </m:ctrlPr>
+                                                </m:sSubPr>
+                                                <m:e>
+                                                  <m:r>
+                                                    <w:rPr>
+                                                      <w:rFonts w:ascii="Cambria Math" w:hAnsi="Cambria Math"/>
+                                                      <w:sz w:val="24"/>
+                                                      <w:szCs w:val="24"/>
+                                                    </w:rPr>
+                                                    <m:t>SINR</m:t>
+                                                  </m:r>
+                                                </m:e>
+                                                <m:sub>
+                                                  <m:r>
+                                                    <w:rPr>
+                                                      <w:rFonts w:ascii="Cambria Math" w:hAnsi="Cambria Math"/>
+                                                      <w:sz w:val="24"/>
+                                                      <w:szCs w:val="24"/>
+                                                    </w:rPr>
+                                                    <m:t>est</m:t>
+                                                  </m:r>
+                                                </m:sub>
+                                              </m:sSub>
+                                              <m:r>
+                                                <w:rPr>
+                                                  <w:rFonts w:ascii="Cambria Math" w:hAnsi="Cambria Math"/>
+                                                  <w:sz w:val="24"/>
+                                                  <w:szCs w:val="24"/>
+                                                </w:rPr>
+                                                <m:t>+</m:t>
+                                              </m:r>
+                                              <m:sSub>
+                                                <m:sSubPr>
+                                                  <m:ctrlPr>
+                                                    <w:rPr>
+                                                      <w:rFonts w:ascii="Cambria Math" w:hAnsi="Cambria Math"/>
+                                                      <w:i/>
+                                                      <w:iCs/>
+                                                      <w:sz w:val="24"/>
+                                                      <w:szCs w:val="24"/>
+                                                    </w:rPr>
+                                                  </m:ctrlPr>
+                                                </m:sSubPr>
+                                                <m:e>
+                                                  <m:r>
+                                                    <w:rPr>
+                                                      <w:rFonts w:ascii="Cambria Math" w:hAnsi="Cambria Math"/>
+                                                      <w:sz w:val="24"/>
+                                                      <w:szCs w:val="24"/>
+                                                    </w:rPr>
+                                                    <m:t>Inter</m:t>
+                                                  </m:r>
+                                                </m:e>
+                                                <m:sub>
+                                                  <m:r>
+                                                    <w:rPr>
+                                                      <w:rFonts w:ascii="Cambria Math" w:hAnsi="Cambria Math"/>
+                                                      <w:sz w:val="24"/>
+                                                      <w:szCs w:val="24"/>
+                                                    </w:rPr>
+                                                    <m:t>av</m:t>
+                                                  </m:r>
+                                                </m:sub>
+                                              </m:sSub>
+                                            </m:e>
+                                          </m:d>
+                                        </m:e>
+                                      </m:func>
+                                    </m:oMath>
+                                  </m:oMathPara>
+                                </w:p>
+                                <w:p>
+                                  <w:pPr>
+                                    <w:jc w:val="both"/>
+                                    <w:rPr>
+                                      <w:sz w:val="24"/>
+                                      <w:szCs w:val="24"/>
+                                      <w:lang w:eastAsia="zh-CN"/>
+                                    </w:rPr>
+                                  </w:pPr>
+                                  <w:r>
+                                    <w:rPr>
+                                      <w:sz w:val="24"/>
+                                      <w:szCs w:val="24"/>
+                                      <w:lang w:eastAsia="zh-CN"/>
+                                    </w:rPr>
+                                    <w:t xml:space="preserve">9:  </w:t>
+                                  </w:r>
+                                  <w:r>
+                                    <w:rPr>
+                                      <w:b/>
+                                      <w:bCs/>
+                                      <w:sz w:val="24"/>
+                                      <w:szCs w:val="24"/>
+                                      <w:lang w:eastAsia="zh-CN"/>
+                                    </w:rPr>
+                                    <w:t>else</w:t>
+                                  </w:r>
+                                  <w:r>
+                                    <w:rPr>
+                                      <w:sz w:val="24"/>
+                                      <w:szCs w:val="24"/>
+                                      <w:lang w:eastAsia="zh-CN"/>
+                                    </w:rPr>
+                                    <w:t>:</w:t>
+                                  </w:r>
+                                </w:p>
+                                <w:p>
+                                  <w:pPr>
+                                    <w:jc w:val="both"/>
+                                    <w:rPr>
+                                      <w:iCs/>
+                                      <w:sz w:val="24"/>
+                                      <w:szCs w:val="24"/>
+                                    </w:rPr>
+                                  </w:pPr>
+                                  <m:oMathPara>
+                                    <m:oMath>
+                                      <m:sSub>
+                                        <m:sSubPr>
+                                          <m:ctrlPr>
+                                            <w:rPr>
+                                              <w:rFonts w:ascii="Cambria Math" w:hAnsi="Cambria Math"/>
+                                              <w:i/>
+                                              <w:iCs/>
+                                              <w:sz w:val="24"/>
+                                              <w:szCs w:val="24"/>
+                                            </w:rPr>
+                                          </m:ctrlPr>
+                                        </m:sSubPr>
+                                        <m:e>
+                                          <m:r>
+                                            <w:rPr>
+                                              <w:rFonts w:ascii="Cambria Math" w:hAnsi="Cambria Math"/>
+                                              <w:sz w:val="24"/>
+                                              <w:szCs w:val="24"/>
+                                            </w:rPr>
+                                            <m:t>P</m:t>
+                                          </m:r>
+                                        </m:e>
+                                        <m:sub>
+                                          <m:r>
+                                            <w:rPr>
+                                              <w:rFonts w:ascii="Cambria Math" w:hAnsi="Cambria Math"/>
+                                              <w:sz w:val="24"/>
+                                              <w:szCs w:val="24"/>
+                                            </w:rPr>
+                                            <m:t>tx</m:t>
+                                          </m:r>
+                                        </m:sub>
+                                      </m:sSub>
+                                      <m:d>
+                                        <m:dPr>
+                                          <m:ctrlPr>
+                                            <w:rPr>
+                                              <w:rFonts w:ascii="Cambria Math" w:hAnsi="Cambria Math"/>
+                                              <w:i/>
+                                              <w:iCs/>
+                                              <w:sz w:val="24"/>
+                                              <w:szCs w:val="24"/>
+                                            </w:rPr>
+                                          </m:ctrlPr>
+                                        </m:dPr>
+                                        <m:e>
+                                          <m:r>
+                                            <w:rPr>
+                                              <w:rFonts w:ascii="Cambria Math" w:hAnsi="Cambria Math"/>
+                                              <w:sz w:val="24"/>
+                                              <w:szCs w:val="24"/>
+                                            </w:rPr>
+                                            <m:t>x</m:t>
+                                          </m:r>
+                                        </m:e>
+                                      </m:d>
+                                      <m:r>
+                                        <w:rPr>
+                                          <w:rFonts w:ascii="Cambria Math" w:hAnsi="Cambria Math"/>
+                                          <w:sz w:val="24"/>
+                                          <w:szCs w:val="24"/>
+                                        </w:rPr>
+                                        <m:t>=</m:t>
+                                      </m:r>
+                                      <m:sSub>
+                                        <m:sSubPr>
+                                          <m:ctrlPr>
+                                            <w:rPr>
+                                              <w:rFonts w:ascii="Cambria Math" w:hAnsi="Cambria Math"/>
+                                              <w:i/>
+                                              <w:iCs/>
+                                              <w:sz w:val="24"/>
+                                              <w:szCs w:val="24"/>
+                                            </w:rPr>
+                                          </m:ctrlPr>
+                                        </m:sSubPr>
+                                        <m:e>
+                                          <m:r>
+                                            <w:rPr>
+                                              <w:rFonts w:ascii="Cambria Math" w:hAnsi="Cambria Math"/>
+                                              <w:sz w:val="24"/>
+                                              <w:szCs w:val="24"/>
+                                            </w:rPr>
+                                            <m:t>P</m:t>
+                                          </m:r>
+                                        </m:e>
+                                        <m:sub>
+                                          <m:r>
+                                            <w:rPr>
+                                              <w:rFonts w:ascii="Cambria Math" w:hAnsi="Cambria Math"/>
+                                              <w:sz w:val="24"/>
+                                              <w:szCs w:val="24"/>
+                                            </w:rPr>
+                                            <m:t>max</m:t>
+                                          </m:r>
+                                        </m:sub>
+                                      </m:sSub>
+                                    </m:oMath>
+                                  </m:oMathPara>
+                                </w:p>
+                                <w:p>
+                                  <w:pPr>
+                                    <w:jc w:val="both"/>
+                                    <w:rPr>
+                                      <w:iCs/>
+                                      <w:sz w:val="24"/>
+                                      <w:szCs w:val="24"/>
+                                      <w:lang w:eastAsia="zh-CN"/>
+                                    </w:rPr>
+                                  </w:pPr>
+                                  <w:r>
+                                    <w:rPr>
+                                      <w:iCs/>
+                                      <w:sz w:val="24"/>
+                                      <w:szCs w:val="24"/>
+                                      <w:lang w:eastAsia="zh-CN"/>
+                                    </w:rPr>
+                                    <w:t xml:space="preserve">10: </w:t>
+                                  </w:r>
+                                  <w:r>
+                                    <w:rPr>
+                                      <w:b/>
+                                      <w:bCs/>
+                                      <w:iCs/>
+                                      <w:sz w:val="24"/>
+                                      <w:szCs w:val="24"/>
+                                      <w:lang w:eastAsia="zh-CN"/>
+                                    </w:rPr>
+                                    <w:t>output</w:t>
+                                  </w:r>
+                                </w:p>
+                                <w:p>
+                                  <w:pPr>
+                                    <w:jc w:val="both"/>
+                                    <w:rPr>
+                                      <w:sz w:val="24"/>
+                                      <w:szCs w:val="24"/>
+                                    </w:rPr>
+                                  </w:pPr>
+                                  <m:oMathPara>
+                                    <m:oMath>
+                                      <m:sSub>
+                                        <m:sSubPr>
+                                          <m:ctrlPr>
+                                            <w:rPr>
+                                              <w:rFonts w:ascii="Cambria Math" w:hAnsi="Cambria Math"/>
+                                              <w:i/>
+                                              <w:iCs/>
+                                              <w:sz w:val="24"/>
+                                              <w:szCs w:val="24"/>
+                                            </w:rPr>
+                                          </m:ctrlPr>
+                                        </m:sSubPr>
+                                        <m:e>
+                                          <m:r>
+                                            <w:rPr>
+                                              <w:rFonts w:ascii="Cambria Math" w:hAnsi="Cambria Math"/>
+                                              <w:sz w:val="24"/>
+                                              <w:szCs w:val="24"/>
+                                            </w:rPr>
+                                            <m:t>P</m:t>
+                                          </m:r>
+                                        </m:e>
+                                        <m:sub>
+                                          <m:r>
+                                            <w:rPr>
+                                              <w:rFonts w:ascii="Cambria Math" w:hAnsi="Cambria Math"/>
+                                              <w:sz w:val="24"/>
+                                              <w:szCs w:val="24"/>
+                                            </w:rPr>
+                                            <m:t>tx</m:t>
+                                          </m:r>
+                                        </m:sub>
+                                      </m:sSub>
+                                      <m:d>
+                                        <m:dPr>
+                                          <m:ctrlPr>
+                                            <w:rPr>
+                                              <w:rFonts w:ascii="Cambria Math" w:hAnsi="Cambria Math"/>
+                                              <w:i/>
+                                              <w:iCs/>
+                                              <w:sz w:val="24"/>
+                                              <w:szCs w:val="24"/>
+                                            </w:rPr>
+                                          </m:ctrlPr>
+                                        </m:dPr>
+                                        <m:e>
+                                          <m:r>
+                                            <w:rPr>
+                                              <w:rFonts w:ascii="Cambria Math" w:hAnsi="Cambria Math"/>
+                                              <w:sz w:val="24"/>
+                                              <w:szCs w:val="24"/>
+                                            </w:rPr>
+                                            <m:t>x</m:t>
+                                          </m:r>
+                                        </m:e>
+                                      </m:d>
+                                    </m:oMath>
+                                  </m:oMathPara>
+                                </w:p>
+                              </w:tc>
+                            </w:tr>
+                          </w:tbl>
+                          <w:p/>
+                        </w:txbxContent>
+                      </wps:txbx>
+                      <wps:bodyPr rot="0" vert="horz" wrap="square" lIns="91440" tIns="45720" rIns="91440" bIns="45720" anchor="t" anchorCtr="0">
+                        <a:noAutofit/>
+                      </wps:bodyPr>
+                    </wps:wsp>
+                  </a:graphicData>
+                </a:graphic>
+                <wp14:sizeRelH relativeFrom="margin">
+                  <wp14:pctWidth>0</wp14:pctWidth>
+                </wp14:sizeRelH>
+                <wp14:sizeRelV relativeFrom="margin">
+                  <wp14:pctHeight>0</wp14:pctHeight>
+                </wp14:sizeRelV>
+              </wp:anchor>
+            </w:drawing>
+          </mc:Choice>
+          <mc:Fallback>
+            <w:pict>
+              <v:shapetype w14:anchorId="10A1903E" id="_x0000_t202" coordsize="21600,21600" o:spt="202" path="m,l,21600r21600,l21600,xe">
+                <v:stroke joinstyle="miter"/>
+                <v:path gradientshapeok="t" o:connecttype="rect"/>
+              </v:shapetype>
+              <v:shape id="文本框 2" o:spid="_x0000_s1026" type="#_x0000_t202" style="position:absolute;left:0;text-align:left;margin-left:78.15pt;margin-top:287.9pt;width:308.05pt;height:321.45pt;z-index:251665408;visibility:visible;mso-wrap-style:square;mso-width-percent:0;mso-height-percent:0;mso-wrap-distance-left:9pt;mso-wrap-distance-top:3.6pt;mso-wrap-distance-right:9pt;mso-wrap-distance-bottom:3.6pt;mso-position-horizontal:absolute;mso-position-horizontal-relative:margin;mso-position-vertical:absolute;mso-position-vertical-relative:page;mso-width-percent:0;mso-height-percent:0;mso-width-relative:margin;mso-height-relative:margin;v-text-anchor:top" o:gfxdata="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" stroked="f">
+                <v:textbox>
+                  <w:txbxContent>
+                    <w:tbl>
+                      <w:tblPr>
+                        <w:tblStyle w:val="TableGrid"/>
+                        <w:tblW w:w="4654" w:type="dxa"/>
+                        <w:tblBorders>
+                          <w:top w:val="none" w:sz="0" w:space="0" w:color="auto"/>
+                          <w:left w:val="none" w:sz="0" w:space="0" w:color="auto"/>
+                          <w:bottom w:val="none" w:sz="0" w:space="0" w:color="auto"/>
+                          <w:right w:val="none" w:sz="0" w:space="0" w:color="auto"/>
+                          <w:insideH w:val="none" w:sz="0" w:space="0" w:color="auto"/>
+                          <w:insideV w:val="none" w:sz="0" w:space="0" w:color="auto"/>
+                        </w:tblBorders>
+                        <w:tblLook w:val="04A0" w:firstRow="1" w:lastRow="0" w:firstColumn="1" w:lastColumn="0" w:noHBand="0" w:noVBand="1"/>
+                      </w:tblPr>
+                      <w:tblGrid>
+                        <w:gridCol w:w="6096"/>
+                      </w:tblGrid>
+                      <w:tr>
+                        <w:trPr>
+                          <w:trHeight w:val="232"/>
+                        </w:trPr>
+                        <w:tc>
+                          <w:tcPr>
+                            <w:tcW w:w="4654" w:type="dxa"/>
+                            <w:tcBorders>
+                              <w:top w:val="single" w:sz="8" w:space="0" w:color="auto"/>
+                              <w:bottom w:val="single" w:sz="8" w:space="0" w:color="auto"/>
+                            </w:tcBorders>
+                          </w:tcPr>
+                          <w:p>
+                            <w:pPr>
+                              <w:jc w:val="both"/>
+                              <w:rPr>
+                                <w:sz w:val="24"/>
+                                <w:szCs w:val="24"/>
+                              </w:rPr>
+                            </w:pPr>
+                            <w:r>
+                              <w:rPr>
+                                <w:b/>
+                                <w:bCs/>
+                                <w:sz w:val="24"/>
+                                <w:szCs w:val="24"/>
+                              </w:rPr>
+                              <w:t>Algorithm 1</w:t>
+                            </w:r>
+                            <w:r>
+                              <w:rPr>
+                                <w:sz w:val="24"/>
+                                <w:szCs w:val="24"/>
+                              </w:rPr>
+                              <w:t xml:space="preserve"> Adaptive </w:t>
+                            </w:r>
+                            <w:proofErr w:type="spellStart"/>
+                            <w:r>
+                              <w:rPr>
+                                <w:sz w:val="24"/>
+                                <w:szCs w:val="24"/>
+                              </w:rPr>
+                              <w:t>Sidelink</w:t>
+                            </w:r>
+                            <w:proofErr w:type="spellEnd"/>
+                            <w:r>
+                              <w:rPr>
+                                <w:sz w:val="24"/>
+                                <w:szCs w:val="24"/>
+                              </w:rPr>
+                              <w:t xml:space="preserve"> Open Loop Power Control</w:t>
+                            </w:r>
+                          </w:p>
+                        </w:tc>
+                      </w:tr>
+                      <w:tr>
+                        <w:trPr>
+                          <w:trHeight w:val="3981"/>
+                        </w:trPr>
+                        <w:tc>
+                          <w:tcPr>
+                            <w:tcW w:w="4654" w:type="dxa"/>
+                            <w:tcBorders>
+                              <w:top w:val="single" w:sz="8" w:space="0" w:color="auto"/>
+                              <w:bottom w:val="single" w:sz="8" w:space="0" w:color="auto"/>
+                            </w:tcBorders>
+                          </w:tcPr>
+                          <w:p>
+                            <w:pPr>
+                              <w:jc w:val="both"/>
+                              <w:rPr>
+                                <w:iCs/>
+                                <w:sz w:val="24"/>
+                                <w:szCs w:val="24"/>
+                              </w:rPr>
+                            </w:pPr>
+                            <w:r>
+                              <w:rPr>
+                                <w:sz w:val="24"/>
+                                <w:szCs w:val="24"/>
+                              </w:rPr>
+                              <w:t xml:space="preserve">1: Parameters initialization: </w:t>
+                            </w:r>
+                            <m:oMath>
+                              <m:sSub>
+                                <m:sSubPr>
+                                  <m:ctrlPr>
+                                    <w:rPr>
+                                      <w:rFonts w:ascii="Cambria Math" w:hAnsi="Cambria Math"/>
+                                      <w:i/>
+                                      <w:iCs/>
+                                      <w:sz w:val="24"/>
+                                      <w:szCs w:val="24"/>
+                                    </w:rPr>
+                                  </m:ctrlPr>
+                                </m:sSubPr>
+                                <m:e>
+                                  <m:r>
+                                    <w:rPr>
+                                      <w:rFonts w:ascii="Cambria Math" w:hAnsi="Cambria Math"/>
+                                      <w:sz w:val="24"/>
+                                      <w:szCs w:val="24"/>
+                                    </w:rPr>
+                                    <m:t>P</m:t>
+                                  </m:r>
+                                </m:e>
+                                <m:sub>
+                                  <m:r>
+                                    <w:rPr>
+                                      <w:rFonts w:ascii="Cambria Math" w:hAnsi="Cambria Math"/>
+                                      <w:sz w:val="24"/>
+                                      <w:szCs w:val="24"/>
+                                    </w:rPr>
+                                    <m:t>tx</m:t>
+                                  </m:r>
+                                </m:sub>
+                              </m:sSub>
+                              <m:r>
+                                <w:rPr>
+                                  <w:rFonts w:ascii="Cambria Math" w:hAnsi="Cambria Math"/>
+                                  <w:sz w:val="24"/>
+                                  <w:szCs w:val="24"/>
+                                </w:rPr>
+                                <m:t>=23dBm</m:t>
+                              </m:r>
+                            </m:oMath>
+                          </w:p>
+                          <w:p>
+                            <w:pPr>
+                              <w:jc w:val="both"/>
+                              <w:rPr>
+                                <w:sz w:val="24"/>
+                                <w:szCs w:val="24"/>
+                              </w:rPr>
+                            </w:pPr>
+                            <w:r>
+                              <w:rPr>
+                                <w:sz w:val="24"/>
+                                <w:szCs w:val="24"/>
+                              </w:rPr>
+                              <w:t>2: Vehicle position update</w:t>
+                            </w:r>
+                          </w:p>
+                          <w:p>
+                            <w:pPr>
+                              <w:jc w:val="both"/>
+                              <w:rPr>
+                                <w:b/>
+                                <w:bCs/>
+                                <w:iCs/>
+                                <w:sz w:val="24"/>
+                                <w:szCs w:val="24"/>
+                              </w:rPr>
+                            </w:pPr>
+                            <w:r>
+                              <w:rPr>
+                                <w:iCs/>
+                                <w:sz w:val="24"/>
+                                <w:szCs w:val="24"/>
+                              </w:rPr>
+                              <w:t xml:space="preserve">3: Vehicle number </w:t>
+                            </w:r>
+                            <m:oMath>
+                              <m:sSub>
+                                <m:sSubPr>
+                                  <m:ctrlPr>
+                                    <w:rPr>
+                                      <w:rFonts w:ascii="Cambria Math" w:hAnsi="Cambria Math"/>
+                                      <w:i/>
+                                      <w:iCs/>
+                                      <w:sz w:val="24"/>
+                                      <w:szCs w:val="24"/>
+                                    </w:rPr>
+                                  </m:ctrlPr>
+                                </m:sSubPr>
+                                <m:e>
+                                  <m:r>
+                                    <w:rPr>
+                                      <w:rFonts w:ascii="Cambria Math" w:hAnsi="Cambria Math"/>
+                                      <w:sz w:val="24"/>
+                                      <w:szCs w:val="24"/>
+                                    </w:rPr>
+                                    <m:t>V</m:t>
+                                  </m:r>
+                                </m:e>
+                                <m:sub>
+                                  <m:r>
+                                    <w:rPr>
+                                      <w:rFonts w:ascii="Cambria Math" w:hAnsi="Cambria Math"/>
+                                      <w:sz w:val="24"/>
+                                      <w:szCs w:val="24"/>
+                                    </w:rPr>
+                                    <m:t>no</m:t>
+                                  </m:r>
+                                </m:sub>
+                              </m:sSub>
+                            </m:oMath>
+                            <w:r>
+                              <w:rPr>
+                                <w:rFonts w:hint="eastAsia"/>
+                                <w:iCs/>
+                                <w:sz w:val="24"/>
+                                <w:szCs w:val="24"/>
+                                <w:lang w:eastAsia="zh-CN"/>
+                              </w:rPr>
+                              <w:t xml:space="preserve"> </w:t>
+                            </w:r>
+                            <w:r>
+                              <w:rPr>
+                                <w:iCs/>
+                                <w:sz w:val="24"/>
+                                <w:szCs w:val="24"/>
+                              </w:rPr>
+                              <w:t>detection</w:t>
+                            </w:r>
+                          </w:p>
+                          <w:p>
+                            <w:pPr>
+                              <w:jc w:val="both"/>
+                              <w:rPr>
+                                <w:sz w:val="24"/>
+                                <w:szCs w:val="24"/>
+                              </w:rPr>
+                            </w:pPr>
+                            <w:r>
+                              <w:rPr>
+                                <w:sz w:val="24"/>
+                                <w:szCs w:val="24"/>
+                              </w:rPr>
+                              <w:t>4: SINR estimation:</w:t>
+                            </w:r>
+                          </w:p>
+                          <w:p>
+                            <w:pPr>
+                              <w:jc w:val="both"/>
+                              <w:rPr>
+                                <w:i/>
+                                <w:sz w:val="24"/>
+                                <w:szCs w:val="24"/>
+                                <w:lang w:eastAsia="zh-CN"/>
+                              </w:rPr>
+                            </w:pPr>
+                            <m:oMathPara>
+                              <m:oMath>
+                                <m:sSub>
+                                  <m:sSubPr>
+                                    <m:ctrlPr>
+                                      <w:rPr>
+                                        <w:rFonts w:ascii="Cambria Math" w:hAnsi="Cambria Math"/>
+                                        <w:i/>
+                                        <w:iCs/>
+                                        <w:sz w:val="24"/>
+                                        <w:szCs w:val="24"/>
+                                      </w:rPr>
+                                    </m:ctrlPr>
+                                  </m:sSubPr>
+                                  <m:e>
+                                    <m:r>
+                                      <w:rPr>
+                                        <w:rFonts w:ascii="Cambria Math" w:hAnsi="Cambria Math"/>
+                                        <w:sz w:val="24"/>
+                                        <w:szCs w:val="24"/>
+                                      </w:rPr>
+                                      <m:t>SINR</m:t>
+                                    </m:r>
+                                  </m:e>
+                                  <m:sub>
+                                    <m:r>
+                                      <w:rPr>
+                                        <w:rFonts w:ascii="Cambria Math" w:hAnsi="Cambria Math"/>
+                                        <w:sz w:val="24"/>
+                                        <w:szCs w:val="24"/>
+                                      </w:rPr>
+                                      <m:t>est</m:t>
+                                    </m:r>
+                                  </m:sub>
+                                </m:sSub>
+                                <m:r>
+                                  <w:rPr>
+                                    <w:rFonts w:ascii="Cambria Math" w:hAnsi="Cambria Math"/>
+                                    <w:sz w:val="24"/>
+                                    <w:szCs w:val="24"/>
+                                  </w:rPr>
+                                  <m:t>=</m:t>
+                                </m:r>
+                                <m:f>
+                                  <m:fPr>
+                                    <m:ctrlPr>
+                                      <w:rPr>
+                                        <w:rFonts w:ascii="Cambria Math" w:hAnsi="Cambria Math"/>
+                                        <w:i/>
+                                        <w:iCs/>
+                                        <w:sz w:val="24"/>
+                                        <w:szCs w:val="24"/>
+                                      </w:rPr>
+                                    </m:ctrlPr>
+                                  </m:fPr>
+                                  <m:num>
+                                    <m:sSub>
+                                      <m:sSubPr>
+                                        <m:ctrlPr>
+                                          <w:rPr>
+                                            <w:rFonts w:ascii="Cambria Math" w:hAnsi="Cambria Math"/>
+                                            <w:i/>
+                                            <w:iCs/>
+                                            <w:sz w:val="24"/>
+                                            <w:szCs w:val="24"/>
+                                          </w:rPr>
+                                        </m:ctrlPr>
+                                      </m:sSubPr>
+                                      <m:e>
+                                        <m:r>
+                                          <w:rPr>
+                                            <w:rFonts w:ascii="Cambria Math" w:hAnsi="Cambria Math"/>
+                                            <w:sz w:val="24"/>
+                                            <w:szCs w:val="24"/>
+                                          </w:rPr>
+                                          <m:t>(P</m:t>
+                                        </m:r>
+                                      </m:e>
+                                      <m:sub>
+                                        <m:r>
+                                          <w:rPr>
+                                            <w:rFonts w:ascii="Cambria Math" w:hAnsi="Cambria Math"/>
+                                            <w:sz w:val="24"/>
+                                            <w:szCs w:val="24"/>
+                                          </w:rPr>
+                                          <m:t>txRB</m:t>
+                                        </m:r>
+                                      </m:sub>
+                                    </m:sSub>
+                                    <m:r>
+                                      <w:rPr>
+                                        <w:rFonts w:ascii="Cambria Math" w:hAnsi="Cambria Math"/>
+                                        <w:sz w:val="24"/>
+                                        <w:szCs w:val="24"/>
+                                      </w:rPr>
+                                      <m:t>·</m:t>
+                                    </m:r>
+                                    <m:sSub>
+                                      <m:sSubPr>
+                                        <m:ctrlPr>
+                                          <w:rPr>
+                                            <w:rFonts w:ascii="Cambria Math" w:hAnsi="Cambria Math"/>
+                                            <w:i/>
+                                            <w:iCs/>
+                                            <w:sz w:val="24"/>
+                                            <w:szCs w:val="24"/>
+                                          </w:rPr>
+                                        </m:ctrlPr>
+                                      </m:sSubPr>
+                                      <m:e>
+                                        <m:r>
+                                          <w:rPr>
+                                            <w:rFonts w:ascii="Cambria Math" w:hAnsi="Cambria Math"/>
+                                            <w:sz w:val="24"/>
+                                            <w:szCs w:val="24"/>
+                                          </w:rPr>
+                                          <m:t>AG</m:t>
+                                        </m:r>
+                                      </m:e>
+                                      <m:sub>
+                                        <m:r>
+                                          <w:rPr>
+                                            <w:rFonts w:ascii="Cambria Math" w:hAnsi="Cambria Math"/>
+                                            <w:sz w:val="24"/>
+                                            <w:szCs w:val="24"/>
+                                          </w:rPr>
+                                          <m:t>rx</m:t>
+                                        </m:r>
+                                      </m:sub>
+                                    </m:sSub>
+                                    <m:r>
+                                      <w:rPr>
+                                        <w:rFonts w:ascii="Cambria Math" w:hAnsi="Cambria Math"/>
+                                        <w:sz w:val="24"/>
+                                        <w:szCs w:val="24"/>
+                                      </w:rPr>
+                                      <m:t>)/(PL·</m:t>
+                                    </m:r>
+                                    <m:sSubSup>
+                                      <m:sSubSupPr>
+                                        <m:ctrlPr>
+                                          <w:rPr>
+                                            <w:rFonts w:ascii="Cambria Math" w:hAnsi="Cambria Math"/>
+                                            <w:i/>
+                                            <w:iCs/>
+                                            <w:sz w:val="24"/>
+                                            <w:szCs w:val="24"/>
+                                          </w:rPr>
+                                        </m:ctrlPr>
+                                      </m:sSubSupPr>
+                                      <m:e>
+                                        <m:r>
+                                          <w:rPr>
+                                            <w:rFonts w:ascii="Cambria Math" w:hAnsi="Cambria Math"/>
+                                            <w:sz w:val="24"/>
+                                            <w:szCs w:val="24"/>
+                                          </w:rPr>
+                                          <m:t>D</m:t>
+                                        </m:r>
+                                      </m:e>
+                                      <m:sub>
+                                        <m:r>
+                                          <w:rPr>
+                                            <w:rFonts w:ascii="Cambria Math" w:hAnsi="Cambria Math"/>
+                                            <w:sz w:val="24"/>
+                                            <w:szCs w:val="24"/>
+                                          </w:rPr>
+                                          <m:t>ij</m:t>
+                                        </m:r>
+                                      </m:sub>
+                                      <m:sup>
+                                        <m:r>
+                                          <w:rPr>
+                                            <w:rFonts w:ascii="Cambria Math" w:hAnsi="Cambria Math"/>
+                                            <w:sz w:val="24"/>
+                                            <w:szCs w:val="24"/>
+                                          </w:rPr>
+                                          <m:t>β</m:t>
+                                        </m:r>
+                                      </m:sup>
+                                    </m:sSubSup>
+                                    <m:r>
+                                      <w:rPr>
+                                        <w:rFonts w:ascii="Cambria Math" w:hAnsi="Cambria Math"/>
+                                        <w:sz w:val="24"/>
+                                        <w:szCs w:val="24"/>
+                                      </w:rPr>
+                                      <m:t>)</m:t>
+                                    </m:r>
+                                  </m:num>
+                                  <m:den>
+                                    <m:sSub>
+                                      <m:sSubPr>
+                                        <m:ctrlPr>
+                                          <w:rPr>
+                                            <w:rFonts w:ascii="Cambria Math" w:hAnsi="Cambria Math"/>
+                                            <w:i/>
+                                            <w:iCs/>
+                                            <w:sz w:val="24"/>
+                                            <w:szCs w:val="24"/>
+                                          </w:rPr>
+                                        </m:ctrlPr>
+                                      </m:sSubPr>
+                                      <m:e>
+                                        <m:r>
+                                          <w:rPr>
+                                            <w:rFonts w:ascii="Cambria Math" w:hAnsi="Cambria Math"/>
+                                            <w:sz w:val="24"/>
+                                            <w:szCs w:val="24"/>
+                                          </w:rPr>
+                                          <m:t>(K</m:t>
+                                        </m:r>
+                                      </m:e>
+                                      <m:sub>
+                                        <m:r>
+                                          <w:rPr>
+                                            <w:rFonts w:ascii="Cambria Math" w:hAnsi="Cambria Math"/>
+                                            <w:sz w:val="24"/>
+                                            <w:szCs w:val="24"/>
+                                          </w:rPr>
+                                          <m:t>si</m:t>
+                                        </m:r>
+                                      </m:sub>
+                                    </m:sSub>
+                                    <m:r>
+                                      <w:rPr>
+                                        <w:rFonts w:ascii="Cambria Math" w:hAnsi="Cambria Math"/>
+                                        <w:sz w:val="24"/>
+                                        <w:szCs w:val="24"/>
+                                      </w:rPr>
+                                      <m:t>·</m:t>
+                                    </m:r>
+                                    <m:sSub>
+                                      <m:sSubPr>
+                                        <m:ctrlPr>
+                                          <w:rPr>
+                                            <w:rFonts w:ascii="Cambria Math" w:hAnsi="Cambria Math"/>
+                                            <w:i/>
+                                            <w:iCs/>
+                                            <w:sz w:val="24"/>
+                                            <w:szCs w:val="24"/>
+                                          </w:rPr>
+                                        </m:ctrlPr>
+                                      </m:sSubPr>
+                                      <m:e>
+                                        <m:r>
+                                          <w:rPr>
+                                            <w:rFonts w:ascii="Cambria Math" w:hAnsi="Cambria Math"/>
+                                            <w:sz w:val="24"/>
+                                            <w:szCs w:val="24"/>
+                                          </w:rPr>
+                                          <m:t>P</m:t>
+                                        </m:r>
+                                      </m:e>
+                                      <m:sub>
+                                        <m:r>
+                                          <w:rPr>
+                                            <w:rFonts w:ascii="Cambria Math" w:hAnsi="Cambria Math"/>
+                                            <w:sz w:val="24"/>
+                                            <w:szCs w:val="24"/>
+                                          </w:rPr>
+                                          <m:t>txRB</m:t>
+                                        </m:r>
+                                      </m:sub>
+                                    </m:sSub>
+                                    <m:r>
+                                      <w:rPr>
+                                        <w:rFonts w:ascii="Cambria Math" w:hAnsi="Cambria Math"/>
+                                        <w:sz w:val="24"/>
+                                        <w:szCs w:val="24"/>
+                                      </w:rPr>
+                                      <m:t>+</m:t>
+                                    </m:r>
+                                    <m:sSub>
+                                      <m:sSubPr>
+                                        <m:ctrlPr>
+                                          <w:rPr>
+                                            <w:rFonts w:ascii="Cambria Math" w:hAnsi="Cambria Math"/>
+                                            <w:i/>
+                                            <w:iCs/>
+                                            <w:sz w:val="24"/>
+                                            <w:szCs w:val="24"/>
+                                          </w:rPr>
+                                        </m:ctrlPr>
+                                      </m:sSubPr>
+                                      <m:e>
+                                        <m:r>
+                                          <w:rPr>
+                                            <w:rFonts w:ascii="Cambria Math" w:hAnsi="Cambria Math"/>
+                                            <w:sz w:val="24"/>
+                                            <w:szCs w:val="24"/>
+                                          </w:rPr>
+                                          <m:t>P</m:t>
+                                        </m:r>
+                                      </m:e>
+                                      <m:sub>
+                                        <m:r>
+                                          <w:rPr>
+                                            <w:rFonts w:ascii="Cambria Math" w:hAnsi="Cambria Math"/>
+                                            <w:sz w:val="24"/>
+                                            <w:szCs w:val="24"/>
+                                          </w:rPr>
+                                          <m:t>noise</m:t>
+                                        </m:r>
+                                      </m:sub>
+                                    </m:sSub>
+                                    <m:r>
+                                      <w:rPr>
+                                        <w:rFonts w:ascii="Cambria Math" w:hAnsi="Cambria Math"/>
+                                        <w:sz w:val="24"/>
+                                        <w:szCs w:val="24"/>
+                                      </w:rPr>
+                                      <m:t>)+</m:t>
+                                    </m:r>
+                                    <m:nary>
+                                      <m:naryPr>
+                                        <m:chr m:val="∑"/>
+                                        <m:limLoc m:val="undOvr"/>
+                                        <m:supHide m:val="1"/>
+                                        <m:ctrlPr>
+                                          <w:rPr>
+                                            <w:rFonts w:ascii="Cambria Math" w:hAnsi="Cambria Math"/>
+                                            <w:i/>
+                                            <w:iCs/>
+                                            <w:sz w:val="24"/>
+                                            <w:szCs w:val="24"/>
+                                          </w:rPr>
+                                        </m:ctrlPr>
+                                      </m:naryPr>
+                                      <m:sub>
+                                        <m:eqArr>
+                                          <m:eqArrPr>
+                                            <m:ctrlPr>
+                                              <w:rPr>
+                                                <w:rFonts w:ascii="Cambria Math" w:hAnsi="Cambria Math"/>
+                                                <w:i/>
+                                                <w:iCs/>
+                                                <w:sz w:val="24"/>
+                                                <w:szCs w:val="24"/>
+                                              </w:rPr>
+                                            </m:ctrlPr>
+                                          </m:eqArrPr>
+                                          <m:e>
+                                            <m:r>
+                                              <w:rPr>
+                                                <w:rFonts w:ascii="Cambria Math" w:hAnsi="Cambria Math"/>
+                                                <w:sz w:val="24"/>
+                                                <w:szCs w:val="24"/>
+                                              </w:rPr>
+                                              <m:t>k≠j</m:t>
+                                            </m:r>
+                                          </m:e>
+                                          <m:e>
+                                            <m:r>
+                                              <w:rPr>
+                                                <w:rFonts w:ascii="Cambria Math" w:hAnsi="Cambria Math"/>
+                                                <w:sz w:val="24"/>
+                                                <w:szCs w:val="24"/>
+                                              </w:rPr>
+                                              <m:t>k∈</m:t>
+                                            </m:r>
+                                            <m:sSub>
+                                              <m:sSubPr>
+                                                <m:ctrlPr>
+                                                  <w:rPr>
+                                                    <w:rFonts w:ascii="Cambria Math" w:hAnsi="Cambria Math"/>
+                                                    <w:i/>
+                                                    <w:iCs/>
+                                                    <w:sz w:val="24"/>
+                                                    <w:szCs w:val="24"/>
+                                                  </w:rPr>
+                                                </m:ctrlPr>
+                                              </m:sSubPr>
+                                              <m:e>
+                                                <m:r>
+                                                  <w:rPr>
+                                                    <w:rFonts w:ascii="Cambria Math" w:hAnsi="Cambria Math"/>
+                                                    <w:sz w:val="24"/>
+                                                    <w:szCs w:val="24"/>
+                                                  </w:rPr>
+                                                  <m:t>K</m:t>
+                                                </m:r>
+                                              </m:e>
+                                              <m:sub>
+                                                <m:r>
+                                                  <w:rPr>
+                                                    <w:rFonts w:ascii="Cambria Math" w:hAnsi="Cambria Math"/>
+                                                    <w:sz w:val="24"/>
+                                                    <w:szCs w:val="24"/>
+                                                  </w:rPr>
+                                                  <m:t>sub</m:t>
+                                                </m:r>
+                                              </m:sub>
+                                            </m:sSub>
+                                          </m:e>
+                                        </m:eqArr>
+                                      </m:sub>
+                                      <m:sup/>
+                                      <m:e>
+                                        <m:sSub>
+                                          <m:sSubPr>
+                                            <m:ctrlPr>
+                                              <w:rPr>
+                                                <w:rFonts w:ascii="Cambria Math" w:hAnsi="Cambria Math"/>
+                                                <w:i/>
+                                                <w:iCs/>
+                                                <w:sz w:val="24"/>
+                                                <w:szCs w:val="24"/>
+                                              </w:rPr>
+                                            </m:ctrlPr>
+                                          </m:sSubPr>
+                                          <m:e>
+                                            <m:r>
+                                              <w:rPr>
+                                                <w:rFonts w:ascii="Cambria Math" w:hAnsi="Cambria Math"/>
+                                                <w:sz w:val="24"/>
+                                                <w:szCs w:val="24"/>
+                                              </w:rPr>
+                                              <m:t>(P</m:t>
+                                            </m:r>
+                                          </m:e>
+                                          <m:sub>
+                                            <m:r>
+                                              <w:rPr>
+                                                <w:rFonts w:ascii="Cambria Math" w:hAnsi="Cambria Math"/>
+                                                <w:sz w:val="24"/>
+                                                <w:szCs w:val="24"/>
+                                              </w:rPr>
+                                              <m:t>txRB</m:t>
+                                            </m:r>
+                                          </m:sub>
+                                        </m:sSub>
+                                        <m:r>
+                                          <w:rPr>
+                                            <w:rFonts w:ascii="Cambria Math" w:hAnsi="Cambria Math"/>
+                                            <w:sz w:val="24"/>
+                                            <w:szCs w:val="24"/>
+                                          </w:rPr>
+                                          <m:t>·</m:t>
+                                        </m:r>
+                                        <m:sSub>
+                                          <m:sSubPr>
+                                            <m:ctrlPr>
+                                              <w:rPr>
+                                                <w:rFonts w:ascii="Cambria Math" w:hAnsi="Cambria Math"/>
+                                                <w:i/>
+                                                <w:iCs/>
+                                                <w:sz w:val="24"/>
+                                                <w:szCs w:val="24"/>
+                                              </w:rPr>
+                                            </m:ctrlPr>
+                                          </m:sSubPr>
+                                          <m:e>
+                                            <m:r>
+                                              <w:rPr>
+                                                <w:rFonts w:ascii="Cambria Math" w:hAnsi="Cambria Math"/>
+                                                <w:sz w:val="24"/>
+                                                <w:szCs w:val="24"/>
+                                              </w:rPr>
+                                              <m:t>AG</m:t>
+                                            </m:r>
+                                          </m:e>
+                                          <m:sub>
+                                            <m:r>
+                                              <w:rPr>
+                                                <w:rFonts w:ascii="Cambria Math" w:hAnsi="Cambria Math"/>
+                                                <w:sz w:val="24"/>
+                                                <w:szCs w:val="24"/>
+                                              </w:rPr>
+                                              <m:t>rx</m:t>
+                                            </m:r>
+                                          </m:sub>
+                                        </m:sSub>
+                                        <m:r>
+                                          <w:rPr>
+                                            <w:rFonts w:ascii="Cambria Math" w:hAnsi="Cambria Math"/>
+                                            <w:sz w:val="24"/>
+                                            <w:szCs w:val="24"/>
+                                          </w:rPr>
+                                          <m:t>)/(PL·</m:t>
+                                        </m:r>
+                                        <m:sSubSup>
+                                          <m:sSubSupPr>
+                                            <m:ctrlPr>
+                                              <w:rPr>
+                                                <w:rFonts w:ascii="Cambria Math" w:hAnsi="Cambria Math"/>
+                                                <w:i/>
+                                                <w:iCs/>
+                                                <w:sz w:val="24"/>
+                                                <w:szCs w:val="24"/>
+                                              </w:rPr>
+                                            </m:ctrlPr>
+                                          </m:sSubSupPr>
+                                          <m:e>
+                                            <m:r>
+                                              <w:rPr>
+                                                <w:rFonts w:ascii="Cambria Math" w:hAnsi="Cambria Math"/>
+                                                <w:sz w:val="24"/>
+                                                <w:szCs w:val="24"/>
+                                              </w:rPr>
+                                              <m:t>D</m:t>
+                                            </m:r>
+                                          </m:e>
+                                          <m:sub>
+                                            <m:r>
+                                              <w:rPr>
+                                                <w:rFonts w:ascii="Cambria Math" w:hAnsi="Cambria Math"/>
+                                                <w:sz w:val="24"/>
+                                                <w:szCs w:val="24"/>
+                                              </w:rPr>
+                                              <m:t>ij</m:t>
+                                            </m:r>
+                                          </m:sub>
+                                          <m:sup>
+                                            <m:r>
+                                              <w:rPr>
+                                                <w:rFonts w:ascii="Cambria Math" w:hAnsi="Cambria Math"/>
+                                                <w:sz w:val="24"/>
+                                                <w:szCs w:val="24"/>
+                                              </w:rPr>
+                                              <m:t>β</m:t>
+                                            </m:r>
+                                          </m:sup>
+                                        </m:sSubSup>
+                                        <m:r>
+                                          <w:rPr>
+                                            <w:rFonts w:ascii="Cambria Math" w:hAnsi="Cambria Math"/>
+                                            <w:sz w:val="24"/>
+                                            <w:szCs w:val="24"/>
+                                          </w:rPr>
+                                          <m:t>)</m:t>
+                                        </m:r>
+                                      </m:e>
+                                    </m:nary>
+                                  </m:den>
+                                </m:f>
+                              </m:oMath>
+                            </m:oMathPara>
+                          </w:p>
+                          <w:p>
+                            <w:pPr>
+                              <w:jc w:val="both"/>
+                              <w:rPr>
+                                <w:sz w:val="24"/>
+                                <w:szCs w:val="24"/>
+                                <w:lang w:eastAsia="zh-CN"/>
+                              </w:rPr>
+                            </w:pPr>
+                            <w:r>
+                              <w:rPr>
+                                <w:rFonts w:hint="eastAsia"/>
+                                <w:sz w:val="24"/>
+                                <w:szCs w:val="24"/>
+                                <w:lang w:eastAsia="zh-CN"/>
+                              </w:rPr>
+                              <w:t>5</w:t>
+                            </w:r>
+                            <w:r>
+                              <w:rPr>
+                                <w:sz w:val="24"/>
+                                <w:szCs w:val="24"/>
+                                <w:lang w:eastAsia="zh-CN"/>
+                              </w:rPr>
+                              <w:t>: Interference evaluation:</w:t>
+                            </w:r>
+                          </w:p>
+                          <w:p>
+                            <w:pPr>
+                              <w:jc w:val="both"/>
+                              <w:rPr>
+                                <w:sz w:val="24"/>
+                                <w:szCs w:val="24"/>
+                                <w:lang w:eastAsia="zh-CN"/>
+                              </w:rPr>
+                            </w:pPr>
+                            <m:oMathPara>
+                              <m:oMath>
+                                <m:sSub>
+                                  <m:sSubPr>
+                                    <m:ctrlPr>
+                                      <w:rPr>
+                                        <w:rFonts w:ascii="Cambria Math" w:hAnsi="Cambria Math"/>
+                                        <w:i/>
+                                        <w:iCs/>
+                                        <w:sz w:val="24"/>
+                                        <w:szCs w:val="24"/>
+                                      </w:rPr>
+                                    </m:ctrlPr>
+                                  </m:sSubPr>
+                                  <m:e>
+                                    <m:r>
+                                      <w:rPr>
+                                        <w:rFonts w:ascii="Cambria Math" w:hAnsi="Cambria Math"/>
+                                        <w:sz w:val="24"/>
+                                        <w:szCs w:val="24"/>
+                                      </w:rPr>
+                                      <m:t>Inter</m:t>
+                                    </m:r>
+                                  </m:e>
+                                  <m:sub>
+                                    <m:r>
+                                      <w:rPr>
+                                        <w:rFonts w:ascii="Cambria Math" w:hAnsi="Cambria Math"/>
+                                        <w:sz w:val="24"/>
+                                        <w:szCs w:val="24"/>
+                                      </w:rPr>
+                                      <m:t>av</m:t>
+                                    </m:r>
+                                  </m:sub>
+                                </m:sSub>
+                                <m:r>
+                                  <w:rPr>
+                                    <w:rFonts w:ascii="Cambria Math" w:hAnsi="Cambria Math"/>
+                                    <w:sz w:val="24"/>
+                                    <w:szCs w:val="24"/>
+                                  </w:rPr>
+                                  <m:t>=</m:t>
+                                </m:r>
+                                <m:d>
+                                  <m:dPr>
+                                    <m:ctrlPr>
+                                      <w:rPr>
+                                        <w:rFonts w:ascii="Cambria Math" w:hAnsi="Cambria Math"/>
+                                        <w:i/>
+                                        <w:iCs/>
+                                        <w:sz w:val="24"/>
+                                        <w:szCs w:val="24"/>
+                                      </w:rPr>
+                                    </m:ctrlPr>
+                                  </m:dPr>
+                                  <m:e>
+                                    <m:r>
+                                      <w:rPr>
+                                        <w:rFonts w:ascii="Cambria Math" w:hAnsi="Cambria Math"/>
+                                        <w:sz w:val="24"/>
+                                        <w:szCs w:val="24"/>
+                                      </w:rPr>
+                                      <m:t>1-β</m:t>
+                                    </m:r>
+                                  </m:e>
+                                </m:d>
+                                <m:r>
+                                  <w:rPr>
+                                    <w:rFonts w:ascii="Cambria Math" w:hAnsi="Cambria Math"/>
+                                    <w:sz w:val="24"/>
+                                    <w:szCs w:val="24"/>
+                                  </w:rPr>
+                                  <m:t>·</m:t>
+                                </m:r>
+                                <m:sSub>
+                                  <m:sSubPr>
+                                    <m:ctrlPr>
+                                      <w:rPr>
+                                        <w:rFonts w:ascii="Cambria Math" w:hAnsi="Cambria Math"/>
+                                        <w:i/>
+                                        <w:iCs/>
+                                        <w:sz w:val="24"/>
+                                        <w:szCs w:val="24"/>
+                                      </w:rPr>
+                                    </m:ctrlPr>
+                                  </m:sSubPr>
+                                  <m:e>
+                                    <m:r>
+                                      <w:rPr>
+                                        <w:rFonts w:ascii="Cambria Math" w:hAnsi="Cambria Math"/>
+                                        <w:sz w:val="24"/>
+                                        <w:szCs w:val="24"/>
+                                      </w:rPr>
+                                      <m:t>Inter</m:t>
+                                    </m:r>
+                                  </m:e>
+                                  <m:sub>
+                                    <m:r>
+                                      <w:rPr>
+                                        <w:rFonts w:ascii="Cambria Math" w:hAnsi="Cambria Math"/>
+                                        <w:sz w:val="24"/>
+                                        <w:szCs w:val="24"/>
+                                      </w:rPr>
+                                      <m:t>av</m:t>
+                                    </m:r>
+                                  </m:sub>
+                                </m:sSub>
+                                <m:r>
+                                  <w:rPr>
+                                    <w:rFonts w:ascii="Cambria Math" w:hAnsi="Cambria Math"/>
+                                    <w:sz w:val="24"/>
+                                    <w:szCs w:val="24"/>
+                                  </w:rPr>
+                                  <m:t>+β·</m:t>
+                                </m:r>
+                                <m:sSub>
+                                  <m:sSubPr>
+                                    <m:ctrlPr>
+                                      <w:rPr>
+                                        <w:rFonts w:ascii="Cambria Math" w:hAnsi="Cambria Math"/>
+                                        <w:i/>
+                                        <w:iCs/>
+                                        <w:sz w:val="24"/>
+                                        <w:szCs w:val="24"/>
+                                      </w:rPr>
+                                    </m:ctrlPr>
+                                  </m:sSubPr>
+                                  <m:e>
+                                    <m:r>
+                                      <w:rPr>
+                                        <w:rFonts w:ascii="Cambria Math" w:hAnsi="Cambria Math"/>
+                                        <w:sz w:val="24"/>
+                                        <w:szCs w:val="24"/>
+                                      </w:rPr>
+                                      <m:t>Inter</m:t>
+                                    </m:r>
+                                  </m:e>
+                                  <m:sub>
+                                    <m:r>
+                                      <w:rPr>
+                                        <w:rFonts w:ascii="Cambria Math" w:hAnsi="Cambria Math"/>
+                                        <w:sz w:val="24"/>
+                                        <w:szCs w:val="24"/>
+                                      </w:rPr>
+                                      <m:t>ainst</m:t>
+                                    </m:r>
+                                  </m:sub>
+                                </m:sSub>
+                              </m:oMath>
+                            </m:oMathPara>
+                          </w:p>
+                          <w:p>
+                            <w:pPr>
+                              <w:jc w:val="both"/>
+                              <w:rPr>
+                                <w:iCs/>
+                                <w:sz w:val="24"/>
+                                <w:szCs w:val="24"/>
+                                <w:lang w:eastAsia="zh-CN"/>
+                              </w:rPr>
+                            </w:pPr>
+                            <w:r>
+                              <w:rPr>
+                                <w:sz w:val="24"/>
+                                <w:szCs w:val="24"/>
+                              </w:rPr>
+                              <w:t xml:space="preserve">6:  </w:t>
+                            </w:r>
+                            <w:r>
+                              <w:rPr>
+                                <w:b/>
+                                <w:bCs/>
+                                <w:sz w:val="24"/>
+                                <w:szCs w:val="24"/>
+                              </w:rPr>
+                              <w:t>if</w:t>
+                            </w:r>
+                            <w:r>
+                              <w:rPr>
+                                <w:sz w:val="24"/>
+                                <w:szCs w:val="24"/>
+                              </w:rPr>
+                              <w:t xml:space="preserve"> </w:t>
+                            </w:r>
+                            <m:oMath>
+                              <m:r>
+                                <w:rPr>
+                                  <w:rFonts w:ascii="Cambria Math" w:hAnsi="Cambria Math"/>
+                                  <w:sz w:val="24"/>
+                                  <w:szCs w:val="24"/>
+                                </w:rPr>
+                                <m:t>Vehicle Densisy≥ </m:t>
+                              </m:r>
+                              <m:sSub>
+                                <m:sSubPr>
+                                  <m:ctrlPr>
+                                    <w:rPr>
+                                      <w:rFonts w:ascii="Cambria Math" w:hAnsi="Cambria Math"/>
+                                      <w:i/>
+                                      <w:iCs/>
+                                      <w:sz w:val="24"/>
+                                      <w:szCs w:val="24"/>
+                                    </w:rPr>
+                                  </m:ctrlPr>
+                                </m:sSubPr>
+                                <m:e>
+                                  <m:r>
+                                    <w:rPr>
+                                      <w:rFonts w:ascii="Cambria Math" w:hAnsi="Cambria Math"/>
+                                      <w:sz w:val="24"/>
+                                      <w:szCs w:val="24"/>
+                                    </w:rPr>
+                                    <m:t>ρ</m:t>
+                                  </m:r>
+                                </m:e>
+                                <m:sub>
+                                  <m:r>
+                                    <w:rPr>
+                                      <w:rFonts w:ascii="Cambria Math" w:hAnsi="Cambria Math"/>
+                                      <w:sz w:val="24"/>
+                                      <w:szCs w:val="24"/>
+                                    </w:rPr>
+                                    <m:t>threshold</m:t>
+                                  </m:r>
+                                </m:sub>
+                              </m:sSub>
+                            </m:oMath>
+                            <w:r>
+                              <w:rPr>
+                                <w:rFonts w:hint="eastAsia"/>
+                                <w:iCs/>
+                                <w:sz w:val="24"/>
+                                <w:szCs w:val="24"/>
+                                <w:lang w:eastAsia="zh-CN"/>
+                              </w:rPr>
+                              <w:t>:</w:t>
+                            </w:r>
+                          </w:p>
+                          <w:p>
+                            <w:pPr>
+                              <w:jc w:val="both"/>
+                              <w:rPr>
+                                <w:sz w:val="24"/>
+                                <w:szCs w:val="24"/>
+                              </w:rPr>
+                            </w:pPr>
+                            <w:r>
+                              <w:rPr>
+                                <w:sz w:val="24"/>
+                                <w:szCs w:val="24"/>
+                              </w:rPr>
+                              <w:t xml:space="preserve">7:      </w:t>
+                            </w:r>
+                            <w:r>
+                              <w:rPr>
+                                <w:b/>
+                                <w:bCs/>
+                                <w:sz w:val="24"/>
+                                <w:szCs w:val="24"/>
+                              </w:rPr>
+                              <w:t>then:</w:t>
+                            </w:r>
+                          </w:p>
+                          <w:p>
+                            <w:pPr>
+                              <w:jc w:val="both"/>
+                              <w:rPr>
+                                <w:iCs/>
+                                <w:sz w:val="24"/>
+                                <w:szCs w:val="24"/>
+                              </w:rPr>
+                            </w:pPr>
+                            <w:r>
+                              <w:rPr>
+                                <w:sz w:val="24"/>
+                                <w:szCs w:val="24"/>
+                              </w:rPr>
+                              <w:t xml:space="preserve">Tx power initialization: </w:t>
+                            </w:r>
+                            <m:oMath>
+                              <m:sSub>
+                                <m:sSubPr>
+                                  <m:ctrlPr>
+                                    <w:rPr>
+                                      <w:rFonts w:ascii="Cambria Math" w:hAnsi="Cambria Math"/>
+                                      <w:i/>
+                                      <w:iCs/>
+                                      <w:sz w:val="24"/>
+                                      <w:szCs w:val="24"/>
+                                    </w:rPr>
+                                  </m:ctrlPr>
+                                </m:sSubPr>
+                                <m:e>
+                                  <m:r>
+                                    <w:rPr>
+                                      <w:rFonts w:ascii="Cambria Math" w:hAnsi="Cambria Math"/>
+                                      <w:sz w:val="24"/>
+                                      <w:szCs w:val="24"/>
+                                    </w:rPr>
+                                    <m:t>P</m:t>
+                                  </m:r>
+                                </m:e>
+                                <m:sub>
+                                  <m:r>
+                                    <w:rPr>
+                                      <w:rFonts w:ascii="Cambria Math" w:hAnsi="Cambria Math"/>
+                                      <w:sz w:val="24"/>
+                                      <w:szCs w:val="24"/>
+                                    </w:rPr>
+                                    <m:t>tx</m:t>
+                                  </m:r>
+                                </m:sub>
+                              </m:sSub>
+                              <m:r>
+                                <w:rPr>
+                                  <w:rFonts w:ascii="Cambria Math" w:hAnsi="Cambria Math"/>
+                                  <w:sz w:val="24"/>
+                                  <w:szCs w:val="24"/>
+                                </w:rPr>
+                                <m:t>(x)=10dBm</m:t>
+                              </m:r>
+                            </m:oMath>
+                          </w:p>
+                          <w:p>
+                            <w:pPr>
+                              <w:jc w:val="both"/>
+                              <w:rPr>
+                                <w:sz w:val="24"/>
+                                <w:szCs w:val="24"/>
+                              </w:rPr>
+                            </w:pPr>
+                            <w:r>
+                              <w:rPr>
+                                <w:sz w:val="24"/>
+                                <w:szCs w:val="24"/>
+                              </w:rPr>
+                              <w:t xml:space="preserve">8:         </w:t>
+                            </w:r>
+                            <w:r>
+                              <w:rPr>
+                                <w:b/>
+                                <w:bCs/>
+                                <w:sz w:val="24"/>
+                                <w:szCs w:val="24"/>
+                              </w:rPr>
+                              <w:t xml:space="preserve">if </w:t>
+                            </w:r>
+                            <w:r>
+                              <w:rPr>
+                                <w:sz w:val="24"/>
+                                <w:szCs w:val="24"/>
+                              </w:rPr>
+                              <w:t>SINR</w:t>
+                            </w:r>
+                            <w:r>
+                              <w:rPr>
+                                <w:b/>
+                                <w:bCs/>
+                                <w:sz w:val="24"/>
+                                <w:szCs w:val="24"/>
+                              </w:rPr>
+                              <w:t>＜</w:t>
+                            </w:r>
+                            <m:oMath>
+                              <m:sSub>
+                                <m:sSubPr>
+                                  <m:ctrlPr>
+                                    <w:rPr>
+                                      <w:rFonts w:ascii="Cambria Math" w:hAnsi="Cambria Math"/>
+                                      <w:i/>
+                                      <w:iCs/>
+                                      <w:sz w:val="24"/>
+                                      <w:szCs w:val="24"/>
+                                    </w:rPr>
+                                  </m:ctrlPr>
+                                </m:sSubPr>
+                                <m:e>
+                                  <m:r>
+                                    <w:rPr>
+                                      <w:rFonts w:ascii="Cambria Math" w:hAnsi="Cambria Math"/>
+                                      <w:sz w:val="24"/>
+                                      <w:szCs w:val="24"/>
+                                    </w:rPr>
+                                    <m:t>SINR</m:t>
+                                  </m:r>
+                                </m:e>
+                                <m:sub>
+                                  <m:r>
+                                    <w:rPr>
+                                      <w:rFonts w:ascii="Cambria Math" w:hAnsi="Cambria Math"/>
+                                      <w:sz w:val="24"/>
+                                      <w:szCs w:val="24"/>
+                                    </w:rPr>
+                                    <m:t>Target</m:t>
+                                  </m:r>
+                                </m:sub>
+                              </m:sSub>
+                            </m:oMath>
+                          </w:p>
+                          <w:p>
+                            <w:pPr>
+                              <w:jc w:val="both"/>
+                              <w:rPr>
+                                <w:iCs/>
+                                <w:sz w:val="24"/>
+                                <w:szCs w:val="24"/>
+                              </w:rPr>
+                            </w:pPr>
+                            <m:oMathPara>
+                              <m:oMath>
+                                <m:sSub>
+                                  <m:sSubPr>
+                                    <m:ctrlPr>
+                                      <w:rPr>
+                                        <w:rFonts w:ascii="Cambria Math" w:hAnsi="Cambria Math"/>
+                                        <w:i/>
+                                        <w:iCs/>
+                                        <w:sz w:val="24"/>
+                                        <w:szCs w:val="24"/>
+                                      </w:rPr>
+                                    </m:ctrlPr>
+                                  </m:sSubPr>
+                                  <m:e>
+                                    <m:r>
+                                      <w:rPr>
+                                        <w:rFonts w:ascii="Cambria Math" w:hAnsi="Cambria Math"/>
+                                        <w:sz w:val="24"/>
+                                        <w:szCs w:val="24"/>
+                                      </w:rPr>
+                                      <m:t>P</m:t>
+                                    </m:r>
+                                  </m:e>
+                                  <m:sub>
+                                    <m:r>
+                                      <w:rPr>
+                                        <w:rFonts w:ascii="Cambria Math" w:hAnsi="Cambria Math"/>
+                                        <w:sz w:val="24"/>
+                                        <w:szCs w:val="24"/>
+                                      </w:rPr>
+                                      <m:t>tx</m:t>
+                                    </m:r>
+                                  </m:sub>
+                                </m:sSub>
+                                <m:d>
+                                  <m:dPr>
+                                    <m:ctrlPr>
+                                      <w:rPr>
+                                        <w:rFonts w:ascii="Cambria Math" w:hAnsi="Cambria Math"/>
+                                        <w:i/>
+                                        <w:iCs/>
+                                        <w:sz w:val="24"/>
+                                        <w:szCs w:val="24"/>
+                                      </w:rPr>
+                                    </m:ctrlPr>
+                                  </m:dPr>
+                                  <m:e>
+                                    <m:r>
+                                      <w:rPr>
+                                        <w:rFonts w:ascii="Cambria Math" w:hAnsi="Cambria Math"/>
+                                        <w:sz w:val="24"/>
+                                        <w:szCs w:val="24"/>
+                                      </w:rPr>
+                                      <m:t>x+1</m:t>
+                                    </m:r>
+                                  </m:e>
+                                </m:d>
+                                <m:r>
+                                  <w:rPr>
+                                    <w:rFonts w:ascii="Cambria Math" w:hAnsi="Cambria Math"/>
+                                    <w:sz w:val="24"/>
+                                    <w:szCs w:val="24"/>
+                                  </w:rPr>
+                                  <m:t>=</m:t>
+                                </m:r>
+                                <m:func>
+                                  <m:funcPr>
+                                    <m:ctrlPr>
+                                      <w:rPr>
+                                        <w:rFonts w:ascii="Cambria Math" w:hAnsi="Cambria Math"/>
+                                        <w:iCs/>
+                                        <w:sz w:val="24"/>
+                                        <w:szCs w:val="24"/>
+                                      </w:rPr>
+                                    </m:ctrlPr>
+                                  </m:funcPr>
+                                  <m:fName>
+                                    <m:r>
+                                      <m:rPr>
+                                        <m:sty m:val="p"/>
+                                      </m:rPr>
+                                      <w:rPr>
+                                        <w:rFonts w:ascii="Cambria Math" w:hAnsi="Cambria Math"/>
+                                        <w:sz w:val="24"/>
+                                        <w:szCs w:val="24"/>
+                                      </w:rPr>
+                                      <m:t>min</m:t>
+                                    </m:r>
+                                    <m:ctrlPr>
+                                      <w:rPr>
+                                        <w:rFonts w:ascii="Cambria Math" w:hAnsi="Cambria Math"/>
+                                        <w:i/>
+                                        <w:iCs/>
+                                        <w:sz w:val="24"/>
+                                        <w:szCs w:val="24"/>
+                                      </w:rPr>
+                                    </m:ctrlPr>
+                                  </m:fName>
+                                  <m:e>
+                                    <m:d>
+                                      <m:dPr>
+                                        <m:ctrlPr>
+                                          <w:rPr>
+                                            <w:rFonts w:ascii="Cambria Math" w:hAnsi="Cambria Math"/>
+                                            <w:iCs/>
+                                            <w:sz w:val="24"/>
+                                            <w:szCs w:val="24"/>
+                                          </w:rPr>
+                                        </m:ctrlPr>
+                                      </m:dPr>
+                                      <m:e>
+                                        <m:r>
+                                          <m:rPr>
+                                            <m:sty m:val="p"/>
+                                          </m:rPr>
+                                          <w:rPr>
+                                            <w:rFonts w:ascii="Cambria Math" w:hAnsi="Cambria Math"/>
+                                            <w:sz w:val="24"/>
+                                            <w:szCs w:val="24"/>
+                                          </w:rPr>
+                                          <m:t>23,</m:t>
+                                        </m:r>
+                                        <m:sSub>
+                                          <m:sSubPr>
+                                            <m:ctrlPr>
+                                              <w:rPr>
+                                                <w:rFonts w:ascii="Cambria Math" w:hAnsi="Cambria Math"/>
+                                                <w:i/>
+                                                <w:iCs/>
+                                                <w:sz w:val="24"/>
+                                                <w:szCs w:val="24"/>
+                                              </w:rPr>
+                                            </m:ctrlPr>
+                                          </m:sSubPr>
+                                          <m:e>
+                                            <m:r>
+                                              <w:rPr>
+                                                <w:rFonts w:ascii="Cambria Math" w:hAnsi="Cambria Math"/>
+                                                <w:sz w:val="24"/>
+                                                <w:szCs w:val="24"/>
+                                              </w:rPr>
+                                              <m:t>P</m:t>
+                                            </m:r>
+                                          </m:e>
+                                          <m:sub>
+                                            <m:r>
+                                              <w:rPr>
+                                                <w:rFonts w:ascii="Cambria Math" w:hAnsi="Cambria Math"/>
+                                                <w:sz w:val="24"/>
+                                                <w:szCs w:val="24"/>
+                                              </w:rPr>
+                                              <m:t>tx</m:t>
+                                            </m:r>
+                                          </m:sub>
+                                        </m:sSub>
+                                        <m:d>
+                                          <m:dPr>
+                                            <m:ctrlPr>
+                                              <w:rPr>
+                                                <w:rFonts w:ascii="Cambria Math" w:hAnsi="Cambria Math"/>
+                                                <w:i/>
+                                                <w:iCs/>
+                                                <w:sz w:val="24"/>
+                                                <w:szCs w:val="24"/>
+                                              </w:rPr>
+                                            </m:ctrlPr>
+                                          </m:dPr>
+                                          <m:e>
+                                            <m:r>
+                                              <w:rPr>
+                                                <w:rFonts w:ascii="Cambria Math" w:hAnsi="Cambria Math"/>
+                                                <w:sz w:val="24"/>
+                                                <w:szCs w:val="24"/>
+                                              </w:rPr>
+                                              <m:t>x</m:t>
+                                            </m:r>
+                                          </m:e>
+                                        </m:d>
+                                        <m:r>
+                                          <w:rPr>
+                                            <w:rFonts w:ascii="Cambria Math" w:hAnsi="Cambria Math"/>
+                                            <w:sz w:val="24"/>
+                                            <w:szCs w:val="24"/>
+                                          </w:rPr>
+                                          <m:t>+</m:t>
+                                        </m:r>
+                                        <m:sSub>
+                                          <m:sSubPr>
+                                            <m:ctrlPr>
+                                              <w:rPr>
+                                                <w:rFonts w:ascii="Cambria Math" w:hAnsi="Cambria Math"/>
+                                                <w:i/>
+                                                <w:iCs/>
+                                                <w:sz w:val="24"/>
+                                                <w:szCs w:val="24"/>
+                                              </w:rPr>
+                                            </m:ctrlPr>
+                                          </m:sSubPr>
+                                          <m:e>
+                                            <m:r>
+                                              <w:rPr>
+                                                <w:rFonts w:ascii="Cambria Math" w:hAnsi="Cambria Math"/>
+                                                <w:sz w:val="24"/>
+                                                <w:szCs w:val="24"/>
+                                              </w:rPr>
+                                              <m:t>SINR</m:t>
+                                            </m:r>
+                                          </m:e>
+                                          <m:sub>
+                                            <m:r>
+                                              <w:rPr>
+                                                <w:rFonts w:ascii="Cambria Math" w:hAnsi="Cambria Math"/>
+                                                <w:sz w:val="24"/>
+                                                <w:szCs w:val="24"/>
+                                              </w:rPr>
+                                              <m:t>est</m:t>
+                                            </m:r>
+                                          </m:sub>
+                                        </m:sSub>
+                                        <m:r>
+                                          <w:rPr>
+                                            <w:rFonts w:ascii="Cambria Math" w:hAnsi="Cambria Math"/>
+                                            <w:sz w:val="24"/>
+                                            <w:szCs w:val="24"/>
+                                          </w:rPr>
+                                          <m:t>+</m:t>
+                                        </m:r>
+                                        <m:sSub>
+                                          <m:sSubPr>
+                                            <m:ctrlPr>
+                                              <w:rPr>
+                                                <w:rFonts w:ascii="Cambria Math" w:hAnsi="Cambria Math"/>
+                                                <w:i/>
+                                                <w:iCs/>
+                                                <w:sz w:val="24"/>
+                                                <w:szCs w:val="24"/>
+                                              </w:rPr>
+                                            </m:ctrlPr>
+                                          </m:sSubPr>
+                                          <m:e>
+                                            <m:r>
+                                              <w:rPr>
+                                                <w:rFonts w:ascii="Cambria Math" w:hAnsi="Cambria Math"/>
+                                                <w:sz w:val="24"/>
+                                                <w:szCs w:val="24"/>
+                                              </w:rPr>
+                                              <m:t>Inter</m:t>
+                                            </m:r>
+                                          </m:e>
+                                          <m:sub>
+                                            <m:r>
+                                              <w:rPr>
+                                                <w:rFonts w:ascii="Cambria Math" w:hAnsi="Cambria Math"/>
+                                                <w:sz w:val="24"/>
+                                                <w:szCs w:val="24"/>
+                                              </w:rPr>
+                                              <m:t>av</m:t>
+                                            </m:r>
+                                          </m:sub>
+                                        </m:sSub>
+                                      </m:e>
+                                    </m:d>
+                                  </m:e>
+                                </m:func>
+                              </m:oMath>
+                            </m:oMathPara>
+                          </w:p>
+                          <w:p>
+                            <w:pPr>
+                              <w:jc w:val="both"/>
+                              <w:rPr>
+                                <w:sz w:val="24"/>
+                                <w:szCs w:val="24"/>
+                                <w:lang w:eastAsia="zh-CN"/>
+                              </w:rPr>
+                            </w:pPr>
+                            <w:r>
+                              <w:rPr>
+                                <w:sz w:val="24"/>
+                                <w:szCs w:val="24"/>
+                                <w:lang w:eastAsia="zh-CN"/>
+                              </w:rPr>
+                              <w:t xml:space="preserve">9:  </w:t>
+                            </w:r>
+                            <w:r>
+                              <w:rPr>
+                                <w:b/>
+                                <w:bCs/>
+                                <w:sz w:val="24"/>
+                                <w:szCs w:val="24"/>
+                                <w:lang w:eastAsia="zh-CN"/>
+                              </w:rPr>
+                              <w:t>else</w:t>
+                            </w:r>
+                            <w:r>
+                              <w:rPr>
+                                <w:sz w:val="24"/>
+                                <w:szCs w:val="24"/>
+                                <w:lang w:eastAsia="zh-CN"/>
+                              </w:rPr>
+                              <w:t>:</w:t>
+                            </w:r>
+                          </w:p>
+                          <w:p>
+                            <w:pPr>
+                              <w:jc w:val="both"/>
+                              <w:rPr>
+                                <w:iCs/>
+                                <w:sz w:val="24"/>
+                                <w:szCs w:val="24"/>
+                              </w:rPr>
+                            </w:pPr>
+                            <m:oMathPara>
+                              <m:oMath>
+                                <m:sSub>
+                                  <m:sSubPr>
+                                    <m:ctrlPr>
+                                      <w:rPr>
+                                        <w:rFonts w:ascii="Cambria Math" w:hAnsi="Cambria Math"/>
+                                        <w:i/>
+                                        <w:iCs/>
+                                        <w:sz w:val="24"/>
+                                        <w:szCs w:val="24"/>
+                                      </w:rPr>
+                                    </m:ctrlPr>
+                                  </m:sSubPr>
+                                  <m:e>
+                                    <m:r>
+                                      <w:rPr>
+                                        <w:rFonts w:ascii="Cambria Math" w:hAnsi="Cambria Math"/>
+                                        <w:sz w:val="24"/>
+                                        <w:szCs w:val="24"/>
+                                      </w:rPr>
+                                      <m:t>P</m:t>
+                                    </m:r>
+                                  </m:e>
+                                  <m:sub>
+                                    <m:r>
+                                      <w:rPr>
+                                        <w:rFonts w:ascii="Cambria Math" w:hAnsi="Cambria Math"/>
+                                        <w:sz w:val="24"/>
+                                        <w:szCs w:val="24"/>
+                                      </w:rPr>
+                                      <m:t>tx</m:t>
+                                    </m:r>
+                                  </m:sub>
+                                </m:sSub>
+                                <m:d>
+                                  <m:dPr>
+                                    <m:ctrlPr>
+                                      <w:rPr>
+                                        <w:rFonts w:ascii="Cambria Math" w:hAnsi="Cambria Math"/>
+                                        <w:i/>
+                                        <w:iCs/>
+                                        <w:sz w:val="24"/>
+                                        <w:szCs w:val="24"/>
+                                      </w:rPr>
+                                    </m:ctrlPr>
+                                  </m:dPr>
+                                  <m:e>
+                                    <m:r>
+                                      <w:rPr>
+                                        <w:rFonts w:ascii="Cambria Math" w:hAnsi="Cambria Math"/>
+                                        <w:sz w:val="24"/>
+                                        <w:szCs w:val="24"/>
+                                      </w:rPr>
+                                      <m:t>x</m:t>
+                                    </m:r>
+                                  </m:e>
+                                </m:d>
+                                <m:r>
+                                  <w:rPr>
+                                    <w:rFonts w:ascii="Cambria Math" w:hAnsi="Cambria Math"/>
+                                    <w:sz w:val="24"/>
+                                    <w:szCs w:val="24"/>
+                                  </w:rPr>
+                                  <m:t>=</m:t>
+                                </m:r>
+                                <m:sSub>
+                                  <m:sSubPr>
+                                    <m:ctrlPr>
+                                      <w:rPr>
+                                        <w:rFonts w:ascii="Cambria Math" w:hAnsi="Cambria Math"/>
+                                        <w:i/>
+                                        <w:iCs/>
+                                        <w:sz w:val="24"/>
+                                        <w:szCs w:val="24"/>
+                                      </w:rPr>
+                                    </m:ctrlPr>
+                                  </m:sSubPr>
+                                  <m:e>
+                                    <m:r>
+                                      <w:rPr>
+                                        <w:rFonts w:ascii="Cambria Math" w:hAnsi="Cambria Math"/>
+                                        <w:sz w:val="24"/>
+                                        <w:szCs w:val="24"/>
+                                      </w:rPr>
+                                      <m:t>P</m:t>
+                                    </m:r>
+                                  </m:e>
+                                  <m:sub>
+                                    <m:r>
+                                      <w:rPr>
+                                        <w:rFonts w:ascii="Cambria Math" w:hAnsi="Cambria Math"/>
+                                        <w:sz w:val="24"/>
+                                        <w:szCs w:val="24"/>
+                                      </w:rPr>
+                                      <m:t>max</m:t>
+                                    </m:r>
+                                  </m:sub>
+                                </m:sSub>
+                              </m:oMath>
+                            </m:oMathPara>
+                          </w:p>
+                          <w:p>
+                            <w:pPr>
+                              <w:jc w:val="both"/>
+                              <w:rPr>
+                                <w:iCs/>
+                                <w:sz w:val="24"/>
+                                <w:szCs w:val="24"/>
+                                <w:lang w:eastAsia="zh-CN"/>
+                              </w:rPr>
+                            </w:pPr>
+                            <w:r>
+                              <w:rPr>
+                                <w:iCs/>
+                                <w:sz w:val="24"/>
+                                <w:szCs w:val="24"/>
+                                <w:lang w:eastAsia="zh-CN"/>
+                              </w:rPr>
+                              <w:t xml:space="preserve">10: </w:t>
+                            </w:r>
+                            <w:r>
+                              <w:rPr>
+                                <w:b/>
+                                <w:bCs/>
+                                <w:iCs/>
+                                <w:sz w:val="24"/>
+                                <w:szCs w:val="24"/>
+                                <w:lang w:eastAsia="zh-CN"/>
+                              </w:rPr>
+                              <w:t>output</w:t>
+                            </w:r>
+                          </w:p>
+                          <w:p>
+                            <w:pPr>
+                              <w:jc w:val="both"/>
+                              <w:rPr>
+                                <w:sz w:val="24"/>
+                                <w:szCs w:val="24"/>
+                              </w:rPr>
+                            </w:pPr>
+                            <m:oMathPara>
+                              <m:oMath>
+                                <m:sSub>
+                                  <m:sSubPr>
+                                    <m:ctrlPr>
+                                      <w:rPr>
+                                        <w:rFonts w:ascii="Cambria Math" w:hAnsi="Cambria Math"/>
+                                        <w:i/>
+                                        <w:iCs/>
+                                        <w:sz w:val="24"/>
+                                        <w:szCs w:val="24"/>
+                                      </w:rPr>
+                                    </m:ctrlPr>
+                                  </m:sSubPr>
+                                  <m:e>
+                                    <m:r>
+                                      <w:rPr>
+                                        <w:rFonts w:ascii="Cambria Math" w:hAnsi="Cambria Math"/>
+                                        <w:sz w:val="24"/>
+                                        <w:szCs w:val="24"/>
+                                      </w:rPr>
+                                      <m:t>P</m:t>
+                                    </m:r>
+                                  </m:e>
+                                  <m:sub>
+                                    <m:r>
+                                      <w:rPr>
+                                        <w:rFonts w:ascii="Cambria Math" w:hAnsi="Cambria Math"/>
+                                        <w:sz w:val="24"/>
+                                        <w:szCs w:val="24"/>
+                                      </w:rPr>
+                                      <m:t>tx</m:t>
+                                    </m:r>
+                                  </m:sub>
+                                </m:sSub>
+                                <m:d>
+                                  <m:dPr>
+                                    <m:ctrlPr>
+                                      <w:rPr>
+                                        <w:rFonts w:ascii="Cambria Math" w:hAnsi="Cambria Math"/>
+                                        <w:i/>
+                                        <w:iCs/>
+                                        <w:sz w:val="24"/>
+                                        <w:szCs w:val="24"/>
+                                      </w:rPr>
+                                    </m:ctrlPr>
+                                  </m:dPr>
+                                  <m:e>
+                                    <m:r>
+                                      <w:rPr>
+                                        <w:rFonts w:ascii="Cambria Math" w:hAnsi="Cambria Math"/>
+                                        <w:sz w:val="24"/>
+                                        <w:szCs w:val="24"/>
+                                      </w:rPr>
+                                      <m:t>x</m:t>
+                                    </m:r>
+                                  </m:e>
+                                </m:d>
+                              </m:oMath>
+                            </m:oMathPara>
+                          </w:p>
+                        </w:tc>
+                      </w:tr>
+                    </w:tbl>
+                    <w:p/>
+                  </w:txbxContent>
+                </v:textbox>
+                <w10:wrap type="square" anchorx="margin" anchory="page"/>
+              </v:shape>
+            </w:pict>
+          </mc:Fallback>
+        </mc:AlternateContent>
+      </w:r>
+    </w:p>
+    <w:p>
+      <w:pPr>
+        <w:pStyle w:val="ListParagraph"/>
+        <w:ind w:leftChars="0" w:left="927"/>
+        <w:rPr>
+          <w:rFonts w:ascii="Tahoma" w:eastAsia="DengXian" w:hAnsi="Tahoma" w:cs="Tahoma"/>
+          <w:sz w:val="24"/>
+          <w:szCs w:val="24"/>
+          <w:lang w:eastAsia="zh-CN"/>
+        </w:rPr>
+      </w:pPr>
+    </w:p>
+    <w:p>
+      <w:pPr>
+        <w:pStyle w:val="ListParagraph"/>
+        <w:ind w:leftChars="0" w:left="927"/>
+        <w:rPr>
+          <w:rFonts w:ascii="Tahoma" w:eastAsia="DengXian" w:hAnsi="Tahoma" w:cs="Tahoma"/>
+          <w:sz w:val="24"/>
+          <w:szCs w:val="24"/>
+          <w:lang w:eastAsia="zh-CN"/>
+        </w:rPr>
+      </w:pPr>
+    </w:p>
+    <w:p>
+      <w:pPr>
+        <w:pStyle w:val="ListParagraph"/>
+        <w:ind w:leftChars="0" w:left="927"/>
+        <w:rPr>
+          <w:rFonts w:ascii="Tahoma" w:eastAsia="DengXian" w:hAnsi="Tahoma" w:cs="Tahoma"/>
+          <w:sz w:val="24"/>
+          <w:szCs w:val="24"/>
+          <w:lang w:eastAsia="zh-CN"/>
+        </w:rPr>
+      </w:pPr>
+    </w:p>
+    <w:p>
+      <w:pPr>
+        <w:pStyle w:val="ListParagraph"/>
+        <w:ind w:leftChars="0" w:left="927"/>
+        <w:rPr>
+          <w:rFonts w:ascii="Tahoma" w:eastAsia="DengXian" w:hAnsi="Tahoma" w:cs="Tahoma"/>
+          <w:sz w:val="24"/>
+          <w:szCs w:val="24"/>
+          <w:lang w:eastAsia="zh-CN"/>
+        </w:rPr>
+      </w:pPr>
+    </w:p>
+    <w:p>
+      <w:pPr>
+        <w:pStyle w:val="ListParagraph"/>
+        <w:ind w:leftChars="0" w:left="927"/>
+        <w:rPr>
+          <w:rFonts w:ascii="Tahoma" w:eastAsia="DengXian" w:hAnsi="Tahoma" w:cs="Tahoma"/>
+          <w:sz w:val="24"/>
+          <w:szCs w:val="24"/>
+          <w:lang w:eastAsia="zh-CN"/>
+        </w:rPr>
+      </w:pPr>
+    </w:p>
+    <w:p>
+      <w:pPr>
+        <w:pStyle w:val="ListParagraph"/>
+        <w:ind w:leftChars="0" w:left="927"/>
+        <w:rPr>
+          <w:rFonts w:ascii="Tahoma" w:eastAsia="DengXian" w:hAnsi="Tahoma" w:cs="Tahoma"/>
+          <w:sz w:val="24"/>
+          <w:szCs w:val="24"/>
+          <w:lang w:eastAsia="zh-CN"/>
+        </w:rPr>
+      </w:pPr>
+    </w:p>
+    <w:p>
+      <w:pPr>
+        <w:pStyle w:val="ListParagraph"/>
+        <w:ind w:leftChars="0" w:left="927"/>
+        <w:rPr>
+          <w:rFonts w:ascii="Tahoma" w:eastAsia="DengXian" w:hAnsi="Tahoma" w:cs="Tahoma"/>
+          <w:sz w:val="24"/>
+          <w:szCs w:val="24"/>
+          <w:lang w:eastAsia="zh-CN"/>
+        </w:rPr>
+      </w:pPr>
+    </w:p>
+    <w:p>
+      <w:pPr>
+        <w:pStyle w:val="ListParagraph"/>
+        <w:ind w:leftChars="0" w:left="927"/>
+        <w:rPr>
+          <w:rFonts w:ascii="Tahoma" w:eastAsia="DengXian" w:hAnsi="Tahoma" w:cs="Tahoma"/>
+          <w:sz w:val="24"/>
+          <w:szCs w:val="24"/>
+          <w:lang w:eastAsia="zh-CN"/>
+        </w:rPr>
+      </w:pPr>
+    </w:p>
+    <w:p>
+      <w:pPr>
+        <w:pStyle w:val="ListParagraph"/>
+        <w:ind w:leftChars="0" w:left="927"/>
+        <w:rPr>
+          <w:rFonts w:ascii="Tahoma" w:eastAsia="DengXian" w:hAnsi="Tahoma" w:cs="Tahoma"/>
+          <w:sz w:val="24"/>
+          <w:szCs w:val="24"/>
+          <w:lang w:eastAsia="zh-CN"/>
+        </w:rPr>
+      </w:pPr>
+    </w:p>
+    <w:p>
+      <w:pPr>
+        <w:pStyle w:val="ListParagraph"/>
+        <w:ind w:leftChars="0" w:left="927"/>
+        <w:rPr>
+          <w:rFonts w:ascii="Tahoma" w:eastAsia="DengXian" w:hAnsi="Tahoma" w:cs="Tahoma"/>
+          <w:sz w:val="24"/>
+          <w:szCs w:val="24"/>
+          <w:lang w:eastAsia="zh-CN"/>
+        </w:rPr>
+      </w:pPr>
+    </w:p>
+    <w:p>
+      <w:pPr>
+        <w:pStyle w:val="ListParagraph"/>
+        <w:ind w:leftChars="0" w:left="927"/>
+        <w:rPr>
+          <w:rFonts w:ascii="Tahoma" w:eastAsia="DengXian" w:hAnsi="Tahoma" w:cs="Tahoma"/>
+          <w:sz w:val="24"/>
+          <w:szCs w:val="24"/>
+          <w:lang w:eastAsia="zh-CN"/>
+        </w:rPr>
+      </w:pPr>
+    </w:p>
+    <w:p>
+      <w:pPr>
+        <w:rPr>
+          <w:rFonts w:ascii="Tahoma" w:eastAsia="맑은 고딕" w:hAnsi="Tahoma" w:cs="Tahoma"/>
+          <w:color w:val="000000" w:themeColor="text1"/>
+          <w:sz w:val="18"/>
+          <w:szCs w:val="18"/>
+          <w14:ligatures w14:val="standardContextual"/>
+        </w:rPr>
+      </w:pPr>
+    </w:p>
+    <w:p>
+      <w:pPr>
+        <w:pStyle w:val="ListParagraph"/>
+        <w:numPr>
+          <w:ilvl w:val="1"/>
+          <w:numId w:val="2"/>
+        </w:numPr>
+        <w:ind w:leftChars="0"/>
+        <w:rPr>
+          <w:rFonts w:ascii="Tahoma" w:eastAsia="DengXian" w:hAnsi="Tahoma" w:cs="Tahoma"/>
+          <w:color w:val="000000" w:themeColor="text1"/>
+          <w:sz w:val="26"/>
+          <w:szCs w:val="26"/>
+          <w:lang w:eastAsia="zh-CN"/>
+        </w:rPr>
+      </w:pPr>
+      <w:r>
+        <w:rPr>
+          <w:rFonts w:ascii="Tahoma" w:eastAsia="DengXian" w:hAnsi="Tahoma" w:cs="Tahoma"/>
+          <w:color w:val="000000" w:themeColor="text1"/>
+          <w:sz w:val="26"/>
+          <w:szCs w:val="26"/>
+          <w:lang w:eastAsia="zh-CN"/>
+        </w:rPr>
+        <w:t>Simulation Scenario and Parameters Setting</w:t>
+      </w:r>
+    </w:p>
+    <w:p>
+      <w:pPr>
+        <w:pStyle w:val="ListParagraph"/>
+        <w:numPr>
+          <w:ilvl w:val="2"/>
+          <w:numId w:val="2"/>
+        </w:numPr>
+        <w:ind w:leftChars="0"/>
+        <w:rPr>
+          <w:rFonts w:ascii="Tahoma" w:eastAsia="DengXian" w:hAnsi="Tahoma" w:cs="Tahoma"/>
+          <w:color w:val="000000" w:themeColor="text1"/>
+          <w:sz w:val="24"/>
+          <w:szCs w:val="24"/>
+          <w:lang w:eastAsia="zh-CN"/>
+        </w:rPr>
+      </w:pPr>
+      <w:r>
+        <w:rPr>
+          <w:rFonts w:ascii="Tahoma" w:eastAsia="DengXian" w:hAnsi="Tahoma" w:cs="Tahoma"/>
+          <w:color w:val="FF0000"/>
+          <w:sz w:val="24"/>
+          <w:szCs w:val="24"/>
+          <w:lang w:eastAsia="zh-CN"/>
+        </w:rPr>
+        <w:t xml:space="preserve"> </w:t>
+      </w:r>
+      <w:r>
+        <w:rPr>
+          <w:rFonts w:ascii="Tahoma" w:eastAsia="DengXian" w:hAnsi="Tahoma" w:cs="Tahoma" w:hint="eastAsia"/>
+          <w:color w:val="000000" w:themeColor="text1"/>
+          <w:sz w:val="24"/>
+          <w:szCs w:val="24"/>
+          <w:lang w:eastAsia="zh-CN"/>
+        </w:rPr>
+        <w:t>Simulation</w:t>
+      </w:r>
+      <w:r>
+        <w:rPr>
+          <w:rFonts w:ascii="Tahoma" w:eastAsia="DengXian" w:hAnsi="Tahoma" w:cs="Tahoma"/>
+          <w:color w:val="000000" w:themeColor="text1"/>
+          <w:sz w:val="24"/>
+          <w:szCs w:val="24"/>
+          <w:lang w:eastAsia="zh-CN"/>
+        </w:rPr>
+        <w:t xml:space="preserve"> </w:t>
+      </w:r>
+      <w:r>
+        <w:rPr>
+          <w:rFonts w:ascii="Tahoma" w:eastAsia="DengXian" w:hAnsi="Tahoma" w:cs="Tahoma"/>
+          <w:color w:val="000000" w:themeColor="text1"/>
+          <w:sz w:val="24"/>
+          <w:szCs w:val="24"/>
+          <w:lang w:eastAsia="zh-CN"/>
+        </w:rPr>
+        <w:t>Scenario</w:t>
+      </w:r>
+    </w:p>
+    <w:p>
+      <w:pPr>
+        <w:pStyle w:val="ListParagraph"/>
+        <w:numPr>
+          <w:ilvl w:val="0"/>
+          <w:numId w:val="4"/>
+        </w:numPr>
+        <w:ind w:leftChars="0"/>
+        <w:rPr>
+          <w:rFonts w:ascii="Tahoma" w:eastAsia="DengXian" w:hAnsi="Tahoma" w:cs="Tahoma"/>
+          <w:color w:val="000000" w:themeColor="text1"/>
+          <w:sz w:val="24"/>
+          <w:szCs w:val="24"/>
+          <w:lang w:eastAsia="zh-CN"/>
+        </w:rPr>
+      </w:pPr>
+      <w:r>
+        <w:rPr>
+          <w:rFonts w:ascii="Tahoma" w:eastAsia="DengXian" w:hAnsi="Tahoma" w:cs="Tahoma"/>
+          <w:color w:val="000000" w:themeColor="text1"/>
+          <w:sz w:val="24"/>
+          <w:szCs w:val="24"/>
+          <w:lang w:eastAsia="zh-CN"/>
+        </w:rPr>
+        <w:t>The position of the vehicle obeys the Poisson distribution (parallel lines are randomly distributed).</w:t>
+      </w:r>
+    </w:p>
+    <w:p>
+      <w:pPr>
+        <w:pStyle w:val="ListParagraph"/>
+        <w:numPr>
+          <w:ilvl w:val="0"/>
+          <w:numId w:val="4"/>
+        </w:numPr>
+        <w:ind w:leftChars="0"/>
+        <w:rPr>
+          <w:rFonts w:ascii="Tahoma" w:eastAsia="DengXian" w:hAnsi="Tahoma" w:cs="Tahoma"/>
+          <w:color w:val="000000" w:themeColor="text1"/>
+          <w:sz w:val="24"/>
+          <w:szCs w:val="24"/>
+          <w:lang w:eastAsia="zh-CN"/>
+        </w:rPr>
+      </w:pPr>
+      <w:r>
+        <w:rPr>
+          <w:rFonts w:ascii="Tahoma" w:eastAsia="DengXian" w:hAnsi="Tahoma" w:cs="Tahoma"/>
+          <w:color w:val="000000" w:themeColor="text1"/>
+          <w:sz w:val="24"/>
+          <w:szCs w:val="24"/>
+          <w:lang w:eastAsia="zh-CN"/>
+        </w:rPr>
+        <w:t>The calculation of Path Loss follows the 3GPP recommendation for vehicular communication, considering an antenna height of 1.5 m.</w:t>
+      </w:r>
+    </w:p>
+    <w:p>
+      <w:pPr>
+        <w:pStyle w:val="ListParagraph"/>
+        <w:numPr>
+          <w:ilvl w:val="0"/>
+          <w:numId w:val="4"/>
+        </w:numPr>
+        <w:ind w:leftChars="0"/>
+        <w:rPr>
+          <w:rFonts w:ascii="Tahoma" w:eastAsia="DengXian" w:hAnsi="Tahoma" w:cs="Tahoma"/>
+          <w:sz w:val="24"/>
+          <w:szCs w:val="24"/>
+          <w:lang w:eastAsia="zh-CN"/>
+        </w:rPr>
+      </w:pPr>
     </w:p>
     <w:bookmarkEnd w:id="4"/>
     <w:p>

--- a/C-3-7-5-1_[Technical Document] IHU_MTRL-2022-5GV2X-Srvc_TR01_Ultra-fast_V2X_Side_Link_Open-Loop_Power_Control_Performance_Verification_Report.docx
+++ b/C-3-7-5-1_[Technical Document] IHU_MTRL-2022-5GV2X-Srvc_TR01_Ultra-fast_V2X_Side_Link_Open-Loop_Power_Control_Performance_Verification_Report.docx
@@ -3346,7 +3346,27 @@
           <w:szCs w:val="24"/>
           <w:lang w:eastAsia="zh-CN"/>
         </w:rPr>
-        <w:t xml:space="preserve"> Open Loop Power Control Algorithm: This is the core algorithm that governs how UEs adjust their transmission power without explicit feedback from the receiver. It takes into account factors like distance, channel conditions, and predefined power control rules to autonomously adjust transmission power levels.</w:t>
+        <w:t xml:space="preserve"> Open Loop Power Control Algorithm: This is the core algorithm that governs how UEs adjust their transmission power without explicit feedback from the receiver. It </w:t>
+      </w:r>
+      <w:proofErr w:type="gramStart"/>
+      <w:r>
+        <w:rPr>
+          <w:rFonts w:ascii="Tahoma" w:eastAsia="DengXian" w:hAnsi="Tahoma" w:cs="Tahoma"/>
+          <w:sz w:val="24"/>
+          <w:szCs w:val="24"/>
+          <w:lang w:eastAsia="zh-CN"/>
+        </w:rPr>
+        <w:t>takes into account</w:t>
+      </w:r>
+      <w:proofErr w:type="gramEnd"/>
+      <w:r>
+        <w:rPr>
+          <w:rFonts w:ascii="Tahoma" w:eastAsia="DengXian" w:hAnsi="Tahoma" w:cs="Tahoma"/>
+          <w:sz w:val="24"/>
+          <w:szCs w:val="24"/>
+          <w:lang w:eastAsia="zh-CN"/>
+        </w:rPr>
+        <w:t xml:space="preserve"> factors like distance, channel conditions, and predefined power control rules to autonomously adjust transmission power levels.</w:t>
       </w:r>
     </w:p>
     <w:p>
@@ -4600,7 +4620,27 @@
           <w:szCs w:val="24"/>
           <w:lang w:eastAsia="zh-CN"/>
         </w:rPr>
-        <w:t xml:space="preserve"> is the uplink transmit power per resource block, </w:t>
+        <w:t xml:space="preserve"> </w:t>
+      </w:r>
+      <w:proofErr w:type="gramStart"/>
+      <w:r>
+        <w:rPr>
+          <w:rFonts w:ascii="Tahoma" w:eastAsia="DengXian" w:hAnsi="Tahoma" w:cs="Tahoma"/>
+          <w:sz w:val="24"/>
+          <w:szCs w:val="24"/>
+          <w:lang w:eastAsia="zh-CN"/>
+        </w:rPr>
+        <w:t>is</w:t>
+      </w:r>
+      <w:proofErr w:type="gramEnd"/>
+      <w:r>
+        <w:rPr>
+          <w:rFonts w:ascii="Tahoma" w:eastAsia="DengXian" w:hAnsi="Tahoma" w:cs="Tahoma"/>
+          <w:sz w:val="24"/>
+          <w:szCs w:val="24"/>
+          <w:lang w:eastAsia="zh-CN"/>
+        </w:rPr>
+        <w:t xml:space="preserve"> the uplink transmit power per resource block, </w:t>
       </w:r>
       <m:oMath>
         <m:sSub>
@@ -9095,6 +9135,1605 @@
     <w:p>
       <w:pPr>
         <w:pStyle w:val="ListParagraph"/>
+        <w:ind w:leftChars="0" w:left="927"/>
+        <w:rPr>
+          <w:rFonts w:ascii="Tahoma" w:eastAsia="DengXian" w:hAnsi="Tahoma" w:cs="Tahoma" w:hint="eastAsia"/>
+          <w:color w:val="000000" w:themeColor="text1"/>
+          <w:sz w:val="24"/>
+          <w:szCs w:val="24"/>
+          <w:lang w:eastAsia="zh-CN"/>
+        </w:rPr>
+      </w:pPr>
+    </w:p>
+    <w:p>
+      <w:pPr>
+        <w:pStyle w:val="ListParagraph"/>
+        <w:numPr>
+          <w:ilvl w:val="0"/>
+          <w:numId w:val="4"/>
+        </w:numPr>
+        <w:ind w:leftChars="0"/>
+        <w:rPr>
+          <w:rFonts w:ascii="Tahoma" w:eastAsia="DengXian" w:hAnsi="Tahoma" w:cs="Tahoma"/>
+          <w:color w:val="000000" w:themeColor="text1"/>
+          <w:sz w:val="24"/>
+          <w:szCs w:val="24"/>
+          <w:lang w:eastAsia="zh-CN"/>
+        </w:rPr>
+      </w:pPr>
+      <w:r>
+        <w:rPr>
+          <w:rFonts w:ascii="Tahoma" w:eastAsia="DengXian" w:hAnsi="Tahoma" w:cs="Tahoma"/>
+          <w:color w:val="000000" w:themeColor="text1"/>
+          <w:sz w:val="24"/>
+          <w:szCs w:val="24"/>
+          <w:lang w:eastAsia="zh-CN"/>
+        </w:rPr>
+        <w:lastRenderedPageBreak/>
+        <w:t>The</w:t>
+      </w:r>
+      <w:r>
+        <w:rPr>
+          <w:rFonts w:ascii="Tahoma" w:eastAsia="DengXian" w:hAnsi="Tahoma" w:cs="Tahoma"/>
+          <w:color w:val="000000" w:themeColor="text1"/>
+          <w:sz w:val="24"/>
+          <w:szCs w:val="24"/>
+          <w:lang w:eastAsia="zh-CN"/>
+        </w:rPr>
+        <w:t xml:space="preserve"> </w:t>
+      </w:r>
+      <w:r>
+        <w:rPr>
+          <w:rFonts w:ascii="Tahoma" w:eastAsia="DengXian" w:hAnsi="Tahoma" w:cs="Tahoma"/>
+          <w:color w:val="000000" w:themeColor="text1"/>
+          <w:sz w:val="24"/>
+          <w:szCs w:val="24"/>
+          <w:lang w:eastAsia="zh-CN"/>
+        </w:rPr>
+        <w:t xml:space="preserve">V2V </w:t>
+      </w:r>
+      <w:proofErr w:type="spellStart"/>
+      <w:r>
+        <w:rPr>
+          <w:rFonts w:ascii="Tahoma" w:eastAsia="DengXian" w:hAnsi="Tahoma" w:cs="Tahoma"/>
+          <w:color w:val="000000" w:themeColor="text1"/>
+          <w:sz w:val="24"/>
+          <w:szCs w:val="24"/>
+          <w:lang w:eastAsia="zh-CN"/>
+        </w:rPr>
+        <w:t>sidelink</w:t>
+      </w:r>
+      <w:proofErr w:type="spellEnd"/>
+      <w:r>
+        <w:rPr>
+          <w:rFonts w:ascii="Tahoma" w:eastAsia="DengXian" w:hAnsi="Tahoma" w:cs="Tahoma"/>
+          <w:color w:val="000000" w:themeColor="text1"/>
+          <w:sz w:val="24"/>
+          <w:szCs w:val="24"/>
+          <w:lang w:eastAsia="zh-CN"/>
+        </w:rPr>
+        <w:t xml:space="preserve"> channel is modeled based on the LOS, NLOS and </w:t>
+      </w:r>
+      <w:proofErr w:type="spellStart"/>
+      <w:r>
+        <w:rPr>
+          <w:rFonts w:ascii="Tahoma" w:eastAsia="DengXian" w:hAnsi="Tahoma" w:cs="Tahoma"/>
+          <w:color w:val="000000" w:themeColor="text1"/>
+          <w:sz w:val="24"/>
+          <w:szCs w:val="24"/>
+          <w:lang w:eastAsia="zh-CN"/>
+        </w:rPr>
+        <w:t>NLOSv</w:t>
+      </w:r>
+      <w:proofErr w:type="spellEnd"/>
+      <w:r>
+        <w:rPr>
+          <w:rFonts w:ascii="Tahoma" w:eastAsia="DengXian" w:hAnsi="Tahoma" w:cs="Tahoma"/>
+          <w:color w:val="000000" w:themeColor="text1"/>
+          <w:sz w:val="24"/>
+          <w:szCs w:val="24"/>
+          <w:lang w:eastAsia="zh-CN"/>
+        </w:rPr>
+        <w:t>.</w:t>
+      </w:r>
+    </w:p>
+    <w:p>
+      <w:pPr>
+        <w:pStyle w:val="ListParagraph"/>
+        <w:numPr>
+          <w:ilvl w:val="0"/>
+          <w:numId w:val="4"/>
+        </w:numPr>
+        <w:ind w:leftChars="0"/>
+        <w:rPr>
+          <w:rFonts w:ascii="Tahoma" w:eastAsia="DengXian" w:hAnsi="Tahoma" w:cs="Tahoma"/>
+          <w:color w:val="000000" w:themeColor="text1"/>
+          <w:sz w:val="24"/>
+          <w:szCs w:val="24"/>
+          <w:lang w:eastAsia="zh-CN"/>
+        </w:rPr>
+      </w:pPr>
+      <w:r>
+        <w:rPr>
+          <w:rFonts w:ascii="Tahoma" w:eastAsia="DengXian" w:hAnsi="Tahoma" w:cs="Tahoma" w:hint="eastAsia"/>
+          <w:color w:val="000000" w:themeColor="text1"/>
+          <w:sz w:val="24"/>
+          <w:szCs w:val="24"/>
+          <w:lang w:eastAsia="zh-CN"/>
+        </w:rPr>
+        <w:t>3</w:t>
+      </w:r>
+      <w:r>
+        <w:rPr>
+          <w:rFonts w:ascii="Tahoma" w:eastAsia="DengXian" w:hAnsi="Tahoma" w:cs="Tahoma"/>
+          <w:color w:val="000000" w:themeColor="text1"/>
+          <w:sz w:val="24"/>
+          <w:szCs w:val="24"/>
+          <w:lang w:eastAsia="zh-CN"/>
+        </w:rPr>
+        <w:t>GPP Highway scenario</w:t>
+      </w:r>
+    </w:p>
+    <w:p>
+      <w:pPr>
+        <w:pStyle w:val="ListParagraph"/>
+        <w:numPr>
+          <w:ilvl w:val="1"/>
+          <w:numId w:val="4"/>
+        </w:numPr>
+        <w:ind w:leftChars="0"/>
+        <w:rPr>
+          <w:rFonts w:ascii="Tahoma" w:eastAsia="DengXian" w:hAnsi="Tahoma" w:cs="Tahoma"/>
+          <w:color w:val="000000" w:themeColor="text1"/>
+          <w:sz w:val="24"/>
+          <w:szCs w:val="24"/>
+          <w:lang w:eastAsia="zh-CN"/>
+        </w:rPr>
+      </w:pPr>
+      <w:r>
+        <w:rPr>
+          <w:rFonts w:ascii="Tahoma" w:eastAsia="DengXian" w:hAnsi="Tahoma" w:cs="Tahoma"/>
+          <w:color w:val="000000" w:themeColor="text1"/>
+          <w:sz w:val="24"/>
+          <w:szCs w:val="24"/>
+          <w:lang w:eastAsia="zh-CN"/>
+        </w:rPr>
+        <w:t>The highway length is set to 4 km with three lanes in each direction, and the width of each lane is 4 m [30]. In this scenario, VUE moves with a predefined speed and when they reach the end of the road, they loop around and enter the opposite direction</w:t>
+      </w:r>
+      <w:r>
+        <w:rPr>
+          <w:rFonts w:ascii="Tahoma" w:eastAsia="DengXian" w:hAnsi="Tahoma" w:cs="Tahoma" w:hint="eastAsia"/>
+          <w:color w:val="000000" w:themeColor="text1"/>
+          <w:sz w:val="24"/>
+          <w:szCs w:val="24"/>
+          <w:lang w:eastAsia="zh-CN"/>
+        </w:rPr>
+        <w:t>.</w:t>
+      </w:r>
+    </w:p>
+    <w:p>
+      <w:pPr>
+        <w:pStyle w:val="ListParagraph"/>
+        <w:numPr>
+          <w:ilvl w:val="0"/>
+          <w:numId w:val="4"/>
+        </w:numPr>
+        <w:ind w:leftChars="0"/>
+        <w:rPr>
+          <w:rFonts w:ascii="Tahoma" w:eastAsia="DengXian" w:hAnsi="Tahoma" w:cs="Tahoma"/>
+          <w:color w:val="000000" w:themeColor="text1"/>
+          <w:sz w:val="24"/>
+          <w:szCs w:val="24"/>
+          <w:lang w:eastAsia="zh-CN"/>
+        </w:rPr>
+      </w:pPr>
+      <w:r>
+        <w:rPr>
+          <w:rFonts w:ascii="Tahoma" w:eastAsia="DengXian" w:hAnsi="Tahoma" w:cs="Tahoma" w:hint="eastAsia"/>
+          <w:color w:val="000000" w:themeColor="text1"/>
+          <w:sz w:val="24"/>
+          <w:szCs w:val="24"/>
+          <w:lang w:eastAsia="zh-CN"/>
+        </w:rPr>
+        <w:t>3</w:t>
+      </w:r>
+      <w:r>
+        <w:rPr>
+          <w:rFonts w:ascii="Tahoma" w:eastAsia="DengXian" w:hAnsi="Tahoma" w:cs="Tahoma"/>
+          <w:color w:val="000000" w:themeColor="text1"/>
+          <w:sz w:val="24"/>
+          <w:szCs w:val="24"/>
+          <w:lang w:eastAsia="zh-CN"/>
+        </w:rPr>
+        <w:t>GPP Urban scenario</w:t>
+      </w:r>
+    </w:p>
+    <w:p>
+      <w:pPr>
+        <w:pStyle w:val="ListParagraph"/>
+        <w:numPr>
+          <w:ilvl w:val="1"/>
+          <w:numId w:val="4"/>
+        </w:numPr>
+        <w:ind w:leftChars="0"/>
+        <w:rPr>
+          <w:rFonts w:ascii="Tahoma" w:eastAsia="DengXian" w:hAnsi="Tahoma" w:cs="Tahoma"/>
+          <w:color w:val="000000" w:themeColor="text1"/>
+          <w:sz w:val="24"/>
+          <w:szCs w:val="24"/>
+          <w:lang w:eastAsia="zh-CN"/>
+        </w:rPr>
+      </w:pPr>
+      <w:r>
+        <w:rPr>
+          <w:rFonts w:ascii="Tahoma" w:eastAsia="DengXian" w:hAnsi="Tahoma" w:cs="Tahoma"/>
+          <w:color w:val="000000" w:themeColor="text1"/>
+          <w:sz w:val="24"/>
+          <w:szCs w:val="24"/>
+          <w:lang w:eastAsia="zh-CN"/>
+        </w:rPr>
+        <w:t xml:space="preserve">2 lanes with 3.5 meters width in each direction with road grid size 433 m*250 m, and simulation area size 1299 m* 750 m. </w:t>
+      </w:r>
+    </w:p>
+    <w:p>
+      <w:pPr>
+        <w:pStyle w:val="ListParagraph"/>
+        <w:numPr>
+          <w:ilvl w:val="1"/>
+          <w:numId w:val="4"/>
+        </w:numPr>
+        <w:ind w:leftChars="0"/>
+        <w:rPr>
+          <w:rFonts w:ascii="Tahoma" w:eastAsia="DengXian" w:hAnsi="Tahoma" w:cs="Tahoma"/>
+          <w:color w:val="000000" w:themeColor="text1"/>
+          <w:sz w:val="24"/>
+          <w:szCs w:val="24"/>
+          <w:lang w:eastAsia="zh-CN"/>
+        </w:rPr>
+      </w:pPr>
+      <w:r>
+        <w:rPr>
+          <w:rFonts w:ascii="Tahoma" w:eastAsia="DengXian" w:hAnsi="Tahoma" w:cs="Tahoma"/>
+          <w:color w:val="000000" w:themeColor="text1"/>
+          <w:sz w:val="24"/>
+          <w:szCs w:val="24"/>
+          <w:lang w:eastAsia="zh-CN"/>
+        </w:rPr>
+        <w:t>VUE moves with a predefined speed and when they reach the end of the road, they loop around and enter the opposite direction.</w:t>
+      </w:r>
+    </w:p>
+    <w:p>
+      <w:pPr>
+        <w:pStyle w:val="ListParagraph"/>
+        <w:numPr>
+          <w:ilvl w:val="1"/>
+          <w:numId w:val="4"/>
+        </w:numPr>
+        <w:ind w:leftChars="0"/>
+        <w:rPr>
+          <w:rFonts w:ascii="Tahoma" w:eastAsia="DengXian" w:hAnsi="Tahoma" w:cs="Tahoma"/>
+          <w:color w:val="000000" w:themeColor="text1"/>
+          <w:sz w:val="24"/>
+          <w:szCs w:val="24"/>
+          <w:lang w:eastAsia="zh-CN"/>
+        </w:rPr>
+      </w:pPr>
+      <w:r>
+        <w:rPr>
+          <w:rFonts w:ascii="Tahoma" w:eastAsia="DengXian" w:hAnsi="Tahoma" w:cs="Tahoma"/>
+          <w:color w:val="000000" w:themeColor="text1"/>
+          <w:sz w:val="24"/>
+          <w:szCs w:val="24"/>
+          <w:lang w:eastAsia="zh-CN"/>
+        </w:rPr>
+        <w:t>Within the intersection, a VUE follows different paths, proceeding straight, turning left, and turning right, with respective probabilities of 0.5, 0.25, and 0.25</w:t>
+      </w:r>
+      <w:r>
+        <w:rPr>
+          <w:rFonts w:ascii="Tahoma" w:eastAsia="DengXian" w:hAnsi="Tahoma" w:cs="Tahoma"/>
+          <w:color w:val="000000" w:themeColor="text1"/>
+          <w:sz w:val="24"/>
+          <w:szCs w:val="24"/>
+          <w:lang w:eastAsia="zh-CN"/>
+        </w:rPr>
+        <w:t>.</w:t>
+      </w:r>
+    </w:p>
+    <w:p>
+      <w:pPr>
+        <w:spacing w:after="100"/>
+        <w:jc w:val="center"/>
+        <w:rPr>
+          <w:rFonts w:ascii="Tahoma" w:eastAsia="맑은 고딕" w:hAnsi="Tahoma" w:cs="Tahoma"/>
+          <w:color w:val="000000" w:themeColor="text1"/>
+          <w:sz w:val="18"/>
+          <w:szCs w:val="18"/>
+          <w14:ligatures w14:val="standardContextual"/>
+        </w:rPr>
+      </w:pPr>
+      <w:r>
+        <w:rPr>
+          <w:rFonts w:ascii="Tahoma" w:eastAsia="맑은 고딕" w:hAnsi="Tahoma" w:cs="Tahoma"/>
+          <w:color w:val="000000" w:themeColor="text1"/>
+          <w:kern w:val="24"/>
+          <w:sz w:val="18"/>
+          <w:szCs w:val="18"/>
+          <w14:ligatures w14:val="standardContextual"/>
+        </w:rPr>
+        <w:t>&lt;</w:t>
+      </w:r>
+      <w:r>
+        <w:rPr>
+          <w:rFonts w:ascii="Tahoma" w:eastAsia="맑은 고딕" w:hAnsi="Tahoma" w:cs="Tahoma"/>
+          <w:kern w:val="24"/>
+          <w:sz w:val="18"/>
+          <w:szCs w:val="18"/>
+          <w14:ligatures w14:val="standardContextual"/>
+        </w:rPr>
+        <w:t xml:space="preserve"> </w:t>
+      </w:r>
+      <w:r>
+        <w:rPr>
+          <w:rFonts w:ascii="Tahoma" w:eastAsia="맑은 고딕" w:hAnsi="Tahoma" w:cs="Tahoma"/>
+          <w:kern w:val="24"/>
+          <w:sz w:val="18"/>
+          <w:szCs w:val="18"/>
+          <w14:ligatures w14:val="standardContextual"/>
+        </w:rPr>
+        <w:t>Table.1:</w:t>
+      </w:r>
+      <w:r>
+        <w:rPr>
+          <w:rFonts w:ascii="Tahoma" w:eastAsia="맑은 고딕" w:hAnsi="Tahoma" w:cs="Tahoma"/>
+          <w:color w:val="000000" w:themeColor="text1"/>
+          <w:kern w:val="24"/>
+          <w:sz w:val="18"/>
+          <w:szCs w:val="18"/>
+          <w14:ligatures w14:val="standardContextual"/>
+        </w:rPr>
+        <w:t xml:space="preserve"> List of Parameters</w:t>
+      </w:r>
+      <w:r>
+        <w:rPr>
+          <w:rFonts w:ascii="Tahoma" w:eastAsia="맑은 고딕" w:hAnsi="Tahoma" w:cs="Tahoma"/>
+          <w:color w:val="000000" w:themeColor="text1"/>
+          <w:sz w:val="18"/>
+          <w:szCs w:val="18"/>
+          <w14:ligatures w14:val="standardContextual"/>
+        </w:rPr>
+        <w:t xml:space="preserve"> &gt;</w:t>
+      </w:r>
+    </w:p>
+    <w:tbl>
+      <w:tblPr>
+        <w:tblW w:w="8541" w:type="dxa"/>
+        <w:tblInd w:w="-10" w:type="dxa"/>
+        <w:tblCellMar>
+          <w:left w:w="0" w:type="dxa"/>
+          <w:right w:w="0" w:type="dxa"/>
+        </w:tblCellMar>
+        <w:tblLook w:val="0420" w:firstRow="1" w:lastRow="0" w:firstColumn="0" w:lastColumn="0" w:noHBand="0" w:noVBand="1"/>
+      </w:tblPr>
+      <w:tblGrid>
+        <w:gridCol w:w="4253"/>
+        <w:gridCol w:w="4288"/>
+      </w:tblGrid>
+      <w:tr>
+        <w:trPr>
+          <w:trHeight w:val="190"/>
+        </w:trPr>
+        <w:tc>
+          <w:tcPr>
+            <w:tcW w:w="4253" w:type="dxa"/>
+            <w:tcBorders>
+              <w:top w:val="single" w:sz="8" w:space="0" w:color="FFFFFF"/>
+              <w:left w:val="single" w:sz="8" w:space="0" w:color="FFFFFF"/>
+              <w:bottom w:val="single" w:sz="24" w:space="0" w:color="FFFFFF"/>
+              <w:right w:val="single" w:sz="8" w:space="0" w:color="FFFFFF"/>
+            </w:tcBorders>
+            <w:shd w:val="clear" w:color="auto" w:fill="BBE0E3"/>
+            <w:tcMar>
+              <w:top w:w="72" w:type="dxa"/>
+              <w:left w:w="144" w:type="dxa"/>
+              <w:bottom w:w="72" w:type="dxa"/>
+              <w:right w:w="144" w:type="dxa"/>
+            </w:tcMar>
+            <w:hideMark/>
+          </w:tcPr>
+          <w:p>
+            <w:pPr>
+              <w:spacing w:after="0"/>
+              <w:jc w:val="center"/>
+              <w:rPr>
+                <w:rFonts w:ascii="Tahoma" w:eastAsia="맑은 고딕" w:hAnsi="Tahoma" w:cs="Tahoma"/>
+                <w:color w:val="000000" w:themeColor="text1"/>
+                <w:szCs w:val="20"/>
+                <w14:ligatures w14:val="standardContextual"/>
+              </w:rPr>
+            </w:pPr>
+            <w:r>
+              <w:rPr>
+                <w:rFonts w:ascii="Tahoma" w:eastAsia="맑은 고딕" w:hAnsi="Tahoma" w:cs="Tahoma"/>
+                <w:b/>
+                <w:bCs/>
+                <w:color w:val="000000" w:themeColor="text1"/>
+                <w:szCs w:val="20"/>
+                <w14:ligatures w14:val="standardContextual"/>
+              </w:rPr>
+              <w:t>Parameter</w:t>
+            </w:r>
+          </w:p>
+        </w:tc>
+        <w:tc>
+          <w:tcPr>
+            <w:tcW w:w="4288" w:type="dxa"/>
+            <w:tcBorders>
+              <w:top w:val="single" w:sz="8" w:space="0" w:color="FFFFFF"/>
+              <w:left w:val="single" w:sz="8" w:space="0" w:color="FFFFFF"/>
+              <w:bottom w:val="single" w:sz="24" w:space="0" w:color="FFFFFF"/>
+              <w:right w:val="single" w:sz="8" w:space="0" w:color="FFFFFF"/>
+            </w:tcBorders>
+            <w:shd w:val="clear" w:color="auto" w:fill="BBE0E3"/>
+            <w:tcMar>
+              <w:top w:w="72" w:type="dxa"/>
+              <w:left w:w="144" w:type="dxa"/>
+              <w:bottom w:w="72" w:type="dxa"/>
+              <w:right w:w="144" w:type="dxa"/>
+            </w:tcMar>
+            <w:hideMark/>
+          </w:tcPr>
+          <w:p>
+            <w:pPr>
+              <w:spacing w:after="0"/>
+              <w:jc w:val="center"/>
+              <w:rPr>
+                <w:rFonts w:ascii="Tahoma" w:eastAsia="맑은 고딕" w:hAnsi="Tahoma" w:cs="Tahoma"/>
+                <w:color w:val="000000" w:themeColor="text1"/>
+                <w:szCs w:val="20"/>
+                <w14:ligatures w14:val="standardContextual"/>
+              </w:rPr>
+            </w:pPr>
+            <w:r>
+              <w:rPr>
+                <w:rFonts w:ascii="Tahoma" w:eastAsia="맑은 고딕" w:hAnsi="Tahoma" w:cs="Tahoma"/>
+                <w:b/>
+                <w:bCs/>
+                <w:color w:val="000000" w:themeColor="text1"/>
+                <w:szCs w:val="20"/>
+                <w14:ligatures w14:val="standardContextual"/>
+              </w:rPr>
+              <w:t>Value</w:t>
+            </w:r>
+          </w:p>
+        </w:tc>
+      </w:tr>
+      <w:tr>
+        <w:trPr>
+          <w:trHeight w:val="219"/>
+        </w:trPr>
+        <w:tc>
+          <w:tcPr>
+            <w:tcW w:w="4253" w:type="dxa"/>
+            <w:tcBorders>
+              <w:top w:val="single" w:sz="8" w:space="0" w:color="FFFFFF"/>
+              <w:left w:val="single" w:sz="8" w:space="0" w:color="FFFFFF"/>
+              <w:bottom w:val="single" w:sz="8" w:space="0" w:color="FFFFFF"/>
+              <w:right w:val="single" w:sz="8" w:space="0" w:color="FFFFFF"/>
+            </w:tcBorders>
+            <w:shd w:val="clear" w:color="auto" w:fill="F3F9FA"/>
+            <w:tcMar>
+              <w:top w:w="72" w:type="dxa"/>
+              <w:left w:w="144" w:type="dxa"/>
+              <w:bottom w:w="72" w:type="dxa"/>
+              <w:right w:w="144" w:type="dxa"/>
+            </w:tcMar>
+            <w:hideMark/>
+          </w:tcPr>
+          <w:p>
+            <w:pPr>
+              <w:spacing w:after="0"/>
+              <w:jc w:val="center"/>
+              <w:rPr>
+                <w:rFonts w:ascii="Tahoma" w:eastAsia="맑은 고딕" w:hAnsi="Tahoma" w:cs="Tahoma"/>
+                <w:color w:val="000000" w:themeColor="text1"/>
+                <w:szCs w:val="20"/>
+                <w14:ligatures w14:val="standardContextual"/>
+              </w:rPr>
+            </w:pPr>
+            <w:r>
+              <w:rPr>
+                <w:rFonts w:ascii="Tahoma" w:eastAsia="맑은 고딕" w:hAnsi="Tahoma" w:cs="Tahoma"/>
+                <w:color w:val="000000" w:themeColor="text1"/>
+                <w:szCs w:val="20"/>
+                <w14:ligatures w14:val="standardContextual"/>
+              </w:rPr>
+              <w:t>Road length</w:t>
+            </w:r>
+            <w:r>
+              <w:rPr>
+                <w:rFonts w:ascii="Tahoma" w:eastAsia="맑은 고딕" w:hAnsi="Tahoma" w:cs="Tahoma"/>
+                <w:color w:val="000000" w:themeColor="text1"/>
+                <w:szCs w:val="20"/>
+                <w14:ligatures w14:val="standardContextual"/>
+              </w:rPr>
+              <w:t xml:space="preserve"> for highway</w:t>
+            </w:r>
+          </w:p>
+        </w:tc>
+        <w:tc>
+          <w:tcPr>
+            <w:tcW w:w="4288" w:type="dxa"/>
+            <w:tcBorders>
+              <w:top w:val="single" w:sz="8" w:space="0" w:color="FFFFFF"/>
+              <w:left w:val="single" w:sz="8" w:space="0" w:color="FFFFFF"/>
+              <w:bottom w:val="single" w:sz="8" w:space="0" w:color="FFFFFF"/>
+              <w:right w:val="single" w:sz="8" w:space="0" w:color="FFFFFF"/>
+            </w:tcBorders>
+            <w:shd w:val="clear" w:color="auto" w:fill="F3F9FA"/>
+            <w:tcMar>
+              <w:top w:w="72" w:type="dxa"/>
+              <w:left w:w="144" w:type="dxa"/>
+              <w:bottom w:w="72" w:type="dxa"/>
+              <w:right w:w="144" w:type="dxa"/>
+            </w:tcMar>
+            <w:hideMark/>
+          </w:tcPr>
+          <w:p>
+            <w:pPr>
+              <w:spacing w:after="0"/>
+              <w:jc w:val="center"/>
+              <w:rPr>
+                <w:rFonts w:ascii="Tahoma" w:eastAsia="맑은 고딕" w:hAnsi="Tahoma" w:cs="Tahoma"/>
+                <w:color w:val="000000" w:themeColor="text1"/>
+                <w:szCs w:val="20"/>
+                <w14:ligatures w14:val="standardContextual"/>
+              </w:rPr>
+            </w:pPr>
+            <w:r>
+              <w:rPr>
+                <w:rFonts w:ascii="Tahoma" w:eastAsia="맑은 고딕" w:hAnsi="Tahoma" w:cs="Tahoma"/>
+                <w:color w:val="000000" w:themeColor="text1"/>
+                <w:szCs w:val="20"/>
+                <w14:ligatures w14:val="standardContextual"/>
+              </w:rPr>
+              <w:t>4</w:t>
+            </w:r>
+            <w:r>
+              <w:rPr>
+                <w:rFonts w:ascii="Tahoma" w:eastAsia="맑은 고딕" w:hAnsi="Tahoma" w:cs="Tahoma"/>
+                <w:color w:val="000000" w:themeColor="text1"/>
+                <w:szCs w:val="20"/>
+                <w14:ligatures w14:val="standardContextual"/>
+              </w:rPr>
+              <w:t>000 m</w:t>
+            </w:r>
+          </w:p>
+        </w:tc>
+      </w:tr>
+      <w:tr>
+        <w:trPr>
+          <w:trHeight w:val="190"/>
+        </w:trPr>
+        <w:tc>
+          <w:tcPr>
+            <w:tcW w:w="4253" w:type="dxa"/>
+            <w:tcBorders>
+              <w:top w:val="single" w:sz="8" w:space="0" w:color="FFFFFF"/>
+              <w:left w:val="single" w:sz="8" w:space="0" w:color="FFFFFF"/>
+              <w:bottom w:val="single" w:sz="8" w:space="0" w:color="FFFFFF"/>
+              <w:right w:val="single" w:sz="8" w:space="0" w:color="FFFFFF"/>
+            </w:tcBorders>
+            <w:shd w:val="clear" w:color="auto" w:fill="E7F3F4"/>
+            <w:tcMar>
+              <w:top w:w="72" w:type="dxa"/>
+              <w:left w:w="144" w:type="dxa"/>
+              <w:bottom w:w="72" w:type="dxa"/>
+              <w:right w:w="144" w:type="dxa"/>
+            </w:tcMar>
+            <w:hideMark/>
+          </w:tcPr>
+          <w:p>
+            <w:pPr>
+              <w:spacing w:after="0"/>
+              <w:jc w:val="center"/>
+              <w:rPr>
+                <w:rFonts w:ascii="Tahoma" w:eastAsia="DengXian" w:hAnsi="Tahoma" w:cs="Tahoma"/>
+                <w:color w:val="000000" w:themeColor="text1"/>
+                <w:szCs w:val="20"/>
+                <w:lang w:eastAsia="zh-CN"/>
+                <w14:ligatures w14:val="standardContextual"/>
+              </w:rPr>
+            </w:pPr>
+            <w:r>
+              <w:rPr>
+                <w:rFonts w:ascii="Tahoma" w:eastAsia="DengXian" w:hAnsi="Tahoma" w:cs="Tahoma" w:hint="eastAsia"/>
+                <w:color w:val="000000" w:themeColor="text1"/>
+                <w:szCs w:val="20"/>
+                <w:lang w:eastAsia="zh-CN"/>
+                <w14:ligatures w14:val="standardContextual"/>
+              </w:rPr>
+              <w:t>L</w:t>
+            </w:r>
+            <w:r>
+              <w:rPr>
+                <w:rFonts w:ascii="Tahoma" w:eastAsia="DengXian" w:hAnsi="Tahoma" w:cs="Tahoma"/>
+                <w:color w:val="000000" w:themeColor="text1"/>
+                <w:szCs w:val="20"/>
+                <w:lang w:eastAsia="zh-CN"/>
+                <w14:ligatures w14:val="standardContextual"/>
+              </w:rPr>
+              <w:t>ane width</w:t>
+            </w:r>
+          </w:p>
+        </w:tc>
+        <w:tc>
+          <w:tcPr>
+            <w:tcW w:w="4288" w:type="dxa"/>
+            <w:tcBorders>
+              <w:top w:val="single" w:sz="8" w:space="0" w:color="FFFFFF"/>
+              <w:left w:val="single" w:sz="8" w:space="0" w:color="FFFFFF"/>
+              <w:bottom w:val="single" w:sz="8" w:space="0" w:color="FFFFFF"/>
+              <w:right w:val="single" w:sz="8" w:space="0" w:color="FFFFFF"/>
+            </w:tcBorders>
+            <w:shd w:val="clear" w:color="auto" w:fill="E7F3F4"/>
+            <w:tcMar>
+              <w:top w:w="72" w:type="dxa"/>
+              <w:left w:w="144" w:type="dxa"/>
+              <w:bottom w:w="72" w:type="dxa"/>
+              <w:right w:w="144" w:type="dxa"/>
+            </w:tcMar>
+            <w:hideMark/>
+          </w:tcPr>
+          <w:p>
+            <w:pPr>
+              <w:spacing w:after="0"/>
+              <w:jc w:val="center"/>
+              <w:rPr>
+                <w:rFonts w:ascii="Tahoma" w:eastAsia="DengXian" w:hAnsi="Tahoma" w:cs="Tahoma"/>
+                <w:color w:val="000000" w:themeColor="text1"/>
+                <w:szCs w:val="20"/>
+                <w:lang w:eastAsia="zh-CN"/>
+                <w14:ligatures w14:val="standardContextual"/>
+              </w:rPr>
+            </w:pPr>
+            <w:r>
+              <w:rPr>
+                <w:rFonts w:ascii="Tahoma" w:eastAsia="DengXian" w:hAnsi="Tahoma" w:cs="Tahoma" w:hint="eastAsia"/>
+                <w:color w:val="000000" w:themeColor="text1"/>
+                <w:szCs w:val="20"/>
+                <w:lang w:eastAsia="zh-CN"/>
+                <w14:ligatures w14:val="standardContextual"/>
+              </w:rPr>
+              <w:t>3</w:t>
+            </w:r>
+            <w:r>
+              <w:rPr>
+                <w:rFonts w:ascii="Tahoma" w:eastAsia="DengXian" w:hAnsi="Tahoma" w:cs="Tahoma"/>
+                <w:color w:val="000000" w:themeColor="text1"/>
+                <w:szCs w:val="20"/>
+                <w:lang w:eastAsia="zh-CN"/>
+                <w14:ligatures w14:val="standardContextual"/>
+              </w:rPr>
+              <w:t>.5 m</w:t>
+            </w:r>
+          </w:p>
+        </w:tc>
+      </w:tr>
+      <w:tr>
+        <w:trPr>
+          <w:trHeight w:val="235"/>
+        </w:trPr>
+        <w:tc>
+          <w:tcPr>
+            <w:tcW w:w="4253" w:type="dxa"/>
+            <w:tcBorders>
+              <w:top w:val="single" w:sz="8" w:space="0" w:color="FFFFFF"/>
+              <w:left w:val="single" w:sz="8" w:space="0" w:color="FFFFFF"/>
+              <w:bottom w:val="single" w:sz="8" w:space="0" w:color="FFFFFF"/>
+              <w:right w:val="single" w:sz="8" w:space="0" w:color="FFFFFF"/>
+            </w:tcBorders>
+            <w:shd w:val="clear" w:color="auto" w:fill="F3F9FA"/>
+            <w:tcMar>
+              <w:top w:w="72" w:type="dxa"/>
+              <w:left w:w="144" w:type="dxa"/>
+              <w:bottom w:w="72" w:type="dxa"/>
+              <w:right w:w="144" w:type="dxa"/>
+            </w:tcMar>
+            <w:vAlign w:val="center"/>
+          </w:tcPr>
+          <w:p>
+            <w:pPr>
+              <w:spacing w:after="0"/>
+              <w:jc w:val="center"/>
+              <w:rPr>
+                <w:rFonts w:ascii="Tahoma" w:eastAsia="DengXian" w:hAnsi="Tahoma" w:cs="Tahoma"/>
+                <w:color w:val="000000" w:themeColor="text1"/>
+                <w:szCs w:val="20"/>
+                <w:lang w:eastAsia="zh-CN"/>
+                <w14:ligatures w14:val="standardContextual"/>
+              </w:rPr>
+            </w:pPr>
+            <w:r>
+              <w:rPr>
+                <w:rFonts w:ascii="Tahoma" w:eastAsia="DengXian" w:hAnsi="Tahoma" w:cs="Tahoma"/>
+                <w:color w:val="000000" w:themeColor="text1"/>
+                <w:szCs w:val="20"/>
+                <w:lang w:eastAsia="zh-CN"/>
+                <w14:ligatures w14:val="standardContextual"/>
+              </w:rPr>
+              <w:t>Number of blocks for Urban</w:t>
+            </w:r>
+          </w:p>
+        </w:tc>
+        <w:tc>
+          <w:tcPr>
+            <w:tcW w:w="4288" w:type="dxa"/>
+            <w:tcBorders>
+              <w:top w:val="single" w:sz="8" w:space="0" w:color="FFFFFF"/>
+              <w:left w:val="single" w:sz="8" w:space="0" w:color="FFFFFF"/>
+              <w:bottom w:val="single" w:sz="8" w:space="0" w:color="FFFFFF"/>
+              <w:right w:val="single" w:sz="8" w:space="0" w:color="FFFFFF"/>
+            </w:tcBorders>
+            <w:shd w:val="clear" w:color="auto" w:fill="F3F9FA"/>
+            <w:tcMar>
+              <w:top w:w="72" w:type="dxa"/>
+              <w:left w:w="144" w:type="dxa"/>
+              <w:bottom w:w="72" w:type="dxa"/>
+              <w:right w:w="144" w:type="dxa"/>
+            </w:tcMar>
+            <w:vAlign w:val="center"/>
+          </w:tcPr>
+          <w:p>
+            <w:pPr>
+              <w:spacing w:after="0"/>
+              <w:jc w:val="center"/>
+              <w:rPr>
+                <w:rFonts w:ascii="Tahoma" w:eastAsia="DengXian" w:hAnsi="Tahoma" w:cs="Tahoma"/>
+                <w:color w:val="000000" w:themeColor="text1"/>
+                <w:szCs w:val="20"/>
+                <w:lang w:eastAsia="zh-CN"/>
+                <w14:ligatures w14:val="standardContextual"/>
+              </w:rPr>
+            </w:pPr>
+            <w:r>
+              <w:rPr>
+                <w:rFonts w:ascii="Tahoma" w:eastAsia="DengXian" w:hAnsi="Tahoma" w:cs="Tahoma" w:hint="eastAsia"/>
+                <w:color w:val="000000" w:themeColor="text1"/>
+                <w:szCs w:val="20"/>
+                <w:lang w:eastAsia="zh-CN"/>
+                <w14:ligatures w14:val="standardContextual"/>
+              </w:rPr>
+              <w:t>9</w:t>
+            </w:r>
+          </w:p>
+        </w:tc>
+      </w:tr>
+      <w:tr>
+        <w:trPr>
+          <w:trHeight w:val="203"/>
+        </w:trPr>
+        <w:tc>
+          <w:tcPr>
+            <w:tcW w:w="4253" w:type="dxa"/>
+            <w:tcBorders>
+              <w:top w:val="single" w:sz="8" w:space="0" w:color="FFFFFF"/>
+              <w:left w:val="single" w:sz="8" w:space="0" w:color="FFFFFF"/>
+              <w:bottom w:val="single" w:sz="8" w:space="0" w:color="FFFFFF"/>
+              <w:right w:val="single" w:sz="8" w:space="0" w:color="FFFFFF"/>
+            </w:tcBorders>
+            <w:shd w:val="clear" w:color="auto" w:fill="E7F3F4"/>
+            <w:tcMar>
+              <w:top w:w="72" w:type="dxa"/>
+              <w:left w:w="144" w:type="dxa"/>
+              <w:bottom w:w="72" w:type="dxa"/>
+              <w:right w:w="144" w:type="dxa"/>
+            </w:tcMar>
+            <w:vAlign w:val="center"/>
+            <w:hideMark/>
+          </w:tcPr>
+          <w:p>
+            <w:pPr>
+              <w:spacing w:after="0"/>
+              <w:jc w:val="center"/>
+              <w:rPr>
+                <w:rFonts w:ascii="Tahoma" w:eastAsia="DengXian" w:hAnsi="Tahoma" w:cs="Tahoma"/>
+                <w:color w:val="000000" w:themeColor="text1"/>
+                <w:szCs w:val="20"/>
+                <w:lang w:eastAsia="zh-CN"/>
+                <w14:ligatures w14:val="standardContextual"/>
+              </w:rPr>
+            </w:pPr>
+            <w:r>
+              <w:rPr>
+                <w:rFonts w:ascii="Tahoma" w:eastAsia="DengXian" w:hAnsi="Tahoma" w:cs="Tahoma"/>
+                <w:color w:val="000000" w:themeColor="text1"/>
+                <w:szCs w:val="20"/>
+                <w:lang w:eastAsia="zh-CN"/>
+                <w14:ligatures w14:val="standardContextual"/>
+              </w:rPr>
+              <w:t xml:space="preserve">Number of horizontal lanes </w:t>
+            </w:r>
+          </w:p>
+          <w:p>
+            <w:pPr>
+              <w:spacing w:after="0"/>
+              <w:jc w:val="center"/>
+              <w:rPr>
+                <w:rFonts w:ascii="Tahoma" w:eastAsia="DengXian" w:hAnsi="Tahoma" w:cs="Tahoma"/>
+                <w:color w:val="000000" w:themeColor="text1"/>
+                <w:szCs w:val="20"/>
+                <w:lang w:eastAsia="zh-CN"/>
+                <w14:ligatures w14:val="standardContextual"/>
+              </w:rPr>
+            </w:pPr>
+            <w:r>
+              <w:rPr>
+                <w:rFonts w:ascii="Tahoma" w:eastAsia="DengXian" w:hAnsi="Tahoma" w:cs="Tahoma"/>
+                <w:color w:val="000000" w:themeColor="text1"/>
+                <w:szCs w:val="20"/>
+                <w:lang w:eastAsia="zh-CN"/>
+                <w14:ligatures w14:val="standardContextual"/>
+              </w:rPr>
+              <w:t>per block</w:t>
+            </w:r>
+          </w:p>
+        </w:tc>
+        <w:tc>
+          <w:tcPr>
+            <w:tcW w:w="4288" w:type="dxa"/>
+            <w:tcBorders>
+              <w:top w:val="single" w:sz="8" w:space="0" w:color="FFFFFF"/>
+              <w:left w:val="single" w:sz="8" w:space="0" w:color="FFFFFF"/>
+              <w:bottom w:val="single" w:sz="8" w:space="0" w:color="FFFFFF"/>
+              <w:right w:val="single" w:sz="8" w:space="0" w:color="FFFFFF"/>
+            </w:tcBorders>
+            <w:shd w:val="clear" w:color="auto" w:fill="E7F3F4"/>
+            <w:tcMar>
+              <w:top w:w="72" w:type="dxa"/>
+              <w:left w:w="144" w:type="dxa"/>
+              <w:bottom w:w="72" w:type="dxa"/>
+              <w:right w:w="144" w:type="dxa"/>
+            </w:tcMar>
+            <w:vAlign w:val="center"/>
+            <w:hideMark/>
+          </w:tcPr>
+          <w:p>
+            <w:pPr>
+              <w:spacing w:after="0"/>
+              <w:jc w:val="center"/>
+              <w:rPr>
+                <w:rFonts w:ascii="Tahoma" w:eastAsia="DengXian" w:hAnsi="Tahoma" w:cs="Tahoma"/>
+                <w:color w:val="000000" w:themeColor="text1"/>
+                <w:szCs w:val="20"/>
+                <w:lang w:eastAsia="zh-CN"/>
+                <w14:ligatures w14:val="standardContextual"/>
+              </w:rPr>
+            </w:pPr>
+            <w:r>
+              <w:rPr>
+                <w:rFonts w:ascii="Tahoma" w:eastAsia="DengXian" w:hAnsi="Tahoma" w:cs="Tahoma" w:hint="eastAsia"/>
+                <w:color w:val="000000" w:themeColor="text1"/>
+                <w:szCs w:val="20"/>
+                <w:lang w:eastAsia="zh-CN"/>
+                <w14:ligatures w14:val="standardContextual"/>
+              </w:rPr>
+              <w:t>4</w:t>
+            </w:r>
+          </w:p>
+        </w:tc>
+      </w:tr>
+      <w:tr>
+        <w:trPr>
+          <w:trHeight w:val="242"/>
+        </w:trPr>
+        <w:tc>
+          <w:tcPr>
+            <w:tcW w:w="4253" w:type="dxa"/>
+            <w:tcBorders>
+              <w:top w:val="single" w:sz="8" w:space="0" w:color="FFFFFF"/>
+              <w:left w:val="single" w:sz="8" w:space="0" w:color="FFFFFF"/>
+              <w:bottom w:val="single" w:sz="8" w:space="0" w:color="FFFFFF"/>
+              <w:right w:val="single" w:sz="8" w:space="0" w:color="FFFFFF"/>
+            </w:tcBorders>
+            <w:shd w:val="clear" w:color="auto" w:fill="F3F9FA"/>
+            <w:tcMar>
+              <w:top w:w="72" w:type="dxa"/>
+              <w:left w:w="144" w:type="dxa"/>
+              <w:bottom w:w="72" w:type="dxa"/>
+              <w:right w:w="144" w:type="dxa"/>
+            </w:tcMar>
+            <w:hideMark/>
+          </w:tcPr>
+          <w:p>
+            <w:pPr>
+              <w:spacing w:after="0"/>
+              <w:jc w:val="center"/>
+              <w:rPr>
+                <w:rFonts w:ascii="Tahoma" w:eastAsia="DengXian" w:hAnsi="Tahoma" w:cs="Tahoma"/>
+                <w:color w:val="000000" w:themeColor="text1"/>
+                <w:szCs w:val="20"/>
+                <w:lang w:eastAsia="zh-CN"/>
+                <w14:ligatures w14:val="standardContextual"/>
+              </w:rPr>
+            </w:pPr>
+            <w:r>
+              <w:rPr>
+                <w:rFonts w:ascii="Tahoma" w:eastAsia="DengXian" w:hAnsi="Tahoma" w:cs="Tahoma"/>
+                <w:color w:val="000000" w:themeColor="text1"/>
+                <w:szCs w:val="20"/>
+                <w:lang w:eastAsia="zh-CN"/>
+                <w14:ligatures w14:val="standardContextual"/>
+              </w:rPr>
+              <w:t>S</w:t>
+            </w:r>
+            <w:r>
+              <w:rPr>
+                <w:rFonts w:ascii="Tahoma" w:eastAsia="DengXian" w:hAnsi="Tahoma" w:cs="Tahoma"/>
+                <w:color w:val="000000" w:themeColor="text1"/>
+                <w:szCs w:val="20"/>
+                <w:lang w:eastAsia="zh-CN"/>
+                <w14:ligatures w14:val="standardContextual"/>
+              </w:rPr>
+              <w:t>peed</w:t>
+            </w:r>
+          </w:p>
+        </w:tc>
+        <w:tc>
+          <w:tcPr>
+            <w:tcW w:w="4288" w:type="dxa"/>
+            <w:tcBorders>
+              <w:top w:val="single" w:sz="8" w:space="0" w:color="FFFFFF"/>
+              <w:left w:val="single" w:sz="8" w:space="0" w:color="FFFFFF"/>
+              <w:bottom w:val="single" w:sz="8" w:space="0" w:color="FFFFFF"/>
+              <w:right w:val="single" w:sz="8" w:space="0" w:color="FFFFFF"/>
+            </w:tcBorders>
+            <w:shd w:val="clear" w:color="auto" w:fill="F3F9FA"/>
+            <w:tcMar>
+              <w:top w:w="72" w:type="dxa"/>
+              <w:left w:w="144" w:type="dxa"/>
+              <w:bottom w:w="72" w:type="dxa"/>
+              <w:right w:w="144" w:type="dxa"/>
+            </w:tcMar>
+            <w:hideMark/>
+          </w:tcPr>
+          <w:p>
+            <w:pPr>
+              <w:spacing w:after="0"/>
+              <w:jc w:val="center"/>
+              <w:rPr>
+                <w:rFonts w:ascii="Tahoma" w:eastAsia="DengXian" w:hAnsi="Tahoma" w:cs="Tahoma"/>
+                <w:color w:val="000000" w:themeColor="text1"/>
+                <w:szCs w:val="20"/>
+                <w:lang w:eastAsia="zh-CN"/>
+                <w14:ligatures w14:val="standardContextual"/>
+              </w:rPr>
+            </w:pPr>
+            <w:r>
+              <w:rPr>
+                <w:rFonts w:ascii="Tahoma" w:eastAsia="DengXian" w:hAnsi="Tahoma" w:cs="Tahoma"/>
+                <w:color w:val="000000" w:themeColor="text1"/>
+                <w:szCs w:val="20"/>
+                <w:lang w:eastAsia="zh-CN"/>
+                <w14:ligatures w14:val="standardContextual"/>
+              </w:rPr>
+              <w:t>120km/h, 60</w:t>
+            </w:r>
+            <w:r>
+              <w:rPr>
+                <w:rFonts w:ascii="Tahoma" w:eastAsia="DengXian" w:hAnsi="Tahoma" w:cs="Tahoma"/>
+                <w:color w:val="000000" w:themeColor="text1"/>
+                <w:szCs w:val="20"/>
+                <w:lang w:eastAsia="zh-CN"/>
+                <w14:ligatures w14:val="standardContextual"/>
+              </w:rPr>
+              <w:t xml:space="preserve"> km/h</w:t>
+            </w:r>
+          </w:p>
+        </w:tc>
+      </w:tr>
+      <w:tr>
+        <w:trPr>
+          <w:trHeight w:val="242"/>
+        </w:trPr>
+        <w:tc>
+          <w:tcPr>
+            <w:tcW w:w="4253" w:type="dxa"/>
+            <w:tcBorders>
+              <w:top w:val="single" w:sz="8" w:space="0" w:color="FFFFFF"/>
+              <w:left w:val="single" w:sz="8" w:space="0" w:color="FFFFFF"/>
+              <w:bottom w:val="single" w:sz="8" w:space="0" w:color="FFFFFF"/>
+              <w:right w:val="single" w:sz="8" w:space="0" w:color="FFFFFF"/>
+            </w:tcBorders>
+            <w:shd w:val="clear" w:color="auto" w:fill="F3F9FA"/>
+            <w:tcMar>
+              <w:top w:w="72" w:type="dxa"/>
+              <w:left w:w="144" w:type="dxa"/>
+              <w:bottom w:w="72" w:type="dxa"/>
+              <w:right w:w="144" w:type="dxa"/>
+            </w:tcMar>
+          </w:tcPr>
+          <w:p>
+            <w:pPr>
+              <w:spacing w:after="0"/>
+              <w:jc w:val="center"/>
+              <w:rPr>
+                <w:rFonts w:ascii="Tahoma" w:eastAsia="DengXian" w:hAnsi="Tahoma" w:cs="Tahoma"/>
+                <w:color w:val="000000" w:themeColor="text1"/>
+                <w:szCs w:val="20"/>
+                <w:lang w:eastAsia="zh-CN"/>
+                <w14:ligatures w14:val="standardContextual"/>
+              </w:rPr>
+            </w:pPr>
+            <w:r>
+              <w:rPr>
+                <w:rFonts w:ascii="Tahoma" w:eastAsia="DengXian" w:hAnsi="Tahoma" w:cs="Tahoma"/>
+                <w:color w:val="000000" w:themeColor="text1"/>
+                <w:szCs w:val="20"/>
+                <w:lang w:eastAsia="zh-CN"/>
+                <w14:ligatures w14:val="standardContextual"/>
+              </w:rPr>
+              <w:t>Packet size</w:t>
+            </w:r>
+          </w:p>
+        </w:tc>
+        <w:tc>
+          <w:tcPr>
+            <w:tcW w:w="4288" w:type="dxa"/>
+            <w:tcBorders>
+              <w:top w:val="single" w:sz="8" w:space="0" w:color="FFFFFF"/>
+              <w:left w:val="single" w:sz="8" w:space="0" w:color="FFFFFF"/>
+              <w:bottom w:val="single" w:sz="8" w:space="0" w:color="FFFFFF"/>
+              <w:right w:val="single" w:sz="8" w:space="0" w:color="FFFFFF"/>
+            </w:tcBorders>
+            <w:shd w:val="clear" w:color="auto" w:fill="F3F9FA"/>
+            <w:tcMar>
+              <w:top w:w="72" w:type="dxa"/>
+              <w:left w:w="144" w:type="dxa"/>
+              <w:bottom w:w="72" w:type="dxa"/>
+              <w:right w:w="144" w:type="dxa"/>
+            </w:tcMar>
+          </w:tcPr>
+          <w:p>
+            <w:pPr>
+              <w:spacing w:after="0"/>
+              <w:jc w:val="center"/>
+              <w:rPr>
+                <w:rFonts w:ascii="Tahoma" w:eastAsia="DengXian" w:hAnsi="Tahoma" w:cs="Tahoma"/>
+                <w:color w:val="000000" w:themeColor="text1"/>
+                <w:szCs w:val="20"/>
+                <w:lang w:eastAsia="zh-CN"/>
+                <w14:ligatures w14:val="standardContextual"/>
+              </w:rPr>
+            </w:pPr>
+            <w:r>
+              <w:rPr>
+                <w:rFonts w:ascii="Tahoma" w:eastAsia="DengXian" w:hAnsi="Tahoma" w:cs="Tahoma" w:hint="eastAsia"/>
+                <w:color w:val="000000" w:themeColor="text1"/>
+                <w:szCs w:val="20"/>
+                <w:lang w:eastAsia="zh-CN"/>
+                <w14:ligatures w14:val="standardContextual"/>
+              </w:rPr>
+              <w:t>3</w:t>
+            </w:r>
+            <w:r>
+              <w:rPr>
+                <w:rFonts w:ascii="Tahoma" w:eastAsia="DengXian" w:hAnsi="Tahoma" w:cs="Tahoma"/>
+                <w:color w:val="000000" w:themeColor="text1"/>
+                <w:szCs w:val="20"/>
+                <w:lang w:eastAsia="zh-CN"/>
+                <w14:ligatures w14:val="standardContextual"/>
+              </w:rPr>
+              <w:t>50 bytes</w:t>
+            </w:r>
+          </w:p>
+        </w:tc>
+      </w:tr>
+      <w:tr>
+        <w:trPr>
+          <w:trHeight w:val="242"/>
+        </w:trPr>
+        <w:tc>
+          <w:tcPr>
+            <w:tcW w:w="4253" w:type="dxa"/>
+            <w:tcBorders>
+              <w:top w:val="single" w:sz="8" w:space="0" w:color="FFFFFF"/>
+              <w:left w:val="single" w:sz="8" w:space="0" w:color="FFFFFF"/>
+              <w:bottom w:val="single" w:sz="8" w:space="0" w:color="FFFFFF"/>
+              <w:right w:val="single" w:sz="8" w:space="0" w:color="FFFFFF"/>
+            </w:tcBorders>
+            <w:shd w:val="clear" w:color="auto" w:fill="F3F9FA"/>
+            <w:tcMar>
+              <w:top w:w="72" w:type="dxa"/>
+              <w:left w:w="144" w:type="dxa"/>
+              <w:bottom w:w="72" w:type="dxa"/>
+              <w:right w:w="144" w:type="dxa"/>
+            </w:tcMar>
+          </w:tcPr>
+          <w:p>
+            <w:pPr>
+              <w:spacing w:after="0"/>
+              <w:jc w:val="center"/>
+              <w:rPr>
+                <w:rFonts w:ascii="Tahoma" w:eastAsia="DengXian" w:hAnsi="Tahoma" w:cs="Tahoma"/>
+                <w:color w:val="000000" w:themeColor="text1"/>
+                <w:szCs w:val="20"/>
+                <w:lang w:eastAsia="zh-CN"/>
+                <w14:ligatures w14:val="standardContextual"/>
+              </w:rPr>
+            </w:pPr>
+            <w:r>
+              <w:rPr>
+                <w:rFonts w:ascii="Tahoma" w:eastAsia="DengXian" w:hAnsi="Tahoma" w:cs="Tahoma"/>
+                <w:color w:val="000000" w:themeColor="text1"/>
+                <w:szCs w:val="20"/>
+                <w:lang w:eastAsia="zh-CN"/>
+                <w14:ligatures w14:val="standardContextual"/>
+              </w:rPr>
+              <w:t>Carrier frequency</w:t>
+            </w:r>
+          </w:p>
+        </w:tc>
+        <w:tc>
+          <w:tcPr>
+            <w:tcW w:w="4288" w:type="dxa"/>
+            <w:tcBorders>
+              <w:top w:val="single" w:sz="8" w:space="0" w:color="FFFFFF"/>
+              <w:left w:val="single" w:sz="8" w:space="0" w:color="FFFFFF"/>
+              <w:bottom w:val="single" w:sz="8" w:space="0" w:color="FFFFFF"/>
+              <w:right w:val="single" w:sz="8" w:space="0" w:color="FFFFFF"/>
+            </w:tcBorders>
+            <w:shd w:val="clear" w:color="auto" w:fill="F3F9FA"/>
+            <w:tcMar>
+              <w:top w:w="72" w:type="dxa"/>
+              <w:left w:w="144" w:type="dxa"/>
+              <w:bottom w:w="72" w:type="dxa"/>
+              <w:right w:w="144" w:type="dxa"/>
+            </w:tcMar>
+          </w:tcPr>
+          <w:p>
+            <w:pPr>
+              <w:spacing w:after="0"/>
+              <w:jc w:val="center"/>
+              <w:rPr>
+                <w:rFonts w:ascii="Tahoma" w:eastAsia="DengXian" w:hAnsi="Tahoma" w:cs="Tahoma"/>
+                <w:color w:val="000000" w:themeColor="text1"/>
+                <w:szCs w:val="20"/>
+                <w:lang w:eastAsia="zh-CN"/>
+                <w14:ligatures w14:val="standardContextual"/>
+              </w:rPr>
+            </w:pPr>
+            <w:r>
+              <w:rPr>
+                <w:rFonts w:ascii="Tahoma" w:eastAsia="DengXian" w:hAnsi="Tahoma" w:cs="Tahoma"/>
+                <w:color w:val="000000" w:themeColor="text1"/>
+                <w:szCs w:val="20"/>
+                <w:lang w:eastAsia="zh-CN"/>
+                <w14:ligatures w14:val="standardContextual"/>
+              </w:rPr>
+              <w:t>5.9 GHz</w:t>
+            </w:r>
+          </w:p>
+        </w:tc>
+      </w:tr>
+      <w:tr>
+        <w:trPr>
+          <w:trHeight w:val="242"/>
+        </w:trPr>
+        <w:tc>
+          <w:tcPr>
+            <w:tcW w:w="4253" w:type="dxa"/>
+            <w:tcBorders>
+              <w:top w:val="single" w:sz="8" w:space="0" w:color="FFFFFF"/>
+              <w:left w:val="single" w:sz="8" w:space="0" w:color="FFFFFF"/>
+              <w:bottom w:val="single" w:sz="8" w:space="0" w:color="FFFFFF"/>
+              <w:right w:val="single" w:sz="8" w:space="0" w:color="FFFFFF"/>
+            </w:tcBorders>
+            <w:shd w:val="clear" w:color="auto" w:fill="F3F9FA"/>
+            <w:tcMar>
+              <w:top w:w="72" w:type="dxa"/>
+              <w:left w:w="144" w:type="dxa"/>
+              <w:bottom w:w="72" w:type="dxa"/>
+              <w:right w:w="144" w:type="dxa"/>
+            </w:tcMar>
+          </w:tcPr>
+          <w:p>
+            <w:pPr>
+              <w:spacing w:after="0"/>
+              <w:jc w:val="center"/>
+              <w:rPr>
+                <w:rFonts w:ascii="Tahoma" w:eastAsia="DengXian" w:hAnsi="Tahoma" w:cs="Tahoma"/>
+                <w:color w:val="000000" w:themeColor="text1"/>
+                <w:szCs w:val="20"/>
+                <w:lang w:eastAsia="zh-CN"/>
+                <w14:ligatures w14:val="standardContextual"/>
+              </w:rPr>
+            </w:pPr>
+            <w:r>
+              <w:rPr>
+                <w:rFonts w:ascii="Tahoma" w:eastAsia="맑은 고딕" w:hAnsi="Tahoma" w:cs="Tahoma"/>
+                <w:color w:val="000000" w:themeColor="text1"/>
+                <w:szCs w:val="20"/>
+                <w14:ligatures w14:val="standardContextual"/>
+              </w:rPr>
+              <w:t>BW</w:t>
+            </w:r>
+          </w:p>
+        </w:tc>
+        <w:tc>
+          <w:tcPr>
+            <w:tcW w:w="4288" w:type="dxa"/>
+            <w:tcBorders>
+              <w:top w:val="single" w:sz="8" w:space="0" w:color="FFFFFF"/>
+              <w:left w:val="single" w:sz="8" w:space="0" w:color="FFFFFF"/>
+              <w:bottom w:val="single" w:sz="8" w:space="0" w:color="FFFFFF"/>
+              <w:right w:val="single" w:sz="8" w:space="0" w:color="FFFFFF"/>
+            </w:tcBorders>
+            <w:shd w:val="clear" w:color="auto" w:fill="F3F9FA"/>
+            <w:tcMar>
+              <w:top w:w="72" w:type="dxa"/>
+              <w:left w:w="144" w:type="dxa"/>
+              <w:bottom w:w="72" w:type="dxa"/>
+              <w:right w:w="144" w:type="dxa"/>
+            </w:tcMar>
+          </w:tcPr>
+          <w:p>
+            <w:pPr>
+              <w:spacing w:after="0"/>
+              <w:jc w:val="center"/>
+              <w:rPr>
+                <w:rFonts w:ascii="Tahoma" w:eastAsia="DengXian" w:hAnsi="Tahoma" w:cs="Tahoma"/>
+                <w:color w:val="000000" w:themeColor="text1"/>
+                <w:szCs w:val="20"/>
+                <w:lang w:eastAsia="zh-CN"/>
+                <w14:ligatures w14:val="standardContextual"/>
+              </w:rPr>
+            </w:pPr>
+            <w:r>
+              <w:rPr>
+                <w:rFonts w:ascii="Tahoma" w:eastAsia="DengXian" w:hAnsi="Tahoma" w:cs="Tahoma"/>
+                <w:color w:val="000000" w:themeColor="text1"/>
+                <w:szCs w:val="20"/>
+                <w:lang w:eastAsia="zh-CN"/>
+                <w14:ligatures w14:val="standardContextual"/>
+              </w:rPr>
+              <w:t>20 MHz</w:t>
+            </w:r>
+          </w:p>
+        </w:tc>
+      </w:tr>
+      <w:tr>
+        <w:trPr>
+          <w:trHeight w:val="242"/>
+        </w:trPr>
+        <w:tc>
+          <w:tcPr>
+            <w:tcW w:w="4253" w:type="dxa"/>
+            <w:tcBorders>
+              <w:top w:val="single" w:sz="8" w:space="0" w:color="FFFFFF"/>
+              <w:left w:val="single" w:sz="8" w:space="0" w:color="FFFFFF"/>
+              <w:bottom w:val="single" w:sz="8" w:space="0" w:color="FFFFFF"/>
+              <w:right w:val="single" w:sz="8" w:space="0" w:color="FFFFFF"/>
+            </w:tcBorders>
+            <w:shd w:val="clear" w:color="auto" w:fill="F3F9FA"/>
+            <w:tcMar>
+              <w:top w:w="72" w:type="dxa"/>
+              <w:left w:w="144" w:type="dxa"/>
+              <w:bottom w:w="72" w:type="dxa"/>
+              <w:right w:w="144" w:type="dxa"/>
+            </w:tcMar>
+          </w:tcPr>
+          <w:p>
+            <w:pPr>
+              <w:spacing w:after="0"/>
+              <w:jc w:val="center"/>
+              <w:rPr>
+                <w:rFonts w:ascii="Tahoma" w:eastAsia="DengXian" w:hAnsi="Tahoma" w:cs="Tahoma"/>
+                <w:color w:val="000000" w:themeColor="text1"/>
+                <w:szCs w:val="20"/>
+                <w:lang w:eastAsia="zh-CN"/>
+                <w14:ligatures w14:val="standardContextual"/>
+              </w:rPr>
+            </w:pPr>
+            <w:r>
+              <w:rPr>
+                <w:rFonts w:ascii="Tahoma" w:eastAsia="DengXian" w:hAnsi="Tahoma" w:cs="Tahoma"/>
+                <w:color w:val="000000" w:themeColor="text1"/>
+                <w:szCs w:val="20"/>
+                <w:lang w:eastAsia="zh-CN"/>
+                <w14:ligatures w14:val="standardContextual"/>
+              </w:rPr>
+              <w:t>Channel model</w:t>
+            </w:r>
+          </w:p>
+        </w:tc>
+        <w:tc>
+          <w:tcPr>
+            <w:tcW w:w="4288" w:type="dxa"/>
+            <w:tcBorders>
+              <w:top w:val="single" w:sz="8" w:space="0" w:color="FFFFFF"/>
+              <w:left w:val="single" w:sz="8" w:space="0" w:color="FFFFFF"/>
+              <w:bottom w:val="single" w:sz="8" w:space="0" w:color="FFFFFF"/>
+              <w:right w:val="single" w:sz="8" w:space="0" w:color="FFFFFF"/>
+            </w:tcBorders>
+            <w:shd w:val="clear" w:color="auto" w:fill="F3F9FA"/>
+            <w:tcMar>
+              <w:top w:w="72" w:type="dxa"/>
+              <w:left w:w="144" w:type="dxa"/>
+              <w:bottom w:w="72" w:type="dxa"/>
+              <w:right w:w="144" w:type="dxa"/>
+            </w:tcMar>
+          </w:tcPr>
+          <w:p>
+            <w:pPr>
+              <w:spacing w:after="0"/>
+              <w:jc w:val="center"/>
+              <w:rPr>
+                <w:rFonts w:ascii="Tahoma" w:eastAsia="DengXian" w:hAnsi="Tahoma" w:cs="Tahoma"/>
+                <w:color w:val="000000" w:themeColor="text1"/>
+                <w:szCs w:val="20"/>
+                <w:lang w:eastAsia="zh-CN"/>
+                <w14:ligatures w14:val="standardContextual"/>
+              </w:rPr>
+            </w:pPr>
+            <w:r>
+              <w:rPr>
+                <w:rFonts w:ascii="Tahoma" w:eastAsia="DengXian" w:hAnsi="Tahoma" w:cs="Tahoma"/>
+                <w:color w:val="000000" w:themeColor="text1"/>
+                <w:szCs w:val="20"/>
+                <w:lang w:eastAsia="zh-CN"/>
+                <w14:ligatures w14:val="standardContextual"/>
+              </w:rPr>
+              <w:t>CDL</w:t>
+            </w:r>
+          </w:p>
+        </w:tc>
+      </w:tr>
+      <w:tr>
+        <w:trPr>
+          <w:trHeight w:val="242"/>
+        </w:trPr>
+        <w:tc>
+          <w:tcPr>
+            <w:tcW w:w="4253" w:type="dxa"/>
+            <w:tcBorders>
+              <w:top w:val="single" w:sz="8" w:space="0" w:color="FFFFFF"/>
+              <w:left w:val="single" w:sz="8" w:space="0" w:color="FFFFFF"/>
+              <w:bottom w:val="single" w:sz="8" w:space="0" w:color="FFFFFF"/>
+              <w:right w:val="single" w:sz="8" w:space="0" w:color="FFFFFF"/>
+            </w:tcBorders>
+            <w:shd w:val="clear" w:color="auto" w:fill="F3F9FA"/>
+            <w:tcMar>
+              <w:top w:w="72" w:type="dxa"/>
+              <w:left w:w="144" w:type="dxa"/>
+              <w:bottom w:w="72" w:type="dxa"/>
+              <w:right w:w="144" w:type="dxa"/>
+            </w:tcMar>
+          </w:tcPr>
+          <w:p>
+            <w:pPr>
+              <w:spacing w:after="0"/>
+              <w:jc w:val="center"/>
+              <w:rPr>
+                <w:rFonts w:ascii="Tahoma" w:eastAsia="DengXian" w:hAnsi="Tahoma" w:cs="Tahoma"/>
+                <w:color w:val="000000" w:themeColor="text1"/>
+                <w:szCs w:val="20"/>
+                <w:lang w:eastAsia="zh-CN"/>
+                <w14:ligatures w14:val="standardContextual"/>
+              </w:rPr>
+            </w:pPr>
+            <w:r>
+              <w:rPr>
+                <w:rFonts w:ascii="Tahoma" w:eastAsia="DengXian" w:hAnsi="Tahoma" w:cs="Tahoma"/>
+                <w:color w:val="000000" w:themeColor="text1"/>
+                <w:szCs w:val="20"/>
+                <w:lang w:eastAsia="zh-CN"/>
+                <w14:ligatures w14:val="standardContextual"/>
+              </w:rPr>
+              <w:t>Noise figure</w:t>
+            </w:r>
+          </w:p>
+        </w:tc>
+        <w:tc>
+          <w:tcPr>
+            <w:tcW w:w="4288" w:type="dxa"/>
+            <w:tcBorders>
+              <w:top w:val="single" w:sz="8" w:space="0" w:color="FFFFFF"/>
+              <w:left w:val="single" w:sz="8" w:space="0" w:color="FFFFFF"/>
+              <w:bottom w:val="single" w:sz="8" w:space="0" w:color="FFFFFF"/>
+              <w:right w:val="single" w:sz="8" w:space="0" w:color="FFFFFF"/>
+            </w:tcBorders>
+            <w:shd w:val="clear" w:color="auto" w:fill="F3F9FA"/>
+            <w:tcMar>
+              <w:top w:w="72" w:type="dxa"/>
+              <w:left w:w="144" w:type="dxa"/>
+              <w:bottom w:w="72" w:type="dxa"/>
+              <w:right w:w="144" w:type="dxa"/>
+            </w:tcMar>
+          </w:tcPr>
+          <w:p>
+            <w:pPr>
+              <w:spacing w:after="0"/>
+              <w:jc w:val="center"/>
+              <w:rPr>
+                <w:rFonts w:ascii="Tahoma" w:eastAsia="DengXian" w:hAnsi="Tahoma" w:cs="Tahoma"/>
+                <w:color w:val="000000" w:themeColor="text1"/>
+                <w:szCs w:val="20"/>
+                <w:lang w:eastAsia="zh-CN"/>
+                <w14:ligatures w14:val="standardContextual"/>
+              </w:rPr>
+            </w:pPr>
+            <w:r>
+              <w:rPr>
+                <w:rFonts w:ascii="Tahoma" w:eastAsia="DengXian" w:hAnsi="Tahoma" w:cs="Tahoma"/>
+                <w:color w:val="000000" w:themeColor="text1"/>
+                <w:szCs w:val="20"/>
+                <w:lang w:eastAsia="zh-CN"/>
+                <w14:ligatures w14:val="standardContextual"/>
+              </w:rPr>
+              <w:t>9 dB</w:t>
+            </w:r>
+          </w:p>
+        </w:tc>
+      </w:tr>
+      <w:tr>
+        <w:trPr>
+          <w:trHeight w:val="242"/>
+        </w:trPr>
+        <w:tc>
+          <w:tcPr>
+            <w:tcW w:w="4253" w:type="dxa"/>
+            <w:tcBorders>
+              <w:top w:val="single" w:sz="8" w:space="0" w:color="FFFFFF"/>
+              <w:left w:val="single" w:sz="8" w:space="0" w:color="FFFFFF"/>
+              <w:bottom w:val="single" w:sz="8" w:space="0" w:color="FFFFFF"/>
+              <w:right w:val="single" w:sz="8" w:space="0" w:color="FFFFFF"/>
+            </w:tcBorders>
+            <w:shd w:val="clear" w:color="auto" w:fill="F3F9FA"/>
+            <w:tcMar>
+              <w:top w:w="72" w:type="dxa"/>
+              <w:left w:w="144" w:type="dxa"/>
+              <w:bottom w:w="72" w:type="dxa"/>
+              <w:right w:w="144" w:type="dxa"/>
+            </w:tcMar>
+          </w:tcPr>
+          <w:p>
+            <w:pPr>
+              <w:spacing w:after="0"/>
+              <w:jc w:val="center"/>
+              <w:rPr>
+                <w:rFonts w:ascii="Tahoma" w:eastAsia="DengXian" w:hAnsi="Tahoma" w:cs="Tahoma"/>
+                <w:color w:val="000000" w:themeColor="text1"/>
+                <w:szCs w:val="20"/>
+                <w:lang w:eastAsia="zh-CN"/>
+                <w14:ligatures w14:val="standardContextual"/>
+              </w:rPr>
+            </w:pPr>
+            <w:r>
+              <w:rPr>
+                <w:rFonts w:ascii="Tahoma" w:eastAsia="DengXian" w:hAnsi="Tahoma" w:cs="Tahoma" w:hint="eastAsia"/>
+                <w:color w:val="000000" w:themeColor="text1"/>
+                <w:szCs w:val="20"/>
+                <w:lang w:eastAsia="zh-CN"/>
+                <w14:ligatures w14:val="standardContextual"/>
+              </w:rPr>
+              <w:t>M</w:t>
+            </w:r>
+            <w:r>
+              <w:rPr>
+                <w:rFonts w:ascii="Tahoma" w:eastAsia="DengXian" w:hAnsi="Tahoma" w:cs="Tahoma"/>
+                <w:color w:val="000000" w:themeColor="text1"/>
+                <w:szCs w:val="20"/>
+                <w:lang w:eastAsia="zh-CN"/>
+                <w14:ligatures w14:val="standardContextual"/>
+              </w:rPr>
+              <w:t>CS</w:t>
+            </w:r>
+          </w:p>
+        </w:tc>
+        <w:tc>
+          <w:tcPr>
+            <w:tcW w:w="4288" w:type="dxa"/>
+            <w:tcBorders>
+              <w:top w:val="single" w:sz="8" w:space="0" w:color="FFFFFF"/>
+              <w:left w:val="single" w:sz="8" w:space="0" w:color="FFFFFF"/>
+              <w:bottom w:val="single" w:sz="8" w:space="0" w:color="FFFFFF"/>
+              <w:right w:val="single" w:sz="8" w:space="0" w:color="FFFFFF"/>
+            </w:tcBorders>
+            <w:shd w:val="clear" w:color="auto" w:fill="F3F9FA"/>
+            <w:tcMar>
+              <w:top w:w="72" w:type="dxa"/>
+              <w:left w:w="144" w:type="dxa"/>
+              <w:bottom w:w="72" w:type="dxa"/>
+              <w:right w:w="144" w:type="dxa"/>
+            </w:tcMar>
+          </w:tcPr>
+          <w:p>
+            <w:pPr>
+              <w:spacing w:after="0"/>
+              <w:jc w:val="center"/>
+              <w:rPr>
+                <w:rFonts w:ascii="Tahoma" w:eastAsia="DengXian" w:hAnsi="Tahoma" w:cs="Tahoma"/>
+                <w:color w:val="000000" w:themeColor="text1"/>
+                <w:szCs w:val="20"/>
+                <w:lang w:eastAsia="zh-CN"/>
+                <w14:ligatures w14:val="standardContextual"/>
+              </w:rPr>
+            </w:pPr>
+            <w:r>
+              <w:rPr>
+                <w:rFonts w:ascii="Tahoma" w:eastAsia="DengXian" w:hAnsi="Tahoma" w:cs="Tahoma" w:hint="eastAsia"/>
+                <w:color w:val="000000" w:themeColor="text1"/>
+                <w:szCs w:val="20"/>
+                <w:lang w:eastAsia="zh-CN"/>
+                <w14:ligatures w14:val="standardContextual"/>
+              </w:rPr>
+              <w:t>4</w:t>
+            </w:r>
+            <w:r>
+              <w:rPr>
+                <w:rFonts w:ascii="Tahoma" w:eastAsia="DengXian" w:hAnsi="Tahoma" w:cs="Tahoma"/>
+                <w:color w:val="000000" w:themeColor="text1"/>
+                <w:szCs w:val="20"/>
+                <w:lang w:eastAsia="zh-CN"/>
+                <w14:ligatures w14:val="standardContextual"/>
+              </w:rPr>
+              <w:t>/7</w:t>
+            </w:r>
+          </w:p>
+        </w:tc>
+      </w:tr>
+    </w:tbl>
+    <w:p>
+      <w:pPr>
+        <w:pStyle w:val="ListParagraph"/>
+        <w:numPr>
+          <w:ilvl w:val="2"/>
+          <w:numId w:val="2"/>
+        </w:numPr>
+        <w:spacing w:before="240"/>
+        <w:ind w:leftChars="0"/>
+        <w:rPr>
+          <w:rFonts w:ascii="Tahoma" w:eastAsia="DengXian" w:hAnsi="Tahoma" w:cs="Tahoma"/>
+          <w:color w:val="000000" w:themeColor="text1"/>
+          <w:sz w:val="24"/>
+          <w:szCs w:val="24"/>
+          <w:lang w:eastAsia="zh-CN"/>
+        </w:rPr>
+      </w:pPr>
+      <w:r>
+        <w:rPr>
+          <w:rFonts w:ascii="Tahoma" w:eastAsia="DengXian" w:hAnsi="Tahoma" w:cs="Tahoma"/>
+          <w:color w:val="000000" w:themeColor="text1"/>
+          <w:sz w:val="24"/>
+          <w:szCs w:val="24"/>
+          <w:lang w:eastAsia="zh-CN"/>
+        </w:rPr>
+        <w:t xml:space="preserve"> </w:t>
+      </w:r>
+      <w:r>
+        <w:rPr>
+          <w:rFonts w:ascii="Tahoma" w:eastAsia="DengXian" w:hAnsi="Tahoma" w:cs="Tahoma" w:hint="eastAsia"/>
+          <w:color w:val="000000" w:themeColor="text1"/>
+          <w:sz w:val="24"/>
+          <w:szCs w:val="24"/>
+          <w:lang w:eastAsia="zh-CN"/>
+        </w:rPr>
+        <w:t>Result</w:t>
+      </w:r>
+      <w:r>
+        <w:rPr>
+          <w:rFonts w:ascii="Tahoma" w:eastAsia="DengXian" w:hAnsi="Tahoma" w:cs="Tahoma"/>
+          <w:color w:val="000000" w:themeColor="text1"/>
+          <w:sz w:val="24"/>
+          <w:szCs w:val="24"/>
+          <w:lang w:eastAsia="zh-CN"/>
+        </w:rPr>
+        <w:t xml:space="preserve"> Discussions</w:t>
+      </w:r>
+    </w:p>
+    <w:p>
+      <w:pPr>
+        <w:pStyle w:val="ListParagraph"/>
         <w:numPr>
           <w:ilvl w:val="0"/>
           <w:numId w:val="4"/>

--- a/C-3-7-5-1_[Technical Document] IHU_MTRL-2022-5GV2X-Srvc_TR01_Ultra-fast_V2X_Side_Link_Open-Loop_Power_Control_Performance_Verification_Report.docx
+++ b/C-3-7-5-1_[Technical Document] IHU_MTRL-2022-5GV2X-Srvc_TR01_Ultra-fast_V2X_Side_Link_Open-Loop_Power_Control_Performance_Verification_Report.docx
@@ -10733,6 +10733,144 @@
     </w:p>
     <w:p>
       <w:pPr>
+        <w:jc w:val="center"/>
+        <w:rPr>
+          <w:rFonts w:ascii="Tahoma" w:eastAsia="DengXian" w:hAnsi="Tahoma" w:cs="Tahoma"/>
+          <w:color w:val="FF0000"/>
+          <w:sz w:val="24"/>
+          <w:szCs w:val="24"/>
+          <w:lang w:eastAsia="zh-CN"/>
+        </w:rPr>
+      </w:pPr>
+      <w:r>
+        <w:rPr>
+          <w:noProof/>
+        </w:rPr>
+        <w:lastRenderedPageBreak/>
+        <w:drawing>
+          <wp:inline distT="0" distB="0" distL="0" distR="0" wp14:anchorId="417A0FF7" wp14:editId="02C34615">
+            <wp:extent cx="4082620" cy="3061965"/>
+            <wp:effectExtent l="0" t="0" r="0" b="5715"/>
+            <wp:docPr id="12" name="图片 12"/>
+            <wp:cNvGraphicFramePr>
+              <a:graphicFrameLocks xmlns:a="http://schemas.openxmlformats.org/drawingml/2006/main" noChangeAspect="1"/>
+            </wp:cNvGraphicFramePr>
+            <a:graphic xmlns:a="http://schemas.openxmlformats.org/drawingml/2006/main">
+              <a:graphicData uri="http://schemas.openxmlformats.org/drawingml/2006/picture">
+                <pic:pic xmlns:pic="http://schemas.openxmlformats.org/drawingml/2006/picture">
+                  <pic:nvPicPr>
+                    <pic:cNvPr id="12" name="图片 12"/>
+                    <pic:cNvPicPr/>
+                  </pic:nvPicPr>
+                  <pic:blipFill>
+                    <a:blip r:embed="rId16">
+                      <a:extLst>
+                        <a:ext uri="{28A0092B-C50C-407E-A947-70E740481C1C}">
+                          <a14:useLocalDpi xmlns:a14="http://schemas.microsoft.com/office/drawing/2010/main" val="0"/>
+                        </a:ext>
+                        <a:ext uri="{96DAC541-7B7A-43D3-8B79-37D633B846F1}">
+                          <asvg:svgBlip xmlns:asvg="http://schemas.microsoft.com/office/drawing/2016/SVG/main" r:embed="rId17"/>
+                        </a:ext>
+                      </a:extLst>
+                    </a:blip>
+                    <a:stretch>
+                      <a:fillRect/>
+                    </a:stretch>
+                  </pic:blipFill>
+                  <pic:spPr>
+                    <a:xfrm>
+                      <a:off x="0" y="0"/>
+                      <a:ext cx="4082620" cy="3061965"/>
+                    </a:xfrm>
+                    <a:prstGeom prst="rect">
+                      <a:avLst/>
+                    </a:prstGeom>
+                  </pic:spPr>
+                </pic:pic>
+              </a:graphicData>
+            </a:graphic>
+          </wp:inline>
+        </w:drawing>
+      </w:r>
+    </w:p>
+    <w:p>
+      <w:pPr>
+        <w:jc w:val="center"/>
+        <w:rPr>
+          <w:rFonts w:ascii="Tahoma" w:eastAsia="맑은 고딕" w:hAnsi="Tahoma" w:cs="Tahoma"/>
+          <w:color w:val="000000" w:themeColor="text1"/>
+          <w:sz w:val="18"/>
+          <w:szCs w:val="18"/>
+          <w14:ligatures w14:val="standardContextual"/>
+        </w:rPr>
+      </w:pPr>
+      <w:r>
+        <w:rPr>
+          <w:rFonts w:ascii="Tahoma" w:eastAsia="맑은 고딕" w:hAnsi="Tahoma" w:cs="Tahoma"/>
+          <w:color w:val="000000" w:themeColor="text1"/>
+          <w:kern w:val="24"/>
+          <w:sz w:val="18"/>
+          <w:szCs w:val="18"/>
+          <w14:ligatures w14:val="standardContextual"/>
+        </w:rPr>
+        <w:t xml:space="preserve">&lt; </w:t>
+      </w:r>
+      <w:r>
+        <w:rPr>
+          <w:rFonts w:ascii="Tahoma" w:eastAsia="맑은 고딕" w:hAnsi="Tahoma" w:cs="Tahoma"/>
+          <w:color w:val="000000" w:themeColor="text1"/>
+          <w:kern w:val="24"/>
+          <w:sz w:val="18"/>
+          <w:szCs w:val="18"/>
+          <w14:ligatures w14:val="standardContextual"/>
+        </w:rPr>
+        <w:t xml:space="preserve">Fig.6: </w:t>
+      </w:r>
+      <w:r>
+        <w:rPr>
+          <w:rFonts w:ascii="Tahoma" w:eastAsia="맑은 고딕" w:hAnsi="Tahoma" w:cs="Tahoma"/>
+          <w:color w:val="000000" w:themeColor="text1"/>
+          <w:kern w:val="24"/>
+          <w:sz w:val="18"/>
+          <w:szCs w:val="18"/>
+          <w14:ligatures w14:val="standardContextual"/>
+        </w:rPr>
+        <w:t>Performance PER vs. Distance</w:t>
+      </w:r>
+      <w:r>
+        <w:rPr>
+          <w:rFonts w:ascii="Tahoma" w:eastAsia="맑은 고딕" w:hAnsi="Tahoma" w:cs="Tahoma"/>
+          <w:color w:val="000000" w:themeColor="text1"/>
+          <w:kern w:val="24"/>
+          <w:sz w:val="18"/>
+          <w:szCs w:val="18"/>
+          <w14:ligatures w14:val="standardContextual"/>
+        </w:rPr>
+        <w:t xml:space="preserve"> in Highway scenario with vehicle density = 200</w:t>
+      </w:r>
+      <w:r>
+        <w:rPr>
+          <w:rFonts w:ascii="Tahoma" w:eastAsia="맑은 고딕" w:hAnsi="Tahoma" w:cs="Tahoma"/>
+          <w:color w:val="000000" w:themeColor="text1"/>
+          <w:sz w:val="18"/>
+          <w:szCs w:val="18"/>
+          <w14:ligatures w14:val="standardContextual"/>
+        </w:rPr>
+        <w:t xml:space="preserve"> </w:t>
+      </w:r>
+      <w:r>
+        <w:rPr>
+          <w:rFonts w:ascii="Tahoma" w:eastAsia="맑은 고딕" w:hAnsi="Tahoma" w:cs="Tahoma"/>
+          <w:color w:val="000000" w:themeColor="text1"/>
+          <w:sz w:val="18"/>
+          <w:szCs w:val="18"/>
+          <w14:ligatures w14:val="standardContextual"/>
+        </w:rPr>
+        <w:t>&gt;</w:t>
+      </w:r>
+    </w:p>
+    <w:p>
+      <w:pPr>
         <w:pStyle w:val="ListParagraph"/>
         <w:numPr>
           <w:ilvl w:val="0"/>
@@ -10741,6 +10879,768 @@
         <w:ind w:leftChars="0"/>
         <w:rPr>
           <w:rFonts w:ascii="Tahoma" w:eastAsia="DengXian" w:hAnsi="Tahoma" w:cs="Tahoma"/>
+          <w:color w:val="000000" w:themeColor="text1"/>
+          <w:sz w:val="24"/>
+          <w:szCs w:val="24"/>
+          <w:lang w:eastAsia="zh-CN"/>
+        </w:rPr>
+      </w:pPr>
+      <w:r>
+        <w:rPr>
+          <w:rFonts w:ascii="Tahoma" w:eastAsia="DengXian" w:hAnsi="Tahoma" w:cs="Tahoma"/>
+          <w:color w:val="000000" w:themeColor="text1"/>
+          <w:sz w:val="24"/>
+          <w:szCs w:val="24"/>
+          <w:lang w:eastAsia="zh-CN"/>
+        </w:rPr>
+        <w:t>The</w:t>
+      </w:r>
+      <w:r>
+        <w:rPr>
+          <w:rFonts w:ascii="Tahoma" w:eastAsia="DengXian" w:hAnsi="Tahoma" w:cs="Tahoma"/>
+          <w:color w:val="000000" w:themeColor="text1"/>
+          <w:sz w:val="24"/>
+          <w:szCs w:val="24"/>
+          <w:lang w:eastAsia="zh-CN"/>
+        </w:rPr>
+        <w:t xml:space="preserve"> </w:t>
+      </w:r>
+      <w:r>
+        <w:rPr>
+          <w:rFonts w:ascii="Tahoma" w:eastAsia="DengXian" w:hAnsi="Tahoma" w:cs="Tahoma"/>
+          <w:color w:val="000000" w:themeColor="text1"/>
+          <w:sz w:val="24"/>
+          <w:szCs w:val="24"/>
+          <w:lang w:eastAsia="zh-CN"/>
+        </w:rPr>
+        <w:t xml:space="preserve">PRR performance under fixed vehicle density </w:t>
+      </w:r>
+      <w:r>
+        <w:rPr>
+          <w:rFonts w:ascii="Tahoma" w:eastAsia="DengXian" w:hAnsi="Tahoma" w:cs="Tahoma"/>
+          <w:color w:val="000000" w:themeColor="text1"/>
+          <w:sz w:val="24"/>
+          <w:szCs w:val="24"/>
+          <w:lang w:eastAsia="zh-CN"/>
+        </w:rPr>
+        <w:t xml:space="preserve">= 200 </w:t>
+      </w:r>
+      <w:r>
+        <w:rPr>
+          <w:rFonts w:ascii="Tahoma" w:eastAsia="DengXian" w:hAnsi="Tahoma" w:cs="Tahoma"/>
+          <w:color w:val="000000" w:themeColor="text1"/>
+          <w:sz w:val="24"/>
+          <w:szCs w:val="24"/>
+          <w:lang w:eastAsia="zh-CN"/>
+        </w:rPr>
+        <w:t>conditions in a highway environment.</w:t>
+      </w:r>
+    </w:p>
+    <w:p>
+      <w:pPr>
+        <w:pStyle w:val="ListParagraph"/>
+        <w:numPr>
+          <w:ilvl w:val="0"/>
+          <w:numId w:val="4"/>
+        </w:numPr>
+        <w:ind w:leftChars="0"/>
+        <w:rPr>
+          <w:rFonts w:ascii="Tahoma" w:eastAsia="DengXian" w:hAnsi="Tahoma" w:cs="Tahoma"/>
+          <w:color w:val="000000" w:themeColor="text1"/>
+          <w:sz w:val="24"/>
+          <w:szCs w:val="24"/>
+          <w:lang w:eastAsia="zh-CN"/>
+        </w:rPr>
+      </w:pPr>
+      <w:r>
+        <w:rPr>
+          <w:rFonts w:ascii="Tahoma" w:eastAsia="DengXian" w:hAnsi="Tahoma" w:cs="Tahoma"/>
+          <w:color w:val="000000" w:themeColor="text1"/>
+          <w:sz w:val="24"/>
+          <w:szCs w:val="24"/>
+          <w:lang w:eastAsia="zh-CN"/>
+        </w:rPr>
+        <w:t>As a comparison, the original OLPC scheme, different Tx power and the</w:t>
+      </w:r>
+      <w:r>
+        <w:t xml:space="preserve"> </w:t>
+      </w:r>
+      <w:r>
+        <w:rPr>
+          <w:rFonts w:ascii="Tahoma" w:eastAsia="DengXian" w:hAnsi="Tahoma" w:cs="Tahoma"/>
+          <w:color w:val="000000" w:themeColor="text1"/>
+          <w:sz w:val="24"/>
+          <w:szCs w:val="24"/>
+          <w:lang w:eastAsia="zh-CN"/>
+        </w:rPr>
+        <w:t xml:space="preserve">proposed AS-OLPC algorithm are compared, as shown in Figure </w:t>
+      </w:r>
+      <w:r>
+        <w:rPr>
+          <w:rFonts w:ascii="Tahoma" w:eastAsia="DengXian" w:hAnsi="Tahoma" w:cs="Tahoma"/>
+          <w:color w:val="000000" w:themeColor="text1"/>
+          <w:sz w:val="24"/>
+          <w:szCs w:val="24"/>
+          <w:lang w:eastAsia="zh-CN"/>
+        </w:rPr>
+        <w:t>6</w:t>
+      </w:r>
+      <w:r>
+        <w:rPr>
+          <w:rFonts w:ascii="Tahoma" w:eastAsia="DengXian" w:hAnsi="Tahoma" w:cs="Tahoma"/>
+          <w:color w:val="000000" w:themeColor="text1"/>
+          <w:sz w:val="24"/>
+          <w:szCs w:val="24"/>
+          <w:lang w:eastAsia="zh-CN"/>
+        </w:rPr>
+        <w:t>.</w:t>
+      </w:r>
+    </w:p>
+    <w:p>
+      <w:pPr>
+        <w:pStyle w:val="ListParagraph"/>
+        <w:numPr>
+          <w:ilvl w:val="0"/>
+          <w:numId w:val="4"/>
+        </w:numPr>
+        <w:ind w:leftChars="0"/>
+        <w:rPr>
+          <w:rFonts w:ascii="Tahoma" w:eastAsia="DengXian" w:hAnsi="Tahoma" w:cs="Tahoma"/>
+          <w:color w:val="000000" w:themeColor="text1"/>
+          <w:sz w:val="24"/>
+          <w:szCs w:val="24"/>
+          <w:lang w:eastAsia="zh-CN"/>
+        </w:rPr>
+      </w:pPr>
+      <w:r>
+        <w:rPr>
+          <w:rFonts w:ascii="Tahoma" w:eastAsia="DengXian" w:hAnsi="Tahoma" w:cs="Tahoma"/>
+          <w:color w:val="000000" w:themeColor="text1"/>
+          <w:sz w:val="24"/>
+          <w:szCs w:val="24"/>
+          <w:lang w:eastAsia="zh-CN"/>
+        </w:rPr>
+        <w:t>At</w:t>
+      </w:r>
+      <w:r>
+        <w:rPr>
+          <w:rFonts w:ascii="Tahoma" w:eastAsia="DengXian" w:hAnsi="Tahoma" w:cs="Tahoma"/>
+          <w:color w:val="000000" w:themeColor="text1"/>
+          <w:sz w:val="24"/>
+          <w:szCs w:val="24"/>
+          <w:lang w:eastAsia="zh-CN"/>
+        </w:rPr>
+        <w:t xml:space="preserve"> </w:t>
+      </w:r>
+      <w:r>
+        <w:rPr>
+          <w:rFonts w:ascii="Tahoma" w:eastAsia="DengXian" w:hAnsi="Tahoma" w:cs="Tahoma"/>
+          <w:color w:val="000000" w:themeColor="text1"/>
+          <w:sz w:val="24"/>
+          <w:szCs w:val="24"/>
+          <w:lang w:eastAsia="zh-CN"/>
+        </w:rPr>
+        <w:t xml:space="preserve">close range, high Tx power results in worse channel reliability. Currently, higher Tx power causes higher interference levels. </w:t>
+      </w:r>
+    </w:p>
+    <w:p>
+      <w:pPr>
+        <w:pStyle w:val="ListParagraph"/>
+        <w:numPr>
+          <w:ilvl w:val="0"/>
+          <w:numId w:val="4"/>
+        </w:numPr>
+        <w:ind w:leftChars="0"/>
+        <w:rPr>
+          <w:rFonts w:ascii="Tahoma" w:eastAsia="DengXian" w:hAnsi="Tahoma" w:cs="Tahoma"/>
+          <w:color w:val="000000" w:themeColor="text1"/>
+          <w:sz w:val="24"/>
+          <w:szCs w:val="24"/>
+          <w:lang w:eastAsia="zh-CN"/>
+        </w:rPr>
+      </w:pPr>
+      <w:r>
+        <w:rPr>
+          <w:rFonts w:ascii="Tahoma" w:eastAsia="DengXian" w:hAnsi="Tahoma" w:cs="Tahoma"/>
+          <w:color w:val="000000" w:themeColor="text1"/>
+          <w:sz w:val="24"/>
+          <w:szCs w:val="24"/>
+          <w:lang w:eastAsia="zh-CN"/>
+        </w:rPr>
+        <w:t>On the contrary, AS-OLPC is in the initialization Tx power state, that is, Tx power = 10 dBm, so the proposed OLPC performance curve overlaps with the Tx power = 10 dBm curve.</w:t>
+      </w:r>
+    </w:p>
+    <w:p>
+      <w:pPr>
+        <w:pStyle w:val="ListParagraph"/>
+        <w:numPr>
+          <w:ilvl w:val="0"/>
+          <w:numId w:val="4"/>
+        </w:numPr>
+        <w:ind w:leftChars="0"/>
+        <w:rPr>
+          <w:rFonts w:ascii="Tahoma" w:eastAsia="DengXian" w:hAnsi="Tahoma" w:cs="Tahoma"/>
+          <w:color w:val="000000" w:themeColor="text1"/>
+          <w:sz w:val="24"/>
+          <w:szCs w:val="24"/>
+          <w:lang w:eastAsia="zh-CN"/>
+        </w:rPr>
+      </w:pPr>
+      <w:r>
+        <w:rPr>
+          <w:rFonts w:ascii="Tahoma" w:eastAsia="DengXian" w:hAnsi="Tahoma" w:cs="Tahoma"/>
+          <w:color w:val="000000" w:themeColor="text1"/>
+          <w:sz w:val="24"/>
+          <w:szCs w:val="24"/>
+          <w:lang w:eastAsia="zh-CN"/>
+        </w:rPr>
+        <w:t>In the case of long distance, because low Tx power cannot support effective packet transmission distance, PRR gradually decreases, and the gain of high Tx power on transmission distance is reflected.</w:t>
+      </w:r>
+    </w:p>
+    <w:p>
+      <w:pPr>
+        <w:pStyle w:val="ListParagraph"/>
+        <w:numPr>
+          <w:ilvl w:val="0"/>
+          <w:numId w:val="4"/>
+        </w:numPr>
+        <w:ind w:leftChars="0"/>
+        <w:rPr>
+          <w:rFonts w:ascii="Tahoma" w:eastAsia="DengXian" w:hAnsi="Tahoma" w:cs="Tahoma"/>
+          <w:color w:val="000000" w:themeColor="text1"/>
+          <w:sz w:val="24"/>
+          <w:szCs w:val="24"/>
+          <w:lang w:eastAsia="zh-CN"/>
+        </w:rPr>
+      </w:pPr>
+      <w:r>
+        <w:rPr>
+          <w:rFonts w:ascii="Tahoma" w:eastAsia="DengXian" w:hAnsi="Tahoma" w:cs="Tahoma"/>
+          <w:color w:val="000000" w:themeColor="text1"/>
+          <w:sz w:val="24"/>
+          <w:szCs w:val="24"/>
+          <w:lang w:eastAsia="zh-CN"/>
+        </w:rPr>
+        <w:t>Currently, the proposed OLPC starts to gradually increase the Tx power until the Tx power is equal to the maximum value, so the PRR performance of the proposed OLPC gradually moves closer to Tx power = 23 dBm.</w:t>
+      </w:r>
+    </w:p>
+    <w:p>
+      <w:pPr>
+        <w:pStyle w:val="ListParagraph"/>
+        <w:numPr>
+          <w:ilvl w:val="0"/>
+          <w:numId w:val="4"/>
+        </w:numPr>
+        <w:ind w:leftChars="0"/>
+        <w:rPr>
+          <w:rFonts w:ascii="Tahoma" w:eastAsia="DengXian" w:hAnsi="Tahoma" w:cs="Tahoma"/>
+          <w:color w:val="000000" w:themeColor="text1"/>
+          <w:sz w:val="24"/>
+          <w:szCs w:val="24"/>
+          <w:lang w:eastAsia="zh-CN"/>
+        </w:rPr>
+      </w:pPr>
+      <w:r>
+        <w:rPr>
+          <w:rFonts w:ascii="Tahoma" w:eastAsia="DengXian" w:hAnsi="Tahoma" w:cs="Tahoma"/>
+          <w:color w:val="000000" w:themeColor="text1"/>
+          <w:sz w:val="24"/>
+          <w:szCs w:val="24"/>
+          <w:lang w:eastAsia="zh-CN"/>
+        </w:rPr>
+        <w:t xml:space="preserve">And </w:t>
+      </w:r>
+      <w:proofErr w:type="gramStart"/>
+      <w:r>
+        <w:rPr>
+          <w:rFonts w:ascii="Tahoma" w:eastAsia="DengXian" w:hAnsi="Tahoma" w:cs="Tahoma"/>
+          <w:color w:val="000000" w:themeColor="text1"/>
+          <w:sz w:val="24"/>
+          <w:szCs w:val="24"/>
+          <w:lang w:eastAsia="zh-CN"/>
+        </w:rPr>
+        <w:t>it can be seen that the</w:t>
+      </w:r>
+      <w:proofErr w:type="gramEnd"/>
+      <w:r>
+        <w:rPr>
+          <w:rFonts w:ascii="Tahoma" w:eastAsia="DengXian" w:hAnsi="Tahoma" w:cs="Tahoma"/>
+          <w:color w:val="000000" w:themeColor="text1"/>
+          <w:sz w:val="24"/>
+          <w:szCs w:val="24"/>
+          <w:lang w:eastAsia="zh-CN"/>
+        </w:rPr>
+        <w:t xml:space="preserve"> performance of the proposed OLPC is always better than the predetermined power control algorithm.</w:t>
+      </w:r>
+    </w:p>
+    <w:p>
+      <w:pPr>
+        <w:pStyle w:val="ListParagraph"/>
+        <w:numPr>
+          <w:ilvl w:val="0"/>
+          <w:numId w:val="4"/>
+        </w:numPr>
+        <w:ind w:leftChars="0"/>
+        <w:rPr>
+          <w:rFonts w:ascii="Tahoma" w:eastAsia="DengXian" w:hAnsi="Tahoma" w:cs="Tahoma"/>
+          <w:color w:val="000000" w:themeColor="text1"/>
+          <w:sz w:val="24"/>
+          <w:szCs w:val="24"/>
+          <w:lang w:eastAsia="zh-CN"/>
+        </w:rPr>
+      </w:pPr>
+      <w:r>
+        <w:rPr>
+          <w:rFonts w:ascii="Tahoma" w:eastAsia="DengXian" w:hAnsi="Tahoma" w:cs="Tahoma"/>
+          <w:color w:val="000000" w:themeColor="text1"/>
+          <w:sz w:val="24"/>
+          <w:szCs w:val="24"/>
+          <w:lang w:eastAsia="zh-CN"/>
+        </w:rPr>
+        <w:br w:type="page"/>
+      </w:r>
+    </w:p>
+    <w:p>
+      <w:pPr>
+        <w:pStyle w:val="ListParagraph"/>
+        <w:ind w:leftChars="0" w:left="927"/>
+        <w:jc w:val="center"/>
+        <w:rPr>
+          <w:rFonts w:ascii="Tahoma" w:eastAsia="DengXian" w:hAnsi="Tahoma" w:cs="Tahoma"/>
+          <w:color w:val="000000" w:themeColor="text1"/>
+          <w:sz w:val="24"/>
+          <w:szCs w:val="24"/>
+          <w:lang w:eastAsia="zh-CN"/>
+        </w:rPr>
+      </w:pPr>
+      <w:r>
+        <w:rPr>
+          <w:noProof/>
+        </w:rPr>
+        <w:lastRenderedPageBreak/>
+        <w:drawing>
+          <wp:inline distT="0" distB="0" distL="0" distR="0" wp14:anchorId="186454D2" wp14:editId="5C16B0D1">
+            <wp:extent cx="4082620" cy="3061965"/>
+            <wp:effectExtent l="0" t="0" r="0" b="5715"/>
+            <wp:docPr id="831640773" name="图形 831640773"/>
+            <wp:cNvGraphicFramePr>
+              <a:graphicFrameLocks xmlns:a="http://schemas.openxmlformats.org/drawingml/2006/main" noChangeAspect="1"/>
+            </wp:cNvGraphicFramePr>
+            <a:graphic xmlns:a="http://schemas.openxmlformats.org/drawingml/2006/main">
+              <a:graphicData uri="http://schemas.openxmlformats.org/drawingml/2006/picture">
+                <pic:pic xmlns:pic="http://schemas.openxmlformats.org/drawingml/2006/picture">
+                  <pic:nvPicPr>
+                    <pic:cNvPr id="831640773" name="图形 831640773"/>
+                    <pic:cNvPicPr/>
+                  </pic:nvPicPr>
+                  <pic:blipFill>
+                    <a:blip r:embed="rId18">
+                      <a:extLst>
+                        <a:ext uri="{28A0092B-C50C-407E-A947-70E740481C1C}">
+                          <a14:useLocalDpi xmlns:a14="http://schemas.microsoft.com/office/drawing/2010/main" val="0"/>
+                        </a:ext>
+                        <a:ext uri="{96DAC541-7B7A-43D3-8B79-37D633B846F1}">
+                          <asvg:svgBlip xmlns:asvg="http://schemas.microsoft.com/office/drawing/2016/SVG/main" r:embed="rId19"/>
+                        </a:ext>
+                      </a:extLst>
+                    </a:blip>
+                    <a:stretch>
+                      <a:fillRect/>
+                    </a:stretch>
+                  </pic:blipFill>
+                  <pic:spPr>
+                    <a:xfrm>
+                      <a:off x="0" y="0"/>
+                      <a:ext cx="4082620" cy="3061965"/>
+                    </a:xfrm>
+                    <a:prstGeom prst="rect">
+                      <a:avLst/>
+                    </a:prstGeom>
+                  </pic:spPr>
+                </pic:pic>
+              </a:graphicData>
+            </a:graphic>
+          </wp:inline>
+        </w:drawing>
+      </w:r>
+    </w:p>
+    <w:p>
+      <w:pPr>
+        <w:jc w:val="center"/>
+        <w:rPr>
+          <w:rFonts w:ascii="Tahoma" w:eastAsia="맑은 고딕" w:hAnsi="Tahoma" w:cs="Tahoma"/>
+          <w:color w:val="000000" w:themeColor="text1"/>
+          <w:sz w:val="18"/>
+          <w:szCs w:val="18"/>
+          <w14:ligatures w14:val="standardContextual"/>
+        </w:rPr>
+      </w:pPr>
+      <w:r>
+        <w:rPr>
+          <w:rFonts w:ascii="Tahoma" w:eastAsia="맑은 고딕" w:hAnsi="Tahoma" w:cs="Tahoma"/>
+          <w:color w:val="000000" w:themeColor="text1"/>
+          <w:kern w:val="24"/>
+          <w:sz w:val="18"/>
+          <w:szCs w:val="18"/>
+          <w14:ligatures w14:val="standardContextual"/>
+        </w:rPr>
+        <w:t xml:space="preserve">&lt; </w:t>
+      </w:r>
+      <w:r>
+        <w:rPr>
+          <w:rFonts w:ascii="Tahoma" w:eastAsia="맑은 고딕" w:hAnsi="Tahoma" w:cs="Tahoma"/>
+          <w:color w:val="000000" w:themeColor="text1"/>
+          <w:kern w:val="24"/>
+          <w:sz w:val="18"/>
+          <w:szCs w:val="18"/>
+          <w14:ligatures w14:val="standardContextual"/>
+        </w:rPr>
+        <w:t xml:space="preserve">Fig.7: </w:t>
+      </w:r>
+      <w:r>
+        <w:rPr>
+          <w:rFonts w:ascii="Tahoma" w:eastAsia="맑은 고딕" w:hAnsi="Tahoma" w:cs="Tahoma"/>
+          <w:color w:val="000000" w:themeColor="text1"/>
+          <w:sz w:val="18"/>
+          <w:szCs w:val="18"/>
+          <w14:ligatures w14:val="standardContextual"/>
+        </w:rPr>
+        <w:t>Performance of AS-OLPC in medium Urban scenario.</w:t>
+      </w:r>
+      <w:r>
+        <w:rPr>
+          <w:rFonts w:ascii="Tahoma" w:eastAsia="맑은 고딕" w:hAnsi="Tahoma" w:cs="Tahoma"/>
+          <w:color w:val="000000" w:themeColor="text1"/>
+          <w:sz w:val="18"/>
+          <w:szCs w:val="18"/>
+          <w14:ligatures w14:val="standardContextual"/>
+        </w:rPr>
+        <w:t>&gt;</w:t>
+      </w:r>
+    </w:p>
+    <w:p>
+      <w:pPr>
+        <w:pStyle w:val="ListParagraph"/>
+        <w:numPr>
+          <w:ilvl w:val="0"/>
+          <w:numId w:val="4"/>
+        </w:numPr>
+        <w:ind w:leftChars="0"/>
+        <w:rPr>
+          <w:rFonts w:ascii="Tahoma" w:eastAsia="DengXian" w:hAnsi="Tahoma" w:cs="Tahoma"/>
+          <w:color w:val="000000" w:themeColor="text1"/>
+          <w:sz w:val="24"/>
+          <w:szCs w:val="24"/>
+          <w:lang w:eastAsia="zh-CN"/>
+        </w:rPr>
+      </w:pPr>
+      <w:r>
+        <w:rPr>
+          <w:rFonts w:ascii="Tahoma" w:eastAsia="DengXian" w:hAnsi="Tahoma" w:cs="Tahoma"/>
+          <w:color w:val="000000" w:themeColor="text1"/>
+          <w:sz w:val="24"/>
+          <w:szCs w:val="24"/>
+          <w:lang w:eastAsia="zh-CN"/>
+        </w:rPr>
+        <w:t xml:space="preserve">Fig.7 shows </w:t>
+      </w:r>
+      <w:r>
+        <w:rPr>
+          <w:rFonts w:ascii="Tahoma" w:eastAsia="DengXian" w:hAnsi="Tahoma" w:cs="Tahoma"/>
+          <w:color w:val="000000" w:themeColor="text1"/>
+          <w:sz w:val="24"/>
+          <w:szCs w:val="24"/>
+          <w:lang w:eastAsia="zh-CN"/>
+        </w:rPr>
+        <w:t>the performance of the proposed OLPC in a medium congested Urban environment comparing different Tx powers.</w:t>
+      </w:r>
+    </w:p>
+    <w:p>
+      <w:pPr>
+        <w:pStyle w:val="ListParagraph"/>
+        <w:numPr>
+          <w:ilvl w:val="0"/>
+          <w:numId w:val="4"/>
+        </w:numPr>
+        <w:ind w:leftChars="0"/>
+        <w:rPr>
+          <w:rFonts w:ascii="Tahoma" w:eastAsia="DengXian" w:hAnsi="Tahoma" w:cs="Tahoma"/>
+          <w:color w:val="000000" w:themeColor="text1"/>
+          <w:sz w:val="24"/>
+          <w:szCs w:val="24"/>
+          <w:lang w:eastAsia="zh-CN"/>
+        </w:rPr>
+      </w:pPr>
+      <w:proofErr w:type="gramStart"/>
+      <w:r>
+        <w:rPr>
+          <w:rFonts w:ascii="Tahoma" w:eastAsia="DengXian" w:hAnsi="Tahoma" w:cs="Tahoma"/>
+          <w:color w:val="000000" w:themeColor="text1"/>
+          <w:sz w:val="24"/>
+          <w:szCs w:val="24"/>
+          <w:lang w:eastAsia="zh-CN"/>
+        </w:rPr>
+        <w:t>Similar to</w:t>
+      </w:r>
+      <w:proofErr w:type="gramEnd"/>
+      <w:r>
+        <w:rPr>
+          <w:rFonts w:ascii="Tahoma" w:eastAsia="DengXian" w:hAnsi="Tahoma" w:cs="Tahoma"/>
+          <w:color w:val="000000" w:themeColor="text1"/>
+          <w:sz w:val="24"/>
+          <w:szCs w:val="24"/>
+          <w:lang w:eastAsia="zh-CN"/>
+        </w:rPr>
+        <w:t xml:space="preserve"> the test in the fixed vehicle density environment, the proposed OLPC performance curve</w:t>
+      </w:r>
+      <w:r>
+        <w:rPr>
+          <w:rFonts w:ascii="Tahoma" w:eastAsia="DengXian" w:hAnsi="Tahoma" w:cs="Tahoma"/>
+          <w:color w:val="000000" w:themeColor="text1"/>
+          <w:sz w:val="24"/>
+          <w:szCs w:val="24"/>
+          <w:lang w:eastAsia="zh-CN"/>
+        </w:rPr>
+        <w:t xml:space="preserve"> </w:t>
+      </w:r>
+      <w:r>
+        <w:rPr>
+          <w:rFonts w:ascii="Tahoma" w:eastAsia="DengXian" w:hAnsi="Tahoma" w:cs="Tahoma"/>
+          <w:color w:val="000000" w:themeColor="text1"/>
+          <w:sz w:val="24"/>
+          <w:szCs w:val="24"/>
+          <w:lang w:eastAsia="zh-CN"/>
+        </w:rPr>
+        <w:t>coincides with the maximum Tx power performance curve at long distance, indicating that the proposed OLPC selects to run at maximum Tx power.</w:t>
+      </w:r>
+      <w:r>
+        <w:rPr>
+          <w:rFonts w:ascii="Tahoma" w:eastAsia="DengXian" w:hAnsi="Tahoma" w:cs="Tahoma"/>
+          <w:color w:val="000000" w:themeColor="text1"/>
+          <w:sz w:val="24"/>
+          <w:szCs w:val="24"/>
+          <w:lang w:eastAsia="zh-CN"/>
+        </w:rPr>
+        <w:t xml:space="preserve"> </w:t>
+      </w:r>
+      <w:r>
+        <w:rPr>
+          <w:rFonts w:ascii="Tahoma" w:eastAsia="DengXian" w:hAnsi="Tahoma" w:cs="Tahoma"/>
+          <w:color w:val="000000" w:themeColor="text1"/>
+          <w:sz w:val="24"/>
+          <w:szCs w:val="24"/>
+          <w:lang w:eastAsia="zh-CN"/>
+        </w:rPr>
+        <w:t xml:space="preserve">At close distance, the PRR performance of proposed OLPC performance is same with Tx power = 10. </w:t>
+      </w:r>
+    </w:p>
+    <w:p>
+      <w:pPr>
+        <w:pStyle w:val="ListParagraph"/>
+        <w:ind w:leftChars="0" w:left="927"/>
+        <w:jc w:val="center"/>
+        <w:rPr>
+          <w:rFonts w:ascii="Tahoma" w:eastAsia="DengXian" w:hAnsi="Tahoma" w:cs="Tahoma"/>
+          <w:color w:val="000000" w:themeColor="text1"/>
+          <w:sz w:val="24"/>
+          <w:szCs w:val="24"/>
+          <w:lang w:eastAsia="zh-CN"/>
+        </w:rPr>
+      </w:pPr>
+      <w:r>
+        <w:rPr>
+          <w:b/>
+          <w:bCs/>
+          <w:noProof/>
+        </w:rPr>
+        <w:drawing>
+          <wp:inline distT="0" distB="0" distL="0" distR="0" wp14:anchorId="6D8A1911" wp14:editId="65F08487">
+            <wp:extent cx="3317173" cy="2487880"/>
+            <wp:effectExtent l="0" t="0" r="0" b="8255"/>
+            <wp:docPr id="846414288" name="图形 846414288"/>
+            <wp:cNvGraphicFramePr>
+              <a:graphicFrameLocks xmlns:a="http://schemas.openxmlformats.org/drawingml/2006/main" noChangeAspect="1"/>
+            </wp:cNvGraphicFramePr>
+            <a:graphic xmlns:a="http://schemas.openxmlformats.org/drawingml/2006/main">
+              <a:graphicData uri="http://schemas.openxmlformats.org/drawingml/2006/picture">
+                <pic:pic xmlns:pic="http://schemas.openxmlformats.org/drawingml/2006/picture">
+                  <pic:nvPicPr>
+                    <pic:cNvPr id="180699450" name="图形 180699450"/>
+                    <pic:cNvPicPr/>
+                  </pic:nvPicPr>
+                  <pic:blipFill>
+                    <a:blip r:embed="rId20">
+                      <a:extLst>
+                        <a:ext uri="{28A0092B-C50C-407E-A947-70E740481C1C}">
+                          <a14:useLocalDpi xmlns:a14="http://schemas.microsoft.com/office/drawing/2010/main" val="0"/>
+                        </a:ext>
+                        <a:ext uri="{96DAC541-7B7A-43D3-8B79-37D633B846F1}">
+                          <asvg:svgBlip xmlns:asvg="http://schemas.microsoft.com/office/drawing/2016/SVG/main" r:embed="rId21"/>
+                        </a:ext>
+                      </a:extLst>
+                    </a:blip>
+                    <a:stretch>
+                      <a:fillRect/>
+                    </a:stretch>
+                  </pic:blipFill>
+                  <pic:spPr>
+                    <a:xfrm>
+                      <a:off x="0" y="0"/>
+                      <a:ext cx="3323571" cy="2492678"/>
+                    </a:xfrm>
+                    <a:prstGeom prst="rect">
+                      <a:avLst/>
+                    </a:prstGeom>
+                  </pic:spPr>
+                </pic:pic>
+              </a:graphicData>
+            </a:graphic>
+          </wp:inline>
+        </w:drawing>
+      </w:r>
+    </w:p>
+    <w:p>
+      <w:pPr>
+        <w:jc w:val="center"/>
+        <w:rPr>
+          <w:rFonts w:ascii="Tahoma" w:eastAsia="맑은 고딕" w:hAnsi="Tahoma" w:cs="Tahoma"/>
+          <w:color w:val="000000" w:themeColor="text1"/>
+          <w:sz w:val="18"/>
+          <w:szCs w:val="18"/>
+          <w14:ligatures w14:val="standardContextual"/>
+        </w:rPr>
+      </w:pPr>
+      <w:r>
+        <w:rPr>
+          <w:rFonts w:ascii="Tahoma" w:eastAsia="맑은 고딕" w:hAnsi="Tahoma" w:cs="Tahoma"/>
+          <w:color w:val="000000" w:themeColor="text1"/>
+          <w:kern w:val="24"/>
+          <w:sz w:val="18"/>
+          <w:szCs w:val="18"/>
+          <w14:ligatures w14:val="standardContextual"/>
+        </w:rPr>
+        <w:t xml:space="preserve">&lt; </w:t>
+      </w:r>
+      <w:r>
+        <w:rPr>
+          <w:rFonts w:ascii="Tahoma" w:eastAsia="맑은 고딕" w:hAnsi="Tahoma" w:cs="Tahoma"/>
+          <w:color w:val="000000" w:themeColor="text1"/>
+          <w:kern w:val="24"/>
+          <w:sz w:val="18"/>
+          <w:szCs w:val="18"/>
+          <w14:ligatures w14:val="standardContextual"/>
+        </w:rPr>
+        <w:t xml:space="preserve">Fig.8: </w:t>
+      </w:r>
+      <w:r>
+        <w:rPr>
+          <w:rFonts w:ascii="Tahoma" w:eastAsia="맑은 고딕" w:hAnsi="Tahoma" w:cs="Tahoma"/>
+          <w:color w:val="000000" w:themeColor="text1"/>
+          <w:sz w:val="18"/>
+          <w:szCs w:val="18"/>
+          <w14:ligatures w14:val="standardContextual"/>
+        </w:rPr>
+        <w:t xml:space="preserve">Performance of AS-OLPC in </w:t>
+      </w:r>
+      <w:r>
+        <w:rPr>
+          <w:rFonts w:ascii="Tahoma" w:eastAsia="맑은 고딕" w:hAnsi="Tahoma" w:cs="Tahoma"/>
+          <w:color w:val="000000" w:themeColor="text1"/>
+          <w:sz w:val="18"/>
+          <w:szCs w:val="18"/>
+          <w14:ligatures w14:val="standardContextual"/>
+        </w:rPr>
+        <w:t>congested</w:t>
+      </w:r>
+      <w:r>
+        <w:rPr>
+          <w:rFonts w:ascii="Tahoma" w:eastAsia="맑은 고딕" w:hAnsi="Tahoma" w:cs="Tahoma"/>
+          <w:color w:val="000000" w:themeColor="text1"/>
+          <w:sz w:val="18"/>
+          <w:szCs w:val="18"/>
+          <w14:ligatures w14:val="standardContextual"/>
+        </w:rPr>
+        <w:t xml:space="preserve"> Urban scenario</w:t>
+      </w:r>
+      <w:r>
+        <w:rPr>
+          <w:rFonts w:ascii="Tahoma" w:eastAsia="맑은 고딕" w:hAnsi="Tahoma" w:cs="Tahoma"/>
+          <w:color w:val="000000" w:themeColor="text1"/>
+          <w:sz w:val="18"/>
+          <w:szCs w:val="18"/>
+          <w14:ligatures w14:val="standardContextual"/>
+        </w:rPr>
+        <w:t xml:space="preserve"> </w:t>
+      </w:r>
+      <w:r>
+        <w:rPr>
+          <w:rFonts w:ascii="Tahoma" w:eastAsia="맑은 고딕" w:hAnsi="Tahoma" w:cs="Tahoma"/>
+          <w:color w:val="000000" w:themeColor="text1"/>
+          <w:sz w:val="18"/>
+          <w:szCs w:val="18"/>
+          <w14:ligatures w14:val="standardContextual"/>
+        </w:rPr>
+        <w:t>&gt;</w:t>
+      </w:r>
+    </w:p>
+    <w:p>
+      <w:pPr>
+        <w:pStyle w:val="ListParagraph"/>
+        <w:numPr>
+          <w:ilvl w:val="2"/>
+          <w:numId w:val="2"/>
+        </w:numPr>
+        <w:spacing w:before="240"/>
+        <w:ind w:leftChars="0"/>
+        <w:rPr>
+          <w:rFonts w:ascii="Tahoma" w:eastAsia="DengXian" w:hAnsi="Tahoma" w:cs="Tahoma"/>
+          <w:color w:val="000000" w:themeColor="text1"/>
+          <w:sz w:val="24"/>
+          <w:szCs w:val="24"/>
+          <w:lang w:eastAsia="zh-CN"/>
+        </w:rPr>
+      </w:pPr>
+      <w:r>
+        <w:rPr>
+          <w:rFonts w:ascii="Tahoma" w:eastAsia="DengXian" w:hAnsi="Tahoma" w:cs="Tahoma"/>
+          <w:color w:val="000000" w:themeColor="text1"/>
+          <w:sz w:val="24"/>
+          <w:szCs w:val="24"/>
+          <w:lang w:eastAsia="zh-CN"/>
+        </w:rPr>
+        <w:t xml:space="preserve">As shown in Figure </w:t>
+      </w:r>
+      <w:r>
+        <w:rPr>
+          <w:rFonts w:ascii="Tahoma" w:eastAsia="DengXian" w:hAnsi="Tahoma" w:cs="Tahoma"/>
+          <w:color w:val="000000" w:themeColor="text1"/>
+          <w:sz w:val="24"/>
+          <w:szCs w:val="24"/>
+          <w:lang w:eastAsia="zh-CN"/>
+        </w:rPr>
+        <w:t>8</w:t>
+      </w:r>
+      <w:r>
+        <w:rPr>
+          <w:rFonts w:ascii="Tahoma" w:eastAsia="DengXian" w:hAnsi="Tahoma" w:cs="Tahoma"/>
+          <w:color w:val="000000" w:themeColor="text1"/>
+          <w:sz w:val="24"/>
+          <w:szCs w:val="24"/>
+          <w:lang w:eastAsia="zh-CN"/>
+        </w:rPr>
+        <w:t>, in a congested Urban environment, the proposed OLPC first uses lower Tx power to reduce the interference caused by</w:t>
+      </w:r>
+    </w:p>
+    <w:p>
+      <w:pPr>
+        <w:pStyle w:val="ListParagraph"/>
+        <w:numPr>
+          <w:ilvl w:val="0"/>
+          <w:numId w:val="4"/>
+        </w:numPr>
+        <w:ind w:leftChars="0"/>
+        <w:rPr>
+          <w:rFonts w:ascii="Tahoma" w:eastAsia="DengXian" w:hAnsi="Tahoma" w:cs="Tahoma"/>
           <w:sz w:val="24"/>
           <w:szCs w:val="24"/>
           <w:lang w:eastAsia="zh-CN"/>
@@ -10776,7 +11676,7 @@
       </w:pPr>
     </w:p>
     <w:sectPr>
-      <w:footerReference w:type="default" r:id="rId16"/>
+      <w:footerReference w:type="default" r:id="rId22"/>
       <w:pgSz w:w="11906" w:h="16838"/>
       <w:pgMar w:top="1440" w:right="1800" w:bottom="1440" w:left="1800" w:header="851" w:footer="283" w:gutter="0"/>
       <w:pgNumType w:start="0"/>

--- a/C-3-7-5-1_[Technical Document] IHU_MTRL-2022-5GV2X-Srvc_TR01_Ultra-fast_V2X_Side_Link_Open-Loop_Power_Control_Performance_Verification_Report.docx
+++ b/C-3-7-5-1_[Technical Document] IHU_MTRL-2022-5GV2X-Srvc_TR01_Ultra-fast_V2X_Side_Link_Open-Loop_Power_Control_Performance_Verification_Report.docx
@@ -49,7 +49,7 @@
         <mc:AlternateContent>
           <mc:Choice Requires="wps">
             <w:drawing>
-              <wp:anchor distT="0" distB="0" distL="114300" distR="114300" simplePos="0" relativeHeight="251659264" behindDoc="0" locked="0" layoutInCell="1" allowOverlap="1" wp14:anchorId="56FF4AD3" wp14:editId="48108F2D">
+              <wp:anchor distT="0" distB="0" distL="114300" distR="114300" simplePos="0" relativeHeight="251659264" behindDoc="0" locked="0" layoutInCell="1" allowOverlap="1" wp14:anchorId="148E12BE" wp14:editId="2971BEF8">
                 <wp:simplePos x="0" y="0"/>
                 <wp:positionH relativeFrom="page">
                   <wp:posOffset>939165</wp:posOffset>
@@ -110,7 +110,7 @@
           </mc:Choice>
           <mc:Fallback>
             <w:pict>
-              <v:line w14:anchorId="6470B96D" id="直接连接符 17" o:spid="_x0000_s1026" style="position:absolute;left:0;text-align:left;z-index:251659264;visibility:visible;mso-wrap-style:square;mso-width-percent:0;mso-height-percent:0;mso-wrap-distance-left:9pt;mso-wrap-distance-top:0;mso-wrap-distance-right:9pt;mso-wrap-distance-bottom:0;mso-position-horizontal:absolute;mso-position-horizontal-relative:page;mso-position-vertical:absolute;mso-position-vertical-relative:page;mso-width-percent:0;mso-height-percent:0;mso-width-relative:page;mso-height-relative:page" from="73.95pt,152.2pt" to="541.65pt,152.2pt" o:gfxdata="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" strokecolor="#6fa1eb" strokeweight="2.83pt">
+              <v:line w14:anchorId="57AE9A51" id="直接连接符 17" o:spid="_x0000_s1026" style="position:absolute;left:0;text-align:left;z-index:251659264;visibility:visible;mso-wrap-style:square;mso-width-percent:0;mso-height-percent:0;mso-wrap-distance-left:9pt;mso-wrap-distance-top:0;mso-wrap-distance-right:9pt;mso-wrap-distance-bottom:0;mso-position-horizontal:absolute;mso-position-horizontal-relative:page;mso-position-vertical:absolute;mso-position-vertical-relative:page;mso-width-percent:0;mso-height-percent:0;mso-width-relative:page;mso-height-relative:page" from="73.95pt,152.2pt" to="541.65pt,152.2pt" o:gfxdata="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" strokecolor="#6fa1eb" strokeweight="2.83pt">
                 <v:stroke linestyle="thinThin"/>
                 <w10:wrap anchorx="page" anchory="page"/>
               </v:line>
@@ -181,7 +181,7 @@
         <mc:AlternateContent>
           <mc:Choice Requires="wps">
             <w:drawing>
-              <wp:anchor distT="0" distB="0" distL="114300" distR="114300" simplePos="0" relativeHeight="251661312" behindDoc="0" locked="0" layoutInCell="1" allowOverlap="1" wp14:anchorId="19F6A0F9" wp14:editId="7A5947D2">
+              <wp:anchor distT="0" distB="0" distL="114300" distR="114300" simplePos="0" relativeHeight="251660288" behindDoc="0" locked="0" layoutInCell="1" allowOverlap="1" wp14:anchorId="0BB7EF90" wp14:editId="2A6E1505">
                 <wp:simplePos x="0" y="0"/>
                 <wp:positionH relativeFrom="page">
                   <wp:posOffset>989282</wp:posOffset>
@@ -242,7 +242,7 @@
           </mc:Choice>
           <mc:Fallback>
             <w:pict>
-              <v:line w14:anchorId="72751E62" id="直接连接符 18" o:spid="_x0000_s1026" style="position:absolute;left:0;text-align:left;z-index:251661312;visibility:visible;mso-wrap-style:square;mso-width-percent:0;mso-height-percent:0;mso-wrap-distance-left:9pt;mso-wrap-distance-top:0;mso-wrap-distance-right:9pt;mso-wrap-distance-bottom:0;mso-position-horizontal:absolute;mso-position-horizontal-relative:page;mso-position-vertical:absolute;mso-position-vertical-relative:page;mso-width-percent:0;mso-height-percent:0;mso-width-relative:page;mso-height-relative:page" from="77.9pt,258.45pt" to="545.6pt,258.45pt" o:gfxdata="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" strokecolor="#6fa1eb" strokeweight="2.83pt">
+              <v:line w14:anchorId="7E9E5EB1" id="直接连接符 18" o:spid="_x0000_s1026" style="position:absolute;left:0;text-align:left;z-index:251660288;visibility:visible;mso-wrap-style:square;mso-width-percent:0;mso-height-percent:0;mso-wrap-distance-left:9pt;mso-wrap-distance-top:0;mso-wrap-distance-right:9pt;mso-wrap-distance-bottom:0;mso-position-horizontal:absolute;mso-position-horizontal-relative:page;mso-position-vertical:absolute;mso-position-vertical-relative:page;mso-width-percent:0;mso-height-percent:0;mso-width-relative:page;mso-height-relative:page" from="77.9pt,258.45pt" to="545.6pt,258.45pt" o:gfxdata="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" strokecolor="#6fa1eb" strokeweight="2.83pt">
                 <v:stroke linestyle="thinThin"/>
                 <w10:wrap anchorx="page" anchory="page"/>
               </v:line>
@@ -1055,7 +1055,7 @@
           <w:szCs w:val="20"/>
         </w:rPr>
         <w:drawing>
-          <wp:anchor distT="0" distB="0" distL="114300" distR="114300" simplePos="0" relativeHeight="251663360" behindDoc="0" locked="0" layoutInCell="1" allowOverlap="1" wp14:anchorId="23E2FDC0" wp14:editId="0D9B2186">
+          <wp:anchor distT="0" distB="0" distL="114300" distR="114300" simplePos="0" relativeHeight="251661312" behindDoc="0" locked="0" layoutInCell="1" allowOverlap="1" wp14:anchorId="5C293303" wp14:editId="3396DDE5">
             <wp:simplePos x="0" y="0"/>
             <wp:positionH relativeFrom="margin">
               <wp:posOffset>2292464</wp:posOffset>
@@ -1199,7 +1199,31 @@
           <w:sz w:val="24"/>
           <w:szCs w:val="24"/>
         </w:rPr>
-        <w:t>V2X Sidelink Open Loop Power Control</w:t>
+        <w:t xml:space="preserve">V2X </w:t>
+      </w:r>
+      <w:proofErr w:type="spellStart"/>
+      <w:r>
+        <w:rPr>
+          <w:rFonts w:ascii="Tahoma" w:hAnsi="Tahoma" w:cs="Tahoma"/>
+          <w:b/>
+          <w:bCs/>
+          <w:color w:val="000000" w:themeColor="text1"/>
+          <w:sz w:val="24"/>
+          <w:szCs w:val="24"/>
+        </w:rPr>
+        <w:t>Sidelink</w:t>
+      </w:r>
+      <w:proofErr w:type="spellEnd"/>
+      <w:r>
+        <w:rPr>
+          <w:rFonts w:ascii="Tahoma" w:hAnsi="Tahoma" w:cs="Tahoma"/>
+          <w:b/>
+          <w:bCs/>
+          <w:color w:val="000000" w:themeColor="text1"/>
+          <w:sz w:val="24"/>
+          <w:szCs w:val="24"/>
+        </w:rPr>
+        <w:t xml:space="preserve"> Open Loop Power Control</w:t>
       </w:r>
       <w:r>
         <w:rPr>
@@ -1241,14 +1265,23 @@
           <w:rFonts w:ascii="Tahoma" w:hAnsi="Tahoma" w:cs="Tahoma"/>
           <w:sz w:val="22"/>
         </w:rPr>
-        <w:t>Open Loop Power Control in Sidelink Communications</w:t>
-      </w:r>
+        <w:t xml:space="preserve">Open Loop Power Control in </w:t>
+      </w:r>
+      <w:proofErr w:type="spellStart"/>
       <w:r>
         <w:rPr>
           <w:rFonts w:ascii="Tahoma" w:hAnsi="Tahoma" w:cs="Tahoma"/>
           <w:sz w:val="22"/>
         </w:rPr>
-        <w:t xml:space="preserve"> </w:t>
+        <w:t>Sidelink</w:t>
+      </w:r>
+      <w:proofErr w:type="spellEnd"/>
+      <w:r>
+        <w:rPr>
+          <w:rFonts w:ascii="Tahoma" w:hAnsi="Tahoma" w:cs="Tahoma"/>
+          <w:sz w:val="22"/>
+        </w:rPr>
+        <w:t xml:space="preserve"> Communications </w:t>
       </w:r>
     </w:p>
     <w:p>
@@ -1271,7 +1304,25 @@
           <w:sz w:val="22"/>
           <w:lang w:eastAsia="zh-CN"/>
         </w:rPr>
-        <w:t>Architecture of Sidelink OLPC</w:t>
+        <w:t xml:space="preserve">Architecture of </w:t>
+      </w:r>
+      <w:proofErr w:type="spellStart"/>
+      <w:r>
+        <w:rPr>
+          <w:rFonts w:ascii="Tahoma" w:eastAsia="DengXian" w:hAnsi="Tahoma" w:cs="Tahoma"/>
+          <w:sz w:val="22"/>
+          <w:lang w:eastAsia="zh-CN"/>
+        </w:rPr>
+        <w:t>Sidelink</w:t>
+      </w:r>
+      <w:proofErr w:type="spellEnd"/>
+      <w:r>
+        <w:rPr>
+          <w:rFonts w:ascii="Tahoma" w:eastAsia="DengXian" w:hAnsi="Tahoma" w:cs="Tahoma"/>
+          <w:sz w:val="22"/>
+          <w:lang w:eastAsia="zh-CN"/>
+        </w:rPr>
+        <w:t xml:space="preserve"> OLPC</w:t>
       </w:r>
     </w:p>
     <w:p>
@@ -1294,7 +1345,25 @@
           <w:sz w:val="22"/>
           <w:lang w:eastAsia="zh-CN"/>
         </w:rPr>
-        <w:t>Framework of Sidelink OLPC</w:t>
+        <w:t xml:space="preserve">Framework of </w:t>
+      </w:r>
+      <w:proofErr w:type="spellStart"/>
+      <w:r>
+        <w:rPr>
+          <w:rFonts w:ascii="Tahoma" w:eastAsia="DengXian" w:hAnsi="Tahoma" w:cs="Tahoma"/>
+          <w:sz w:val="22"/>
+          <w:lang w:eastAsia="zh-CN"/>
+        </w:rPr>
+        <w:t>Sidelink</w:t>
+      </w:r>
+      <w:proofErr w:type="spellEnd"/>
+      <w:r>
+        <w:rPr>
+          <w:rFonts w:ascii="Tahoma" w:eastAsia="DengXian" w:hAnsi="Tahoma" w:cs="Tahoma"/>
+          <w:sz w:val="22"/>
+          <w:lang w:eastAsia="zh-CN"/>
+        </w:rPr>
+        <w:t xml:space="preserve"> OLPC</w:t>
       </w:r>
     </w:p>
     <w:p>
@@ -1333,7 +1402,16 @@
           <w:sz w:val="22"/>
           <w:lang w:eastAsia="zh-CN"/>
         </w:rPr>
-        <w:t xml:space="preserve"> S</w:t>
+        <w:t xml:space="preserve"> </w:t>
+      </w:r>
+      <w:proofErr w:type="spellStart"/>
+      <w:r>
+        <w:rPr>
+          <w:rFonts w:ascii="Tahoma" w:eastAsia="DengXian" w:hAnsi="Tahoma" w:cs="Tahoma"/>
+          <w:sz w:val="22"/>
+          <w:lang w:eastAsia="zh-CN"/>
+        </w:rPr>
+        <w:t>S</w:t>
       </w:r>
       <w:r>
         <w:rPr>
@@ -1343,6 +1421,7 @@
         </w:rPr>
         <w:t>idelink</w:t>
       </w:r>
+      <w:proofErr w:type="spellEnd"/>
       <w:r>
         <w:rPr>
           <w:rFonts w:ascii="Tahoma" w:eastAsia="DengXian" w:hAnsi="Tahoma" w:cs="Tahoma"/>
@@ -1549,17 +1628,7 @@
           <w:sz w:val="28"/>
           <w:szCs w:val="28"/>
         </w:rPr>
-        <w:t>1</w:t>
-      </w:r>
-      <w:r>
-        <w:rPr>
-          <w:rFonts w:ascii="Tahoma" w:hAnsi="Tahoma" w:cs="Tahoma"/>
-          <w:b/>
-          <w:bCs/>
-          <w:sz w:val="28"/>
-          <w:szCs w:val="28"/>
-        </w:rPr>
-        <w:t>3</w:t>
+        <w:t>13</w:t>
       </w:r>
     </w:p>
     <w:p>
@@ -2067,7 +2136,7 @@
           <w:noProof/>
         </w:rPr>
         <w:drawing>
-          <wp:inline distT="0" distB="0" distL="0" distR="0" wp14:anchorId="02DC4831" wp14:editId="57CA2830">
+          <wp:inline distT="0" distB="0" distL="0" distR="0" wp14:anchorId="3DCB71EF" wp14:editId="40DEAC33">
             <wp:extent cx="3164317" cy="2203949"/>
             <wp:effectExtent l="0" t="0" r="0" b="6350"/>
             <wp:docPr id="51374743" name="图形 51374743">
@@ -2170,19 +2239,6 @@
         <w:ind w:leftChars="0" w:left="927"/>
         <w:jc w:val="center"/>
         <w:rPr>
-          <w:rFonts w:ascii="Tahoma" w:eastAsia="맑은 고딕" w:hAnsi="Tahoma" w:cs="Tahoma"/>
-          <w:sz w:val="18"/>
-          <w:szCs w:val="18"/>
-          <w14:ligatures w14:val="standardContextual"/>
-        </w:rPr>
-      </w:pPr>
-    </w:p>
-    <w:p>
-      <w:pPr>
-        <w:pStyle w:val="ListParagraph"/>
-        <w:ind w:leftChars="0" w:left="927"/>
-        <w:jc w:val="center"/>
-        <w:rPr>
           <w:rFonts w:ascii="Tahoma" w:eastAsia="DengXian" w:hAnsi="Tahoma" w:cs="Tahoma"/>
           <w:sz w:val="24"/>
           <w:szCs w:val="24"/>
@@ -2199,7 +2255,7 @@
         </w:rPr>
         <w:lastRenderedPageBreak/>
         <w:drawing>
-          <wp:inline distT="0" distB="0" distL="0" distR="0" wp14:anchorId="138FB6E4" wp14:editId="0B67F317">
+          <wp:inline distT="0" distB="0" distL="0" distR="0" wp14:anchorId="3980FA38" wp14:editId="240BFA15">
             <wp:extent cx="3843526" cy="2683803"/>
             <wp:effectExtent l="0" t="0" r="5080" b="2540"/>
             <wp:docPr id="1905203397" name="图片 1905203397" descr="图示&#10;&#10;描述已自动生成">
@@ -2647,7 +2703,7 @@
       <w:pPr>
         <w:pStyle w:val="ListParagraph"/>
         <w:numPr>
-          <w:ilvl w:val="0"/>
+          <w:ilvl w:val="1"/>
           <w:numId w:val="4"/>
         </w:numPr>
         <w:ind w:leftChars="0"/>
@@ -2658,6 +2714,16 @@
           <w:lang w:eastAsia="zh-CN"/>
         </w:rPr>
       </w:pPr>
+      <w:r>
+        <w:rPr>
+          <w:rFonts w:ascii="Tahoma" w:eastAsia="DengXian" w:hAnsi="Tahoma" w:cs="Tahoma"/>
+          <w:sz w:val="24"/>
+          <w:szCs w:val="24"/>
+          <w:lang w:eastAsia="zh-CN"/>
+        </w:rPr>
+        <w:lastRenderedPageBreak/>
+        <w:t>OLPC is simpler in terms of implementation as it doesn't require a feedback loop. It relies on predefined parameters to make power adjustments.</w:t>
+      </w:r>
     </w:p>
     <w:p>
       <w:pPr>
@@ -2681,9 +2747,36 @@
           <w:szCs w:val="24"/>
           <w:lang w:eastAsia="zh-CN"/>
         </w:rPr>
-        <w:t>OLPC is simpler in terms of implementation as it doesn't require a feedback loop. It relies on predefined parameters to make power adjustments.</w:t>
-      </w:r>
-    </w:p>
+        <w:t>Implementing a closed-loop system involves more complexity due to the need for feedback mechanisms, real-time processing, and coordination between the transmitter and receiver.</w:t>
+      </w:r>
+    </w:p>
+    <w:p>
+      <w:pPr>
+        <w:pStyle w:val="ListParagraph"/>
+        <w:numPr>
+          <w:ilvl w:val="0"/>
+          <w:numId w:val="4"/>
+        </w:numPr>
+        <w:ind w:leftChars="0"/>
+        <w:rPr>
+          <w:rFonts w:ascii="Tahoma" w:eastAsia="DengXian" w:hAnsi="Tahoma" w:cs="Tahoma"/>
+          <w:sz w:val="24"/>
+          <w:szCs w:val="24"/>
+          <w:lang w:eastAsia="zh-CN"/>
+        </w:rPr>
+      </w:pPr>
+      <w:bookmarkStart w:id="3" w:name="OLE_LINK7"/>
+      <w:r>
+        <w:rPr>
+          <w:rFonts w:ascii="Tahoma" w:eastAsia="DengXian" w:hAnsi="Tahoma" w:cs="Tahoma"/>
+          <w:sz w:val="24"/>
+          <w:szCs w:val="24"/>
+          <w:lang w:eastAsia="zh-CN"/>
+        </w:rPr>
+        <w:t>Use Cases</w:t>
+      </w:r>
+    </w:p>
+    <w:bookmarkEnd w:id="3"/>
     <w:p>
       <w:pPr>
         <w:pStyle w:val="ListParagraph"/>
@@ -2706,7 +2799,70 @@
           <w:szCs w:val="24"/>
           <w:lang w:eastAsia="zh-CN"/>
         </w:rPr>
-        <w:t>Implementing a closed-loop system involves more complexity due to the need for feedback mechanisms, real-time processing, and coordination between the transmitter and receiver.</w:t>
+        <w:t xml:space="preserve">OLPC: Often used in scenarios where quick adjustments are needed based on general environmental conditions. It is commonly employed in </w:t>
+      </w:r>
+      <w:proofErr w:type="spellStart"/>
+      <w:r>
+        <w:rPr>
+          <w:rFonts w:ascii="Tahoma" w:eastAsia="DengXian" w:hAnsi="Tahoma" w:cs="Tahoma"/>
+          <w:sz w:val="24"/>
+          <w:szCs w:val="24"/>
+          <w:lang w:eastAsia="zh-CN"/>
+        </w:rPr>
+        <w:t>sidelink</w:t>
+      </w:r>
+      <w:proofErr w:type="spellEnd"/>
+      <w:r>
+        <w:rPr>
+          <w:rFonts w:ascii="Tahoma" w:eastAsia="DengXian" w:hAnsi="Tahoma" w:cs="Tahoma"/>
+          <w:sz w:val="24"/>
+          <w:szCs w:val="24"/>
+          <w:lang w:eastAsia="zh-CN"/>
+        </w:rPr>
+        <w:t xml:space="preserve"> communications and scenarios where </w:t>
+      </w:r>
+      <w:r>
+        <w:rPr>
+          <w:rFonts w:ascii="Tahoma" w:eastAsia="DengXian" w:hAnsi="Tahoma" w:cs="Tahoma"/>
+          <w:sz w:val="24"/>
+          <w:szCs w:val="24"/>
+          <w:lang w:eastAsia="zh-CN"/>
+        </w:rPr>
+        <w:t xml:space="preserve">V2V </w:t>
+      </w:r>
+      <w:r>
+        <w:rPr>
+          <w:rFonts w:ascii="Tahoma" w:eastAsia="DengXian" w:hAnsi="Tahoma" w:cs="Tahoma"/>
+          <w:sz w:val="24"/>
+          <w:szCs w:val="24"/>
+          <w:lang w:eastAsia="zh-CN"/>
+        </w:rPr>
+        <w:t>communication is involved.</w:t>
+      </w:r>
+    </w:p>
+    <w:p>
+      <w:pPr>
+        <w:pStyle w:val="ListParagraph"/>
+        <w:numPr>
+          <w:ilvl w:val="1"/>
+          <w:numId w:val="4"/>
+        </w:numPr>
+        <w:ind w:leftChars="0"/>
+        <w:rPr>
+          <w:rFonts w:ascii="Tahoma" w:eastAsia="DengXian" w:hAnsi="Tahoma" w:cs="Tahoma"/>
+          <w:sz w:val="24"/>
+          <w:szCs w:val="24"/>
+          <w:lang w:eastAsia="zh-CN"/>
+        </w:rPr>
+      </w:pPr>
+      <w:r>
+        <w:rPr>
+          <w:rFonts w:ascii="Tahoma" w:eastAsia="DengXian" w:hAnsi="Tahoma" w:cs="Tahoma"/>
+          <w:sz w:val="24"/>
+          <w:szCs w:val="24"/>
+          <w:lang w:eastAsia="zh-CN"/>
+        </w:rPr>
+        <w:t>CLPC: Commonly used in cellular networks where base stations and mobile devices continuously exchange feedback to optimize the signal quality and network performance.</w:t>
       </w:r>
     </w:p>
     <w:p>
@@ -2724,121 +2880,6 @@
           <w:lang w:eastAsia="zh-CN"/>
         </w:rPr>
       </w:pPr>
-      <w:bookmarkStart w:id="3" w:name="OLE_LINK7"/>
-      <w:r>
-        <w:rPr>
-          <w:rFonts w:ascii="Tahoma" w:eastAsia="DengXian" w:hAnsi="Tahoma" w:cs="Tahoma"/>
-          <w:sz w:val="24"/>
-          <w:szCs w:val="24"/>
-          <w:lang w:eastAsia="zh-CN"/>
-        </w:rPr>
-        <w:t>Use Cases</w:t>
-      </w:r>
-    </w:p>
-    <w:bookmarkEnd w:id="3"/>
-    <w:p>
-      <w:pPr>
-        <w:pStyle w:val="ListParagraph"/>
-        <w:numPr>
-          <w:ilvl w:val="1"/>
-          <w:numId w:val="4"/>
-        </w:numPr>
-        <w:ind w:leftChars="0"/>
-        <w:rPr>
-          <w:rFonts w:ascii="Tahoma" w:eastAsia="DengXian" w:hAnsi="Tahoma" w:cs="Tahoma"/>
-          <w:sz w:val="24"/>
-          <w:szCs w:val="24"/>
-          <w:lang w:eastAsia="zh-CN"/>
-        </w:rPr>
-      </w:pPr>
-      <w:r>
-        <w:rPr>
-          <w:rFonts w:ascii="Tahoma" w:eastAsia="DengXian" w:hAnsi="Tahoma" w:cs="Tahoma"/>
-          <w:sz w:val="24"/>
-          <w:szCs w:val="24"/>
-          <w:lang w:eastAsia="zh-CN"/>
-        </w:rPr>
-        <w:t xml:space="preserve">OLPC: Often used in scenarios where quick adjustments are needed based on general environmental conditions. It is commonly employed in </w:t>
-      </w:r>
-      <w:proofErr w:type="spellStart"/>
-      <w:r>
-        <w:rPr>
-          <w:rFonts w:ascii="Tahoma" w:eastAsia="DengXian" w:hAnsi="Tahoma" w:cs="Tahoma"/>
-          <w:sz w:val="24"/>
-          <w:szCs w:val="24"/>
-          <w:lang w:eastAsia="zh-CN"/>
-        </w:rPr>
-        <w:t>sidelink</w:t>
-      </w:r>
-      <w:proofErr w:type="spellEnd"/>
-      <w:r>
-        <w:rPr>
-          <w:rFonts w:ascii="Tahoma" w:eastAsia="DengXian" w:hAnsi="Tahoma" w:cs="Tahoma"/>
-          <w:sz w:val="24"/>
-          <w:szCs w:val="24"/>
-          <w:lang w:eastAsia="zh-CN"/>
-        </w:rPr>
-        <w:t xml:space="preserve"> communications and scenarios where </w:t>
-      </w:r>
-      <w:r>
-        <w:rPr>
-          <w:rFonts w:ascii="Tahoma" w:eastAsia="DengXian" w:hAnsi="Tahoma" w:cs="Tahoma"/>
-          <w:sz w:val="24"/>
-          <w:szCs w:val="24"/>
-          <w:lang w:eastAsia="zh-CN"/>
-        </w:rPr>
-        <w:t xml:space="preserve">V2V </w:t>
-      </w:r>
-      <w:r>
-        <w:rPr>
-          <w:rFonts w:ascii="Tahoma" w:eastAsia="DengXian" w:hAnsi="Tahoma" w:cs="Tahoma"/>
-          <w:sz w:val="24"/>
-          <w:szCs w:val="24"/>
-          <w:lang w:eastAsia="zh-CN"/>
-        </w:rPr>
-        <w:t>communication is involved.</w:t>
-      </w:r>
-    </w:p>
-    <w:p>
-      <w:pPr>
-        <w:pStyle w:val="ListParagraph"/>
-        <w:numPr>
-          <w:ilvl w:val="1"/>
-          <w:numId w:val="4"/>
-        </w:numPr>
-        <w:ind w:leftChars="0"/>
-        <w:rPr>
-          <w:rFonts w:ascii="Tahoma" w:eastAsia="DengXian" w:hAnsi="Tahoma" w:cs="Tahoma"/>
-          <w:sz w:val="24"/>
-          <w:szCs w:val="24"/>
-          <w:lang w:eastAsia="zh-CN"/>
-        </w:rPr>
-      </w:pPr>
-      <w:r>
-        <w:rPr>
-          <w:rFonts w:ascii="Tahoma" w:eastAsia="DengXian" w:hAnsi="Tahoma" w:cs="Tahoma"/>
-          <w:sz w:val="24"/>
-          <w:szCs w:val="24"/>
-          <w:lang w:eastAsia="zh-CN"/>
-        </w:rPr>
-        <w:t>CLPC: Commonly used in cellular networks where base stations and mobile devices continuously exchange feedback to optimize the signal quality and network performance.</w:t>
-      </w:r>
-    </w:p>
-    <w:p>
-      <w:pPr>
-        <w:pStyle w:val="ListParagraph"/>
-        <w:numPr>
-          <w:ilvl w:val="0"/>
-          <w:numId w:val="4"/>
-        </w:numPr>
-        <w:ind w:leftChars="0"/>
-        <w:rPr>
-          <w:rFonts w:ascii="Tahoma" w:eastAsia="DengXian" w:hAnsi="Tahoma" w:cs="Tahoma"/>
-          <w:sz w:val="24"/>
-          <w:szCs w:val="24"/>
-          <w:lang w:eastAsia="zh-CN"/>
-        </w:rPr>
-      </w:pPr>
       <w:r>
         <w:rPr>
           <w:rFonts w:ascii="Tahoma" w:eastAsia="DengXian" w:hAnsi="Tahoma" w:cs="Tahoma"/>
@@ -2888,7 +2929,7 @@
           <w:szCs w:val="24"/>
         </w:rPr>
         <w:drawing>
-          <wp:inline distT="0" distB="0" distL="0" distR="0" wp14:anchorId="489BF04C" wp14:editId="215E69EE">
+          <wp:inline distT="0" distB="0" distL="0" distR="0" wp14:anchorId="7A85B2E5" wp14:editId="762CEF07">
             <wp:extent cx="4234595" cy="1785815"/>
             <wp:effectExtent l="0" t="0" r="0" b="5080"/>
             <wp:docPr id="332651208" name="图片 332651208" descr="图片包含 图示&#10;&#10;描述已自动生成">
@@ -3027,7 +3068,7 @@
           <w14:ligatures w14:val="standardContextual"/>
         </w:rPr>
         <w:drawing>
-          <wp:inline distT="0" distB="0" distL="0" distR="0" wp14:anchorId="3E128C87" wp14:editId="68A5F24E">
+          <wp:inline distT="0" distB="0" distL="0" distR="0" wp14:anchorId="34DAD8DA" wp14:editId="4ABE0008">
             <wp:extent cx="4229960" cy="1785815"/>
             <wp:effectExtent l="0" t="0" r="0" b="5080"/>
             <wp:docPr id="1020543711" name="图片 1020543711" descr="图示&#10;&#10;描述已自动生成">
@@ -3222,6 +3263,7 @@
       </w:r>
       <w:bookmarkStart w:id="4" w:name="_Hlk121398106"/>
     </w:p>
+    <w:bookmarkEnd w:id="4"/>
     <w:p>
       <w:pPr>
         <w:pStyle w:val="ListParagraph"/>
@@ -3718,16 +3760,7 @@
           <w:szCs w:val="24"/>
           <w:lang w:eastAsia="zh-CN"/>
         </w:rPr>
-        <w:t>In the SINR Estimation and Adaptive Power Adjustment phase of the AS-OLPC algorithm, the system initiates real-time measurements to assess the quality of the communication channel. Upon the completion of each data transmission, the receiving device meticulously calculates</w:t>
-      </w:r>
-      <w:r>
-        <w:rPr>
-          <w:rFonts w:ascii="Tahoma" w:eastAsia="DengXian" w:hAnsi="Tahoma" w:cs="Tahoma"/>
-          <w:sz w:val="24"/>
-          <w:szCs w:val="24"/>
-          <w:lang w:eastAsia="zh-CN"/>
-        </w:rPr>
-        <w:t xml:space="preserve"> </w:t>
+        <w:t xml:space="preserve">In the SINR Estimation and Adaptive Power Adjustment phase of the AS-OLPC algorithm, the system initiates real-time measurements to assess the quality of the communication channel. Upon the completion of each data transmission, the receiving device meticulously calculates </w:t>
       </w:r>
       <w:r>
         <w:rPr>
@@ -3978,7 +4011,7 @@
           <w:noProof/>
         </w:rPr>
         <w:drawing>
-          <wp:inline distT="0" distB="0" distL="0" distR="0" wp14:anchorId="4562CADD" wp14:editId="7A0D4A76">
+          <wp:inline distT="0" distB="0" distL="0" distR="0" wp14:anchorId="76140EC4" wp14:editId="7A876990">
             <wp:extent cx="4216047" cy="2881423"/>
             <wp:effectExtent l="0" t="0" r="0" b="0"/>
             <wp:docPr id="1727657916" name="图形 1727657916"/>
@@ -4620,27 +4653,7 @@
           <w:szCs w:val="24"/>
           <w:lang w:eastAsia="zh-CN"/>
         </w:rPr>
-        <w:t xml:space="preserve"> </w:t>
-      </w:r>
-      <w:proofErr w:type="gramStart"/>
-      <w:r>
-        <w:rPr>
-          <w:rFonts w:ascii="Tahoma" w:eastAsia="DengXian" w:hAnsi="Tahoma" w:cs="Tahoma"/>
-          <w:sz w:val="24"/>
-          <w:szCs w:val="24"/>
-          <w:lang w:eastAsia="zh-CN"/>
-        </w:rPr>
-        <w:t>is</w:t>
-      </w:r>
-      <w:proofErr w:type="gramEnd"/>
-      <w:r>
-        <w:rPr>
-          <w:rFonts w:ascii="Tahoma" w:eastAsia="DengXian" w:hAnsi="Tahoma" w:cs="Tahoma"/>
-          <w:sz w:val="24"/>
-          <w:szCs w:val="24"/>
-          <w:lang w:eastAsia="zh-CN"/>
-        </w:rPr>
-        <w:t xml:space="preserve"> the uplink transmit power per resource block, </w:t>
+        <w:t xml:space="preserve"> is the uplink transmit power per resource block, </w:t>
       </w:r>
       <m:oMath>
         <m:sSub>
@@ -4750,16 +4763,7 @@
           <w:szCs w:val="24"/>
           <w:lang w:eastAsia="zh-CN"/>
         </w:rPr>
-        <w:t>is the distance between the transmitter and receiver, β represents the loss exponent,</w:t>
-      </w:r>
-      <w:r>
-        <w:rPr>
-          <w:rFonts w:ascii="Cambria Math" w:eastAsia="DengXian" w:hAnsi="Cambria Math" w:cs="Tahoma"/>
-          <w:sz w:val="24"/>
-          <w:szCs w:val="24"/>
-          <w:lang w:eastAsia="zh-CN"/>
-        </w:rPr>
-        <w:t xml:space="preserve"> </w:t>
+        <w:t xml:space="preserve">is the distance between the transmitter and receiver, β represents the loss exponent, </w:t>
       </w:r>
       <m:oMath>
         <m:sSub>
@@ -5253,7 +5257,7 @@
         <mc:AlternateContent>
           <mc:Choice Requires="wps">
             <w:drawing>
-              <wp:anchor distT="45720" distB="45720" distL="114300" distR="114300" simplePos="0" relativeHeight="251665408" behindDoc="0" locked="0" layoutInCell="1" allowOverlap="1" wp14:anchorId="10A1903E" wp14:editId="2127496E">
+              <wp:anchor distT="45720" distB="45720" distL="114300" distR="114300" simplePos="0" relativeHeight="251662336" behindDoc="0" locked="0" layoutInCell="1" allowOverlap="1" wp14:anchorId="37E9BCF6" wp14:editId="1D0308C1">
                 <wp:simplePos x="0" y="0"/>
                 <wp:positionH relativeFrom="margin">
                   <wp:posOffset>992254</wp:posOffset>
@@ -7074,11 +7078,11 @@
           </mc:Choice>
           <mc:Fallback>
             <w:pict>
-              <v:shapetype w14:anchorId="10A1903E" id="_x0000_t202" coordsize="21600,21600" o:spt="202" path="m,l,21600r21600,l21600,xe">
+              <v:shapetype w14:anchorId="37E9BCF6" id="_x0000_t202" coordsize="21600,21600" o:spt="202" path="m,l,21600r21600,l21600,xe">
                 <v:stroke joinstyle="miter"/>
                 <v:path gradientshapeok="t" o:connecttype="rect"/>
               </v:shapetype>
-              <v:shape id="文本框 2" o:spid="_x0000_s1026" type="#_x0000_t202" style="position:absolute;left:0;text-align:left;margin-left:78.15pt;margin-top:287.9pt;width:308.05pt;height:321.45pt;z-index:251665408;visibility:visible;mso-wrap-style:square;mso-width-percent:0;mso-height-percent:0;mso-wrap-distance-left:9pt;mso-wrap-distance-top:3.6pt;mso-wrap-distance-right:9pt;mso-wrap-distance-bottom:3.6pt;mso-position-horizontal:absolute;mso-position-horizontal-relative:margin;mso-position-vertical:absolute;mso-position-vertical-relative:page;mso-width-percent:0;mso-height-percent:0;mso-width-relative:margin;mso-height-relative:margin;v-text-anchor:top" o:gfxdata="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" stroked="f">
+              <v:shape id="文本框 2" o:spid="_x0000_s1026" type="#_x0000_t202" style="position:absolute;left:0;text-align:left;margin-left:78.15pt;margin-top:287.9pt;width:308.05pt;height:321.45pt;z-index:251662336;visibility:visible;mso-wrap-style:square;mso-width-percent:0;mso-height-percent:0;mso-wrap-distance-left:9pt;mso-wrap-distance-top:3.6pt;mso-wrap-distance-right:9pt;mso-wrap-distance-bottom:3.6pt;mso-position-horizontal:absolute;mso-position-horizontal-relative:margin;mso-position-vertical:absolute;mso-position-vertical-relative:page;mso-width-percent:0;mso-height-percent:0;mso-width-relative:margin;mso-height-relative:margin;v-text-anchor:top" o:gfxdata="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" stroked="f">
                 <v:textbox>
                   <w:txbxContent>
                     <w:tbl>
@@ -9135,19 +9139,6 @@
     <w:p>
       <w:pPr>
         <w:pStyle w:val="ListParagraph"/>
-        <w:ind w:leftChars="0" w:left="927"/>
-        <w:rPr>
-          <w:rFonts w:ascii="Tahoma" w:eastAsia="DengXian" w:hAnsi="Tahoma" w:cs="Tahoma" w:hint="eastAsia"/>
-          <w:color w:val="000000" w:themeColor="text1"/>
-          <w:sz w:val="24"/>
-          <w:szCs w:val="24"/>
-          <w:lang w:eastAsia="zh-CN"/>
-        </w:rPr>
-      </w:pPr>
-    </w:p>
-    <w:p>
-      <w:pPr>
-        <w:pStyle w:val="ListParagraph"/>
         <w:numPr>
           <w:ilvl w:val="0"/>
           <w:numId w:val="4"/>
@@ -10748,7 +10739,7 @@
         </w:rPr>
         <w:lastRenderedPageBreak/>
         <w:drawing>
-          <wp:inline distT="0" distB="0" distL="0" distR="0" wp14:anchorId="417A0FF7" wp14:editId="02C34615">
+          <wp:inline distT="0" distB="0" distL="0" distR="0" wp14:anchorId="1873905C" wp14:editId="2475CE66">
             <wp:extent cx="4082620" cy="3061965"/>
             <wp:effectExtent l="0" t="0" r="0" b="5715"/>
             <wp:docPr id="12" name="图片 12"/>
@@ -11219,7 +11210,7 @@
         </w:rPr>
         <w:lastRenderedPageBreak/>
         <w:drawing>
-          <wp:inline distT="0" distB="0" distL="0" distR="0" wp14:anchorId="186454D2" wp14:editId="5C16B0D1">
+          <wp:inline distT="0" distB="0" distL="0" distR="0" wp14:anchorId="567BE2A4" wp14:editId="69B28145">
             <wp:extent cx="4082620" cy="3061965"/>
             <wp:effectExtent l="0" t="0" r="0" b="5715"/>
             <wp:docPr id="831640773" name="图形 831640773"/>
@@ -11454,7 +11445,7 @@
           <w:noProof/>
         </w:rPr>
         <w:drawing>
-          <wp:inline distT="0" distB="0" distL="0" distR="0" wp14:anchorId="6D8A1911" wp14:editId="65F08487">
+          <wp:inline distT="0" distB="0" distL="0" distR="0" wp14:anchorId="00163027" wp14:editId="6E41F3D9">
             <wp:extent cx="3317173" cy="2487880"/>
             <wp:effectExtent l="0" t="0" r="0" b="8255"/>
             <wp:docPr id="846414288" name="图形 846414288"/>
@@ -11587,10 +11578,9 @@
       <w:pPr>
         <w:pStyle w:val="ListParagraph"/>
         <w:numPr>
-          <w:ilvl w:val="2"/>
-          <w:numId w:val="2"/>
+          <w:ilvl w:val="0"/>
+          <w:numId w:val="4"/>
         </w:numPr>
-        <w:spacing w:before="240"/>
         <w:ind w:leftChars="0"/>
         <w:rPr>
           <w:rFonts w:ascii="Tahoma" w:eastAsia="DengXian" w:hAnsi="Tahoma" w:cs="Tahoma"/>
@@ -11628,7 +11618,163 @@
           <w:szCs w:val="24"/>
           <w:lang w:eastAsia="zh-CN"/>
         </w:rPr>
-        <w:t>, in a congested Urban environment, the proposed OLPC first uses lower Tx power to reduce the interference caused by</w:t>
+        <w:t xml:space="preserve">, in a congested Urban environment, the proposed OLPC first uses lower Tx power to reduce the interference caused by </w:t>
+      </w:r>
+      <w:r>
+        <w:rPr>
+          <w:rFonts w:ascii="Tahoma" w:eastAsia="DengXian" w:hAnsi="Tahoma" w:cs="Tahoma"/>
+          <w:color w:val="000000" w:themeColor="text1"/>
+          <w:sz w:val="24"/>
+          <w:szCs w:val="24"/>
+          <w:lang w:eastAsia="zh-CN"/>
+        </w:rPr>
+        <w:lastRenderedPageBreak/>
+        <w:t>Tx power to the system and increases Tx power when the distance increases to ensure sufficient transmission distance.</w:t>
+      </w:r>
+    </w:p>
+    <w:p>
+      <w:pPr>
+        <w:jc w:val="center"/>
+        <w:rPr>
+          <w:rFonts w:ascii="Tahoma" w:eastAsia="DengXian" w:hAnsi="Tahoma" w:cs="Tahoma"/>
+          <w:color w:val="000000" w:themeColor="text1"/>
+          <w:sz w:val="24"/>
+          <w:szCs w:val="24"/>
+          <w:lang w:eastAsia="zh-CN"/>
+        </w:rPr>
+      </w:pPr>
+      <w:r>
+        <w:rPr>
+          <w:noProof/>
+        </w:rPr>
+        <w:drawing>
+          <wp:inline distT="0" distB="0" distL="0" distR="0" wp14:anchorId="7334C810" wp14:editId="4AEBFB95">
+            <wp:extent cx="2791944" cy="2668270"/>
+            <wp:effectExtent l="0" t="0" r="8890" b="0"/>
+            <wp:docPr id="258511707" name="图形 258511707"/>
+            <wp:cNvGraphicFramePr>
+              <a:graphicFrameLocks xmlns:a="http://schemas.openxmlformats.org/drawingml/2006/main" noChangeAspect="1"/>
+            </wp:cNvGraphicFramePr>
+            <a:graphic xmlns:a="http://schemas.openxmlformats.org/drawingml/2006/main">
+              <a:graphicData uri="http://schemas.openxmlformats.org/drawingml/2006/picture">
+                <pic:pic xmlns:pic="http://schemas.openxmlformats.org/drawingml/2006/picture">
+                  <pic:nvPicPr>
+                    <pic:cNvPr id="2105266922" name="图片 1"/>
+                    <pic:cNvPicPr/>
+                  </pic:nvPicPr>
+                  <pic:blipFill>
+                    <a:blip r:embed="rId22" cstate="print">
+                      <a:extLst>
+                        <a:ext uri="{28A0092B-C50C-407E-A947-70E740481C1C}">
+                          <a14:useLocalDpi xmlns:a14="http://schemas.microsoft.com/office/drawing/2010/main" val="0"/>
+                        </a:ext>
+                        <a:ext uri="{96DAC541-7B7A-43D3-8B79-37D633B846F1}">
+                          <asvg:svgBlip xmlns:asvg="http://schemas.microsoft.com/office/drawing/2016/SVG/main" r:embed="rId23"/>
+                        </a:ext>
+                      </a:extLst>
+                    </a:blip>
+                    <a:stretch>
+                      <a:fillRect/>
+                    </a:stretch>
+                  </pic:blipFill>
+                  <pic:spPr>
+                    <a:xfrm>
+                      <a:off x="0" y="0"/>
+                      <a:ext cx="2791944" cy="2668270"/>
+                    </a:xfrm>
+                    <a:prstGeom prst="rect">
+                      <a:avLst/>
+                    </a:prstGeom>
+                  </pic:spPr>
+                </pic:pic>
+              </a:graphicData>
+            </a:graphic>
+          </wp:inline>
+        </w:drawing>
+      </w:r>
+    </w:p>
+    <w:p>
+      <w:pPr>
+        <w:jc w:val="center"/>
+        <w:rPr>
+          <w:rFonts w:ascii="Tahoma" w:eastAsia="맑은 고딕" w:hAnsi="Tahoma" w:cs="Tahoma"/>
+          <w:color w:val="000000" w:themeColor="text1"/>
+          <w:sz w:val="18"/>
+          <w:szCs w:val="18"/>
+          <w14:ligatures w14:val="standardContextual"/>
+        </w:rPr>
+      </w:pPr>
+      <w:r>
+        <w:rPr>
+          <w:rFonts w:ascii="Tahoma" w:eastAsia="맑은 고딕" w:hAnsi="Tahoma" w:cs="Tahoma"/>
+          <w:color w:val="000000" w:themeColor="text1"/>
+          <w:kern w:val="24"/>
+          <w:sz w:val="18"/>
+          <w:szCs w:val="18"/>
+          <w14:ligatures w14:val="standardContextual"/>
+        </w:rPr>
+        <w:t xml:space="preserve">&lt; </w:t>
+      </w:r>
+      <w:r>
+        <w:rPr>
+          <w:rFonts w:ascii="Tahoma" w:eastAsia="맑은 고딕" w:hAnsi="Tahoma" w:cs="Tahoma"/>
+          <w:color w:val="000000" w:themeColor="text1"/>
+          <w:kern w:val="24"/>
+          <w:sz w:val="18"/>
+          <w:szCs w:val="18"/>
+          <w14:ligatures w14:val="standardContextual"/>
+        </w:rPr>
+        <w:t xml:space="preserve">Fig.9: </w:t>
+      </w:r>
+      <w:r>
+        <w:rPr>
+          <w:rFonts w:ascii="Tahoma" w:eastAsia="맑은 고딕" w:hAnsi="Tahoma" w:cs="Tahoma"/>
+          <w:color w:val="000000" w:themeColor="text1"/>
+          <w:sz w:val="18"/>
+          <w:szCs w:val="18"/>
+          <w14:ligatures w14:val="standardContextual"/>
+        </w:rPr>
+        <w:t xml:space="preserve">Performance of AS-OLPC in </w:t>
+      </w:r>
+      <w:r>
+        <w:rPr>
+          <w:rFonts w:ascii="Tahoma" w:eastAsia="맑은 고딕" w:hAnsi="Tahoma" w:cs="Tahoma"/>
+          <w:color w:val="000000" w:themeColor="text1"/>
+          <w:sz w:val="18"/>
+          <w:szCs w:val="18"/>
+          <w14:ligatures w14:val="standardContextual"/>
+        </w:rPr>
+        <w:t>various density</w:t>
+      </w:r>
+      <w:r>
+        <w:rPr>
+          <w:rFonts w:ascii="Tahoma" w:eastAsia="맑은 고딕" w:hAnsi="Tahoma" w:cs="Tahoma"/>
+          <w:color w:val="000000" w:themeColor="text1"/>
+          <w:sz w:val="18"/>
+          <w:szCs w:val="18"/>
+          <w14:ligatures w14:val="standardContextual"/>
+        </w:rPr>
+        <w:t xml:space="preserve"> scenario</w:t>
+      </w:r>
+      <w:r>
+        <w:rPr>
+          <w:rFonts w:ascii="Tahoma" w:eastAsia="맑은 고딕" w:hAnsi="Tahoma" w:cs="Tahoma"/>
+          <w:color w:val="000000" w:themeColor="text1"/>
+          <w:sz w:val="18"/>
+          <w:szCs w:val="18"/>
+          <w14:ligatures w14:val="standardContextual"/>
+        </w:rPr>
+        <w:t xml:space="preserve">s </w:t>
+      </w:r>
+      <w:r>
+        <w:rPr>
+          <w:rFonts w:ascii="Tahoma" w:eastAsia="맑은 고딕" w:hAnsi="Tahoma" w:cs="Tahoma"/>
+          <w:color w:val="000000" w:themeColor="text1"/>
+          <w:sz w:val="18"/>
+          <w:szCs w:val="18"/>
+          <w14:ligatures w14:val="standardContextual"/>
+        </w:rPr>
+        <w:t>&gt;</w:t>
       </w:r>
     </w:p>
     <w:p>
@@ -11641,21 +11787,812 @@
         <w:ind w:leftChars="0"/>
         <w:rPr>
           <w:rFonts w:ascii="Tahoma" w:eastAsia="DengXian" w:hAnsi="Tahoma" w:cs="Tahoma"/>
-          <w:sz w:val="24"/>
-          <w:szCs w:val="24"/>
-          <w:lang w:eastAsia="zh-CN"/>
-        </w:rPr>
-      </w:pPr>
-    </w:p>
-    <w:bookmarkEnd w:id="4"/>
+          <w:color w:val="000000" w:themeColor="text1"/>
+          <w:sz w:val="24"/>
+          <w:szCs w:val="24"/>
+          <w:lang w:eastAsia="zh-CN"/>
+        </w:rPr>
+      </w:pPr>
+      <w:r>
+        <w:rPr>
+          <w:rFonts w:ascii="Tahoma" w:eastAsia="DengXian" w:hAnsi="Tahoma" w:cs="Tahoma"/>
+          <w:color w:val="000000" w:themeColor="text1"/>
+          <w:sz w:val="24"/>
+          <w:szCs w:val="24"/>
+          <w:lang w:eastAsia="zh-CN"/>
+        </w:rPr>
+        <w:t>Under low vehicle density, the PRR performance of the proposed OLPC coincides with Tx power = 23 dBm.</w:t>
+      </w:r>
+    </w:p>
     <w:p>
       <w:pPr>
         <w:pStyle w:val="ListParagraph"/>
-        <w:tabs>
-          <w:tab w:val="right" w:leader="dot" w:pos="9270"/>
-        </w:tabs>
-        <w:spacing w:after="0" w:line="360" w:lineRule="auto"/>
-        <w:ind w:leftChars="0" w:left="480"/>
+        <w:numPr>
+          <w:ilvl w:val="0"/>
+          <w:numId w:val="4"/>
+        </w:numPr>
+        <w:ind w:leftChars="0"/>
+        <w:rPr>
+          <w:rFonts w:ascii="Tahoma" w:eastAsia="DengXian" w:hAnsi="Tahoma" w:cs="Tahoma"/>
+          <w:color w:val="000000" w:themeColor="text1"/>
+          <w:sz w:val="24"/>
+          <w:szCs w:val="24"/>
+          <w:lang w:eastAsia="zh-CN"/>
+        </w:rPr>
+      </w:pPr>
+      <w:r>
+        <w:rPr>
+          <w:rFonts w:ascii="Tahoma" w:eastAsia="DengXian" w:hAnsi="Tahoma" w:cs="Tahoma"/>
+          <w:color w:val="000000" w:themeColor="text1"/>
+          <w:sz w:val="24"/>
+          <w:szCs w:val="24"/>
+          <w:lang w:eastAsia="zh-CN"/>
+        </w:rPr>
+        <w:t xml:space="preserve">It can be judged that the vehicle density at this time has not reached AS-OLPC startup standard, the system always selects the maximum value of Tx power as the transmission indicator.  </w:t>
+      </w:r>
+    </w:p>
+    <w:p>
+      <w:pPr>
+        <w:pStyle w:val="ListParagraph"/>
+        <w:numPr>
+          <w:ilvl w:val="0"/>
+          <w:numId w:val="4"/>
+        </w:numPr>
+        <w:ind w:leftChars="0"/>
+        <w:rPr>
+          <w:rFonts w:ascii="Tahoma" w:eastAsia="DengXian" w:hAnsi="Tahoma" w:cs="Tahoma"/>
+          <w:color w:val="000000" w:themeColor="text1"/>
+          <w:sz w:val="24"/>
+          <w:szCs w:val="24"/>
+          <w:lang w:eastAsia="zh-CN"/>
+        </w:rPr>
+      </w:pPr>
+      <w:r>
+        <w:rPr>
+          <w:rFonts w:ascii="Tahoma" w:eastAsia="DengXian" w:hAnsi="Tahoma" w:cs="Tahoma"/>
+          <w:color w:val="000000" w:themeColor="text1"/>
+          <w:sz w:val="24"/>
+          <w:szCs w:val="24"/>
+          <w:lang w:eastAsia="zh-CN"/>
+        </w:rPr>
+        <w:t>As vehicle density increases, there is a decrease in PRR for all conditions. However, the proposed OLPC maintains a higher PRR than fixed Tx power = 10 dBm through its dynamic adjustment of transmission power and approaches the levels achieved under condition of maximum transmission power</w:t>
+      </w:r>
+      <w:r>
+        <w:rPr>
+          <w:rFonts w:ascii="Tahoma" w:eastAsia="DengXian" w:hAnsi="Tahoma" w:cs="Tahoma"/>
+          <w:color w:val="000000" w:themeColor="text1"/>
+          <w:sz w:val="24"/>
+          <w:szCs w:val="24"/>
+          <w:lang w:eastAsia="zh-CN"/>
+        </w:rPr>
+        <w:t>.</w:t>
+      </w:r>
+    </w:p>
+    <w:p>
+      <w:pPr>
+        <w:rPr>
+          <w:rFonts w:ascii="Tahoma" w:hAnsi="Tahoma" w:cs="Tahoma"/>
+          <w:b/>
+          <w:bCs/>
+          <w:color w:val="000000" w:themeColor="text1"/>
+          <w:sz w:val="28"/>
+          <w:szCs w:val="28"/>
+        </w:rPr>
+      </w:pPr>
+    </w:p>
+    <w:p>
+      <w:pPr>
+        <w:rPr>
+          <w:rFonts w:ascii="Tahoma" w:hAnsi="Tahoma" w:cs="Tahoma"/>
+          <w:b/>
+          <w:bCs/>
+          <w:color w:val="000000" w:themeColor="text1"/>
+          <w:sz w:val="28"/>
+          <w:szCs w:val="28"/>
+        </w:rPr>
+      </w:pPr>
+    </w:p>
+    <w:p>
+      <w:pPr>
+        <w:rPr>
+          <w:rFonts w:ascii="Tahoma" w:hAnsi="Tahoma" w:cs="Tahoma"/>
+          <w:b/>
+          <w:bCs/>
+          <w:color w:val="000000" w:themeColor="text1"/>
+          <w:sz w:val="28"/>
+          <w:szCs w:val="28"/>
+        </w:rPr>
+      </w:pPr>
+    </w:p>
+    <w:p>
+      <w:pPr>
+        <w:rPr>
+          <w:rFonts w:ascii="Tahoma" w:hAnsi="Tahoma" w:cs="Tahoma"/>
+          <w:b/>
+          <w:bCs/>
+          <w:color w:val="000000" w:themeColor="text1"/>
+          <w:sz w:val="28"/>
+          <w:szCs w:val="28"/>
+        </w:rPr>
+      </w:pPr>
+    </w:p>
+    <w:p>
+      <w:pPr>
+        <w:rPr>
+          <w:rFonts w:ascii="Tahoma" w:hAnsi="Tahoma" w:cs="Tahoma"/>
+          <w:b/>
+          <w:bCs/>
+          <w:color w:val="000000" w:themeColor="text1"/>
+          <w:sz w:val="28"/>
+          <w:szCs w:val="28"/>
+        </w:rPr>
+      </w:pPr>
+    </w:p>
+    <w:p>
+      <w:pPr>
+        <w:rPr>
+          <w:rFonts w:ascii="Tahoma" w:hAnsi="Tahoma" w:cs="Tahoma"/>
+          <w:b/>
+          <w:bCs/>
+          <w:color w:val="000000" w:themeColor="text1"/>
+          <w:sz w:val="28"/>
+          <w:szCs w:val="28"/>
+        </w:rPr>
+      </w:pPr>
+    </w:p>
+    <w:p>
+      <w:pPr>
+        <w:rPr>
+          <w:rFonts w:ascii="Tahoma" w:hAnsi="Tahoma" w:cs="Tahoma"/>
+          <w:b/>
+          <w:bCs/>
+          <w:color w:val="000000" w:themeColor="text1"/>
+          <w:sz w:val="28"/>
+          <w:szCs w:val="28"/>
+        </w:rPr>
+      </w:pPr>
+    </w:p>
+    <w:p>
+      <w:pPr>
+        <w:rPr>
+          <w:rFonts w:ascii="Tahoma" w:hAnsi="Tahoma" w:cs="Tahoma"/>
+          <w:b/>
+          <w:bCs/>
+          <w:color w:val="000000" w:themeColor="text1"/>
+          <w:sz w:val="28"/>
+          <w:szCs w:val="28"/>
+        </w:rPr>
+      </w:pPr>
+    </w:p>
+    <w:p>
+      <w:pPr>
+        <w:rPr>
+          <w:rFonts w:ascii="Tahoma" w:hAnsi="Tahoma" w:cs="Tahoma"/>
+          <w:b/>
+          <w:bCs/>
+          <w:color w:val="000000" w:themeColor="text1"/>
+          <w:sz w:val="28"/>
+          <w:szCs w:val="28"/>
+        </w:rPr>
+      </w:pPr>
+    </w:p>
+    <w:p>
+      <w:pPr>
+        <w:rPr>
+          <w:rFonts w:ascii="Tahoma" w:hAnsi="Tahoma" w:cs="Tahoma"/>
+          <w:b/>
+          <w:bCs/>
+          <w:color w:val="000000" w:themeColor="text1"/>
+          <w:sz w:val="28"/>
+          <w:szCs w:val="28"/>
+        </w:rPr>
+      </w:pPr>
+      <w:r>
+        <w:rPr>
+          <w:rFonts w:ascii="Tahoma" w:hAnsi="Tahoma" w:cs="Tahoma"/>
+          <w:b/>
+          <w:bCs/>
+          <w:color w:val="000000" w:themeColor="text1"/>
+          <w:sz w:val="28"/>
+          <w:szCs w:val="28"/>
+        </w:rPr>
+        <w:lastRenderedPageBreak/>
+        <w:t>References</w:t>
+      </w:r>
+    </w:p>
+    <w:p>
+      <w:pPr>
+        <w:ind w:left="360" w:hangingChars="200" w:hanging="360"/>
+        <w:rPr>
+          <w:rFonts w:ascii="Tahoma" w:hAnsi="Tahoma" w:cs="Tahoma"/>
+          <w:sz w:val="18"/>
+          <w:szCs w:val="18"/>
+        </w:rPr>
+      </w:pPr>
+      <w:r>
+        <w:rPr>
+          <w:rFonts w:ascii="Tahoma" w:hAnsi="Tahoma" w:cs="Tahoma"/>
+          <w:sz w:val="18"/>
+          <w:szCs w:val="18"/>
+        </w:rPr>
+        <w:t>[1]</w:t>
+      </w:r>
+      <w:r>
+        <w:rPr>
+          <w:rFonts w:ascii="Tahoma" w:hAnsi="Tahoma" w:cs="Tahoma"/>
+          <w:sz w:val="18"/>
+          <w:szCs w:val="18"/>
+        </w:rPr>
+        <w:t xml:space="preserve"> </w:t>
+      </w:r>
+      <w:r>
+        <w:rPr>
+          <w:rFonts w:ascii="Tahoma" w:hAnsi="Tahoma" w:cs="Tahoma"/>
+          <w:sz w:val="18"/>
+          <w:szCs w:val="18"/>
+        </w:rPr>
+        <w:t xml:space="preserve">A. Bazzi, A. O. Berthet, C. Campolo, B. M. Masini, A. Molinaro and A. Zanella, "On the Design of </w:t>
+      </w:r>
+      <w:proofErr w:type="spellStart"/>
+      <w:r>
+        <w:rPr>
+          <w:rFonts w:ascii="Tahoma" w:hAnsi="Tahoma" w:cs="Tahoma"/>
+          <w:sz w:val="18"/>
+          <w:szCs w:val="18"/>
+        </w:rPr>
+        <w:t>Sidelink</w:t>
+      </w:r>
+      <w:proofErr w:type="spellEnd"/>
+      <w:r>
+        <w:rPr>
+          <w:rFonts w:ascii="Tahoma" w:hAnsi="Tahoma" w:cs="Tahoma"/>
+          <w:sz w:val="18"/>
+          <w:szCs w:val="18"/>
+        </w:rPr>
+        <w:t xml:space="preserve"> for Cellular V2X: A Literature Review and Outlook for Future," in IEEE Access, vol. 9, pp. 97953-97980, 2021, </w:t>
+      </w:r>
+      <w:proofErr w:type="spellStart"/>
+      <w:r>
+        <w:rPr>
+          <w:rFonts w:ascii="Tahoma" w:hAnsi="Tahoma" w:cs="Tahoma"/>
+          <w:sz w:val="18"/>
+          <w:szCs w:val="18"/>
+        </w:rPr>
+        <w:t>doi</w:t>
+      </w:r>
+      <w:proofErr w:type="spellEnd"/>
+      <w:r>
+        <w:rPr>
+          <w:rFonts w:ascii="Tahoma" w:hAnsi="Tahoma" w:cs="Tahoma"/>
+          <w:sz w:val="18"/>
+          <w:szCs w:val="18"/>
+        </w:rPr>
+        <w:t>: 10.1109/ACCESS.2021.3094161.</w:t>
+      </w:r>
+    </w:p>
+    <w:p>
+      <w:pPr>
+        <w:ind w:left="360" w:hangingChars="200" w:hanging="360"/>
+        <w:rPr>
+          <w:rFonts w:ascii="Tahoma" w:hAnsi="Tahoma" w:cs="Tahoma"/>
+          <w:sz w:val="18"/>
+          <w:szCs w:val="18"/>
+        </w:rPr>
+      </w:pPr>
+      <w:r>
+        <w:rPr>
+          <w:rFonts w:ascii="Tahoma" w:hAnsi="Tahoma" w:cs="Tahoma" w:hint="eastAsia"/>
+          <w:sz w:val="18"/>
+          <w:szCs w:val="18"/>
+        </w:rPr>
+        <w:t>[</w:t>
+      </w:r>
+      <w:r>
+        <w:rPr>
+          <w:rFonts w:ascii="Tahoma" w:hAnsi="Tahoma" w:cs="Tahoma"/>
+          <w:sz w:val="18"/>
+          <w:szCs w:val="18"/>
+        </w:rPr>
+        <w:t>2]</w:t>
+      </w:r>
+      <w:r>
+        <w:rPr>
+          <w:rFonts w:ascii="Tahoma" w:hAnsi="Tahoma" w:cs="Tahoma"/>
+          <w:sz w:val="18"/>
+          <w:szCs w:val="18"/>
+        </w:rPr>
+        <w:t xml:space="preserve"> </w:t>
+      </w:r>
+      <w:r>
+        <w:rPr>
+          <w:rFonts w:ascii="Tahoma" w:hAnsi="Tahoma" w:cs="Tahoma"/>
+          <w:sz w:val="18"/>
+          <w:szCs w:val="18"/>
+        </w:rPr>
+        <w:t xml:space="preserve">S. Chen, J. Hu, Y. Shi, L. Zhao and W. Li, "A Vision of C-V2X: Technologies, Field Testing, and Challenges </w:t>
+      </w:r>
+      <w:proofErr w:type="gramStart"/>
+      <w:r>
+        <w:rPr>
+          <w:rFonts w:ascii="Tahoma" w:hAnsi="Tahoma" w:cs="Tahoma"/>
+          <w:sz w:val="18"/>
+          <w:szCs w:val="18"/>
+        </w:rPr>
+        <w:t>With</w:t>
+      </w:r>
+      <w:proofErr w:type="gramEnd"/>
+      <w:r>
+        <w:rPr>
+          <w:rFonts w:ascii="Tahoma" w:hAnsi="Tahoma" w:cs="Tahoma"/>
+          <w:sz w:val="18"/>
+          <w:szCs w:val="18"/>
+        </w:rPr>
+        <w:t xml:space="preserve"> Chinese Development," in IEEE Internet of Things Journal, vol. 7, no. 5, pp. 3872-3881, May 2020, </w:t>
+      </w:r>
+      <w:proofErr w:type="spellStart"/>
+      <w:r>
+        <w:rPr>
+          <w:rFonts w:ascii="Tahoma" w:hAnsi="Tahoma" w:cs="Tahoma"/>
+          <w:sz w:val="18"/>
+          <w:szCs w:val="18"/>
+        </w:rPr>
+        <w:t>doi</w:t>
+      </w:r>
+      <w:proofErr w:type="spellEnd"/>
+      <w:r>
+        <w:rPr>
+          <w:rFonts w:ascii="Tahoma" w:hAnsi="Tahoma" w:cs="Tahoma"/>
+          <w:sz w:val="18"/>
+          <w:szCs w:val="18"/>
+        </w:rPr>
+        <w:t>: 10.1109/JIOT.2020.2974823.</w:t>
+      </w:r>
+    </w:p>
+    <w:p>
+      <w:pPr>
+        <w:ind w:left="360" w:hangingChars="200" w:hanging="360"/>
+        <w:rPr>
+          <w:rFonts w:ascii="Tahoma" w:hAnsi="Tahoma" w:cs="Tahoma"/>
+          <w:sz w:val="18"/>
+          <w:szCs w:val="18"/>
+        </w:rPr>
+      </w:pPr>
+      <w:r>
+        <w:rPr>
+          <w:rFonts w:ascii="Tahoma" w:hAnsi="Tahoma" w:cs="Tahoma"/>
+          <w:sz w:val="18"/>
+          <w:szCs w:val="18"/>
+        </w:rPr>
+        <w:t xml:space="preserve">[3] </w:t>
+      </w:r>
+      <w:r>
+        <w:rPr>
+          <w:rFonts w:ascii="Tahoma" w:hAnsi="Tahoma" w:cs="Tahoma"/>
+          <w:sz w:val="18"/>
+          <w:szCs w:val="18"/>
+        </w:rPr>
+        <w:t xml:space="preserve">A. Bazzi, G. Cecchini, A. Zanella and B. M. Masini, "Study of the Impact of PHY and MAC Parameters in 3GPP C-V2V Mode 4," in IEEE Access, vol. 6, pp. 71685-71698, 2018, </w:t>
+      </w:r>
+      <w:proofErr w:type="spellStart"/>
+      <w:r>
+        <w:rPr>
+          <w:rFonts w:ascii="Tahoma" w:hAnsi="Tahoma" w:cs="Tahoma"/>
+          <w:sz w:val="18"/>
+          <w:szCs w:val="18"/>
+        </w:rPr>
+        <w:t>doi</w:t>
+      </w:r>
+      <w:proofErr w:type="spellEnd"/>
+      <w:r>
+        <w:rPr>
+          <w:rFonts w:ascii="Tahoma" w:hAnsi="Tahoma" w:cs="Tahoma"/>
+          <w:sz w:val="18"/>
+          <w:szCs w:val="18"/>
+        </w:rPr>
+        <w:t>: 10.1109/ACCESS.2018.2883401.</w:t>
+      </w:r>
+    </w:p>
+    <w:p>
+      <w:pPr>
+        <w:ind w:left="283" w:hangingChars="157" w:hanging="283"/>
+        <w:rPr>
+          <w:rFonts w:ascii="Tahoma" w:hAnsi="Tahoma" w:cs="Tahoma"/>
+          <w:sz w:val="18"/>
+          <w:szCs w:val="18"/>
+        </w:rPr>
+      </w:pPr>
+      <w:r>
+        <w:rPr>
+          <w:rFonts w:ascii="Tahoma" w:hAnsi="Tahoma" w:cs="Tahoma" w:hint="eastAsia"/>
+          <w:sz w:val="18"/>
+          <w:szCs w:val="18"/>
+        </w:rPr>
+        <w:t>[</w:t>
+      </w:r>
+      <w:r>
+        <w:rPr>
+          <w:rFonts w:ascii="Tahoma" w:hAnsi="Tahoma" w:cs="Tahoma"/>
+          <w:sz w:val="18"/>
+          <w:szCs w:val="18"/>
+        </w:rPr>
+        <w:t xml:space="preserve">4] </w:t>
+      </w:r>
+      <w:r>
+        <w:rPr>
+          <w:rFonts w:ascii="Tahoma" w:hAnsi="Tahoma" w:cs="Tahoma"/>
+          <w:sz w:val="18"/>
+          <w:szCs w:val="18"/>
+        </w:rPr>
+        <w:t>3GPP, “TS 38.101-4 NR; User Equipment (UE) radio transmission and reception; Part 4: Performance requirements (version 17.4.0 Release 17) “3GPP, Tech. Spec., April 2022.</w:t>
+      </w:r>
+    </w:p>
+    <w:p>
+      <w:pPr>
+        <w:ind w:left="360" w:hangingChars="200" w:hanging="360"/>
+        <w:rPr>
+          <w:rFonts w:ascii="Tahoma" w:hAnsi="Tahoma" w:cs="Tahoma"/>
+          <w:sz w:val="18"/>
+          <w:szCs w:val="18"/>
+        </w:rPr>
+      </w:pPr>
+      <w:r>
+        <w:rPr>
+          <w:rFonts w:ascii="Tahoma" w:hAnsi="Tahoma" w:cs="Tahoma" w:hint="eastAsia"/>
+          <w:sz w:val="18"/>
+          <w:szCs w:val="18"/>
+        </w:rPr>
+        <w:t>[</w:t>
+      </w:r>
+      <w:r>
+        <w:rPr>
+          <w:rFonts w:ascii="Tahoma" w:hAnsi="Tahoma" w:cs="Tahoma"/>
+          <w:sz w:val="18"/>
+          <w:szCs w:val="18"/>
+        </w:rPr>
+        <w:t>5</w:t>
+      </w:r>
+      <w:r>
+        <w:rPr>
+          <w:rFonts w:ascii="Tahoma" w:hAnsi="Tahoma" w:cs="Tahoma"/>
+          <w:sz w:val="18"/>
+          <w:szCs w:val="18"/>
+        </w:rPr>
+        <w:t>]</w:t>
+      </w:r>
+      <w:r>
+        <w:rPr>
+          <w:rFonts w:ascii="Tahoma" w:hAnsi="Tahoma" w:cs="Tahoma"/>
+          <w:sz w:val="18"/>
+          <w:szCs w:val="18"/>
+        </w:rPr>
+        <w:t xml:space="preserve"> </w:t>
+      </w:r>
+      <w:r>
+        <w:rPr>
+          <w:rFonts w:ascii="Tahoma" w:hAnsi="Tahoma" w:cs="Tahoma"/>
+          <w:sz w:val="18"/>
+          <w:szCs w:val="18"/>
+        </w:rPr>
+        <w:t>Study on Evaluation Methodology of New Vehicle-to-Everything (V2X) Use Cases for LTE and NR, document TR 37.885, version 15.3.0, 3GPP, Jun. 2019.</w:t>
+      </w:r>
+    </w:p>
+    <w:p>
+      <w:pPr>
+        <w:ind w:left="360" w:hangingChars="200" w:hanging="360"/>
+        <w:rPr>
+          <w:rFonts w:ascii="Tahoma" w:hAnsi="Tahoma" w:cs="Tahoma"/>
+          <w:sz w:val="18"/>
+          <w:szCs w:val="18"/>
+        </w:rPr>
+      </w:pPr>
+      <w:r>
+        <w:rPr>
+          <w:rFonts w:ascii="Tahoma" w:hAnsi="Tahoma" w:cs="Tahoma" w:hint="eastAsia"/>
+          <w:sz w:val="18"/>
+          <w:szCs w:val="18"/>
+        </w:rPr>
+        <w:t>[</w:t>
+      </w:r>
+      <w:r>
+        <w:rPr>
+          <w:rFonts w:ascii="Tahoma" w:hAnsi="Tahoma" w:cs="Tahoma"/>
+          <w:sz w:val="18"/>
+          <w:szCs w:val="18"/>
+        </w:rPr>
+        <w:t xml:space="preserve">6] </w:t>
+      </w:r>
+      <w:r>
+        <w:rPr>
+          <w:rFonts w:ascii="Tahoma" w:hAnsi="Tahoma" w:cs="Tahoma"/>
+          <w:sz w:val="18"/>
+          <w:szCs w:val="18"/>
+        </w:rPr>
+        <w:t xml:space="preserve">F. Goudarzi and H. Asgari, "Non-Cooperative Beacon Power Control for VANETs," in IEEE Transactions on Intelligent Transportation Systems, vol. 20, no. 2, pp. 777-782, Feb. 2019, </w:t>
+      </w:r>
+      <w:proofErr w:type="spellStart"/>
+      <w:r>
+        <w:rPr>
+          <w:rFonts w:ascii="Tahoma" w:hAnsi="Tahoma" w:cs="Tahoma"/>
+          <w:sz w:val="18"/>
+          <w:szCs w:val="18"/>
+        </w:rPr>
+        <w:t>doi</w:t>
+      </w:r>
+      <w:proofErr w:type="spellEnd"/>
+      <w:r>
+        <w:rPr>
+          <w:rFonts w:ascii="Tahoma" w:hAnsi="Tahoma" w:cs="Tahoma"/>
+          <w:sz w:val="18"/>
+          <w:szCs w:val="18"/>
+        </w:rPr>
+        <w:t>: 10.1109/TITS.2018.2813258.</w:t>
+      </w:r>
+    </w:p>
+    <w:p>
+      <w:pPr>
+        <w:ind w:left="283" w:hangingChars="157" w:hanging="283"/>
+        <w:rPr>
+          <w:rFonts w:ascii="Tahoma" w:hAnsi="Tahoma" w:cs="Tahoma"/>
+          <w:sz w:val="18"/>
+          <w:szCs w:val="18"/>
+        </w:rPr>
+      </w:pPr>
+      <w:r>
+        <w:rPr>
+          <w:rFonts w:ascii="Tahoma" w:hAnsi="Tahoma" w:cs="Tahoma" w:hint="eastAsia"/>
+          <w:sz w:val="18"/>
+          <w:szCs w:val="18"/>
+        </w:rPr>
+        <w:t>[</w:t>
+      </w:r>
+      <w:r>
+        <w:rPr>
+          <w:rFonts w:ascii="Tahoma" w:hAnsi="Tahoma" w:cs="Tahoma"/>
+          <w:sz w:val="18"/>
+          <w:szCs w:val="18"/>
+        </w:rPr>
+        <w:t xml:space="preserve">7] </w:t>
+      </w:r>
+      <w:r>
+        <w:rPr>
+          <w:rFonts w:ascii="Tahoma" w:hAnsi="Tahoma" w:cs="Tahoma"/>
+          <w:sz w:val="18"/>
+          <w:szCs w:val="18"/>
+        </w:rPr>
+        <w:t xml:space="preserve">M. Saifuddin, M. Zaman, B. </w:t>
+      </w:r>
+      <w:proofErr w:type="spellStart"/>
+      <w:r>
+        <w:rPr>
+          <w:rFonts w:ascii="Tahoma" w:hAnsi="Tahoma" w:cs="Tahoma"/>
+          <w:sz w:val="18"/>
+          <w:szCs w:val="18"/>
+        </w:rPr>
+        <w:t>Toghi</w:t>
+      </w:r>
+      <w:proofErr w:type="spellEnd"/>
+      <w:r>
+        <w:rPr>
+          <w:rFonts w:ascii="Tahoma" w:hAnsi="Tahoma" w:cs="Tahoma"/>
+          <w:sz w:val="18"/>
+          <w:szCs w:val="18"/>
+        </w:rPr>
+        <w:t xml:space="preserve">, Y. P. Fallah and J. Rao, "Performance Analysis of Cellular-V2X with Adaptive &amp; Selective Power Control," 2020 IEEE 3rd Connected and Automated Vehicles Symposium (CAVS), Victoria, BC, Canada, 2020, pp. 1-7, </w:t>
+      </w:r>
+      <w:proofErr w:type="spellStart"/>
+      <w:r>
+        <w:rPr>
+          <w:rFonts w:ascii="Tahoma" w:hAnsi="Tahoma" w:cs="Tahoma"/>
+          <w:sz w:val="18"/>
+          <w:szCs w:val="18"/>
+        </w:rPr>
+        <w:t>doi</w:t>
+      </w:r>
+      <w:proofErr w:type="spellEnd"/>
+      <w:r>
+        <w:rPr>
+          <w:rFonts w:ascii="Tahoma" w:hAnsi="Tahoma" w:cs="Tahoma"/>
+          <w:sz w:val="18"/>
+          <w:szCs w:val="18"/>
+        </w:rPr>
+        <w:t>: 10.1109/CAVS51000.2020.9334605.</w:t>
+      </w:r>
+      <w:r>
+        <w:rPr>
+          <w:rFonts w:ascii="Tahoma" w:hAnsi="Tahoma" w:cs="Tahoma" w:hint="eastAsia"/>
+          <w:sz w:val="18"/>
+          <w:szCs w:val="18"/>
+        </w:rPr>
+        <w:t xml:space="preserve"> </w:t>
+      </w:r>
+    </w:p>
+    <w:p>
+      <w:pPr>
+        <w:ind w:left="283" w:hangingChars="157" w:hanging="283"/>
+        <w:rPr>
+          <w:rFonts w:ascii="Tahoma" w:hAnsi="Tahoma" w:cs="Tahoma"/>
+          <w:sz w:val="18"/>
+          <w:szCs w:val="18"/>
+        </w:rPr>
+      </w:pPr>
+      <w:r>
+        <w:rPr>
+          <w:rFonts w:ascii="Tahoma" w:hAnsi="Tahoma" w:cs="Tahoma" w:hint="eastAsia"/>
+          <w:sz w:val="18"/>
+          <w:szCs w:val="18"/>
+        </w:rPr>
+        <w:t>[</w:t>
+      </w:r>
+      <w:r>
+        <w:rPr>
+          <w:rFonts w:ascii="Tahoma" w:hAnsi="Tahoma" w:cs="Tahoma"/>
+          <w:sz w:val="18"/>
+          <w:szCs w:val="18"/>
+        </w:rPr>
+        <w:t>8</w:t>
+      </w:r>
+      <w:r>
+        <w:rPr>
+          <w:rFonts w:ascii="Tahoma" w:hAnsi="Tahoma" w:cs="Tahoma"/>
+          <w:sz w:val="18"/>
+          <w:szCs w:val="18"/>
+        </w:rPr>
+        <w:t xml:space="preserve">] </w:t>
+      </w:r>
+      <w:r>
+        <w:rPr>
+          <w:rFonts w:ascii="Tahoma" w:hAnsi="Tahoma" w:cs="Tahoma"/>
+          <w:sz w:val="18"/>
+          <w:szCs w:val="18"/>
+        </w:rPr>
+        <w:t xml:space="preserve">V. Todisco, S. Bartoletti, C. Campolo, A. Molinaro, A. O. </w:t>
+      </w:r>
+      <w:proofErr w:type="gramStart"/>
+      <w:r>
+        <w:rPr>
+          <w:rFonts w:ascii="Tahoma" w:hAnsi="Tahoma" w:cs="Tahoma"/>
+          <w:sz w:val="18"/>
+          <w:szCs w:val="18"/>
+        </w:rPr>
+        <w:t>Berthet</w:t>
+      </w:r>
+      <w:proofErr w:type="gramEnd"/>
+      <w:r>
+        <w:rPr>
+          <w:rFonts w:ascii="Tahoma" w:hAnsi="Tahoma" w:cs="Tahoma"/>
+          <w:sz w:val="18"/>
+          <w:szCs w:val="18"/>
+        </w:rPr>
+        <w:t xml:space="preserve"> and A. Bazzi, "Performance Analysis of </w:t>
+      </w:r>
+      <w:proofErr w:type="spellStart"/>
+      <w:r>
+        <w:rPr>
+          <w:rFonts w:ascii="Tahoma" w:hAnsi="Tahoma" w:cs="Tahoma"/>
+          <w:sz w:val="18"/>
+          <w:szCs w:val="18"/>
+        </w:rPr>
+        <w:t>Sidelink</w:t>
+      </w:r>
+      <w:proofErr w:type="spellEnd"/>
+      <w:r>
+        <w:rPr>
+          <w:rFonts w:ascii="Tahoma" w:hAnsi="Tahoma" w:cs="Tahoma"/>
+          <w:sz w:val="18"/>
+          <w:szCs w:val="18"/>
+        </w:rPr>
+        <w:t xml:space="preserve"> 5G-V2X Mode 2 Through an Open-Source Simulator," in IEEE Access, vol. 9, pp. 145648-145661, 2021, </w:t>
+      </w:r>
+      <w:proofErr w:type="spellStart"/>
+      <w:r>
+        <w:rPr>
+          <w:rFonts w:ascii="Tahoma" w:hAnsi="Tahoma" w:cs="Tahoma"/>
+          <w:sz w:val="18"/>
+          <w:szCs w:val="18"/>
+        </w:rPr>
+        <w:t>doi</w:t>
+      </w:r>
+      <w:proofErr w:type="spellEnd"/>
+      <w:r>
+        <w:rPr>
+          <w:rFonts w:ascii="Tahoma" w:hAnsi="Tahoma" w:cs="Tahoma"/>
+          <w:sz w:val="18"/>
+          <w:szCs w:val="18"/>
+        </w:rPr>
+        <w:t>: 10.1109/ACCESS.2021.3121151.</w:t>
+      </w:r>
+    </w:p>
+    <w:p>
+      <w:pPr>
+        <w:ind w:left="360" w:hangingChars="200" w:hanging="360"/>
+        <w:rPr>
+          <w:rFonts w:ascii="Tahoma" w:hAnsi="Tahoma" w:cs="Tahoma"/>
+          <w:sz w:val="18"/>
+          <w:szCs w:val="18"/>
+        </w:rPr>
+      </w:pPr>
+      <w:r>
+        <w:rPr>
+          <w:rFonts w:ascii="Tahoma" w:hAnsi="Tahoma" w:cs="Tahoma" w:hint="eastAsia"/>
+          <w:sz w:val="18"/>
+          <w:szCs w:val="18"/>
+        </w:rPr>
+        <w:t>[</w:t>
+      </w:r>
+      <w:r>
+        <w:rPr>
+          <w:rFonts w:ascii="Tahoma" w:hAnsi="Tahoma" w:cs="Tahoma"/>
+          <w:sz w:val="18"/>
+          <w:szCs w:val="18"/>
+        </w:rPr>
+        <w:t xml:space="preserve">9] </w:t>
+      </w:r>
+      <w:r>
+        <w:rPr>
+          <w:rFonts w:ascii="Tahoma" w:hAnsi="Tahoma" w:cs="Tahoma"/>
+          <w:sz w:val="18"/>
+          <w:szCs w:val="18"/>
+        </w:rPr>
+        <w:t xml:space="preserve">S. Bartoletti, B. M. Masini, V. Martinez, I. </w:t>
+      </w:r>
+      <w:proofErr w:type="gramStart"/>
+      <w:r>
+        <w:rPr>
+          <w:rFonts w:ascii="Tahoma" w:hAnsi="Tahoma" w:cs="Tahoma"/>
+          <w:sz w:val="18"/>
+          <w:szCs w:val="18"/>
+        </w:rPr>
+        <w:t>Sarris</w:t>
+      </w:r>
+      <w:proofErr w:type="gramEnd"/>
+      <w:r>
+        <w:rPr>
+          <w:rFonts w:ascii="Tahoma" w:hAnsi="Tahoma" w:cs="Tahoma"/>
+          <w:sz w:val="18"/>
+          <w:szCs w:val="18"/>
+        </w:rPr>
+        <w:t xml:space="preserve"> and A. Bazzi, "Impact of the Generation Interval on the Performance of </w:t>
+      </w:r>
+      <w:proofErr w:type="spellStart"/>
+      <w:r>
+        <w:rPr>
+          <w:rFonts w:ascii="Tahoma" w:hAnsi="Tahoma" w:cs="Tahoma"/>
+          <w:sz w:val="18"/>
+          <w:szCs w:val="18"/>
+        </w:rPr>
+        <w:t>Sidelink</w:t>
+      </w:r>
+      <w:proofErr w:type="spellEnd"/>
+      <w:r>
+        <w:rPr>
+          <w:rFonts w:ascii="Tahoma" w:hAnsi="Tahoma" w:cs="Tahoma"/>
+          <w:sz w:val="18"/>
+          <w:szCs w:val="18"/>
+        </w:rPr>
+        <w:t xml:space="preserve"> C-V2X Autonomous Mode," in IEEE Access, vol. 9, pp. 35121-35135, 2021, </w:t>
+      </w:r>
+      <w:proofErr w:type="spellStart"/>
+      <w:r>
+        <w:rPr>
+          <w:rFonts w:ascii="Tahoma" w:hAnsi="Tahoma" w:cs="Tahoma"/>
+          <w:sz w:val="18"/>
+          <w:szCs w:val="18"/>
+        </w:rPr>
+        <w:t>doi</w:t>
+      </w:r>
+      <w:proofErr w:type="spellEnd"/>
+      <w:r>
+        <w:rPr>
+          <w:rFonts w:ascii="Tahoma" w:hAnsi="Tahoma" w:cs="Tahoma"/>
+          <w:sz w:val="18"/>
+          <w:szCs w:val="18"/>
+        </w:rPr>
+        <w:t>: 10.1109/ACCESS.2021.3061913.</w:t>
+      </w:r>
+    </w:p>
+    <w:p>
+      <w:pPr>
+        <w:ind w:left="283" w:hangingChars="157" w:hanging="283"/>
         <w:rPr>
           <w:rFonts w:ascii="Tahoma" w:eastAsia="DengXian" w:hAnsi="Tahoma" w:cs="Tahoma"/>
           <w:sz w:val="18"/>
@@ -11675,8 +12612,9 @@
         </w:rPr>
       </w:pPr>
     </w:p>
+    <w:p/>
     <w:sectPr>
-      <w:footerReference w:type="default" r:id="rId22"/>
+      <w:footerReference w:type="default" r:id="rId24"/>
       <w:pgSz w:w="11906" w:h="16838"/>
       <w:pgMar w:top="1440" w:right="1800" w:bottom="1440" w:left="1800" w:header="851" w:footer="283" w:gutter="0"/>
       <w:pgNumType w:start="0"/>
